--- a/whitepaper/aafl-whitepaper-v1.2.docx
+++ b/whitepaper/aafl-whitepaper-v1.2.docx
@@ -60,7 +60,7 @@
         </w:p>
       </w:sdtContent>
     </w:sdt>
-    <w:bookmarkStart w:id="117" w:name="Xf3c2d715b34d24641f34b2f9fb07d3430610d0d"/>
+    <w:bookmarkStart w:id="116" w:name="Xf3c2d715b34d24641f34b2f9fb07d3430610d0d"/>
     <w:p>
       <w:pPr>
         <w:pStyle w:val="Heading1"/>
@@ -263,7 +263,7 @@
         <w:t xml:space="preserve"> </w:t>
       </w:r>
       <w:r>
-        <w:t xml:space="preserve">— an opinionated framework that operates inside this shift. AAFL preserves ADDIE's five-phase spine (because federal contracting officers, ACE evaluators, and Quality Matters reviewers still read in that vocabulary), adds three cross-cutting layers (orchestration, evaluation-as-spec, governance) that did not exist in classic ADDIE, introduces an inner</w:t>
+        <w:t xml:space="preserve">— a framework for the era of agent-authored first drafts and human-held accountability. AAFL preserves ADDIE's five-phase spine (because federal contracting officers, ACE evaluators, and Quality Matters reviewers still read in that vocabulary), adds three cross-cutting layers (orchestration, evaluation-as-spec, governance) that did not exist in classic ADDIE, introduces an inner</w:t>
       </w:r>
       <w:r>
         <w:t xml:space="preserve"> </w:t>
@@ -295,7 +295,7 @@
         <w:t xml:space="preserve"> </w:t>
       </w:r>
       <w:r>
-        <w:t xml:space="preserve">as the organizing outcome.</w:t>
+        <w:t xml:space="preserve">— not course completion or learning attainment — as the organizing outcome.</w:t>
       </w:r>
     </w:p>
     <w:p>
@@ -363,29 +363,13 @@
           <w:b/>
           <w:bCs/>
         </w:rPr>
-        <w:t xml:space="preserve">The Proportional Restraint Scale (PRS) with prescribed caps</w:t>
-      </w:r>
-      <w:r>
-        <w:t xml:space="preserve"> </w:t>
-      </w:r>
-      <w:r>
-        <w:t xml:space="preserve">— most federal/accredited programs sit at PRS-2 / PRS-3; PRS-4 is</w:t>
-      </w:r>
-      <w:r>
-        <w:t xml:space="preserve"> </w:t>
-      </w:r>
-      <w:r>
-        <w:rPr>
-          <w:i/>
-          <w:iCs/>
-        </w:rPr>
-        <w:t xml:space="preserve">inappropriate</w:t>
-      </w:r>
-      <w:r>
-        <w:t xml:space="preserve"> </w:t>
-      </w:r>
-      <w:r>
-        <w:t xml:space="preserve">for credentialing, classified, and high-consequence training</w:t>
+        <w:t xml:space="preserve">The Proportional Restraint Scale (PRS)</w:t>
+      </w:r>
+      <w:r>
+        <w:t xml:space="preserve"> </w:t>
+      </w:r>
+      <w:r>
+        <w:t xml:space="preserve">— a four-level scale (PRS-1 Sandbox · PRS-2 Co-designer · PRS-3 Production Partner · PRS-4 Performance System) with prescribed ceilings for each consequence space; most federal and accredited programs sit at PRS-2 or PRS-3 (see §6)</w:t>
       </w:r>
     </w:p>
     <w:p>
@@ -429,7 +413,7 @@
         <w:t xml:space="preserve"> </w:t>
       </w:r>
       <w:r>
-        <w:t xml:space="preserve">— institutional infrastructure including classification-based maturity caps that no civilian framework currently specifies</w:t>
+        <w:t xml:space="preserve">— the institutional infrastructure (audit trail, classification handling, accreditation alignment, escalation paths) that operationalizes the PRS ceilings; the federal-applicability claim no civilian framework currently makes</w:t>
       </w:r>
     </w:p>
     <w:p>
@@ -453,7 +437,7 @@
         <w:t xml:space="preserve"> </w:t>
       </w:r>
       <w:r>
-        <w:t xml:space="preserve">do — no PRS-4 on classified content authoring, no PRS-4 on credentialing programs, no agent autonomy on pedagogical gates regardless of model capability — before publishing what it does. That posture is the source of its credibility, not its limitation.</w:t>
+        <w:t xml:space="preserve">do — concrete caps on agent autonomy tied to data classification, training-program type, and decision class — before publishing what it does. That posture is the source of its credibility, not its limitation.</w:t>
       </w:r>
     </w:p>
     <w:p>
@@ -474,7 +458,7 @@
         <w:t xml:space="preserve">As a sequential argument</w:t>
       </w:r>
       <w:r>
-        <w:t xml:space="preserve">, it moves from the conceptual shift (§1), through the architecture (§2–§3), the gate taxonomy (§4), the agent-task split (§5), the maturity model (§6), the eval framework (§7), the cross-cutting layers (§8), engagement with prior frameworks (§9), federal applicability (§10), and risks (§11).</w:t>
+        <w:t xml:space="preserve">, it moves from the conceptual realignment (§1), through the architecture (§2–§3), the gate taxonomy (§4), the agent-task split (§5), the Proportional Restraint Scale (§6), the eval framework (§7), the cross-cutting layers (§8), engagement with prior frameworks (§9), federal applicability (§10), and risks (§11).</w:t>
       </w:r>
       <w:r>
         <w:t xml:space="preserve"> </w:t>
@@ -505,6 +489,18 @@
       </w:pPr>
       <w:r>
         <w:t xml:space="preserve">Table of Contents</w:t>
+      </w:r>
+    </w:p>
+    <w:p>
+      <w:pPr>
+        <w:pStyle w:val="FirstParagraph"/>
+      </w:pPr>
+      <w:r>
+        <w:rPr>
+          <w:i/>
+          <w:iCs/>
+        </w:rPr>
+        <w:t xml:space="preserve">Throughout this paper, the symbol "§" (the section sign, also called the silcrow) is used as a shorthand for "section." A reference to "§4" means "see Section 4." This is the standard convention in legal and scholarly writing for cross-referencing numbered sections within a document.</w:t>
       </w:r>
     </w:p>
     <w:p>
@@ -516,6 +512,16 @@
         </w:numPr>
       </w:pPr>
       <w:r>
+        <w:rPr>
+          <w:b/>
+          <w:bCs/>
+        </w:rPr>
+        <w:t xml:space="preserve">§1.</w:t>
+      </w:r>
+      <w:r>
+        <w:t xml:space="preserve"> </w:t>
+      </w:r>
+      <w:r>
         <w:t xml:space="preserve">The Conceptual Shift</w:t>
       </w:r>
     </w:p>
@@ -528,7 +534,17 @@
         </w:numPr>
       </w:pPr>
       <w:r>
-        <w:t xml:space="preserve">§1.5 Method — How This Framework Was Developed</w:t>
+        <w:rPr>
+          <w:b/>
+          <w:bCs/>
+        </w:rPr>
+        <w:t xml:space="preserve">§1.5</w:t>
+      </w:r>
+      <w:r>
+        <w:t xml:space="preserve"> </w:t>
+      </w:r>
+      <w:r>
+        <w:t xml:space="preserve">Method — How This Framework Was Developed</w:t>
       </w:r>
     </w:p>
     <w:p>
@@ -540,6 +556,16 @@
         </w:numPr>
       </w:pPr>
       <w:r>
+        <w:rPr>
+          <w:b/>
+          <w:bCs/>
+        </w:rPr>
+        <w:t xml:space="preserve">§2.</w:t>
+      </w:r>
+      <w:r>
+        <w:t xml:space="preserve"> </w:t>
+      </w:r>
+      <w:r>
         <w:t xml:space="preserve">Architecture — The Hybrid Stack</w:t>
       </w:r>
     </w:p>
@@ -552,6 +578,16 @@
         </w:numPr>
       </w:pPr>
       <w:r>
+        <w:rPr>
+          <w:b/>
+          <w:bCs/>
+        </w:rPr>
+        <w:t xml:space="preserve">§3.</w:t>
+      </w:r>
+      <w:r>
+        <w:t xml:space="preserve"> </w:t>
+      </w:r>
+      <w:r>
         <w:t xml:space="preserve">The Translator's Loop</w:t>
       </w:r>
     </w:p>
@@ -564,6 +600,16 @@
         </w:numPr>
       </w:pPr>
       <w:r>
+        <w:rPr>
+          <w:b/>
+          <w:bCs/>
+        </w:rPr>
+        <w:t xml:space="preserve">§4.</w:t>
+      </w:r>
+      <w:r>
+        <w:t xml:space="preserve"> </w:t>
+      </w:r>
+      <w:r>
         <w:t xml:space="preserve">The HITL Decision-Gate Taxonomy</w:t>
       </w:r>
     </w:p>
@@ -576,6 +622,16 @@
         </w:numPr>
       </w:pPr>
       <w:r>
+        <w:rPr>
+          <w:b/>
+          <w:bCs/>
+        </w:rPr>
+        <w:t xml:space="preserve">§5.</w:t>
+      </w:r>
+      <w:r>
+        <w:t xml:space="preserve"> </w:t>
+      </w:r>
+      <w:r>
         <w:t xml:space="preserve">The Agent-Task Taxonomy</w:t>
       </w:r>
     </w:p>
@@ -588,6 +644,16 @@
         </w:numPr>
       </w:pPr>
       <w:r>
+        <w:rPr>
+          <w:b/>
+          <w:bCs/>
+        </w:rPr>
+        <w:t xml:space="preserve">§6.</w:t>
+      </w:r>
+      <w:r>
+        <w:t xml:space="preserve"> </w:t>
+      </w:r>
+      <w:r>
         <w:t xml:space="preserve">The Proportional Restraint Scale (PRS)</w:t>
       </w:r>
     </w:p>
@@ -600,6 +666,16 @@
         </w:numPr>
       </w:pPr>
       <w:r>
+        <w:rPr>
+          <w:b/>
+          <w:bCs/>
+        </w:rPr>
+        <w:t xml:space="preserve">§7.</w:t>
+      </w:r>
+      <w:r>
+        <w:t xml:space="preserve"> </w:t>
+      </w:r>
+      <w:r>
         <w:t xml:space="preserve">The Eval Framework</w:t>
       </w:r>
     </w:p>
@@ -612,6 +688,16 @@
         </w:numPr>
       </w:pPr>
       <w:r>
+        <w:rPr>
+          <w:b/>
+          <w:bCs/>
+        </w:rPr>
+        <w:t xml:space="preserve">§8.</w:t>
+      </w:r>
+      <w:r>
+        <w:t xml:space="preserve"> </w:t>
+      </w:r>
+      <w:r>
         <w:t xml:space="preserve">The Three Cross-Cutting Layers</w:t>
       </w:r>
     </w:p>
@@ -624,6 +710,16 @@
         </w:numPr>
       </w:pPr>
       <w:r>
+        <w:rPr>
+          <w:b/>
+          <w:bCs/>
+        </w:rPr>
+        <w:t xml:space="preserve">§9.</w:t>
+      </w:r>
+      <w:r>
+        <w:t xml:space="preserve"> </w:t>
+      </w:r>
+      <w:r>
         <w:t xml:space="preserve">Engagement With Prior Frameworks and Intellectual Lineage</w:t>
       </w:r>
     </w:p>
@@ -636,6 +732,16 @@
         </w:numPr>
       </w:pPr>
       <w:r>
+        <w:rPr>
+          <w:b/>
+          <w:bCs/>
+        </w:rPr>
+        <w:t xml:space="preserve">§10.</w:t>
+      </w:r>
+      <w:r>
+        <w:t xml:space="preserve"> </w:t>
+      </w:r>
+      <w:r>
         <w:t xml:space="preserve">Federal Applicability</w:t>
       </w:r>
     </w:p>
@@ -648,6 +754,16 @@
         </w:numPr>
       </w:pPr>
       <w:r>
+        <w:rPr>
+          <w:b/>
+          <w:bCs/>
+        </w:rPr>
+        <w:t xml:space="preserve">§11.</w:t>
+      </w:r>
+      <w:r>
+        <w:t xml:space="preserve"> </w:t>
+      </w:r>
+      <w:r>
         <w:t xml:space="preserve">Risks and Pitfalls</w:t>
       </w:r>
     </w:p>
@@ -660,6 +776,16 @@
         </w:numPr>
       </w:pPr>
       <w:r>
+        <w:rPr>
+          <w:b/>
+          <w:bCs/>
+        </w:rPr>
+        <w:t xml:space="preserve">§12.</w:t>
+      </w:r>
+      <w:r>
+        <w:t xml:space="preserve"> </w:t>
+      </w:r>
+      <w:r>
         <w:t xml:space="preserve">Limitations and Future Work</w:t>
       </w:r>
     </w:p>
@@ -672,6 +798,16 @@
         </w:numPr>
       </w:pPr>
       <w:r>
+        <w:rPr>
+          <w:b/>
+          <w:bCs/>
+        </w:rPr>
+        <w:t xml:space="preserve">§13.</w:t>
+      </w:r>
+      <w:r>
+        <w:t xml:space="preserve"> </w:t>
+      </w:r>
+      <w:r>
         <w:t xml:space="preserve">Frequently Asked Questions</w:t>
       </w:r>
     </w:p>
@@ -684,6 +820,16 @@
         </w:numPr>
       </w:pPr>
       <w:r>
+        <w:rPr>
+          <w:b/>
+          <w:bCs/>
+        </w:rPr>
+        <w:t xml:space="preserve">§14.</w:t>
+      </w:r>
+      <w:r>
+        <w:t xml:space="preserve"> </w:t>
+      </w:r>
+      <w:r>
         <w:t xml:space="preserve">Bibliography</w:t>
       </w:r>
     </w:p>
@@ -741,7 +887,63 @@
         <w:pStyle w:val="BodyText"/>
       </w:pPr>
       <w:r>
-        <w:t xml:space="preserve">The agent era inverts authorship without inverting accountability. A competent AI agent, prompted appropriately and given access to source material, can now produce:</w:t>
+        <w:t xml:space="preserve">The agent era reverses who writes the first draft without reversing who is accountable for it. Agents now produce drafts that human practitioners used to author by hand; institutional, legal, and pedagogical accountability for the work still rests with the practitioner. We call this</w:t>
+      </w:r>
+      <w:r>
+        <w:t xml:space="preserve"> </w:t>
+      </w:r>
+      <w:r>
+        <w:rPr>
+          <w:i/>
+          <w:iCs/>
+        </w:rPr>
+        <w:t xml:space="preserve">authorship inversion without accountability inversion</w:t>
+      </w:r>
+      <w:r>
+        <w:t xml:space="preserve"> </w:t>
+      </w:r>
+      <w:r>
+        <w:t xml:space="preserve">— the</w:t>
+      </w:r>
+      <w:r>
+        <w:t xml:space="preserve"> </w:t>
+      </w:r>
+      <w:r>
+        <w:rPr>
+          <w:i/>
+          <w:iCs/>
+        </w:rPr>
+        <w:t xml:space="preserve">who-writes</w:t>
+      </w:r>
+      <w:r>
+        <w:t xml:space="preserve"> </w:t>
+      </w:r>
+      <w:r>
+        <w:t xml:space="preserve">role flips; the</w:t>
+      </w:r>
+      <w:r>
+        <w:t xml:space="preserve"> </w:t>
+      </w:r>
+      <w:r>
+        <w:rPr>
+          <w:i/>
+          <w:iCs/>
+        </w:rPr>
+        <w:t xml:space="preserve">who-owns-it</w:t>
+      </w:r>
+      <w:r>
+        <w:t xml:space="preserve"> </w:t>
+      </w:r>
+      <w:r>
+        <w:t xml:space="preserve">role does not.</w:t>
+      </w:r>
+    </w:p>
+    <w:p>
+      <w:pPr>
+        <w:pStyle w:val="BodyText"/>
+      </w:pPr>
+      <w:r>
+        <w:t xml:space="preserve">A competent AI agent, given clear instructions, well-formed inputs, and access to source material, can now produce:</w:t>
       </w:r>
     </w:p>
     <w:p>
@@ -869,7 +1071,7 @@
         <w:t xml:space="preserve"> </w:t>
       </w:r>
       <w:r>
-        <w:t xml:space="preserve">in dispute — and what AAFL claims to resolve — is the question of where the human stays, why, and what authority the human's judgment carries that the agent's output does not. Three positions in the discourse currently dominate:</w:t>
+        <w:t xml:space="preserve">in dispute — and what AAFL claims to resolve — is the question of where the human stays, why, and what authority the human's judgment carries that the agent's output does not. Two positions in the discourse currently dominate:</w:t>
       </w:r>
     </w:p>
     <w:p>
@@ -913,39 +1115,7 @@
         <w:t xml:space="preserve"> </w:t>
       </w:r>
       <w:r>
-        <w:t xml:space="preserve">Agents accelerate ID work without displacing it. Humans review every output.</w:t>
-      </w:r>
-    </w:p>
-    <w:p>
-      <w:pPr>
-        <w:pStyle w:val="Compact"/>
-        <w:numPr>
-          <w:ilvl w:val="0"/>
-          <w:numId w:val="1005"/>
-        </w:numPr>
-      </w:pPr>
-      <w:r>
-        <w:rPr>
-          <w:b/>
-          <w:bCs/>
-        </w:rPr>
-        <w:t xml:space="preserve">The translator position.</w:t>
-      </w:r>
-      <w:r>
-        <w:t xml:space="preserve"> </w:t>
-      </w:r>
-      <w:r>
-        <w:t xml:space="preserve">Agents produce confident first drafts; humans translate between agent capability and instructional soundness, holding judgment at specific decision points.</w:t>
-      </w:r>
-      <w:r>
-        <w:t xml:space="preserve"> </w:t>
-      </w:r>
-      <w:r>
-        <w:rPr>
-          <w:i/>
-          <w:iCs/>
-        </w:rPr>
-        <w:t xml:space="preserve">AAFL operationalizes this position.</w:t>
+        <w:t xml:space="preserve">Agents accelerate ID work without displacing it. Humans review agent output and make the value-laden decisions.</w:t>
       </w:r>
     </w:p>
     <w:p>
@@ -953,7 +1123,44 @@
         <w:pStyle w:val="FirstParagraph"/>
       </w:pPr>
       <w:r>
-        <w:t xml:space="preserve">The translator position holds that the</w:t>
+        <w:t xml:space="preserve">AAFL takes the augmentation position. But "augmentation" is broad —</w:t>
+      </w:r>
+      <w:r>
+        <w:t xml:space="preserve"> </w:t>
+      </w:r>
+      <w:r>
+        <w:rPr>
+          <w:i/>
+          <w:iCs/>
+        </w:rPr>
+        <w:t xml:space="preserve">how</w:t>
+      </w:r>
+      <w:r>
+        <w:t xml:space="preserve"> </w:t>
+      </w:r>
+      <w:r>
+        <w:t xml:space="preserve">the human relates to the agent's output is what separates augmentation that works from augmentation that drifts into rubber-stamp review. AAFL calls this practitioner posture the</w:t>
+      </w:r>
+      <w:r>
+        <w:t xml:space="preserve"> </w:t>
+      </w:r>
+      <w:r>
+        <w:rPr>
+          <w:b/>
+          <w:bCs/>
+        </w:rPr>
+        <w:t xml:space="preserve">translator stance</w:t>
+      </w:r>
+      <w:r>
+        <w:t xml:space="preserve">: agents produce confident first drafts; humans translate between agent capability and instructional soundness, judging at specific decision points, gating release, and holding the accountability the agent cannot. The translator stance is not a third position on the spectrum; it is the discipline that operationalizes the augmentation position. Substitution requires no stance — there is no human to take one. Augmentation without the translator stance collapses into review-theater.</w:t>
+      </w:r>
+    </w:p>
+    <w:p>
+      <w:pPr>
+        <w:pStyle w:val="BodyText"/>
+      </w:pPr>
+      <w:r>
+        <w:t xml:space="preserve">The translator stance holds that the</w:t>
       </w:r>
       <w:r>
         <w:t xml:space="preserve"> </w:t>
@@ -985,15 +1192,15 @@
         <w:t xml:space="preserve"> </w:t>
       </w:r>
       <w:r>
-        <w:t xml:space="preserve">must not be. The learner does not care who wrote the artifact. The learner cares whether the artifact moves their performance. The institution does not care who drafted the assessment. The institution cares whether the assessment validly measures the construct claimed and whether it stands up in audit. Agents do not (yet) bear professional, legal, or institutional accountability for these claims; humans do. AAFL formalizes the gates where human accountability is irreducible regardless of agent capability.</w:t>
-      </w:r>
-    </w:p>
-    <w:p>
-      <w:pPr>
-        <w:pStyle w:val="BodyText"/>
-      </w:pPr>
-      <w:r>
-        <w:t xml:space="preserve">But the conceptual shift goes deeper than authorship. The</w:t>
+        <w:t xml:space="preserve">must not be. The learner does not care who wrote the artifact. The learner cares whether the artifact improves their performance. The institution does not care who drafted the assessment. The institution cares whether the assessment validly measures the construct claimed and whether it stands up in audit. Agents do not (yet) bear professional, legal, or institutional accountability for these claims; humans do. AAFL formalizes the gates where human accountability is irreducible regardless of agent capability.</w:t>
+      </w:r>
+    </w:p>
+    <w:p>
+      <w:pPr>
+        <w:pStyle w:val="BodyText"/>
+      </w:pPr>
+      <w:r>
+        <w:t xml:space="preserve">But the conceptual realignment goes deeper than authorship. The</w:t>
       </w:r>
       <w:r>
         <w:t xml:space="preserve"> </w:t>
@@ -1009,7 +1216,7 @@
         <w:t xml:space="preserve"> </w:t>
       </w:r>
       <w:r>
-        <w:t xml:space="preserve">of doing ID has shifted, too — or, more accurately, the agent era exposes a shift that was already underway in the most performance-oriented corners of L&amp;D.</w:t>
+        <w:t xml:space="preserve">of doing ID is changing, too — or, more accurately, the agent era exposes a change that was already underway in the most performance-oriented corners of L&amp;D, and provides the eval tooling to finally complete it.</w:t>
       </w:r>
     </w:p>
     <w:p>
@@ -1030,28 +1237,78 @@
         <w:t xml:space="preserve">learning attainment</w:t>
       </w:r>
       <w:r>
-        <w:t xml:space="preserve">: phases optimize for producing a course that learners pass. The performance-oriented tradition reframes the L&amp;D outcome question as</w:t>
-      </w:r>
-      <w:r>
-        <w:t xml:space="preserve"> </w:t>
-      </w:r>
-      <w:r>
-        <w:rPr>
-          <w:i/>
-          <w:iCs/>
-        </w:rPr>
-        <w:t xml:space="preserve">workplace performance</w:t>
-      </w:r>
-      <w:r>
-        <w:t xml:space="preserve">. Did time-to-competency drop? Did error rate decrease? Did throughput rise? Did the skill transfer to the job? An intervention that does not move performance is a learning experience, not a performance-acceleration intervention. This is Kirkpatrick L3/L4 territory, not L1.</w:t>
-      </w:r>
-    </w:p>
-    <w:p>
-      <w:pPr>
-        <w:pStyle w:val="BodyText"/>
-      </w:pPr>
-      <w:r>
-        <w:t xml:space="preserve">The agent era makes the distinction urgent. An agent will optimize whatever you tell it to optimize. If the eval rubric measures course completion and quiz scores, the agent will produce courses that maximize completion and quiz scores — and may be entirely uncorrelated with workplace performance. If the eval rubric measures time-to-competency and transfer-to-job, the agent's output orients toward those outcomes. The choice of organizing outcome is no longer abstract; it is the spec the agent fulfills.</w:t>
+        <w:t xml:space="preserve">: phases optimize for producing a course that learners pass. That framing was not a failure of imagination on the part of its architects. The performance-oriented tradition recognized the gap from the beginning — Thomas Gilbert, Robert Mager, Geary Rummler and Alan Brache, and the broader Human Performance Technology field that grew up around their work argued that workplace performance, not course completion, was the legitimate outcome of L&amp;D investment. The constraint was</w:t>
+      </w:r>
+      <w:r>
+        <w:t xml:space="preserve"> </w:t>
+      </w:r>
+      <w:r>
+        <w:rPr>
+          <w:i/>
+          <w:iCs/>
+        </w:rPr>
+        <w:t xml:space="preserve">tooling</w:t>
+      </w:r>
+      <w:r>
+        <w:t xml:space="preserve">. Pre/post tests, knowledge checks, retention assessments, multiple-choice quizzes — these were what could practically be measured at scale through the 1980s, 1990s, and 2000s. The eval tools of those decades let practitioners ask</w:t>
+      </w:r>
+      <w:r>
+        <w:t xml:space="preserve"> </w:t>
+      </w:r>
+      <w:r>
+        <w:rPr>
+          <w:i/>
+          <w:iCs/>
+        </w:rPr>
+        <w:t xml:space="preserve">did the learner absorb the content</w:t>
+      </w:r>
+      <w:r>
+        <w:t xml:space="preserve">, but not</w:t>
+      </w:r>
+      <w:r>
+        <w:t xml:space="preserve"> </w:t>
+      </w:r>
+      <w:r>
+        <w:rPr>
+          <w:i/>
+          <w:iCs/>
+        </w:rPr>
+        <w:t xml:space="preserve">did the absorption change what they do at work tomorrow</w:t>
+      </w:r>
+      <w:r>
+        <w:t xml:space="preserve">.</w:t>
+      </w:r>
+    </w:p>
+    <w:p>
+      <w:pPr>
+        <w:pStyle w:val="BodyText"/>
+      </w:pPr>
+      <w:r>
+        <w:t xml:space="preserve">The agent era removes that constraint. AI agents, paired with augmented-reality overlays, instrumentation in the work environment, and per-learner telemetry, now make</w:t>
+      </w:r>
+      <w:r>
+        <w:t xml:space="preserve"> </w:t>
+      </w:r>
+      <w:r>
+        <w:rPr>
+          <w:i/>
+          <w:iCs/>
+        </w:rPr>
+        <w:t xml:space="preserve">while-you-work</w:t>
+      </w:r>
+      <w:r>
+        <w:t xml:space="preserve"> </w:t>
+      </w:r>
+      <w:r>
+        <w:t xml:space="preserve">evaluation practical at scale: did this technician fix the machine faster? Did this analyst flag the right indicator under load? Did the credentialed officer execute the correct procedure during the incident? The measurement keeps up with the outcome question for the first time. What learning scientists could only argue for in the abstract becomes operationally available.</w:t>
+      </w:r>
+    </w:p>
+    <w:p>
+      <w:pPr>
+        <w:pStyle w:val="BodyText"/>
+      </w:pPr>
+      <w:r>
+        <w:t xml:space="preserve">That is why the choice of organizing outcome is no longer abstract; it is the spec the agent fulfills. An agent will optimize whatever you tell it to optimize. If the eval rubric measures course completion and quiz scores, the agent will produce courses that maximize completion and quiz scores — and the result may be entirely uncorrelated with workplace performance. If the eval rubric measures time-to-competency and transfer-to-job, the agent's output orients toward those outcomes instead.</w:t>
       </w:r>
     </w:p>
     <w:p>
@@ -1075,23 +1332,44 @@
         <w:t xml:space="preserve"> </w:t>
       </w:r>
       <w:r>
-        <w:t xml:space="preserve">Every gate, every eval dimension, every maturity level ties back to performance.</w:t>
-      </w:r>
-    </w:p>
-    <w:p>
-      <w:pPr>
-        <w:pStyle w:val="BodyText"/>
-      </w:pPr>
-      <w:r>
-        <w:t xml:space="preserve">This opinionation is not without precedent. The framework's intellectual footing rests in the broader Human Performance Technology tradition — the body of work that, since the 1960s, has insisted on workplace performance rather than course completion as the legitimate outcome of L&amp;D investment. AAFL does not paraphrase that tradition; it inherits it. The substantive engagement with named voices is consolidated in §9.</w:t>
-      </w:r>
-    </w:p>
-    <w:p>
-      <w:pPr>
-        <w:pStyle w:val="BodyText"/>
-      </w:pPr>
-      <w:r>
-        <w:t xml:space="preserve">The shift, in summary, is from:</w:t>
+        <w:t xml:space="preserve">Every gate, every eval dimension, every PRS level ties back to performance. ADDIE's five-phase spine survives — practitioners still Analyze, Design, Develop, Implement, and Evaluate — but the organizing question those phases answer changes from</w:t>
+      </w:r>
+      <w:r>
+        <w:t xml:space="preserve"> </w:t>
+      </w:r>
+      <w:r>
+        <w:rPr>
+          <w:i/>
+          <w:iCs/>
+        </w:rPr>
+        <w:t xml:space="preserve">did the learner pass</w:t>
+      </w:r>
+      <w:r>
+        <w:t xml:space="preserve"> </w:t>
+      </w:r>
+      <w:r>
+        <w:t xml:space="preserve">to</w:t>
+      </w:r>
+      <w:r>
+        <w:t xml:space="preserve"> </w:t>
+      </w:r>
+      <w:r>
+        <w:rPr>
+          <w:i/>
+          <w:iCs/>
+        </w:rPr>
+        <w:t xml:space="preserve">did workplace performance change</w:t>
+      </w:r>
+      <w:r>
+        <w:t xml:space="preserve">. AAFL is continuity-with-evolution: it inherits ADDIE's process, refits it for agent-era eval tools, and anchors it where the HPT tradition always argued the outcome belonged. The substantive engagement with named voices is consolidated in §9.</w:t>
+      </w:r>
+    </w:p>
+    <w:p>
+      <w:pPr>
+        <w:pStyle w:val="BodyText"/>
+      </w:pPr>
+      <w:r>
+        <w:t xml:space="preserve">The realignment, in summary, is from:</w:t>
       </w:r>
     </w:p>
     <w:p>
@@ -1123,7 +1401,7 @@
           <w:i/>
           <w:iCs/>
         </w:rPr>
-        <w:t xml:space="preserve">designer as the conscience of the system that makes</w:t>
+        <w:t xml:space="preserve">designer as judge, gate-keeper, and accountability holder for the system that makes</w:t>
       </w:r>
     </w:p>
     <w:p>
@@ -1192,10 +1470,42 @@
     </w:p>
     <w:p>
       <w:pPr>
+        <w:pStyle w:val="Compact"/>
+        <w:numPr>
+          <w:ilvl w:val="0"/>
+          <w:numId w:val="1006"/>
+        </w:numPr>
+      </w:pPr>
+      <w:r>
+        <w:rPr>
+          <w:i/>
+          <w:iCs/>
+        </w:rPr>
+        <w:t xml:space="preserve">Eval tooling as the limit on what could be measured</w:t>
+      </w:r>
+      <w:r>
+        <w:t xml:space="preserve"> </w:t>
+      </w:r>
+      <w:r>
+        <w:t xml:space="preserve">→</w:t>
+      </w:r>
+      <w:r>
+        <w:t xml:space="preserve"> </w:t>
+      </w:r>
+      <w:r>
+        <w:rPr>
+          <w:i/>
+          <w:iCs/>
+        </w:rPr>
+        <w:t xml:space="preserve">eval tooling as the spec the agent fulfills</w:t>
+      </w:r>
+    </w:p>
+    <w:p>
+      <w:pPr>
         <w:pStyle w:val="FirstParagraph"/>
       </w:pPr>
       <w:r>
-        <w:t xml:space="preserve">What follows is the architecture that operates inside this shift.</w:t>
+        <w:t xml:space="preserve">What follows is the architecture that operates inside this realignment.</w:t>
       </w:r>
     </w:p>
     <w:p>
@@ -1279,7 +1589,39 @@
         <w:t xml:space="preserve"> </w:t>
       </w:r>
       <w:r>
-        <w:t xml:space="preserve">commitment; (ii) the contemporary AI-in-ID literature (Chai et al., 2025; Hardman, 2025; EduPlanner, 2025; AUSS, 2025) and the practitioner-competency literature surrounding it (Dakan &amp; Feller, 2023–2025) for the agent-era state of the art; and (iii) methodological adjacencies — eval-driven agent engineering practice (Anthropic Engineering, 2025), human-algorithm centaur models (Saghafian et al., 2024), and empirical work on uneven AI capability across tasks (Brynjolfsson et al., 2023; Dell'Acqua et al., 2023). The positioning records, white-space analysis, named-voice engagement map, and full annotated reading list are versioned alongside this whitepaper in a public project repository (see §1.5 Reproducibility below).</w:t>
+        <w:t xml:space="preserve">commitment; (ii) the contemporary AI-in-ID literature (Chai et al., 2025; Hardman, 2025; EduPlanner, 2025; AUSS, 2025) and the practitioner-competency literature surrounding it (Dakan &amp; Feller, 2023–2025, anchored in the</w:t>
+      </w:r>
+      <w:r>
+        <w:t xml:space="preserve"> </w:t>
+      </w:r>
+      <w:r>
+        <w:rPr>
+          <w:i/>
+          <w:iCs/>
+        </w:rPr>
+        <w:t xml:space="preserve">AI Fluency for Educators</w:t>
+      </w:r>
+      <w:r>
+        <w:t xml:space="preserve"> </w:t>
+      </w:r>
+      <w:r>
+        <w:t xml:space="preserve">and</w:t>
+      </w:r>
+      <w:r>
+        <w:t xml:space="preserve"> </w:t>
+      </w:r>
+      <w:r>
+        <w:rPr>
+          <w:i/>
+          <w:iCs/>
+        </w:rPr>
+        <w:t xml:space="preserve">AI Fluency: Framework &amp; Foundations</w:t>
+      </w:r>
+      <w:r>
+        <w:t xml:space="preserve"> </w:t>
+      </w:r>
+      <w:r>
+        <w:t xml:space="preserve">courses published by Anthropic Academy) for the agent-era state of the art; and (iii) methodological adjacencies — eval-driven agent engineering practice (Anthropic Engineering, 2025), human-algorithm centaur models (Saghafian et al., 2024), and empirical work on uneven AI capability across tasks (Brynjolfsson et al., 2023; Dell'Acqua et al., 2023). The positioning records, white-space analysis, named-voice engagement map, and full annotated reading list are versioned alongside this whitepaper in a public project repository (see §1.5 Reproducibility below).</w:t>
       </w:r>
     </w:p>
     <w:p>
@@ -1297,7 +1639,7 @@
         <w:t xml:space="preserve"> </w:t>
       </w:r>
       <w:r>
-        <w:t xml:space="preserve">The author has applied AI-Enhanced ADDIE workflows across ACE-accredited graduate certificate and post-baccalaureate programs in federal security education. That practice produced the operational observations on first-draft cycle compression reported in §1 and the practitioner-level PRS-1 / PRS-2 productivity bands reported in §6. These are practitioner-level observations across multiple production deliveries — they are not the outputs of a controlled study, and the framework treats them as such (see §12, Limitations and Future Work).</w:t>
+        <w:t xml:space="preserve">The author has applied AI-Enhanced ADDIE workflows across ACE-accredited graduate certificate and post-baccalaureate programs in federal security education. Adjacent practice that informed the framework's design choices, particularly around the human-in-the-loop discipline and the eval-as-spec stance, includes extensive AI-assisted software-engineering work; advocacy-research and policy-paper authorship for an unnamed civil-society organization, where AI-drafted materials had to clear external-audience credibility bars; and a sustained curriculum-design body of work for an unnamed performing-arts credentialing program operating internationally, where the agent-era split between source-truth fidelity and pedagogical strategy first surfaced as a recurring design problem. The federal practice produced the operational observations on first-draft cycle compression reported in §1 and the practitioner-level PRS-1 / PRS-2 productivity bands reported in §6. These are practitioner-level observations across multiple production deliveries — they are not the outputs of a controlled study, and the framework treats them as such (see §12, Limitations and Future Work).</w:t>
       </w:r>
     </w:p>
     <w:bookmarkEnd w:id="13"/>
@@ -1315,7 +1657,7 @@
         <w:pStyle w:val="FirstParagraph"/>
       </w:pPr>
       <w:r>
-        <w:t xml:space="preserve">The framework's distinctive moves — the eight HITL gates, the pedagogical-vs-production split, the Proportional Restraint Scale with classification caps, the eval-as-spec discipline, and the three cross-cutting layers — were arrived at by iterating between the literature scan and the practitioner experience until a coherent operating model emerged that (a) preserved the workplace-performance commitment of the HPT tradition, (b) absorbed the eval-driven and centaur-model methodological adjacencies, (c) extended the named published AI-in-ID frameworks rather than competing with them, and (d) addressed the federal-applicability white space that no civilian framework currently occupies. The integration is the contribution; no individual element is novel in isolation.</w:t>
+        <w:t xml:space="preserve">The framework's distinctive choices — the eight HITL gates, the pedagogical-vs-production split, the Proportional Restraint Scale with classification caps, the eval-as-spec discipline, and the three cross-cutting layers — emerged from this synthesis under four design criteria: (a) preserve the workplace-performance commitment of the HPT tradition, (b) absorb the eval-driven and centaur-model methodological adjacencies, (c) extend the named published AI-in-ID frameworks rather than competing with them, and (d) address the federal-applicability white space that no civilian framework currently occupies. The integration is the contribution; no individual element is novel in isolation.</w:t>
       </w:r>
     </w:p>
     <w:bookmarkEnd w:id="14"/>
@@ -1343,7 +1685,7 @@
         <w:pStyle w:val="FirstParagraph"/>
       </w:pPr>
       <w:r>
-        <w:t xml:space="preserve">AAFL has not been developed via Delphi consensus with an external expert panel; it has not been validated by independent field tests at PRS-3+ maturity; it does not draw on federally-funded user research; and it does not yet rest on published case studies that any reader can audit. These are deliberate scope boundaries for v1.2 — the framework is offered to the field as a</w:t>
+        <w:t xml:space="preserve">AAFL has not been developed via external expert-panel consensus methods such as the Delphi technique (the iterative-expert-feedback methodology common in education-research framework development); it has not been validated by independent field tests at PRS-3+; it does not draw on federally-funded user research; and it does not yet rest on published case studies that any reader can audit. These are deliberate scope boundaries for this whitepaper — the framework is offered to the field as a</w:t>
       </w:r>
       <w:r>
         <w:t xml:space="preserve"> </w:t>
@@ -1475,7 +1817,7 @@
       <w:r>
         <w:drawing>
           <wp:inline>
-            <wp:extent cx="5334000" cy="4332393"/>
+            <wp:extent cx="5334000" cy="4533900"/>
             <wp:effectExtent b="0" l="0" r="0" t="0"/>
             <wp:docPr descr="Figure 1 — AAFL Hybrid Stack" title="" id="19" name="Picture"/>
             <a:graphic>
@@ -1496,7 +1838,7 @@
                   <pic:spPr bwMode="auto">
                     <a:xfrm>
                       <a:off x="0" y="0"/>
-                      <a:ext cx="5334000" cy="4332393"/>
+                      <a:ext cx="5334000" cy="4533900"/>
                     </a:xfrm>
                     <a:prstGeom prst="rect">
                       <a:avLst/>
@@ -1530,7 +1872,55 @@
         <w:t xml:space="preserve"> </w:t>
       </w:r>
       <w:r>
-        <w:t xml:space="preserve">AAFL framework architecture. Three horizontal cross-cutting layers stacked top to bottom: the Governance Layer (escalation, classification, audit, accreditation alignment, IP discipline) sets the policy boundary; the Evaluation-as-Spec Layer (performance evals defined before agents draft; rubric blocks Develop) sets the quality boundary; the Orchestration Layer (agent routing, HITL gates, model selection, audit log) routes work within both boundaries. Beneath the three layers, ADDIE's five phases — Analyze, Design, Develop, Implement, Evaluate — run left to right as the framework's vertical spine. Each phase connects to the three layers above via bidirectional arrows: the layers shape the phase's work, and the phase reports back into the layers' audit, eval, and governance state. Attached to the phase row is the Translator's Loop, an inner four-step cycle (Draft → Discern → Validate → Release) that every artifact runs through within every phase. At the bottom sits the framework's anchor: workplace performance, Kirkpatrick L3/L4 — every phase, every gate, every eval ties back to whether the intervention moved time-to-competency, error rate, throughput, or transfer-to-job, not whether the learner passed.</w:t>
+        <w:t xml:space="preserve">AAFL framework architecture. Three horizontal cross-cutting layers stacked top to bottom — Governance, Evaluation-as-Spec, and Orchestration (each layer's specific responsibilities are expanded in the</w:t>
+      </w:r>
+      <w:r>
+        <w:t xml:space="preserve"> </w:t>
+      </w:r>
+      <w:r>
+        <w:rPr>
+          <w:i/>
+          <w:iCs/>
+        </w:rPr>
+        <w:t xml:space="preserve">What's in each cross-cutting layer</w:t>
+      </w:r>
+      <w:r>
+        <w:t xml:space="preserve"> </w:t>
+      </w:r>
+      <w:r>
+        <w:t xml:space="preserve">subsection below). Beneath the three layers, ADDIE's five phases — Analyze, Design, Develop, Implement, Evaluate — run left to right as the framework's vertical spine. Each phase connects to the three layers above via bidirectional arrows: the layers shape the phase's work, and the phase reports back into the layers' audit, eval, and governance state. Each phase column carries an embedded</w:t>
+      </w:r>
+      <w:r>
+        <w:t xml:space="preserve"> </w:t>
+      </w:r>
+      <w:r>
+        <w:rPr>
+          <w:i/>
+          <w:iCs/>
+        </w:rPr>
+        <w:t xml:space="preserve">DDVR</w:t>
+      </w:r>
+      <w:r>
+        <w:t xml:space="preserve"> </w:t>
+      </w:r>
+      <w:r>
+        <w:t xml:space="preserve">indicator — four small chiclets reading D-D-V-R — signaling that the four-step Translator's Loop (Draft → Discern → Validate → Release) runs</w:t>
+      </w:r>
+      <w:r>
+        <w:t xml:space="preserve"> </w:t>
+      </w:r>
+      <w:r>
+        <w:rPr>
+          <w:i/>
+          <w:iCs/>
+        </w:rPr>
+        <w:t xml:space="preserve">within</w:t>
+      </w:r>
+      <w:r>
+        <w:t xml:space="preserve"> </w:t>
+      </w:r>
+      <w:r>
+        <w:t xml:space="preserve">each phase against every agent-produced artifact. A legend below the phase row expands DDVR into its four numbered steps with their human-or-agent role assignments. At the bottom sits the framework's anchor: workplace performance, Kirkpatrick L3/L4 — every phase, every gate, every eval ties back to whether the intervention moved time-to-competency, error rate, throughput, or transfer-to-job, not whether the learner passed.</w:t>
       </w:r>
     </w:p>
     <w:bookmarkEnd w:id="21"/>
@@ -1548,7 +1938,7 @@
         <w:pStyle w:val="FirstParagraph"/>
       </w:pPr>
       <w:r>
-        <w:t xml:space="preserve">Three architectural moves were considered:</w:t>
+        <w:t xml:space="preserve">Three architectural choices were considered:</w:t>
       </w:r>
     </w:p>
     <w:p>
@@ -1570,7 +1960,7 @@
         <w:t xml:space="preserve"> </w:t>
       </w:r>
       <w:r>
-        <w:t xml:space="preserve">— keep ADDIE phases unchanged, bolt on HITL gates as checklists. This is too conservative. Orchestration, evaluation, and governance now run</w:t>
+        <w:t xml:space="preserve">— keep ADDIE phases unchanged, bolt on HITL gates as checklists. This is too conservative. Orchestration, evaluation, and governance need to run</w:t>
       </w:r>
       <w:r>
         <w:t xml:space="preserve"> </w:t>
@@ -1702,6 +2092,99 @@
       </w:pPr>
       <w:r>
         <w:rPr>
+          <w:i/>
+          <w:iCs/>
+        </w:rPr>
+        <w:t xml:space="preserve">The layers are presented here in the same top-to-bottom order they appear in Figure 1: Governance (the outermost policy boundary), then Evaluation-as-Spec (the quality boundary inside it), then Orchestration (the runtime within both).</w:t>
+      </w:r>
+    </w:p>
+    <w:p>
+      <w:pPr>
+        <w:pStyle w:val="BodyText"/>
+      </w:pPr>
+      <w:r>
+        <w:rPr>
+          <w:b/>
+          <w:bCs/>
+        </w:rPr>
+        <w:t xml:space="preserve">The Governance Layer</w:t>
+      </w:r>
+      <w:r>
+        <w:t xml:space="preserve"> </w:t>
+      </w:r>
+      <w:r>
+        <w:t xml:space="preserve">is the institutional infrastructure. It captures audit trail (chain of custody for every agent-generated artifact, model version recorded, prompt-and-response archived for the contract retention window), classification handling (FedRAMP, NIST 800-171, CUI marking, ITAR/EAR where applicable), accreditation alignment (ACE evaluator expectations, Quality Matters Standards 2/3/8, WCAG 2.1 AA + Section 508), escalation paths (what happens when the human reviewer disagrees with the agent's output, when does human override, when does the disagreement escalate), and</w:t>
+      </w:r>
+      <w:r>
+        <w:t xml:space="preserve"> </w:t>
+      </w:r>
+      <w:r>
+        <w:rPr>
+          <w:b/>
+          <w:bCs/>
+        </w:rPr>
+        <w:t xml:space="preserve">PRS caps by data classification</w:t>
+      </w:r>
+      <w:r>
+        <w:t xml:space="preserve"> </w:t>
+      </w:r>
+      <w:r>
+        <w:t xml:space="preserve">— the federal-applicability claim no civilian framework currently makes.</w:t>
+      </w:r>
+    </w:p>
+    <w:p>
+      <w:pPr>
+        <w:pStyle w:val="BodyText"/>
+      </w:pPr>
+      <w:r>
+        <w:rPr>
+          <w:b/>
+          <w:bCs/>
+        </w:rPr>
+        <w:t xml:space="preserve">The Evaluation-as-Spec Layer</w:t>
+      </w:r>
+      <w:r>
+        <w:t xml:space="preserve"> </w:t>
+      </w:r>
+      <w:r>
+        <w:t xml:space="preserve">borrows the eval-driven discipline from agent engineering practice ("define evals before agents fulfill them"; Anthropic Engineering, 2025) and operationalizes it for ID. The eval rubric for a given course is authored at the Performance Outcome Gate (Gate 2)</w:t>
+      </w:r>
+      <w:r>
+        <w:t xml:space="preserve"> </w:t>
+      </w:r>
+      <w:r>
+        <w:rPr>
+          <w:i/>
+          <w:iCs/>
+        </w:rPr>
+        <w:t xml:space="preserve">before</w:t>
+      </w:r>
+      <w:r>
+        <w:t xml:space="preserve"> </w:t>
+      </w:r>
+      <w:r>
+        <w:t xml:space="preserve">any Design-phase or Develop-phase agent runs. The rubric</w:t>
+      </w:r>
+      <w:r>
+        <w:t xml:space="preserve"> </w:t>
+      </w:r>
+      <w:r>
+        <w:rPr>
+          <w:i/>
+          <w:iCs/>
+        </w:rPr>
+        <w:t xml:space="preserve">blocks both Design and Develop</w:t>
+      </w:r>
+      <w:r>
+        <w:t xml:space="preserve">. No rubric, no Design — and certainly no Develop. The reasoning is straightforward: a malformed design is worse than no design, because malformed designs commit reviewers, schedule, and downstream production to the wrong target. This is the framework's single biggest defense against the agent-era failure mode of artifacts that are well-formed but not instructionally sound.</w:t>
+      </w:r>
+    </w:p>
+    <w:p>
+      <w:pPr>
+        <w:pStyle w:val="BodyText"/>
+      </w:pPr>
+      <w:r>
+        <w:rPr>
           <w:b/>
           <w:bCs/>
         </w:rPr>
@@ -1711,99 +2194,15 @@
         <w:t xml:space="preserve"> </w:t>
       </w:r>
       <w:r>
-        <w:t xml:space="preserve">routes work between agents and humans. It decides which agent runs which task, which model is appropriate for which class of work (frontier vs cost-optimized vs federal-tenant), when artifacts route to which gate, and what gets logged. At Maturity Level 1, orchestration is manual — the human is the orchestrator. At higher levels, orchestration becomes increasingly automated within institution-defined boundaries.</w:t>
-      </w:r>
-    </w:p>
-    <w:p>
-      <w:pPr>
-        <w:pStyle w:val="BodyText"/>
-      </w:pPr>
-      <w:r>
-        <w:rPr>
-          <w:b/>
-          <w:bCs/>
-        </w:rPr>
-        <w:t xml:space="preserve">The Evaluation-as-Spec Layer</w:t>
-      </w:r>
-      <w:r>
-        <w:t xml:space="preserve"> </w:t>
-      </w:r>
-      <w:r>
-        <w:t xml:space="preserve">borrows the eval-driven discipline from agent engineering practice ("define evals before agents fulfill them") and operationalizes it for ID. The eval rubric for a given course is authored at the Performance Outcome Gate (Gate 2)</w:t>
-      </w:r>
-      <w:r>
-        <w:t xml:space="preserve"> </w:t>
-      </w:r>
-      <w:r>
-        <w:rPr>
-          <w:i/>
-          <w:iCs/>
-        </w:rPr>
-        <w:t xml:space="preserve">before</w:t>
-      </w:r>
-      <w:r>
-        <w:t xml:space="preserve"> </w:t>
-      </w:r>
-      <w:r>
-        <w:t xml:space="preserve">any Develop-phase agent runs. The rubric</w:t>
-      </w:r>
-      <w:r>
-        <w:t xml:space="preserve"> </w:t>
-      </w:r>
-      <w:r>
-        <w:rPr>
-          <w:i/>
-          <w:iCs/>
-        </w:rPr>
-        <w:t xml:space="preserve">blocks</w:t>
-      </w:r>
-      <w:r>
-        <w:t xml:space="preserve"> </w:t>
-      </w:r>
-      <w:r>
-        <w:t xml:space="preserve">Develop. No rubric, no Develop. This is the framework's single biggest defense against the agent-era failure mode of artifacts that are well-formed but not instructionally sound.</w:t>
-      </w:r>
-    </w:p>
-    <w:p>
-      <w:pPr>
-        <w:pStyle w:val="BodyText"/>
-      </w:pPr>
-      <w:r>
-        <w:rPr>
-          <w:b/>
-          <w:bCs/>
-        </w:rPr>
-        <w:t xml:space="preserve">The Governance Layer</w:t>
-      </w:r>
-      <w:r>
-        <w:t xml:space="preserve"> </w:t>
-      </w:r>
-      <w:r>
-        <w:t xml:space="preserve">is the institutional infrastructure. It captures audit trail (chain of custody for every agent-generated artifact, model version recorded, prompt-and-response archived for the contract retention window), classification handling (FedRAMP, NIST 800-171, CUI marking, ITAR/EAR where applicable), accreditation alignment (ACE evaluator expectations, Quality Matters Standards 2/3/8, WCAG 2.1 AA + Section 508), escalation paths (what happens when the human reviewer disagrees with the agent's output, when does human override, when does the disagreement escalate), and</w:t>
-      </w:r>
-      <w:r>
-        <w:t xml:space="preserve"> </w:t>
-      </w:r>
-      <w:r>
-        <w:rPr>
-          <w:b/>
-          <w:bCs/>
-        </w:rPr>
-        <w:t xml:space="preserve">maturity caps by data classification</w:t>
-      </w:r>
-      <w:r>
-        <w:t xml:space="preserve"> </w:t>
-      </w:r>
-      <w:r>
-        <w:t xml:space="preserve">— the federal-applicability claim no civilian framework currently makes.</w:t>
-      </w:r>
-    </w:p>
-    <w:p>
-      <w:pPr>
-        <w:pStyle w:val="BodyText"/>
-      </w:pPr>
-      <w:r>
-        <w:t xml:space="preserve">The three layers work together: Governance sets the policy boundary; Evaluation-as-Spec sets the quality boundary; Orchestration routes work within both boundaries.</w:t>
+        <w:t xml:space="preserve">routes work between agents and humans. It decides which agent runs which task, which model is appropriate for which class of work (frontier vs cost-optimized vs federal-tenant), when artifacts route to which gate, and what gets logged. At PRS-1, orchestration is manual — the human is the orchestrator. At higher PRS levels, orchestration becomes increasingly automated within the boundaries Governance and Evaluation-as-Spec define.</w:t>
+      </w:r>
+    </w:p>
+    <w:p>
+      <w:pPr>
+        <w:pStyle w:val="BodyText"/>
+      </w:pPr>
+      <w:r>
+        <w:t xml:space="preserve">The three layers work together in nested order: Governance sets the policy boundary; Evaluation-as-Spec sets the quality boundary inside it; Orchestration routes work within both.</w:t>
       </w:r>
     </w:p>
     <w:p>
@@ -1829,7 +2228,23 @@
         <w:pStyle w:val="FirstParagraph"/>
       </w:pPr>
       <w:r>
-        <w:t xml:space="preserve">Inside every phase, every artifact runs through a four-step inner cycle:</w:t>
+        <w:t xml:space="preserve">Inside every phase, every artifact runs through a four-step inner cycle. The diagram-side mnemonic is</w:t>
+      </w:r>
+      <w:r>
+        <w:t xml:space="preserve"> </w:t>
+      </w:r>
+      <w:r>
+        <w:rPr>
+          <w:b/>
+          <w:bCs/>
+        </w:rPr>
+        <w:t xml:space="preserve">DDVR</w:t>
+      </w:r>
+      <w:r>
+        <w:t xml:space="preserve"> </w:t>
+      </w:r>
+      <w:r>
+        <w:t xml:space="preserve">— the four chiclets embedded in each ADDIE column of Figure 1:</w:t>
       </w:r>
     </w:p>
     <w:p>
@@ -2018,7 +2433,7 @@
         <w:t xml:space="preserve"> </w:t>
       </w:r>
       <w:r>
-        <w:t xml:space="preserve">(agent-prepared, human-signed, sampleable at higher maturity). The split is the framework's load-bearing distinction.</w:t>
+        <w:t xml:space="preserve">(agent-prepared, human-signed, sampleable at higher PRS levels). The split is the framework's load-bearing distinction.</w:t>
       </w:r>
     </w:p>
     <w:bookmarkStart w:id="26" w:name="Xde5787d42fab1c6c5947c746c02b1ac789c80fd"/>
@@ -2131,7 +2546,49 @@
         <w:t xml:space="preserve"> </w:t>
       </w:r>
       <w:r>
-        <w:t xml:space="preserve">The terminal definition of mastery — what workplace performance looks like when the intervention has worked.</w:t>
+        <w:t xml:space="preserve">The terminal definition of mastery — what workplace performance looks like when the intervention has worked. This is where AAFL departs from legacy</w:t>
+      </w:r>
+      <w:r>
+        <w:t xml:space="preserve"> </w:t>
+      </w:r>
+      <w:r>
+        <w:rPr>
+          <w:i/>
+          <w:iCs/>
+        </w:rPr>
+        <w:t xml:space="preserve">learning objectives</w:t>
+      </w:r>
+      <w:r>
+        <w:t xml:space="preserve">. Traditional learning objectives describe what a learner should know or be able to do at the end of the course; AAFL's performance outcomes describe what the learner should</w:t>
+      </w:r>
+      <w:r>
+        <w:t xml:space="preserve"> </w:t>
+      </w:r>
+      <w:r>
+        <w:rPr>
+          <w:i/>
+          <w:iCs/>
+        </w:rPr>
+        <w:t xml:space="preserve">do differently at work</w:t>
+      </w:r>
+      <w:r>
+        <w:t xml:space="preserve">. The two are not interchangeable. A learner can master every learning objective and still not change a single workplace behavior — which is precisely the gap the pre-agent eval tooling left open (see §1). This gate is where the new eval tooling has the most to offer:</w:t>
+      </w:r>
+      <w:r>
+        <w:t xml:space="preserve"> </w:t>
+      </w:r>
+      <w:r>
+        <w:rPr>
+          <w:i/>
+          <w:iCs/>
+        </w:rPr>
+        <w:t xml:space="preserve">while-you-work</w:t>
+      </w:r>
+      <w:r>
+        <w:t xml:space="preserve"> </w:t>
+      </w:r>
+      <w:r>
+        <w:t xml:space="preserve">signals make these performance outcomes practically measurable for the first time.</w:t>
       </w:r>
     </w:p>
     <w:p>
@@ -2189,7 +2646,7 @@
         <w:t xml:space="preserve"> </w:t>
       </w:r>
       <w:r>
-        <w:t xml:space="preserve">Defaulting to learning-attainment proxies (course completion, knowledge-check scores) instead of performance metrics. The agent will optimize whatever you tell it to optimize.</w:t>
+        <w:t xml:space="preserve">Defaulting to learning-attainment proxies (course completion, knowledge-check scores) instead of performance metrics. These proxies persisted because the eval tools of the pre-agent era could not reliably measure anything else. The agent era removes that excuse — and an agent will optimize whatever you tell it to optimize, including the wrong thing.</w:t>
       </w:r>
     </w:p>
     <w:p>
@@ -2223,7 +2680,7 @@
         <w:t xml:space="preserve"> </w:t>
       </w:r>
       <w:r>
-        <w:t xml:space="preserve">the Evaluation-as-Spec Layer. The eval rubric is authored here,</w:t>
+        <w:t xml:space="preserve">the Evaluation-as-Spec Layer for both the Design and Develop phases. The eval rubric is authored here,</w:t>
       </w:r>
       <w:r>
         <w:t xml:space="preserve"> </w:t>
@@ -2239,7 +2696,7 @@
         <w:t xml:space="preserve"> </w:t>
       </w:r>
       <w:r>
-        <w:t xml:space="preserve">any Develop-phase agent runs. No rubric, no Develop.</w:t>
+        <w:t xml:space="preserve">any Design-phase or Develop-phase agent runs. No rubric, no Design — and no Develop. The framework's working principle is that a malformed design is worse than no design at all: a design committed to the wrong performance outcome will marshal downstream production effort, reviewer attention, and schedule around an incorrect target, and the cost of unwinding that is far higher than the cost of pausing Design until Gate 2 is signed.</w:t>
       </w:r>
     </w:p>
     <w:bookmarkEnd w:id="27"/>
@@ -2411,7 +2868,7 @@
         <w:t xml:space="preserve"> </w:t>
       </w:r>
       <w:r>
-        <w:t xml:space="preserve">Non-negotiable in federal contexts. CUI/classification-marked sources only; classified material does not pass through general-purpose agents (caps at Maturity Level 2).</w:t>
+        <w:t xml:space="preserve">Non-negotiable in federal contexts. CUI/classification-marked sources only; classified material does not pass through general-purpose agents (caps at PRS-2).</w:t>
       </w:r>
     </w:p>
     <w:bookmarkEnd w:id="29"/>
@@ -2661,7 +3118,36 @@
         <w:t xml:space="preserve"> </w:t>
       </w:r>
       <w:r>
-        <w:t xml:space="preserve">Whether the intervention actually accelerated workplace performance — not just whether the course was completed.</w:t>
+        <w:t xml:space="preserve">Whether the intervention actually accelerated workplace performance — not just whether the course was completed. "Accelerated workplace performance" is increasingly operationalized through</w:t>
+      </w:r>
+      <w:r>
+        <w:t xml:space="preserve"> </w:t>
+      </w:r>
+      <w:r>
+        <w:rPr>
+          <w:i/>
+          <w:iCs/>
+        </w:rPr>
+        <w:t xml:space="preserve">while-you-work</w:t>
+      </w:r>
+      <w:r>
+        <w:t xml:space="preserve"> </w:t>
+      </w:r>
+      <w:r>
+        <w:t xml:space="preserve">signal capture: AR overlays at the moment of task execution that log whether the technician completed the procedure correctly the first time; instrumented work environments that record cycle-time and error rates; per-learner telemetry that surfaces the gap between training-environment competence and on-the-job execution. These signals — unavailable to ADDIE's original architects — are what make Gate 8 operationally answerable today rather than aspirational (see §1,</w:t>
+      </w:r>
+      <w:r>
+        <w:t xml:space="preserve"> </w:t>
+      </w:r>
+      <w:r>
+        <w:rPr>
+          <w:i/>
+          <w:iCs/>
+        </w:rPr>
+        <w:t xml:space="preserve">agent era removes the tooling constraint</w:t>
+      </w:r>
+      <w:r>
+        <w:t xml:space="preserve">).</w:t>
       </w:r>
     </w:p>
     <w:p>
@@ -2794,7 +3280,7 @@
         <w:t xml:space="preserve"> </w:t>
       </w:r>
       <w:r>
-        <w:t xml:space="preserve">The eight AAFL HITL decision gates mapped to ADDIE phases. Gate 1 (Learner Reality, pedagogical) and Gate 2 (Performance Outcome, pedagogical, blocks Develop) sit in the Analyze phase. Gate 3 (Pedagogical Strategy, pedagogical) sits in the Design phase. Gates 4 (Source Truth), 5 (Equity &amp; Accessibility), and 6 (Assessment Validity) — all production gates — cluster in the Develop phase. Gate 7 (Release, production) sits in the Implement phase. Gate 8 (Performance-Effect, pedagogical) sits in the Evaluate phase. The four pedagogical gates (1, 2, 3, 8) bookend the framework and remain humans-only at every maturity level. The four production gates (4, 5, 6, 7) cluster in Develop and Implement and are agent-prepared and human-signed, becoming sampleable at higher maturity. Gate 2 is marked as the framework's structural blocker: until the eval rubric is signed at Gate 2, the Develop phase cannot run.</w:t>
+        <w:t xml:space="preserve">The eight AAFL HITL decision gates mapped to ADDIE phases. Gate 1 (Learner Reality, pedagogical) and Gate 2 (Performance Outcome, pedagogical, blocks Design + Develop) sit in the Analyze phase. Gate 3 (Pedagogical Strategy, pedagogical) sits in the Design phase. Gates 4 (Source Truth), 5 (Equity &amp; Accessibility), and 6 (Assessment Validity) — all production gates — cluster in the Develop phase. Gate 7 (Release, production) sits in the Implement phase. Gate 8 (Performance-Effect, pedagogical) sits in the Evaluate phase. The four pedagogical gates (1, 2, 3, 8) bookend the framework and remain humans-only at every PRS level. The four production gates (4, 5, 6, 7) cluster in Develop and Implement and are agent-prepared and human-signed, becoming sampleable at higher PRS levels. Gate 2 is marked as the framework's structural blocker: until the eval rubric is signed at Gate 2, neither the Design nor the Develop phase can run.</w:t>
       </w:r>
     </w:p>
     <w:bookmarkEnd w:id="37"/>
@@ -2825,7 +3311,7 @@
         <w:t xml:space="preserve">pedagogical</w:t>
       </w:r>
       <w:r>
-        <w:t xml:space="preserve">. They are humans-only at all maturity levels. They are where the framework's anti-replacement claim lives: these are the irreducibly human decisions, regardless of agent capability.</w:t>
+        <w:t xml:space="preserve">. They are humans-only at all PRS levels. They are where the framework's anti-replacement claim lives: these are the irreducibly human decisions, regardless of agent capability.</w:t>
       </w:r>
     </w:p>
     <w:p>
@@ -2846,7 +3332,7 @@
         <w:t xml:space="preserve">production</w:t>
       </w:r>
       <w:r>
-        <w:t xml:space="preserve">. They are agent-prepared and human-signed. At Maturity Level 1–2, every production-gate output is reviewed. At PRS-3, only flagged outputs trigger review (the agent's own confidence scoring + automated checks gate the human queue). At PRS-4, production gates become statistical sampling — humans audit a representative slice rather than every artifact.</w:t>
+        <w:t xml:space="preserve">. They are agent-prepared and human-signed. At PRS-1 and PRS-2, every production-gate output is reviewed. At PRS-3, only flagged outputs trigger review (the agent's own confidence scoring + automated checks gate the human queue). At PRS-4, production gates become statistical sampling — humans audit a representative slice rather than every artifact.</w:t>
       </w:r>
     </w:p>
     <w:p>
@@ -2870,7 +3356,7 @@
         <w:t xml:space="preserve"> </w:t>
       </w:r>
       <w:r>
-        <w:t xml:space="preserve">relax with maturity. That asymmetry is what prevents the framework from sliding into pure agentic autonomy.</w:t>
+        <w:t xml:space="preserve">relax at higher PRS levels. That asymmetry is what prevents the framework from sliding into pure agentic autonomy.</w:t>
       </w:r>
     </w:p>
     <w:p>
@@ -2997,13 +3483,13 @@
           <w:i/>
           <w:iCs/>
         </w:rPr>
-        <w:t xml:space="preserve">Reading the maturity prefixes.</w:t>
-      </w:r>
-      <w:r>
-        <w:t xml:space="preserve"> </w:t>
-      </w:r>
-      <w:r>
-        <w:t xml:space="preserve">Untagged rows apply at all maturity levels. Rows prefixed</w:t>
+        <w:t xml:space="preserve">Reading the PRS prefixes.</w:t>
+      </w:r>
+      <w:r>
+        <w:t xml:space="preserve"> </w:t>
+      </w:r>
+      <w:r>
+        <w:t xml:space="preserve">Untagged rows apply at all PRS levels. Rows prefixed</w:t>
       </w:r>
       <w:r>
         <w:t xml:space="preserve"> </w:t>
@@ -3035,7 +3521,7 @@
         <w:t xml:space="preserve"> </w:t>
       </w:r>
       <w:r>
-        <w:t xml:space="preserve">mark capability unlocked only at PRS-4. The prefix is a maturity gate, not a row category — these are not separate "advanced" rows but specific capabilities that PRS-1/PRS-2 implementations should not attempt because the governance maturity required to operate them has not been established. See §6 (Proportional Restraint Scale).</w:t>
+        <w:t xml:space="preserve">mark capability unlocked only at PRS-4. The prefix is a PRS gate, not a row category — these are not separate "advanced" rows but specific capabilities that PRS-1/PRS-2 implementations should not attempt because the governance discipline required to operate them has not been established. See §6 (Proportional Restraint Scale).</w:t>
       </w:r>
     </w:p>
     <w:tbl>
@@ -4081,7 +4567,7 @@
         <w:t xml:space="preserve"> </w:t>
       </w:r>
       <w:r>
-        <w:t xml:space="preserve">(PL) is where the framework's organizing outcome actually plays out. PL tasks cluster at PRS-3+ maturity: per-learner variation, real-time scaffolding, performance-support recommendation, continuous adaptation. They belong in the agent column because they are tasks the human ID practitioner</w:t>
+        <w:t xml:space="preserve">(PL) is where the framework's organizing outcome actually plays out. PL tasks cluster at PRS-3+: per-learner variation, real-time scaffolding, performance-support recommendation, continuous adaptation. They belong in the agent column because they are tasks the human ID practitioner</w:t>
       </w:r>
       <w:r>
         <w:t xml:space="preserve"> </w:t>
@@ -4097,7 +4583,7 @@
         <w:t xml:space="preserve"> </w:t>
       </w:r>
       <w:r>
-        <w:t xml:space="preserve">— no one can hand-author per-learner content variations for 500 learners — so agent leverage on these tasks is genuinely new capability, not substitution.</w:t>
+        <w:t xml:space="preserve">— no one can hand-author per-learner content variations for 500 learners — so agent capability on these tasks is genuinely new ground, not substitution.</w:t>
       </w:r>
     </w:p>
     <w:p>
@@ -4235,20 +4721,23 @@
         <w:pStyle w:val="FirstParagraph"/>
       </w:pPr>
       <w:r>
-        <w:t xml:space="preserve">Four levels of HITL implementation maturity. Movement between them is</w:t>
-      </w:r>
-      <w:r>
-        <w:t xml:space="preserve"> </w:t>
-      </w:r>
-      <w:r>
-        <w:rPr>
-          <w:b/>
-          <w:bCs/>
-        </w:rPr>
-        <w:t xml:space="preserve">governance maturity</w:t>
-      </w:r>
-      <w:r>
-        <w:t xml:space="preserve">, not AI capability.</w:t>
+        <w:t xml:space="preserve">Four PRS levels of HITL implementation. What advances an organization between them is</w:t>
+      </w:r>
+      <w:r>
+        <w:t xml:space="preserve"> </w:t>
+      </w:r>
+      <w:r>
+        <w:rPr>
+          <w:b/>
+          <w:bCs/>
+        </w:rPr>
+        <w:t xml:space="preserve">governance discipline</w:t>
+      </w:r>
+      <w:r>
+        <w:t xml:space="preserve"> </w:t>
+      </w:r>
+      <w:r>
+        <w:t xml:space="preserve">— not AI capability.</w:t>
       </w:r>
     </w:p>
     <w:bookmarkStart w:id="45" w:name="prs-1--assistant"/>
@@ -4351,17 +4840,17 @@
         <w:t xml:space="preserve"> </w:t>
       </w:r>
       <w:r>
-        <w:t xml:space="preserve">— the published AI-in-ID literature reports no field deployment at this maturity at this writing; AAFL's PRS-4 prescription is a forward-looking spec, not a measured operating point (see §12 Limitations).</w:t>
+        <w:t xml:space="preserve">— the published AI-in-ID literature reports no field deployment at this PRS level at this writing; AAFL's PRS-4 prescription is a forward-looking spec, not a measured operating point (see §12 Limitations).</w:t>
       </w:r>
     </w:p>
     <w:bookmarkEnd w:id="48"/>
-    <w:bookmarkStart w:id="49" w:name="the-honest-stopping-point"/>
+    <w:bookmarkStart w:id="49" w:name="the-realistic-ceiling"/>
     <w:p>
       <w:pPr>
         <w:pStyle w:val="Heading3"/>
       </w:pPr>
       <w:r>
-        <w:t xml:space="preserve">The honest stopping point</w:t>
+        <w:t xml:space="preserve">The realistic ceiling</w:t>
       </w:r>
     </w:p>
     <w:p>
@@ -4488,7 +4977,7 @@
           <w:b/>
           <w:bCs/>
         </w:rPr>
-        <w:t xml:space="preserve">Programs without operational governance maturity.</w:t>
+        <w:t xml:space="preserve">Programs without operational governance discipline.</w:t>
       </w:r>
       <w:r>
         <w:t xml:space="preserve"> </w:t>
@@ -4614,13 +5103,13 @@
       </w:r>
     </w:p>
     <w:bookmarkEnd w:id="49"/>
-    <w:bookmarkStart w:id="50" w:name="Xaf45e156ae7714ec302f93977c5a14dade1f09a"/>
+    <w:bookmarkStart w:id="50" w:name="X17ea756a5cb2e57f09522578247bf9307860828"/>
     <w:p>
       <w:pPr>
         <w:pStyle w:val="Heading3"/>
       </w:pPr>
       <w:r>
-        <w:t xml:space="preserve">Maturity, performance, and what the framework actually delivers</w:t>
+        <w:t xml:space="preserve">Performance and what the framework actually delivers</w:t>
       </w:r>
     </w:p>
     <w:p>
@@ -4628,7 +5117,7 @@
         <w:pStyle w:val="FirstParagraph"/>
       </w:pPr>
       <w:r>
-        <w:t xml:space="preserve">The maturity model is not just "how much can the agent do" — it is</w:t>
+        <w:t xml:space="preserve">The PRS is not just "how much can the agent do" — it is</w:t>
       </w:r>
       <w:r>
         <w:t xml:space="preserve"> </w:t>
@@ -4894,7 +5383,6 @@
     </w:p>
     <w:p>
       <w:pPr>
-        <w:pStyle w:val="Compact"/>
         <w:numPr>
           <w:ilvl w:val="0"/>
           <w:numId w:val="1010"/>
@@ -4911,12 +5399,153 @@
         <w:t xml:space="preserve"> </w:t>
       </w:r>
       <w:r>
-        <w:t xml:space="preserve">Credentialing / classified / safety-critical → cap at PRS-2. CUI / accredited but not classified → consider PRS-3. Public-trust unclassified high-volume → consider PRS-4.</w:t>
-      </w:r>
-    </w:p>
-    <w:p>
-      <w:pPr>
-        <w:pStyle w:val="Compact"/>
+        <w:t xml:space="preserve">The consequence space sets the PRS ceiling:</w:t>
+      </w:r>
+    </w:p>
+    <w:tbl>
+      <w:tblPr>
+        <w:tblStyle w:val="Table"/>
+        <w:tblW w:type="auto" w:w="0"/>
+        <w:jc w:val="left"/>
+        <w:tblInd w:w="720" w:type="dxa"/>
+        <w:tblLook w:firstRow="1" w:lastRow="0" w:firstColumn="0" w:lastColumn="0" w:noHBand="0" w:noVBand="0" w:val="0020"/>
+      </w:tblPr>
+      <w:tblGrid>
+        <w:gridCol w:w="3960"/>
+        <w:gridCol w:w="3960"/>
+      </w:tblGrid>
+      <w:tr>
+        <w:trPr>
+          <w:tblHeader w:val="on"/>
+        </w:trPr>
+        <w:tc>
+          <w:tcPr/>
+          <w:p>
+            <w:pPr>
+              <w:pStyle w:val="Compact"/>
+            </w:pPr>
+            <w:r>
+              <w:t xml:space="preserve">Consequence space</w:t>
+            </w:r>
+          </w:p>
+        </w:tc>
+        <w:tc>
+          <w:tcPr/>
+          <w:p>
+            <w:pPr>
+              <w:pStyle w:val="Compact"/>
+            </w:pPr>
+            <w:r>
+              <w:t xml:space="preserve">PRS ceiling</w:t>
+            </w:r>
+          </w:p>
+        </w:tc>
+      </w:tr>
+      <w:tr>
+        <w:tc>
+          <w:tcPr/>
+          <w:p>
+            <w:pPr>
+              <w:pStyle w:val="Compact"/>
+            </w:pPr>
+            <w:r>
+              <w:t xml:space="preserve">Credentialing / classified / safety-critical</w:t>
+            </w:r>
+          </w:p>
+        </w:tc>
+        <w:tc>
+          <w:tcPr/>
+          <w:p>
+            <w:pPr>
+              <w:pStyle w:val="Compact"/>
+            </w:pPr>
+            <w:r>
+              <w:t xml:space="preserve">Cap at</w:t>
+            </w:r>
+            <w:r>
+              <w:t xml:space="preserve"> </w:t>
+            </w:r>
+            <w:r>
+              <w:rPr>
+                <w:b/>
+                <w:bCs/>
+              </w:rPr>
+              <w:t xml:space="preserve">PRS-2</w:t>
+            </w:r>
+          </w:p>
+        </w:tc>
+      </w:tr>
+      <w:tr>
+        <w:tc>
+          <w:tcPr/>
+          <w:p>
+            <w:pPr>
+              <w:pStyle w:val="Compact"/>
+            </w:pPr>
+            <w:r>
+              <w:t xml:space="preserve">CUI / accredited but not classified</w:t>
+            </w:r>
+          </w:p>
+        </w:tc>
+        <w:tc>
+          <w:tcPr/>
+          <w:p>
+            <w:pPr>
+              <w:pStyle w:val="Compact"/>
+            </w:pPr>
+            <w:r>
+              <w:t xml:space="preserve">Consider</w:t>
+            </w:r>
+            <w:r>
+              <w:t xml:space="preserve"> </w:t>
+            </w:r>
+            <w:r>
+              <w:rPr>
+                <w:b/>
+                <w:bCs/>
+              </w:rPr>
+              <w:t xml:space="preserve">PRS-3</w:t>
+            </w:r>
+          </w:p>
+        </w:tc>
+      </w:tr>
+      <w:tr>
+        <w:tc>
+          <w:tcPr/>
+          <w:p>
+            <w:pPr>
+              <w:pStyle w:val="Compact"/>
+            </w:pPr>
+            <w:r>
+              <w:t xml:space="preserve">Public-trust unclassified high-volume</w:t>
+            </w:r>
+          </w:p>
+        </w:tc>
+        <w:tc>
+          <w:tcPr/>
+          <w:p>
+            <w:pPr>
+              <w:pStyle w:val="Compact"/>
+            </w:pPr>
+            <w:r>
+              <w:t xml:space="preserve">Consider</w:t>
+            </w:r>
+            <w:r>
+              <w:t xml:space="preserve"> </w:t>
+            </w:r>
+            <w:r>
+              <w:rPr>
+                <w:b/>
+                <w:bCs/>
+              </w:rPr>
+              <w:t xml:space="preserve">PRS-4</w:t>
+            </w:r>
+          </w:p>
+        </w:tc>
+      </w:tr>
+    </w:tbl>
+    <w:p>
+      <w:pPr>
         <w:numPr>
           <w:ilvl w:val="0"/>
           <w:numId w:val="1010"/>
@@ -4933,12 +5562,11 @@
         <w:t xml:space="preserve"> </w:t>
       </w:r>
       <w:r>
-        <w:t xml:space="preserve">If the organization cannot reliably operate PRS-1's audit trail, do not aspire to PRS-3. Maturity follows operational capacity, not desire.</w:t>
-      </w:r>
-    </w:p>
-    <w:p>
-      <w:pPr>
-        <w:pStyle w:val="Compact"/>
+        <w:t xml:space="preserve">PRS-1 governance means a working audit trail (a record of which agent ran which task with which model against which source, with the human gate decision logged); reliable handling of agent-output classification; and a documented escalation path when the human reviewer disagrees with the agent. If the organization cannot reliably operate that PRS-1 baseline, do not aspire to PRS-3. PRS readiness follows operational capacity, not desire.</w:t>
+      </w:r>
+    </w:p>
+    <w:p>
+      <w:pPr>
         <w:numPr>
           <w:ilvl w:val="0"/>
           <w:numId w:val="1010"/>
@@ -5092,7 +5720,7 @@
         <w:t xml:space="preserve">blocking</w:t>
       </w:r>
       <w:r>
-        <w:t xml:space="preserve">: the Develop phase cannot run until the eval rubric is signed at Gate 2.</w:t>
+        <w:t xml:space="preserve">: neither the Design nor the Develop phase can run until the eval rubric is signed at Gate 2.</w:t>
       </w:r>
     </w:p>
     <w:bookmarkEnd w:id="53"/>
@@ -5183,7 +5811,55 @@
         <w:t xml:space="preserve"> </w:t>
       </w:r>
       <w:r>
-        <w:t xml:space="preserve">Beautiful, well-formed courses that learners complete and pass and that change nothing about workplace performance.</w:t>
+        <w:t xml:space="preserve">Beautiful, well-formed courses that learners complete and pass and that change nothing about workplace performance. The phrasing can read as a contradiction —</w:t>
+      </w:r>
+      <w:r>
+        <w:t xml:space="preserve"> </w:t>
+      </w:r>
+      <w:r>
+        <w:rPr>
+          <w:i/>
+          <w:iCs/>
+        </w:rPr>
+        <w:t xml:space="preserve">how can a well-formed course change nothing?</w:t>
+      </w:r>
+      <w:r>
+        <w:t xml:space="preserve"> </w:t>
+      </w:r>
+      <w:r>
+        <w:t xml:space="preserve">— but the contradiction is the point. A well-formed course is a</w:t>
+      </w:r>
+      <w:r>
+        <w:t xml:space="preserve"> </w:t>
+      </w:r>
+      <w:r>
+        <w:rPr>
+          <w:i/>
+          <w:iCs/>
+        </w:rPr>
+        <w:t xml:space="preserve">necessary</w:t>
+      </w:r>
+      <w:r>
+        <w:t xml:space="preserve"> </w:t>
+      </w:r>
+      <w:r>
+        <w:t xml:space="preserve">condition for performance gain, not a</w:t>
+      </w:r>
+      <w:r>
+        <w:t xml:space="preserve"> </w:t>
+      </w:r>
+      <w:r>
+        <w:rPr>
+          <w:i/>
+          <w:iCs/>
+        </w:rPr>
+        <w:t xml:space="preserve">sufficient</w:t>
+      </w:r>
+      <w:r>
+        <w:t xml:space="preserve"> </w:t>
+      </w:r>
+      <w:r>
+        <w:t xml:space="preserve">one. Transfer-to-job depends on opportunity to practice, reinforcement structures, manager behavior, performance-support availability at the moment of work, and the gap between training-environment fidelity and on-the-job conditions. The course can satisfy every learning-attainment criterion and still fail Kirkpatrick L3/L4 because it never made contact with those downstream conditions. This is exactly why AAFL anchors in workplace performance rather than course completion: the framework refuses to let well-formedness substitute for outcome.</w:t>
       </w:r>
     </w:p>
     <w:bookmarkEnd w:id="54"/>
@@ -5261,7 +5937,7 @@
         <w:pStyle w:val="BodyText"/>
       </w:pPr>
       <w:r>
-        <w:t xml:space="preserve">Agents drift between phases. Strategy committed at Gate 3 may not survive into Develop without explicit fidelity checks.</w:t>
+        <w:t xml:space="preserve">Agents drift between phases. The strategy committed at Gate 3 doesn't always survive contact with the source materials and constraint set the agent encounters in Develop; without explicit fidelity checks, the agent re-anchors to the local context and produces artifacts internally consistent with that local context but inconsistent with the Gate 3 commitment. The general phenomenon — capability variance and anchoring drift across adjacent agent tasks — is consistent with the empirical findings on the "jagged frontier" of AI productivity (Brynjolfsson et al., 2023; Dell'Acqua et al., 2023). Fidelity checks at Gate 6 close the loop.</w:t>
       </w:r>
     </w:p>
     <w:bookmarkEnd w:id="57"/>
@@ -5315,7 +5991,7 @@
         <w:t xml:space="preserve"> </w:t>
       </w:r>
       <w:r>
-        <w:t xml:space="preserve">A learner can meet the objective and have had a bad experience — high cognitive load, low engagement, equity gaps in supporting subgroups. v1.1 merged this dimension with Production Integrity because both were operationally amenable to audit + automated checks; v1.2 separates them because they answer fundamentally different questions:</w:t>
+        <w:t xml:space="preserve">A learner can meet the objective and have had a bad experience — high cognitive load, low engagement, equity gaps in supporting subgroups. Learner Experience and Production Integrity (the next dimension) are kept separate because they answer fundamentally different questions:</w:t>
       </w:r>
       <w:r>
         <w:t xml:space="preserve"> </w:t>
@@ -5347,7 +6023,7 @@
         <w:t xml:space="preserve"> </w:t>
       </w:r>
       <w:r>
-        <w:t xml:space="preserve">(the next dimension).</w:t>
+        <w:t xml:space="preserve">(the next dimension). Conflating them obscures the trade-offs.</w:t>
       </w:r>
     </w:p>
     <w:bookmarkEnd w:id="58"/>
@@ -5417,7 +6093,7 @@
         <w:t xml:space="preserve"> </w:t>
       </w:r>
       <w:r>
-        <w:t xml:space="preserve">— accessibility scanners, citation auditors, classification-marking validators — without a learner in the loop. Learner-experience dimensions require learner data. In federal contexts, production integrity is gating, not advisory: a CUI training program that ships without classification compliance is not an instructional design problem, it is a compliance problem with instructional design consequences.</w:t>
+        <w:t xml:space="preserve">— accessibility scanners, citation auditors, classification-marking validators — without a learner in the loop. Learner-experience dimensions require learner data. In federal contexts, production integrity is gating, not advisory: a CUI training program that ships without classification compliance — for example, source material that should have been marked CUI but was reproduced unmarked into a learner-facing module, or an artifact stored in a tenant cleared only for FOUO — is not primarily an instructional design problem. It is a federal compliance incident. The ID team owns the consequences (rework, retraction, possible reporting obligation), the program owns the audit-finding exposure, and the institution owns the accreditation risk. AAFL treats production integrity as gating to keep this category of failure out of the path to release in the first place.</w:t>
       </w:r>
     </w:p>
     <w:bookmarkEnd w:id="59"/>
@@ -5429,6 +6105,3755 @@
       </w:pPr>
       <w:r>
         <w:t xml:space="preserve">Eval framework × Proportional Restraint Scale</w:t>
+      </w:r>
+    </w:p>
+    <w:p>
+      <w:pPr>
+        <w:pStyle w:val="FirstParagraph"/>
+      </w:pPr>
+      <w:r>
+        <w:t xml:space="preserve">The rubric is authored at Gate 2 before Design at every PRS level — its existence is constant. What changes across PRS levels is</w:t>
+      </w:r>
+      <w:r>
+        <w:t xml:space="preserve"> </w:t>
+      </w:r>
+      <w:r>
+        <w:rPr>
+          <w:i/>
+          <w:iCs/>
+        </w:rPr>
+        <w:t xml:space="preserve">what runs against it</w:t>
+      </w:r>
+      <w:r>
+        <w:t xml:space="preserve"> </w:t>
+      </w:r>
+      <w:r>
+        <w:t xml:space="preserve">and</w:t>
+      </w:r>
+      <w:r>
+        <w:t xml:space="preserve"> </w:t>
+      </w:r>
+      <w:r>
+        <w:rPr>
+          <w:i/>
+          <w:iCs/>
+        </w:rPr>
+        <w:t xml:space="preserve">how much is reviewed</w:t>
+      </w:r>
+      <w:r>
+        <w:t xml:space="preserve">:</w:t>
+      </w:r>
+    </w:p>
+    <w:p>
+      <w:pPr>
+        <w:pStyle w:val="Compact"/>
+        <w:numPr>
+          <w:ilvl w:val="0"/>
+          <w:numId w:val="1011"/>
+        </w:numPr>
+      </w:pPr>
+      <w:r>
+        <w:rPr>
+          <w:b/>
+          <w:bCs/>
+        </w:rPr>
+        <w:t xml:space="preserve">PRS-1 and PRS-2</w:t>
+      </w:r>
+      <w:r>
+        <w:t xml:space="preserve"> </w:t>
+      </w:r>
+      <w:r>
+        <w:t xml:space="preserve">— human or human-led drafts are evaluated against the rubric; 100% human review of every artifact.</w:t>
+      </w:r>
+    </w:p>
+    <w:p>
+      <w:pPr>
+        <w:pStyle w:val="Compact"/>
+        <w:numPr>
+          <w:ilvl w:val="0"/>
+          <w:numId w:val="1011"/>
+        </w:numPr>
+      </w:pPr>
+      <w:r>
+        <w:rPr>
+          <w:b/>
+          <w:bCs/>
+        </w:rPr>
+        <w:t xml:space="preserve">PRS-3</w:t>
+      </w:r>
+      <w:r>
+        <w:t xml:space="preserve"> </w:t>
+      </w:r>
+      <w:r>
+        <w:t xml:space="preserve">— agents run production tasks against the rubric; humans review agent-flagged outputs plus a statistical sample of the rest.</w:t>
+      </w:r>
+    </w:p>
+    <w:p>
+      <w:pPr>
+        <w:pStyle w:val="Compact"/>
+        <w:numPr>
+          <w:ilvl w:val="0"/>
+          <w:numId w:val="1011"/>
+        </w:numPr>
+      </w:pPr>
+      <w:r>
+        <w:rPr>
+          <w:b/>
+          <w:bCs/>
+        </w:rPr>
+        <w:t xml:space="preserve">PRS-4</w:t>
+      </w:r>
+      <w:r>
+        <w:t xml:space="preserve"> </w:t>
+      </w:r>
+      <w:r>
+        <w:t xml:space="preserve">— continuous, real-time evaluation of agent outputs against the rubric; humans audit aggregate eval performance rather than individual artifacts.</w:t>
+      </w:r>
+    </w:p>
+    <w:p>
+      <w:pPr>
+        <w:pStyle w:val="FirstParagraph"/>
+      </w:pPr>
+      <w:r>
+        <w:t xml:space="preserve">Refer back to §6 for the substantive PRS level definitions; this section only restates the eval-discipline implications at each level.</w:t>
+      </w:r>
+    </w:p>
+    <w:bookmarkEnd w:id="61"/>
+    <w:bookmarkStart w:id="62" w:name="what-the-eval-framework-requires"/>
+    <w:p>
+      <w:pPr>
+        <w:pStyle w:val="Heading3"/>
+      </w:pPr>
+      <w:r>
+        <w:t xml:space="preserve">What the eval framework requires</w:t>
+      </w:r>
+    </w:p>
+    <w:p>
+      <w:pPr>
+        <w:pStyle w:val="FirstParagraph"/>
+      </w:pPr>
+      <w:r>
+        <w:t xml:space="preserve">The framework refuses to let Develop run until the practitioner can answer:</w:t>
+      </w:r>
+    </w:p>
+    <w:p>
+      <w:pPr>
+        <w:pStyle w:val="Compact"/>
+        <w:numPr>
+          <w:ilvl w:val="0"/>
+          <w:numId w:val="1012"/>
+        </w:numPr>
+      </w:pPr>
+      <w:r>
+        <w:t xml:space="preserve">What workplace performance metric will move (and how will we measure it)?</w:t>
+      </w:r>
+    </w:p>
+    <w:p>
+      <w:pPr>
+        <w:pStyle w:val="Compact"/>
+        <w:numPr>
+          <w:ilvl w:val="0"/>
+          <w:numId w:val="1012"/>
+        </w:numPr>
+      </w:pPr>
+      <w:r>
+        <w:t xml:space="preserve">What is the mastery threshold for the stated objectives?</w:t>
+      </w:r>
+    </w:p>
+    <w:p>
+      <w:pPr>
+        <w:pStyle w:val="Compact"/>
+        <w:numPr>
+          <w:ilvl w:val="0"/>
+          <w:numId w:val="1012"/>
+        </w:numPr>
+      </w:pPr>
+      <w:r>
+        <w:t xml:space="preserve">What construct does each assessment item measure, and how will we know?</w:t>
+      </w:r>
+    </w:p>
+    <w:p>
+      <w:pPr>
+        <w:pStyle w:val="Compact"/>
+        <w:numPr>
+          <w:ilvl w:val="0"/>
+          <w:numId w:val="1012"/>
+        </w:numPr>
+      </w:pPr>
+      <w:r>
+        <w:t xml:space="preserve">What pedagogical strategy has been committed, and what is fidelity drift?</w:t>
+      </w:r>
+    </w:p>
+    <w:p>
+      <w:pPr>
+        <w:pStyle w:val="Compact"/>
+        <w:numPr>
+          <w:ilvl w:val="0"/>
+          <w:numId w:val="1012"/>
+        </w:numPr>
+      </w:pPr>
+      <w:r>
+        <w:t xml:space="preserve">What does equity-of-experience look like for this learner population?</w:t>
+      </w:r>
+    </w:p>
+    <w:p>
+      <w:pPr>
+        <w:pStyle w:val="FirstParagraph"/>
+      </w:pPr>
+      <w:r>
+        <w:t xml:space="preserve">If the practitioner cannot answer these before Design, the rubric is not yet authored.</w:t>
+      </w:r>
+    </w:p>
+    <w:p>
+      <w:r>
+        <w:pict>
+          <v:rect style="width:0;height:1.5pt" o:hralign="center" o:hrstd="t" o:hr="t"/>
+        </w:pict>
+      </w:r>
+    </w:p>
+    <w:bookmarkEnd w:id="62"/>
+    <w:bookmarkEnd w:id="63"/>
+    <w:bookmarkStart w:id="67" w:name="X42eff3c2af9fc89b763577dc8a43ca1310f5c25"/>
+    <w:p>
+      <w:pPr>
+        <w:pStyle w:val="Heading2"/>
+      </w:pPr>
+      <w:r>
+        <w:t xml:space="preserve">§8. The Three Cross-Cutting Layers</w:t>
+      </w:r>
+    </w:p>
+    <w:p>
+      <w:pPr>
+        <w:pStyle w:val="FirstParagraph"/>
+      </w:pPr>
+      <w:r>
+        <w:t xml:space="preserve">Architectural depth on the three layers that did not exist in classic ADDIE.</w:t>
+      </w:r>
+    </w:p>
+    <w:bookmarkStart w:id="64" w:name="orchestration"/>
+    <w:p>
+      <w:pPr>
+        <w:pStyle w:val="Heading3"/>
+      </w:pPr>
+      <w:r>
+        <w:t xml:space="preserve">Orchestration</w:t>
+      </w:r>
+    </w:p>
+    <w:p>
+      <w:pPr>
+        <w:pStyle w:val="FirstParagraph"/>
+      </w:pPr>
+      <w:r>
+        <w:t xml:space="preserve">Routes work between agents and humans. Decides:</w:t>
+      </w:r>
+    </w:p>
+    <w:p>
+      <w:pPr>
+        <w:pStyle w:val="Compact"/>
+        <w:numPr>
+          <w:ilvl w:val="0"/>
+          <w:numId w:val="1013"/>
+        </w:numPr>
+      </w:pPr>
+      <w:r>
+        <w:rPr>
+          <w:b/>
+          <w:bCs/>
+        </w:rPr>
+        <w:t xml:space="preserve">Which agent runs which task.</w:t>
+      </w:r>
+      <w:r>
+        <w:t xml:space="preserve"> </w:t>
+      </w:r>
+      <w:r>
+        <w:t xml:space="preserve">A specialized item-writer agent handles distractor generation; a different agent handles facilitator-guide drafting; orchestration knows which is appropriate.</w:t>
+      </w:r>
+    </w:p>
+    <w:p>
+      <w:pPr>
+        <w:pStyle w:val="Compact"/>
+        <w:numPr>
+          <w:ilvl w:val="0"/>
+          <w:numId w:val="1013"/>
+        </w:numPr>
+      </w:pPr>
+      <w:r>
+        <w:rPr>
+          <w:b/>
+          <w:bCs/>
+        </w:rPr>
+        <w:t xml:space="preserve">Which model is appropriate.</w:t>
+      </w:r>
+      <w:r>
+        <w:t xml:space="preserve"> </w:t>
+      </w:r>
+      <w:r>
+        <w:t xml:space="preserve">Frontier models for high-judgment drafting; cost-optimized models for high-volume formatting; government-tenant generative AI tools (only environments cleared for the relevant data classification) for CUI work. Orchestration is the layer that enforces classification-based model selection.</w:t>
+      </w:r>
+    </w:p>
+    <w:p>
+      <w:pPr>
+        <w:pStyle w:val="Compact"/>
+        <w:numPr>
+          <w:ilvl w:val="0"/>
+          <w:numId w:val="1013"/>
+        </w:numPr>
+      </w:pPr>
+      <w:r>
+        <w:rPr>
+          <w:b/>
+          <w:bCs/>
+        </w:rPr>
+        <w:t xml:space="preserve">When artifacts route to which gate.</w:t>
+      </w:r>
+      <w:r>
+        <w:t xml:space="preserve"> </w:t>
+      </w:r>
+      <w:r>
+        <w:t xml:space="preserve">A drafted assessment item routes to Gate 6 (Assessment Validity) for human review at PRS-1 / PRS-2; at PRS-3+, agent-confidence-flagged items route to Gate 6 while clean items route directly to Validate.</w:t>
+      </w:r>
+    </w:p>
+    <w:p>
+      <w:pPr>
+        <w:pStyle w:val="Compact"/>
+        <w:numPr>
+          <w:ilvl w:val="0"/>
+          <w:numId w:val="1013"/>
+        </w:numPr>
+      </w:pPr>
+      <w:r>
+        <w:rPr>
+          <w:b/>
+          <w:bCs/>
+        </w:rPr>
+        <w:t xml:space="preserve">What gets logged.</w:t>
+      </w:r>
+      <w:r>
+        <w:t xml:space="preserve"> </w:t>
+      </w:r>
+      <w:r>
+        <w:t xml:space="preserve">Every agent invocation, every model version, every human gate decision. The orchestration log is the input to the Governance Layer audit trail.</w:t>
+      </w:r>
+    </w:p>
+    <w:bookmarkEnd w:id="64"/>
+    <w:bookmarkStart w:id="65" w:name="evaluation-as-spec"/>
+    <w:p>
+      <w:pPr>
+        <w:pStyle w:val="Heading3"/>
+      </w:pPr>
+      <w:r>
+        <w:t xml:space="preserve">Evaluation-as-Spec</w:t>
+      </w:r>
+    </w:p>
+    <w:p>
+      <w:pPr>
+        <w:pStyle w:val="FirstParagraph"/>
+      </w:pPr>
+      <w:r>
+        <w:rPr>
+          <w:i/>
+          <w:iCs/>
+        </w:rPr>
+        <w:t xml:space="preserve">Evaluation-as-Spec</w:t>
+      </w:r>
+      <w:r>
+        <w:t xml:space="preserve"> </w:t>
+      </w:r>
+      <w:r>
+        <w:t xml:space="preserve">is a practice borrowed from agent engineering (Anthropic Engineering, 2025) where the criteria an agent's output will be judged against are defined as a structured artifact — the</w:t>
+      </w:r>
+      <w:r>
+        <w:t xml:space="preserve"> </w:t>
+      </w:r>
+      <w:r>
+        <w:rPr>
+          <w:i/>
+          <w:iCs/>
+        </w:rPr>
+        <w:t xml:space="preserve">eval rubric</w:t>
+      </w:r>
+      <w:r>
+        <w:t xml:space="preserve"> </w:t>
+      </w:r>
+      <w:r>
+        <w:t xml:space="preserve">—</w:t>
+      </w:r>
+      <w:r>
+        <w:t xml:space="preserve"> </w:t>
+      </w:r>
+      <w:r>
+        <w:rPr>
+          <w:i/>
+          <w:iCs/>
+        </w:rPr>
+        <w:t xml:space="preserve">before</w:t>
+      </w:r>
+      <w:r>
+        <w:t xml:space="preserve"> </w:t>
+      </w:r>
+      <w:r>
+        <w:t xml:space="preserve">the agent runs. The rubric is the spec the agent fulfills. The discipline inverts the conventional Design-then-evaluate flow: instead of building first and checking against criteria afterward, AAFL requires the criteria to exist, in writing, before any building begins. This is the framework's structural answer to the agent-era failure mode of</w:t>
+      </w:r>
+      <w:r>
+        <w:t xml:space="preserve"> </w:t>
+      </w:r>
+      <w:r>
+        <w:rPr>
+          <w:i/>
+          <w:iCs/>
+        </w:rPr>
+        <w:t xml:space="preserve">artifacts that are well-formed but not instructionally sound</w:t>
+      </w:r>
+      <w:r>
+        <w:t xml:space="preserve">.</w:t>
+      </w:r>
+    </w:p>
+    <w:p>
+      <w:pPr>
+        <w:pStyle w:val="BodyText"/>
+      </w:pPr>
+      <w:r>
+        <w:rPr>
+          <w:b/>
+          <w:bCs/>
+        </w:rPr>
+        <w:t xml:space="preserve">The blocking discipline.</w:t>
+      </w:r>
+      <w:r>
+        <w:t xml:space="preserve"> </w:t>
+      </w:r>
+      <w:r>
+        <w:t xml:space="preserve">Neither the Design nor the Develop phase can run until:</w:t>
+      </w:r>
+    </w:p>
+    <w:p>
+      <w:pPr>
+        <w:pStyle w:val="Compact"/>
+        <w:numPr>
+          <w:ilvl w:val="0"/>
+          <w:numId w:val="1014"/>
+        </w:numPr>
+      </w:pPr>
+      <w:r>
+        <w:t xml:space="preserve">The Performance Outcome Gate (Gate 2) has been signed</w:t>
+      </w:r>
+    </w:p>
+    <w:p>
+      <w:pPr>
+        <w:pStyle w:val="Compact"/>
+        <w:numPr>
+          <w:ilvl w:val="0"/>
+          <w:numId w:val="1014"/>
+        </w:numPr>
+      </w:pPr>
+      <w:r>
+        <w:t xml:space="preserve">The eval rubric is authored, including all six dimensions (Performance attainment, Outcome attainment, Construct validity, Pedagogical fidelity, Learner experience, Production integrity)</w:t>
+      </w:r>
+    </w:p>
+    <w:p>
+      <w:pPr>
+        <w:pStyle w:val="Compact"/>
+        <w:numPr>
+          <w:ilvl w:val="0"/>
+          <w:numId w:val="1014"/>
+        </w:numPr>
+      </w:pPr>
+      <w:r>
+        <w:t xml:space="preserve">The rubric defines measurable criteria — not aspirations</w:t>
+      </w:r>
+    </w:p>
+    <w:p>
+      <w:pPr>
+        <w:pStyle w:val="FirstParagraph"/>
+      </w:pPr>
+      <w:r>
+        <w:t xml:space="preserve">Without a blocking eval rubric, agents will produce surface-fluent content that drifts from the intended outcome. The Layer makes the rubric a precondition, not a postcondition.</w:t>
+      </w:r>
+    </w:p>
+    <w:bookmarkEnd w:id="65"/>
+    <w:bookmarkStart w:id="66" w:name="governance"/>
+    <w:p>
+      <w:pPr>
+        <w:pStyle w:val="Heading3"/>
+      </w:pPr>
+      <w:r>
+        <w:t xml:space="preserve">Governance</w:t>
+      </w:r>
+    </w:p>
+    <w:p>
+      <w:pPr>
+        <w:pStyle w:val="FirstParagraph"/>
+      </w:pPr>
+      <w:r>
+        <w:t xml:space="preserve">Institutional accountability. Captures:</w:t>
+      </w:r>
+    </w:p>
+    <w:p>
+      <w:pPr>
+        <w:pStyle w:val="Compact"/>
+        <w:numPr>
+          <w:ilvl w:val="0"/>
+          <w:numId w:val="1015"/>
+        </w:numPr>
+      </w:pPr>
+      <w:r>
+        <w:rPr>
+          <w:b/>
+          <w:bCs/>
+        </w:rPr>
+        <w:t xml:space="preserve">Audit trail.</w:t>
+      </w:r>
+      <w:r>
+        <w:t xml:space="preserve"> </w:t>
+      </w:r>
+      <w:r>
+        <w:t xml:space="preserve">Chain of custody for every agent-generated artifact: model version, prompt-and-response, human reviewer signature, gate-flag history, classification marking. Retained for the contract retention window.</w:t>
+      </w:r>
+    </w:p>
+    <w:p>
+      <w:pPr>
+        <w:pStyle w:val="Compact"/>
+        <w:numPr>
+          <w:ilvl w:val="0"/>
+          <w:numId w:val="1015"/>
+        </w:numPr>
+      </w:pPr>
+      <w:r>
+        <w:rPr>
+          <w:b/>
+          <w:bCs/>
+        </w:rPr>
+        <w:t xml:space="preserve">Classification handling.</w:t>
+      </w:r>
+      <w:r>
+        <w:t xml:space="preserve"> </w:t>
+      </w:r>
+      <w:r>
+        <w:t xml:space="preserve">FedRAMP, NIST 800-171, CUI marking, Section 508 conformance, ITAR/EAR where applicable.</w:t>
+      </w:r>
+    </w:p>
+    <w:p>
+      <w:pPr>
+        <w:pStyle w:val="Compact"/>
+        <w:numPr>
+          <w:ilvl w:val="0"/>
+          <w:numId w:val="1015"/>
+        </w:numPr>
+      </w:pPr>
+      <w:r>
+        <w:rPr>
+          <w:b/>
+          <w:bCs/>
+        </w:rPr>
+        <w:t xml:space="preserve">Accreditation alignment.</w:t>
+      </w:r>
+      <w:r>
+        <w:t xml:space="preserve"> </w:t>
+      </w:r>
+      <w:r>
+        <w:t xml:space="preserve">ACE evaluator expectations; Quality Matters Standards 2 (Learning Objectives), 3 (Assessment), 8 (Accessibility); WCAG 2.1 AA + Section 508 conformance evidence.</w:t>
+      </w:r>
+    </w:p>
+    <w:p>
+      <w:pPr>
+        <w:pStyle w:val="Compact"/>
+        <w:numPr>
+          <w:ilvl w:val="0"/>
+          <w:numId w:val="1015"/>
+        </w:numPr>
+      </w:pPr>
+      <w:r>
+        <w:rPr>
+          <w:b/>
+          <w:bCs/>
+        </w:rPr>
+        <w:t xml:space="preserve">Escalation paths.</w:t>
+      </w:r>
+      <w:r>
+        <w:t xml:space="preserve"> </w:t>
+      </w:r>
+      <w:r>
+        <w:t xml:space="preserve">Defined human-side decision protocol for when the human reviewer disagrees with the agent's output, when human override is logged, when the disagreement escalates to a senior reviewer or governance board.</w:t>
+      </w:r>
+    </w:p>
+    <w:p>
+      <w:pPr>
+        <w:pStyle w:val="Compact"/>
+        <w:numPr>
+          <w:ilvl w:val="0"/>
+          <w:numId w:val="1015"/>
+        </w:numPr>
+      </w:pPr>
+      <w:r>
+        <w:rPr>
+          <w:b/>
+          <w:bCs/>
+        </w:rPr>
+        <w:t xml:space="preserve">PRS caps by classification.</w:t>
+      </w:r>
+      <w:r>
+        <w:t xml:space="preserve"> </w:t>
+      </w:r>
+      <w:r>
+        <w:t xml:space="preserve">No PRS-4 on classified content. PRS-3 only on approved federal-tenant infrastructure. PRS-4 only on public-trust unclassified high-volume work. Caps are</w:t>
+      </w:r>
+      <w:r>
+        <w:t xml:space="preserve"> </w:t>
+      </w:r>
+      <w:r>
+        <w:rPr>
+          <w:i/>
+          <w:iCs/>
+        </w:rPr>
+        <w:t xml:space="preserve">enforced</w:t>
+      </w:r>
+      <w:r>
+        <w:t xml:space="preserve"> </w:t>
+      </w:r>
+      <w:r>
+        <w:t xml:space="preserve">by the Layer, not aspirational.</w:t>
+      </w:r>
+    </w:p>
+    <w:p>
+      <w:pPr>
+        <w:pStyle w:val="FirstParagraph"/>
+      </w:pPr>
+      <w:r>
+        <w:t xml:space="preserve">The federal claim AAFL can defensibly make: among the published AI-era ID frameworks reviewed in this work (see Appendix B for the comparative scan — ADDIE, FRAME™, Anthropic 4Ds, Chai et al., EduPlanner, AUSS, Action Mapping), AAFL appears to be the only framework that prescribes PRS caps tied to data classification. That is exactly the question federal contracting officers ask first.</w:t>
+      </w:r>
+    </w:p>
+    <w:p>
+      <w:r>
+        <w:pict>
+          <v:rect style="width:0;height:1.5pt" o:hralign="center" o:hrstd="t" o:hr="t"/>
+        </w:pict>
+      </w:r>
+    </w:p>
+    <w:bookmarkEnd w:id="66"/>
+    <w:bookmarkEnd w:id="67"/>
+    <w:bookmarkStart w:id="76" w:name="X8acebe001cf776c78683adae3432e4162ae945b"/>
+    <w:p>
+      <w:pPr>
+        <w:pStyle w:val="Heading2"/>
+      </w:pPr>
+      <w:r>
+        <w:t xml:space="preserve">§9. Engagement With Prior Frameworks and Intellectual Lineage</w:t>
+      </w:r>
+    </w:p>
+    <w:p>
+      <w:pPr>
+        <w:pStyle w:val="FirstParagraph"/>
+      </w:pPr>
+      <w:r>
+        <w:t xml:space="preserve">AAFL enters the literature as a coherent extension and integration of existing work, not as a clean-break replacement. The engagement here is substantive and structural rather than plank-by-plank: AAFL inherits a tradition of thought rather than borrowing isolated techniques. The reader should be able to recognize the lineage without being able to reduce any one feature of the architecture to any single source.</w:t>
+      </w:r>
+    </w:p>
+    <w:bookmarkStart w:id="68" w:name="the-performance-tradition"/>
+    <w:p>
+      <w:pPr>
+        <w:pStyle w:val="Heading3"/>
+      </w:pPr>
+      <w:r>
+        <w:t xml:space="preserve">The performance tradition</w:t>
+      </w:r>
+    </w:p>
+    <w:p>
+      <w:pPr>
+        <w:pStyle w:val="FirstParagraph"/>
+      </w:pPr>
+      <w:r>
+        <w:t xml:space="preserve">The Human Performance Technology (HPT) tradition is the bedrock AAFL inherits — a body of work that has insisted on workplace performance as the legitimate outcome of L&amp;D investment for more than half a century. The decisive intellectual contributions in that tradition include Thomas Gilbert's</w:t>
+      </w:r>
+      <w:r>
+        <w:t xml:space="preserve"> </w:t>
+      </w:r>
+      <w:r>
+        <w:rPr>
+          <w:i/>
+          <w:iCs/>
+        </w:rPr>
+        <w:t xml:space="preserve">Human Competence</w:t>
+      </w:r>
+      <w:r>
+        <w:t xml:space="preserve"> </w:t>
+      </w:r>
+      <w:r>
+        <w:t xml:space="preserve">(1978), which reframed the unit of analysis from the learner's behavior to the performer's output and gave the field its enduring distinction between behavior and accomplishment; Geary Rummler and Alan Brache's</w:t>
+      </w:r>
+      <w:r>
+        <w:t xml:space="preserve"> </w:t>
+      </w:r>
+      <w:r>
+        <w:rPr>
+          <w:i/>
+          <w:iCs/>
+        </w:rPr>
+        <w:t xml:space="preserve">Improving Performance</w:t>
+      </w:r>
+      <w:r>
+        <w:t xml:space="preserve"> </w:t>
+      </w:r>
+      <w:r>
+        <w:t xml:space="preserve">(1990), which treated workplace performance as a systems-level property; and the long-running professional infrastructure of the International Society for Performance Improvement, which sustained the discipline through periods when the rest of L&amp;D was preoccupied with course completion as the win condition.</w:t>
+      </w:r>
+    </w:p>
+    <w:p>
+      <w:pPr>
+        <w:pStyle w:val="BodyText"/>
+      </w:pPr>
+      <w:r>
+        <w:t xml:space="preserve">Workplace-oriented operational articulations of the same commitment include Cathy Moore's Action Mapping (2008), which insists on backward design from business performance goals; Bob Mosher and Conrad Gottfredson's 5 Moments of Need (2011), which draws the line between formal learning (the New and More moments) and performance support (Apply, Solve, Change) and locates the bulk of workplace skill acquisition outside formal training; Allison Rossett and Lisa Schafer's performance-support taxonomy (Planners, Advisors, Coaches, Sidekicks, 2007) which named the categories of in-workflow help that AR-overlay tooling now operates; and Robert Brinkerhoff's Success Case Method (2003), which provided the methodology for tracing whether an intervention actually moved performance for the workers who used it. The Kirkpatrick L1–L4 vocabulary (1959, updated 2016) is the dialect every reviewer of AAFL will use; AAFL adopts the vocabulary natively.</w:t>
+      </w:r>
+    </w:p>
+    <w:p>
+      <w:pPr>
+        <w:pStyle w:val="BodyText"/>
+      </w:pPr>
+      <w:r>
+        <w:t xml:space="preserve">These works do not appear in AAFL as plank-by-plank derivations. They appear as bedrock — the assumption that workplace performance is the legitimate organizing outcome, that course completion is a weak proxy, that performance support belongs in the workflow rather than in the classroom, and that the eval question is</w:t>
+      </w:r>
+      <w:r>
+        <w:t xml:space="preserve"> </w:t>
+      </w:r>
+      <w:r>
+        <w:rPr>
+          <w:i/>
+          <w:iCs/>
+        </w:rPr>
+        <w:t xml:space="preserve">did performance move</w:t>
+      </w:r>
+      <w:r>
+        <w:t xml:space="preserve">, not</w:t>
+      </w:r>
+      <w:r>
+        <w:t xml:space="preserve"> </w:t>
+      </w:r>
+      <w:r>
+        <w:rPr>
+          <w:i/>
+          <w:iCs/>
+        </w:rPr>
+        <w:t xml:space="preserve">did the learner pass</w:t>
+      </w:r>
+      <w:r>
+        <w:t xml:space="preserve">. AAFL does not paraphrase any one of these voices; it operates inside the consensus they built.</w:t>
+      </w:r>
+    </w:p>
+    <w:bookmarkEnd w:id="68"/>
+    <w:bookmarkStart w:id="69" w:name="addie-as-the-architectural-heritage"/>
+    <w:p>
+      <w:pPr>
+        <w:pStyle w:val="Heading3"/>
+      </w:pPr>
+      <w:r>
+        <w:t xml:space="preserve">ADDIE as the architectural heritage</w:t>
+      </w:r>
+    </w:p>
+    <w:p>
+      <w:pPr>
+        <w:pStyle w:val="FirstParagraph"/>
+      </w:pPr>
+      <w:r>
+        <w:rPr>
+          <w:b/>
+          <w:bCs/>
+        </w:rPr>
+        <w:t xml:space="preserve">ADDIE</w:t>
+      </w:r>
+      <w:r>
+        <w:t xml:space="preserve"> </w:t>
+      </w:r>
+      <w:r>
+        <w:t xml:space="preserve">(Branson et al., 1975, FSU). AAFL is ADDIE practiced at agent speed with HITL gates and three new layers.</w:t>
+      </w:r>
+      <w:r>
+        <w:t xml:space="preserve"> </w:t>
+      </w:r>
+      <w:r>
+        <w:rPr>
+          <w:i/>
+          <w:iCs/>
+        </w:rPr>
+        <w:t xml:space="preserve">Continuity, not replacement.</w:t>
+      </w:r>
+      <w:r>
+        <w:t xml:space="preserve"> </w:t>
+      </w:r>
+      <w:r>
+        <w:t xml:space="preserve">ADDIE Guide remains the reference; AAFL is the operating manual. The decision to preserve ADDIE's vocabulary is the framework's single largest concession to its audience: federal contracting officers, ACE evaluators, Quality Matters reviewers, and military training command staff all read in ADDIE's vocabulary, and a framework that begins by replacing the vocabulary forfeits the audience most likely to adopt it.</w:t>
+      </w:r>
+    </w:p>
+    <w:bookmarkEnd w:id="69"/>
+    <w:bookmarkStart w:id="70" w:name="iterative-design-heritage"/>
+    <w:p>
+      <w:pPr>
+        <w:pStyle w:val="Heading3"/>
+      </w:pPr>
+      <w:r>
+        <w:t xml:space="preserve">Iterative design heritage</w:t>
+      </w:r>
+    </w:p>
+    <w:p>
+      <w:pPr>
+        <w:pStyle w:val="FirstParagraph"/>
+      </w:pPr>
+      <w:r>
+        <w:rPr>
+          <w:b/>
+          <w:bCs/>
+        </w:rPr>
+        <w:t xml:space="preserve">SAM</w:t>
+      </w:r>
+      <w:r>
+        <w:t xml:space="preserve"> </w:t>
+      </w:r>
+      <w:r>
+        <w:t xml:space="preserve">(Allen Interactions, 2012). AAFL inherits SAM's iterative discipline. The Translator's Loop is functionally similar to SAM's rapid-prototyping cycle, applied at per-artifact granularity rather than per-course granularity.</w:t>
+      </w:r>
+    </w:p>
+    <w:bookmarkEnd w:id="70"/>
+    <w:bookmarkStart w:id="71" w:name="pedagogical-design-heritage"/>
+    <w:p>
+      <w:pPr>
+        <w:pStyle w:val="Heading3"/>
+      </w:pPr>
+      <w:r>
+        <w:t xml:space="preserve">Pedagogical-design heritage</w:t>
+      </w:r>
+    </w:p>
+    <w:p>
+      <w:pPr>
+        <w:pStyle w:val="FirstParagraph"/>
+      </w:pPr>
+      <w:r>
+        <w:t xml:space="preserve">AAFL's pedagogical gates — Learner Reality, Performance Outcome, Pedagogical Strategy, and Performance-Effect — do not invent the underlying instructional-design theory. They operate against a body of work that any ID reviewer will expect to see named.</w:t>
+      </w:r>
+    </w:p>
+    <w:p>
+      <w:pPr>
+        <w:pStyle w:val="BodyText"/>
+      </w:pPr>
+      <w:r>
+        <w:rPr>
+          <w:b/>
+          <w:bCs/>
+        </w:rPr>
+        <w:t xml:space="preserve">Gagné's</w:t>
+      </w:r>
+      <w:r>
+        <w:rPr>
+          <w:b/>
+          <w:bCs/>
+        </w:rPr>
+        <w:t xml:space="preserve"> </w:t>
+      </w:r>
+      <w:r>
+        <w:rPr>
+          <w:b/>
+          <w:bCs/>
+          <w:i/>
+          <w:iCs/>
+        </w:rPr>
+        <w:t xml:space="preserve">Conditions of Learning</w:t>
+      </w:r>
+      <w:r>
+        <w:t xml:space="preserve"> </w:t>
+      </w:r>
+      <w:r>
+        <w:t xml:space="preserve">(1985; original 1965) provides the cognitive-architecture grounding for the conditions under which different categories of learning outcome can be reliably produced. AAFL's Gate 3 (Pedagogical Strategy) is the framework's structural commitment to asking</w:t>
+      </w:r>
+      <w:r>
+        <w:t xml:space="preserve"> </w:t>
+      </w:r>
+      <w:r>
+        <w:rPr>
+          <w:i/>
+          <w:iCs/>
+        </w:rPr>
+        <w:t xml:space="preserve">which conditions does this strategy create for this learner population</w:t>
+      </w:r>
+      <w:r>
+        <w:t xml:space="preserve">; the question is Gagné's even when the answer is agent-drafted.</w:t>
+      </w:r>
+      <w:r>
+        <w:t xml:space="preserve"> </w:t>
+      </w:r>
+      <w:r>
+        <w:rPr>
+          <w:b/>
+          <w:bCs/>
+        </w:rPr>
+        <w:t xml:space="preserve">Dick, Carey &amp; Carey's</w:t>
+      </w:r>
+      <w:r>
+        <w:rPr>
+          <w:b/>
+          <w:bCs/>
+        </w:rPr>
+        <w:t xml:space="preserve"> </w:t>
+      </w:r>
+      <w:r>
+        <w:rPr>
+          <w:b/>
+          <w:bCs/>
+          <w:i/>
+          <w:iCs/>
+        </w:rPr>
+        <w:t xml:space="preserve">Systematic Design of Instruction</w:t>
+      </w:r>
+      <w:r>
+        <w:t xml:space="preserve"> </w:t>
+      </w:r>
+      <w:r>
+        <w:t xml:space="preserve">(2014, 8th ed.; original 1978) is the canonical systematic-design textbook against which any ADDIE-extension framework will be read; AAFL inherits its commitment to backward-mapped objectives and criterion-referenced assessment, both operationalized at Gate 2 (Performance Outcome) and Gate 6 (Assessment Validity).</w:t>
+      </w:r>
+    </w:p>
+    <w:p>
+      <w:pPr>
+        <w:pStyle w:val="BodyText"/>
+      </w:pPr>
+      <w:r>
+        <w:rPr>
+          <w:b/>
+          <w:bCs/>
+        </w:rPr>
+        <w:t xml:space="preserve">Merrill's First Principles of Instruction</w:t>
+      </w:r>
+      <w:r>
+        <w:t xml:space="preserve"> </w:t>
+      </w:r>
+      <w:r>
+        <w:t xml:space="preserve">(2002,</w:t>
+      </w:r>
+      <w:r>
+        <w:t xml:space="preserve"> </w:t>
+      </w:r>
+      <w:r>
+        <w:rPr>
+          <w:i/>
+          <w:iCs/>
+        </w:rPr>
+        <w:t xml:space="preserve">Educational Technology Research and Development</w:t>
+      </w:r>
+      <w:r>
+        <w:t xml:space="preserve">) consolidates the cross-theoretic instructional principles — task-centeredness, activation of prior knowledge, demonstration, application, integration — that AAFL's pedagogical gates assume without restating. A practitioner who passes Gate 3 with a strategy that violates Merrill's principles has produced a pedagogically thin design; the framework does not relitigate Merrill, it operates on top of him.</w:t>
+      </w:r>
+    </w:p>
+    <w:p>
+      <w:pPr>
+        <w:pStyle w:val="BodyText"/>
+      </w:pPr>
+      <w:r>
+        <w:rPr>
+          <w:b/>
+          <w:bCs/>
+        </w:rPr>
+        <w:t xml:space="preserve">Reigeluth's</w:t>
+      </w:r>
+      <w:r>
+        <w:rPr>
+          <w:b/>
+          <w:bCs/>
+        </w:rPr>
+        <w:t xml:space="preserve"> </w:t>
+      </w:r>
+      <w:r>
+        <w:rPr>
+          <w:b/>
+          <w:bCs/>
+          <w:i/>
+          <w:iCs/>
+        </w:rPr>
+        <w:t xml:space="preserve">Instructional-Design Theories and Models</w:t>
+      </w:r>
+      <w:r>
+        <w:t xml:space="preserve"> </w:t>
+      </w:r>
+      <w:r>
+        <w:t xml:space="preserve">(1999, 2009, 2017) catalogs the theoretical pluralism within which AAFL is one operating choice. AAFL takes an explicitly</w:t>
+      </w:r>
+      <w:r>
+        <w:t xml:space="preserve"> </w:t>
+      </w:r>
+      <w:r>
+        <w:rPr>
+          <w:i/>
+          <w:iCs/>
+        </w:rPr>
+        <w:t xml:space="preserve">performance-acceleration-oriented</w:t>
+      </w:r>
+      <w:r>
+        <w:t xml:space="preserve"> </w:t>
+      </w:r>
+      <w:r>
+        <w:t xml:space="preserve">stance within that pluralism; it does not claim that workplace performance is the only legitimate organizing outcome of L&amp;D, only that it is the legitimate organizing outcome for the workplace contexts AAFL addresses (see §12 Limitations on K-12 scope).</w:t>
+      </w:r>
+    </w:p>
+    <w:p>
+      <w:pPr>
+        <w:pStyle w:val="BodyText"/>
+      </w:pPr>
+      <w:r>
+        <w:rPr>
+          <w:b/>
+          <w:bCs/>
+        </w:rPr>
+        <w:t xml:space="preserve">Universal Design for Learning</w:t>
+      </w:r>
+      <w:r>
+        <w:t xml:space="preserve"> </w:t>
+      </w:r>
+      <w:r>
+        <w:t xml:space="preserve">(Meyer, Rose, &amp; Gordon, 2014; CAST, 2018) is the theoretical anchor underneath AAFL's Gate 5 (Equity &amp; Accessibility). The framework's operational instance — automated WCAG 2.1 AA conformance scans, alt-text, transcripts, captions, reading-level analysis — is the production-gate layer; the substantive commitment is UDL's</w:t>
+      </w:r>
+      <w:r>
+        <w:t xml:space="preserve"> </w:t>
+      </w:r>
+      <w:r>
+        <w:rPr>
+          <w:i/>
+          <w:iCs/>
+        </w:rPr>
+        <w:t xml:space="preserve">multiple means of engagement, representation, and action/expression</w:t>
+      </w:r>
+      <w:r>
+        <w:t xml:space="preserve"> </w:t>
+      </w:r>
+      <w:r>
+        <w:t xml:space="preserve">applied to the agent-era authoring stack. Gate 5's human criterion ("Does this work for the learner whose context I have least imagined?") is UDL's commitment translated into a single reviewer-facing question.</w:t>
+      </w:r>
+    </w:p>
+    <w:p>
+      <w:pPr>
+        <w:pStyle w:val="BodyText"/>
+      </w:pPr>
+      <w:r>
+        <w:t xml:space="preserve">These four anchors are named here, not at individual gates, in keeping with the lineage discipline established in §9's opening paragraph: AAFL is a synthesis, not a composite of borrowed parts.</w:t>
+      </w:r>
+    </w:p>
+    <w:bookmarkEnd w:id="71"/>
+    <w:bookmarkStart w:id="72" w:name="agent-era-frameworks"/>
+    <w:p>
+      <w:pPr>
+        <w:pStyle w:val="Heading3"/>
+      </w:pPr>
+      <w:r>
+        <w:t xml:space="preserve">Agent-era frameworks</w:t>
+      </w:r>
+    </w:p>
+    <w:p>
+      <w:pPr>
+        <w:pStyle w:val="FirstParagraph"/>
+      </w:pPr>
+      <w:r>
+        <w:rPr>
+          <w:b/>
+          <w:bCs/>
+        </w:rPr>
+        <w:t xml:space="preserve">FRAME™</w:t>
+      </w:r>
+      <w:r>
+        <w:t xml:space="preserve"> </w:t>
+      </w:r>
+      <w:r>
+        <w:t xml:space="preserve">(Hardman, 2025). FRAME maps capability risk; AAFL maps decision authority. FRAME tells you</w:t>
+      </w:r>
+      <w:r>
+        <w:t xml:space="preserve"> </w:t>
+      </w:r>
+      <w:r>
+        <w:rPr>
+          <w:i/>
+          <w:iCs/>
+        </w:rPr>
+        <w:t xml:space="preserve">which AI to trust for which task</w:t>
+      </w:r>
+      <w:r>
+        <w:t xml:space="preserve">; AAFL tells you</w:t>
+      </w:r>
+      <w:r>
+        <w:t xml:space="preserve"> </w:t>
+      </w:r>
+      <w:r>
+        <w:rPr>
+          <w:i/>
+          <w:iCs/>
+        </w:rPr>
+        <w:t xml:space="preserve">which task humans must keep regardless of which AI you trust.</w:t>
+      </w:r>
+      <w:r>
+        <w:t xml:space="preserve"> </w:t>
+      </w:r>
+      <w:r>
+        <w:t xml:space="preserve">The frameworks are complementary, not competing — citing FRAME strengthens AAFL's positioning. Hardman's "danger zone" language is the closest published precursor to AAFL's pedagogical-vs-production task split.</w:t>
+      </w:r>
+    </w:p>
+    <w:p>
+      <w:pPr>
+        <w:pStyle w:val="BodyText"/>
+      </w:pPr>
+      <w:r>
+        <w:rPr>
+          <w:b/>
+          <w:bCs/>
+        </w:rPr>
+        <w:t xml:space="preserve">Anthropic AI Fluency Framework / 4Ds</w:t>
+      </w:r>
+      <w:r>
+        <w:t xml:space="preserve"> </w:t>
+      </w:r>
+      <w:r>
+        <w:t xml:space="preserve">(Dakan &amp; Feller, 2023–2025). The 4Ds (Delegation, Description, Discernment, Diligence) are practitioner</w:t>
+      </w:r>
+      <w:r>
+        <w:t xml:space="preserve"> </w:t>
+      </w:r>
+      <w:r>
+        <w:rPr>
+          <w:i/>
+          <w:iCs/>
+        </w:rPr>
+        <w:t xml:space="preserve">competencies</w:t>
+      </w:r>
+      <w:r>
+        <w:t xml:space="preserve">; AAFL is the</w:t>
+      </w:r>
+      <w:r>
+        <w:t xml:space="preserve"> </w:t>
+      </w:r>
+      <w:r>
+        <w:rPr>
+          <w:i/>
+          <w:iCs/>
+        </w:rPr>
+        <w:t xml:space="preserve">process</w:t>
+      </w:r>
+      <w:r>
+        <w:t xml:space="preserve"> </w:t>
+      </w:r>
+      <w:r>
+        <w:t xml:space="preserve">those competencies operate within. Discernment lives at every HITL gate; Delegation defines the agent-vs-human task split; Description briefs the agent at every gate; Diligence is the audit trail the Governance Layer records.</w:t>
+      </w:r>
+      <w:r>
+        <w:t xml:space="preserve"> </w:t>
+      </w:r>
+      <w:r>
+        <w:rPr>
+          <w:i/>
+          <w:iCs/>
+        </w:rPr>
+        <w:t xml:space="preserve">Disclosure:</w:t>
+      </w:r>
+      <w:r>
+        <w:t xml:space="preserve"> </w:t>
+      </w:r>
+      <w:r>
+        <w:t xml:space="preserve">the author completed Anthropic Academy's</w:t>
+      </w:r>
+      <w:r>
+        <w:t xml:space="preserve"> </w:t>
+      </w:r>
+      <w:r>
+        <w:rPr>
+          <w:i/>
+          <w:iCs/>
+        </w:rPr>
+        <w:t xml:space="preserve">AI Fluency for Educators</w:t>
+      </w:r>
+      <w:r>
+        <w:t xml:space="preserve"> </w:t>
+      </w:r>
+      <w:r>
+        <w:t xml:space="preserve">and</w:t>
+      </w:r>
+      <w:r>
+        <w:t xml:space="preserve"> </w:t>
+      </w:r>
+      <w:r>
+        <w:rPr>
+          <w:i/>
+          <w:iCs/>
+        </w:rPr>
+        <w:t xml:space="preserve">AI Fluency: Framework &amp; Foundations</w:t>
+      </w:r>
+      <w:r>
+        <w:t xml:space="preserve"> </w:t>
+      </w:r>
+      <w:r>
+        <w:t xml:space="preserve">courses as a learner; AAFL is informed by but independent of those curricula, and the author has no instructional or advisory role at Anthropic.</w:t>
+      </w:r>
+    </w:p>
+    <w:p>
+      <w:pPr>
+        <w:pStyle w:val="BodyText"/>
+      </w:pPr>
+      <w:r>
+        <w:rPr>
+          <w:b/>
+          <w:bCs/>
+        </w:rPr>
+        <w:t xml:space="preserve">Chai et al.</w:t>
+      </w:r>
+      <w:r>
+        <w:t xml:space="preserve"> </w:t>
+      </w:r>
+      <w:r>
+        <w:t xml:space="preserve">(2025). Peer-reviewed phase-by-phase synthesis of generative AI in instructional system design. The academic anchor for the position that AI integration is phase-specific, not monolithic. AAFL extends Chai et al. by adding the gate taxonomy, the PRS with caps, the Evaluation-as-Spec Layer, and workplace performance as the eval spine.</w:t>
+      </w:r>
+    </w:p>
+    <w:p>
+      <w:pPr>
+        <w:pStyle w:val="BodyText"/>
+      </w:pPr>
+      <w:r>
+        <w:rPr>
+          <w:b/>
+          <w:bCs/>
+        </w:rPr>
+        <w:t xml:space="preserve">Multi-agent academic systems — EduPlanner, AUSS</w:t>
+      </w:r>
+      <w:r>
+        <w:t xml:space="preserve"> </w:t>
+      </w:r>
+      <w:r>
+        <w:t xml:space="preserve">(2025). Cited as prior art on multi-agent ID systems. AAFL distinguishes itself by foregrounding</w:t>
+      </w:r>
+      <w:r>
+        <w:t xml:space="preserve"> </w:t>
+      </w:r>
+      <w:r>
+        <w:rPr>
+          <w:i/>
+          <w:iCs/>
+        </w:rPr>
+        <w:t xml:space="preserve">human gates</w:t>
+      </w:r>
+      <w:r>
+        <w:t xml:space="preserve">, not multi-agent collaboration. EduPlanner's Evaluator/Optimizer/Analyst is an agent harness; AAFL's eight gates are human criteria.</w:t>
+      </w:r>
+    </w:p>
+    <w:bookmarkEnd w:id="72"/>
+    <w:bookmarkStart w:id="73" w:name="methodological-foundations"/>
+    <w:p>
+      <w:pPr>
+        <w:pStyle w:val="Heading3"/>
+      </w:pPr>
+      <w:r>
+        <w:t xml:space="preserve">Methodological foundations</w:t>
+      </w:r>
+    </w:p>
+    <w:p>
+      <w:pPr>
+        <w:pStyle w:val="FirstParagraph"/>
+      </w:pPr>
+      <w:r>
+        <w:rPr>
+          <w:b/>
+          <w:bCs/>
+        </w:rPr>
+        <w:t xml:space="preserve">Anthropic Engineering — eval-driven development</w:t>
+      </w:r>
+      <w:r>
+        <w:t xml:space="preserve"> </w:t>
+      </w:r>
+      <w:r>
+        <w:t xml:space="preserve">(2025). Source of the technical discipline borrowed for the Evaluation-as-Spec Layer. Cited as methodological foundation, not as ID framework.</w:t>
+      </w:r>
+    </w:p>
+    <w:p>
+      <w:pPr>
+        <w:pStyle w:val="BodyText"/>
+      </w:pPr>
+      <w:r>
+        <w:rPr>
+          <w:b/>
+          <w:bCs/>
+        </w:rPr>
+        <w:t xml:space="preserve">Centaur models</w:t>
+      </w:r>
+      <w:r>
+        <w:t xml:space="preserve"> </w:t>
+      </w:r>
+      <w:r>
+        <w:t xml:space="preserve">(Saghafian et al., 2024,</w:t>
+      </w:r>
+      <w:r>
+        <w:t xml:space="preserve"> </w:t>
+      </w:r>
+      <w:r>
+        <w:rPr>
+          <w:i/>
+          <w:iCs/>
+        </w:rPr>
+        <w:t xml:space="preserve">Harvard Data Science Review</w:t>
+      </w:r>
+      <w:r>
+        <w:t xml:space="preserve">). Hybrid human-algorithm symbiosis pattern. The Translator's Loop is functionally a centaur cycle applied to instructional artifact production.</w:t>
+      </w:r>
+    </w:p>
+    <w:p>
+      <w:pPr>
+        <w:pStyle w:val="BodyText"/>
+      </w:pPr>
+      <w:r>
+        <w:rPr>
+          <w:b/>
+          <w:bCs/>
+        </w:rPr>
+        <w:t xml:space="preserve">Human + Machine</w:t>
+      </w:r>
+      <w:r>
+        <w:t xml:space="preserve"> </w:t>
+      </w:r>
+      <w:r>
+        <w:t xml:space="preserve">(Davenport &amp; Daugherty, 2018, updated 2024). The augment-not-replace operating principle, articulated for organizational practice generally. AAFL localizes this thesis to ID specifically.</w:t>
+      </w:r>
+    </w:p>
+    <w:p>
+      <w:pPr>
+        <w:pStyle w:val="BodyText"/>
+      </w:pPr>
+      <w:r>
+        <w:rPr>
+          <w:b/>
+          <w:bCs/>
+        </w:rPr>
+        <w:t xml:space="preserve">Brynjolfsson et al.,</w:t>
+      </w:r>
+      <w:r>
+        <w:rPr>
+          <w:b/>
+          <w:bCs/>
+        </w:rPr>
+        <w:t xml:space="preserve"> </w:t>
+      </w:r>
+      <w:r>
+        <w:rPr>
+          <w:b/>
+          <w:bCs/>
+          <w:i/>
+          <w:iCs/>
+        </w:rPr>
+        <w:t xml:space="preserve">Navigating the Jagged Technological Frontier</w:t>
+      </w:r>
+      <w:r>
+        <w:t xml:space="preserve"> </w:t>
+      </w:r>
+      <w:r>
+        <w:t xml:space="preserve">(2023). Empirical grounding for the claim that AI capability is uneven across tasks within the same role — the precondition for any framework that asks</w:t>
+      </w:r>
+      <w:r>
+        <w:t xml:space="preserve"> </w:t>
+      </w:r>
+      <w:r>
+        <w:rPr>
+          <w:i/>
+          <w:iCs/>
+        </w:rPr>
+        <w:t xml:space="preserve">which tasks belong to whom</w:t>
+      </w:r>
+      <w:r>
+        <w:t xml:space="preserve">.</w:t>
+      </w:r>
+      <w:r>
+        <w:t xml:space="preserve"> </w:t>
+      </w:r>
+      <w:r>
+        <w:rPr>
+          <w:b/>
+          <w:bCs/>
+        </w:rPr>
+        <w:t xml:space="preserve">Dell'Acqua et al.</w:t>
+      </w:r>
+      <w:r>
+        <w:t xml:space="preserve"> </w:t>
+      </w:r>
+      <w:r>
+        <w:t xml:space="preserve">(2023, BCG-Harvard field experiment, HBS Working Paper 24-013) is the companion field-experimental study cited in §6 as the productivity-band anchor for PRS-1 and PRS-2.</w:t>
+      </w:r>
+    </w:p>
+    <w:bookmarkEnd w:id="73"/>
+    <w:bookmarkStart w:id="74" w:name="engagement-with-the-critic-camp"/>
+    <w:p>
+      <w:pPr>
+        <w:pStyle w:val="Heading3"/>
+      </w:pPr>
+      <w:r>
+        <w:t xml:space="preserve">Engagement with the critic camp</w:t>
+      </w:r>
+    </w:p>
+    <w:p>
+      <w:pPr>
+        <w:pStyle w:val="FirstParagraph"/>
+      </w:pPr>
+      <w:r>
+        <w:t xml:space="preserve">A framework that proposes to operationalize agent capability in instructional design owes the reader a substantive engagement with the critical AI-in-education tradition, not just the productivity-oriented and HPT-oriented traditions. Several concerns from that tradition shape AAFL's design choices even when they are not named at individual features.</w:t>
+      </w:r>
+    </w:p>
+    <w:p>
+      <w:pPr>
+        <w:pStyle w:val="BodyText"/>
+      </w:pPr>
+      <w:r>
+        <w:rPr>
+          <w:b/>
+          <w:bCs/>
+        </w:rPr>
+        <w:t xml:space="preserve">Selwyn's</w:t>
+      </w:r>
+      <w:r>
+        <w:rPr>
+          <w:b/>
+          <w:bCs/>
+        </w:rPr>
+        <w:t xml:space="preserve"> </w:t>
+      </w:r>
+      <w:r>
+        <w:rPr>
+          <w:b/>
+          <w:bCs/>
+          <w:i/>
+          <w:iCs/>
+        </w:rPr>
+        <w:t xml:space="preserve">Should Robots Replace Teachers?</w:t>
+      </w:r>
+      <w:r>
+        <w:t xml:space="preserve"> </w:t>
+      </w:r>
+      <w:r>
+        <w:t xml:space="preserve">(2019, Polity) raises the deskilling concern — that delegating authorship to AI agents hollows out the practitioner profession over time, leaving humans only the credentialing-and-rubber-stamping residue of work the agent now drafts. AAFL's structural response is the four pedagogical gates: Learner Reality, Performance Outcome, Pedagogical Strategy, and Performance-Effect are</w:t>
+      </w:r>
+      <w:r>
+        <w:t xml:space="preserve"> </w:t>
+      </w:r>
+      <w:r>
+        <w:rPr>
+          <w:i/>
+          <w:iCs/>
+        </w:rPr>
+        <w:t xml:space="preserve">humans-only at every PRS level</w:t>
+      </w:r>
+      <w:r>
+        <w:t xml:space="preserve">, including PRS-4. The framework's anti-replacement claim is not a sentimentality about human craft; it is a structural commitment that the value-loaded decisions of instructional design do not relax with model capability. The deskilling concern is taken seriously precisely by refusing to let production-gate automation creep across the pedagogical line.</w:t>
+      </w:r>
+    </w:p>
+    <w:p>
+      <w:pPr>
+        <w:pStyle w:val="BodyText"/>
+      </w:pPr>
+      <w:r>
+        <w:rPr>
+          <w:b/>
+          <w:bCs/>
+        </w:rPr>
+        <w:t xml:space="preserve">Williamson's</w:t>
+      </w:r>
+      <w:r>
+        <w:rPr>
+          <w:b/>
+          <w:bCs/>
+        </w:rPr>
+        <w:t xml:space="preserve"> </w:t>
+      </w:r>
+      <w:r>
+        <w:rPr>
+          <w:b/>
+          <w:bCs/>
+          <w:i/>
+          <w:iCs/>
+        </w:rPr>
+        <w:t xml:space="preserve">Big Data in Education</w:t>
+      </w:r>
+      <w:r>
+        <w:t xml:space="preserve"> </w:t>
+      </w:r>
+      <w:r>
+        <w:t xml:space="preserve">(2017, SAGE) raises the surveillance and data-political concerns inherent in learner analytics, adaptive systems, and per-learner content variation — exactly the territory PRS-3 and PRS-4 operate in. AAFL's Governance Layer (§8) and classification-aware caps (§10) are partly a structural response: audit trail, classification handling, escalation paths, and named-accountable-human signatures are the institutional infrastructure that prevents AAFL implementations from becoming the surveillance-and-optimization regimes Williamson describes. PRS-4 is</w:t>
+      </w:r>
+      <w:r>
+        <w:t xml:space="preserve"> </w:t>
+      </w:r>
+      <w:r>
+        <w:rPr>
+          <w:i/>
+          <w:iCs/>
+        </w:rPr>
+        <w:t xml:space="preserve">bounded</w:t>
+      </w:r>
+      <w:r>
+        <w:t xml:space="preserve"> </w:t>
+      </w:r>
+      <w:r>
+        <w:t xml:space="preserve">autonomy — bounded by classification, by domain, by named risk envelope — not unbounded.</w:t>
+      </w:r>
+    </w:p>
+    <w:p>
+      <w:pPr>
+        <w:pStyle w:val="BodyText"/>
+      </w:pPr>
+      <w:r>
+        <w:rPr>
+          <w:b/>
+          <w:bCs/>
+        </w:rPr>
+        <w:t xml:space="preserve">Holmes, Bialik, &amp; Fadel's</w:t>
+      </w:r>
+      <w:r>
+        <w:rPr>
+          <w:b/>
+          <w:bCs/>
+        </w:rPr>
+        <w:t xml:space="preserve"> </w:t>
+      </w:r>
+      <w:r>
+        <w:rPr>
+          <w:b/>
+          <w:bCs/>
+          <w:i/>
+          <w:iCs/>
+        </w:rPr>
+        <w:t xml:space="preserve">Artificial Intelligence in Education</w:t>
+      </w:r>
+      <w:r>
+        <w:t xml:space="preserve"> </w:t>
+      </w:r>
+      <w:r>
+        <w:t xml:space="preserve">(2019, Center for Curriculum Redesign) is the most-cited recent overview of AI's promises and implications for teaching and learning; AAFL inherits its commitment to taking both the affordances and the risks seriously, and its emphasis on educator agency in the face of vendor-driven adoption pressure. The framework's</w:t>
+      </w:r>
+      <w:r>
+        <w:t xml:space="preserve"> </w:t>
+      </w:r>
+      <w:r>
+        <w:rPr>
+          <w:i/>
+          <w:iCs/>
+        </w:rPr>
+        <w:t xml:space="preserve">cite-don't-pitch</w:t>
+      </w:r>
+      <w:r>
+        <w:t xml:space="preserve"> </w:t>
+      </w:r>
+      <w:r>
+        <w:t xml:space="preserve">engagement principle (§9 close) is partially indebted to Holmes et al.'s posture of substantive engagement rather than evangelism or rejection.</w:t>
+      </w:r>
+    </w:p>
+    <w:p>
+      <w:pPr>
+        <w:pStyle w:val="BodyText"/>
+      </w:pPr>
+      <w:r>
+        <w:t xml:space="preserve">The framework does not claim to resolve the critic camp's concerns — those concerns are about the political economy of AI-in-education and the institutional cultures that adopt these tools, not about framework architecture. AAFL's claim is narrower: the structural choices the framework makes — pedagogical gates as humans-only, caps by classification, blocking eval discipline, audit-trail governance — are the framework architecture's contribution to a problem space the critic camp has correctly named.</w:t>
+      </w:r>
+    </w:p>
+    <w:bookmarkEnd w:id="74"/>
+    <w:bookmarkStart w:id="75" w:name="X58b171492d265cdbbcbc0460db6d752a5d8caa3"/>
+    <w:p>
+      <w:pPr>
+        <w:pStyle w:val="Heading3"/>
+      </w:pPr>
+      <w:r>
+        <w:t xml:space="preserve">What AAFL adds that the field does not yet integrate</w:t>
+      </w:r>
+    </w:p>
+    <w:p>
+      <w:pPr>
+        <w:pStyle w:val="FirstParagraph"/>
+      </w:pPr>
+      <w:r>
+        <w:t xml:space="preserve">Across all of the cited work, no published framework integrates: an HITL decision-gate taxonomy with explicit pedagogical-vs-production classification; a Proportional Restraint Scale (PRS) with prescribed caps by data classification; a performance-anchored eval framework that</w:t>
+      </w:r>
+      <w:r>
+        <w:t xml:space="preserve"> </w:t>
+      </w:r>
+      <w:r>
+        <w:rPr>
+          <w:i/>
+          <w:iCs/>
+        </w:rPr>
+        <w:t xml:space="preserve">blocks</w:t>
+      </w:r>
+      <w:r>
+        <w:t xml:space="preserve"> </w:t>
+      </w:r>
+      <w:r>
+        <w:t xml:space="preserve">the Develop phase; and a governance layer that enforces the caps rather than describing them. AAFL's contribution is the integration, not any individual element.</w:t>
+      </w:r>
+    </w:p>
+    <w:p>
+      <w:r>
+        <w:pict>
+          <v:rect style="width:0;height:1.5pt" o:hralign="center" o:hrstd="t" o:hr="t"/>
+        </w:pict>
+      </w:r>
+    </w:p>
+    <w:bookmarkEnd w:id="75"/>
+    <w:bookmarkEnd w:id="76"/>
+    <w:bookmarkStart w:id="81" w:name="X2d91536537273a36f73a3c78ce707341567d438"/>
+    <w:p>
+      <w:pPr>
+        <w:pStyle w:val="Heading2"/>
+      </w:pPr>
+      <w:r>
+        <w:t xml:space="preserve">§10. Federal Applicability</w:t>
+      </w:r>
+    </w:p>
+    <w:p>
+      <w:pPr>
+        <w:pStyle w:val="FirstParagraph"/>
+      </w:pPr>
+      <w:r>
+        <w:t xml:space="preserve">For classified, CUI, and federally-accredited contexts, three things change in AAFL.</w:t>
+      </w:r>
+    </w:p>
+    <w:bookmarkStart w:id="77" w:name="Xd1db6ca43c8c89dc31c2e581d8a0dc70257035d"/>
+    <w:p>
+      <w:pPr>
+        <w:pStyle w:val="Heading3"/>
+      </w:pPr>
+      <w:r>
+        <w:t xml:space="preserve">The Source Truth, Release, and Production Integrity gates become legally non-negotiable</w:t>
+      </w:r>
+    </w:p>
+    <w:p>
+      <w:pPr>
+        <w:pStyle w:val="FirstParagraph"/>
+      </w:pPr>
+      <w:r>
+        <w:t xml:space="preserve">Audit trail must satisfy FedRAMP, NIST 800-171, and contract-specific marking requirements. The Governance Layer captures chain of custody for every agent-generated artifact, model version recorded, prompt-and-response archived for the contract retention window. Section 508 conformance evidence is retained alongside the artifact-of-record.</w:t>
+      </w:r>
+    </w:p>
+    <w:bookmarkEnd w:id="77"/>
+    <w:bookmarkStart w:id="78" w:name="prs-caps-by-classification"/>
+    <w:p>
+      <w:pPr>
+        <w:pStyle w:val="Heading3"/>
+      </w:pPr>
+      <w:r>
+        <w:t xml:space="preserve">PRS caps by classification</w:t>
+      </w:r>
+    </w:p>
+    <w:p>
+      <w:pPr>
+        <w:pStyle w:val="Compact"/>
+        <w:numPr>
+          <w:ilvl w:val="0"/>
+          <w:numId w:val="1016"/>
+        </w:numPr>
+      </w:pPr>
+      <w:r>
+        <w:rPr>
+          <w:b/>
+          <w:bCs/>
+        </w:rPr>
+        <w:t xml:space="preserve">Classified content authoring caps at PRS-2.</w:t>
+      </w:r>
+      <w:r>
+        <w:t xml:space="preserve"> </w:t>
+      </w:r>
+      <w:r>
+        <w:t xml:space="preserve">No agent autonomy on classified material. Classified content authoring is human-led with agent assistance only.</w:t>
+      </w:r>
+    </w:p>
+    <w:p>
+      <w:pPr>
+        <w:pStyle w:val="Compact"/>
+        <w:numPr>
+          <w:ilvl w:val="0"/>
+          <w:numId w:val="1016"/>
+        </w:numPr>
+      </w:pPr>
+      <w:r>
+        <w:rPr>
+          <w:b/>
+          <w:bCs/>
+        </w:rPr>
+        <w:t xml:space="preserve">CUI training development can reach PRS-3 with approved infrastructure.</w:t>
+      </w:r>
+      <w:r>
+        <w:t xml:space="preserve"> </w:t>
+      </w:r>
+      <w:r>
+        <w:t xml:space="preserve">Government-tenant generative AI tools only — environments cleared for the relevant data classification. PRS-3 is</w:t>
+      </w:r>
+      <w:r>
+        <w:t xml:space="preserve"> </w:t>
+      </w:r>
+      <w:r>
+        <w:rPr>
+          <w:i/>
+          <w:iCs/>
+        </w:rPr>
+        <w:t xml:space="preserve">not</w:t>
+      </w:r>
+      <w:r>
+        <w:t xml:space="preserve"> </w:t>
+      </w:r>
+      <w:r>
+        <w:t xml:space="preserve">available on commercial-tenant frontier models for CUI work.</w:t>
+      </w:r>
+    </w:p>
+    <w:p>
+      <w:pPr>
+        <w:pStyle w:val="Compact"/>
+        <w:numPr>
+          <w:ilvl w:val="0"/>
+          <w:numId w:val="1016"/>
+        </w:numPr>
+      </w:pPr>
+      <w:r>
+        <w:rPr>
+          <w:b/>
+          <w:bCs/>
+        </w:rPr>
+        <w:t xml:space="preserve">Public-trust and unclassified high-volume work can reach PRS-4.</w:t>
+      </w:r>
+      <w:r>
+        <w:t xml:space="preserve"> </w:t>
+      </w:r>
+      <w:r>
+        <w:t xml:space="preserve">Annual compliance refreshers, role-based onboarding pathways, performance-support adaptive remediation in bounded domains.</w:t>
+      </w:r>
+    </w:p>
+    <w:p>
+      <w:pPr>
+        <w:pStyle w:val="FirstParagraph"/>
+      </w:pPr>
+      <w:r>
+        <w:t xml:space="preserve">AAFL prescribes the cap by classification, not by capability. This is the framework's distinctive federal claim.</w:t>
+      </w:r>
+    </w:p>
+    <w:bookmarkEnd w:id="78"/>
+    <w:bookmarkStart w:id="79" w:name="accreditation-alignment"/>
+    <w:p>
+      <w:pPr>
+        <w:pStyle w:val="Heading3"/>
+      </w:pPr>
+      <w:r>
+        <w:t xml:space="preserve">Accreditation alignment</w:t>
+      </w:r>
+    </w:p>
+    <w:p>
+      <w:pPr>
+        <w:pStyle w:val="FirstParagraph"/>
+      </w:pPr>
+      <w:r>
+        <w:t xml:space="preserve">The eight gates map cleanly to accreditation expectations:</w:t>
+      </w:r>
+    </w:p>
+    <w:p>
+      <w:pPr>
+        <w:pStyle w:val="Compact"/>
+        <w:numPr>
+          <w:ilvl w:val="0"/>
+          <w:numId w:val="1017"/>
+        </w:numPr>
+      </w:pPr>
+      <w:r>
+        <w:rPr>
+          <w:b/>
+          <w:bCs/>
+        </w:rPr>
+        <w:t xml:space="preserve">ACE evaluator expectations.</w:t>
+      </w:r>
+      <w:r>
+        <w:t xml:space="preserve"> </w:t>
+      </w:r>
+      <w:r>
+        <w:t xml:space="preserve">Gate 2 (Performance Outcome) and Gate 6 (Assessment Validity) directly address ACE's competency-based evaluation criteria.</w:t>
+      </w:r>
+    </w:p>
+    <w:p>
+      <w:pPr>
+        <w:pStyle w:val="Compact"/>
+        <w:numPr>
+          <w:ilvl w:val="0"/>
+          <w:numId w:val="1017"/>
+        </w:numPr>
+      </w:pPr>
+      <w:r>
+        <w:rPr>
+          <w:b/>
+          <w:bCs/>
+        </w:rPr>
+        <w:t xml:space="preserve">Quality Matters Standards.</w:t>
+      </w:r>
+      <w:r>
+        <w:t xml:space="preserve"> </w:t>
+      </w:r>
+      <w:r>
+        <w:t xml:space="preserve">Gate 2 addresses QM Standard 2 (Learning Objectives); Gate 6 addresses QM Standard 3 (Assessment); Gate 5 addresses QM Standard 8 (Accessibility).</w:t>
+      </w:r>
+    </w:p>
+    <w:p>
+      <w:pPr>
+        <w:pStyle w:val="Compact"/>
+        <w:numPr>
+          <w:ilvl w:val="0"/>
+          <w:numId w:val="1017"/>
+        </w:numPr>
+      </w:pPr>
+      <w:r>
+        <w:rPr>
+          <w:b/>
+          <w:bCs/>
+        </w:rPr>
+        <w:t xml:space="preserve">WCAG 2.1 AA + Section 508.</w:t>
+      </w:r>
+      <w:r>
+        <w:t xml:space="preserve"> </w:t>
+      </w:r>
+      <w:r>
+        <w:t xml:space="preserve">Gate 5 (Equity &amp; Accessibility) is the conformance gate; Section 508 evidence is part of the Release Gate (Gate 7) artifact-of-record.</w:t>
+      </w:r>
+    </w:p>
+    <w:p>
+      <w:pPr>
+        <w:pStyle w:val="Compact"/>
+        <w:numPr>
+          <w:ilvl w:val="0"/>
+          <w:numId w:val="1017"/>
+        </w:numPr>
+      </w:pPr>
+      <w:r>
+        <w:rPr>
+          <w:b/>
+          <w:bCs/>
+        </w:rPr>
+        <w:t xml:space="preserve">UDL fit.</w:t>
+      </w:r>
+      <w:r>
+        <w:t xml:space="preserve"> </w:t>
+      </w:r>
+      <w:r>
+        <w:t xml:space="preserve">Checked at Gate 3 (Pedagogical Strategy); validated at Gate 5.</w:t>
+      </w:r>
+    </w:p>
+    <w:p>
+      <w:pPr>
+        <w:pStyle w:val="FirstParagraph"/>
+      </w:pPr>
+      <w:r>
+        <w:t xml:space="preserve">The framework's documentation artifact-of-record is</w:t>
+      </w:r>
+      <w:r>
+        <w:t xml:space="preserve"> </w:t>
+      </w:r>
+      <w:r>
+        <w:rPr>
+          <w:i/>
+          <w:iCs/>
+        </w:rPr>
+        <w:t xml:space="preserve">designed</w:t>
+      </w:r>
+      <w:r>
+        <w:t xml:space="preserve"> </w:t>
+      </w:r>
+      <w:r>
+        <w:t xml:space="preserve">to drop into an ACE submission packet or a Quality Matters self-review evidence package.</w:t>
+      </w:r>
+    </w:p>
+    <w:bookmarkEnd w:id="79"/>
+    <w:bookmarkStart w:id="80" w:name="the-federal-applicability-claim"/>
+    <w:p>
+      <w:pPr>
+        <w:pStyle w:val="Heading3"/>
+      </w:pPr>
+      <w:r>
+        <w:t xml:space="preserve">The federal-applicability claim</w:t>
+      </w:r>
+    </w:p>
+    <w:p>
+      <w:pPr>
+        <w:pStyle w:val="FirstParagraph"/>
+      </w:pPr>
+      <w:r>
+        <w:t xml:space="preserve">Among the published AI-era ID frameworks reviewed in this work — ADDIE, FRAME™, Anthropic 4Ds, Chai et al., EduPlanner, AUSS, and the HPT performance-orientation lineage (see Appendix B for the comparative scan) — AAFL appears to be the only framework that prescribes PRS caps tied to data classification. This is the question federal contracting officers ask first when evaluating AI integration proposals. FRAME™, the 4Ds, and Chai et al. are all classification-agnostic. AAFL's classification-aware caps are not a restriction; they are the source of its federal credibility.</w:t>
+      </w:r>
+    </w:p>
+    <w:p>
+      <w:r>
+        <w:pict>
+          <v:rect style="width:0;height:1.5pt" o:hralign="center" o:hrstd="t" o:hr="t"/>
+        </w:pict>
+      </w:r>
+    </w:p>
+    <w:bookmarkEnd w:id="80"/>
+    <w:bookmarkEnd w:id="81"/>
+    <w:bookmarkStart w:id="88" w:name="X152f04f5f2eff916bc4a2ba4f9d7af6d15e0910"/>
+    <w:p>
+      <w:pPr>
+        <w:pStyle w:val="Heading2"/>
+      </w:pPr>
+      <w:r>
+        <w:t xml:space="preserve">§11. Risks and Pitfalls</w:t>
+      </w:r>
+    </w:p>
+    <w:p>
+      <w:pPr>
+        <w:pStyle w:val="FirstParagraph"/>
+      </w:pPr>
+      <w:r>
+        <w:t xml:space="preserve">Five real risks, named so they can be defended.</w:t>
+      </w:r>
+    </w:p>
+    <w:bookmarkStart w:id="82" w:name="risk-1--prs-drift"/>
+    <w:p>
+      <w:pPr>
+        <w:pStyle w:val="Heading3"/>
+      </w:pPr>
+      <w:r>
+        <w:t xml:space="preserve">Risk 1 — PRS drift</w:t>
+      </w:r>
+    </w:p>
+    <w:p>
+      <w:pPr>
+        <w:pStyle w:val="FirstParagraph"/>
+      </w:pPr>
+      <w:r>
+        <w:t xml:space="preserve">Organizations read the model as a ladder and push past their appropriate level.</w:t>
+      </w:r>
+    </w:p>
+    <w:p>
+      <w:pPr>
+        <w:pStyle w:val="BodyText"/>
+      </w:pPr>
+      <w:r>
+        <w:rPr>
+          <w:i/>
+          <w:iCs/>
+        </w:rPr>
+        <w:t xml:space="preserve">Mitigation.</w:t>
+      </w:r>
+      <w:r>
+        <w:t xml:space="preserve"> </w:t>
+      </w:r>
+      <w:r>
+        <w:t xml:space="preserve">Explicit "realistic ceiling" language in §6; case studies of PRS-2 and PRS-3 wins, not just PRS-4; the "default to one level lower than the question would suggest" rule.</w:t>
+      </w:r>
+    </w:p>
+    <w:bookmarkEnd w:id="82"/>
+    <w:bookmarkStart w:id="83" w:name="risk-2--eval-theatre"/>
+    <w:p>
+      <w:pPr>
+        <w:pStyle w:val="Heading3"/>
+      </w:pPr>
+      <w:r>
+        <w:t xml:space="preserve">Risk 2 — Eval theatre</w:t>
+      </w:r>
+    </w:p>
+    <w:p>
+      <w:pPr>
+        <w:pStyle w:val="FirstParagraph"/>
+      </w:pPr>
+      <w:r>
+        <w:t xml:space="preserve">Teams adopt the eval framework as documentation rather than as a constraint on the agent loop.</w:t>
+      </w:r>
+    </w:p>
+    <w:p>
+      <w:pPr>
+        <w:pStyle w:val="BodyText"/>
+      </w:pPr>
+      <w:r>
+        <w:rPr>
+          <w:i/>
+          <w:iCs/>
+        </w:rPr>
+        <w:t xml:space="preserve">Mitigation.</w:t>
+      </w:r>
+      <w:r>
+        <w:t xml:space="preserve"> </w:t>
+      </w:r>
+      <w:r>
+        <w:t xml:space="preserve">The Evaluation-as-Spec Layer is</w:t>
+      </w:r>
+      <w:r>
+        <w:t xml:space="preserve"> </w:t>
+      </w:r>
+      <w:r>
+        <w:rPr>
+          <w:i/>
+          <w:iCs/>
+        </w:rPr>
+        <w:t xml:space="preserve">blocking</w:t>
+      </w:r>
+      <w:r>
+        <w:t xml:space="preserve"> </w:t>
+      </w:r>
+      <w:r>
+        <w:t xml:space="preserve">— agents cannot run Design or Develop until the eval rubric is signed at Gate 2. The discipline is structural, not aspirational.</w:t>
+      </w:r>
+    </w:p>
+    <w:bookmarkEnd w:id="83"/>
+    <w:bookmarkStart w:id="84" w:name="risk-3--gate-fatigue"/>
+    <w:p>
+      <w:pPr>
+        <w:pStyle w:val="Heading3"/>
+      </w:pPr>
+      <w:r>
+        <w:t xml:space="preserve">Risk 3 — Gate fatigue</w:t>
+      </w:r>
+    </w:p>
+    <w:p>
+      <w:pPr>
+        <w:pStyle w:val="FirstParagraph"/>
+      </w:pPr>
+      <w:r>
+        <w:t xml:space="preserve">Eight gates feel like eight bottlenecks; teams collapse them to ship faster, defeating the purpose.</w:t>
+      </w:r>
+    </w:p>
+    <w:p>
+      <w:pPr>
+        <w:pStyle w:val="BodyText"/>
+      </w:pPr>
+      <w:r>
+        <w:rPr>
+          <w:i/>
+          <w:iCs/>
+        </w:rPr>
+        <w:t xml:space="preserve">Mitigation.</w:t>
+      </w:r>
+      <w:r>
+        <w:t xml:space="preserve"> </w:t>
+      </w:r>
+      <w:r>
+        <w:t xml:space="preserve">The PRS permits gate-flagging at PRS-3 — only flagged outputs trigger review. The four pedagogical gates are non-negotiable; the four production gates are sampleable at higher PRS levels. The framework is</w:t>
+      </w:r>
+      <w:r>
+        <w:t xml:space="preserve"> </w:t>
+      </w:r>
+      <w:r>
+        <w:rPr>
+          <w:i/>
+          <w:iCs/>
+        </w:rPr>
+        <w:t xml:space="preserve">designed to scale review intensity with the PRS level in operation</w:t>
+      </w:r>
+      <w:r>
+        <w:t xml:space="preserve">.</w:t>
+      </w:r>
+    </w:p>
+    <w:bookmarkEnd w:id="84"/>
+    <w:bookmarkStart w:id="85" w:name="X1dcd0a064d29957321733c69d2bcdf60e672627"/>
+    <w:p>
+      <w:pPr>
+        <w:pStyle w:val="Heading3"/>
+      </w:pPr>
+      <w:r>
+        <w:t xml:space="preserve">Risk 4 — The autonomy-responsibility problem</w:t>
+      </w:r>
+    </w:p>
+    <w:p>
+      <w:pPr>
+        <w:pStyle w:val="FirstParagraph"/>
+      </w:pPr>
+      <w:r>
+        <w:t xml:space="preserve">Recommending PRS-4 in any context is a public claim about when humans can step back. If the recommendation is wrong, the consequences fall on learners.</w:t>
+      </w:r>
+    </w:p>
+    <w:p>
+      <w:pPr>
+        <w:pStyle w:val="BodyText"/>
+      </w:pPr>
+      <w:r>
+        <w:rPr>
+          <w:i/>
+          <w:iCs/>
+        </w:rPr>
+        <w:t xml:space="preserve">Mitigation.</w:t>
+      </w:r>
+      <w:r>
+        <w:t xml:space="preserve"> </w:t>
+      </w:r>
+      <w:r>
+        <w:t xml:space="preserve">PRS-4 is bounded by classification cap (§10) and by domain risk; AAFL never claims PRS-4 fits credentialing, classified, or high-consequence performance contexts. The framework is</w:t>
+      </w:r>
+      <w:r>
+        <w:t xml:space="preserve"> </w:t>
+      </w:r>
+      <w:r>
+        <w:rPr>
+          <w:i/>
+          <w:iCs/>
+        </w:rPr>
+        <w:t xml:space="preserve">opinionated about its own limits</w:t>
+      </w:r>
+      <w:r>
+        <w:t xml:space="preserve">. Publishing what AAFL won't do is the source of the framework's credibility, not its limitation.</w:t>
+      </w:r>
+    </w:p>
+    <w:bookmarkEnd w:id="85"/>
+    <w:bookmarkStart w:id="86" w:name="Xf16e9fb7f9c23ea747514d0d0a524f28d41c7e0"/>
+    <w:p>
+      <w:pPr>
+        <w:pStyle w:val="Heading3"/>
+      </w:pPr>
+      <w:r>
+        <w:t xml:space="preserve">Risk 5 — Translator-not-evangelist voice risk</w:t>
+      </w:r>
+    </w:p>
+    <w:p>
+      <w:pPr>
+        <w:pStyle w:val="FirstParagraph"/>
+      </w:pPr>
+      <w:r>
+        <w:t xml:space="preserve">A framework launch reads as evangelism by default. The temptation is to lead with productivity numbers and capability claims.</w:t>
+      </w:r>
+    </w:p>
+    <w:p>
+      <w:pPr>
+        <w:pStyle w:val="BodyText"/>
+      </w:pPr>
+      <w:r>
+        <w:rPr>
+          <w:i/>
+          <w:iCs/>
+        </w:rPr>
+        <w:t xml:space="preserve">Mitigation.</w:t>
+      </w:r>
+      <w:r>
+        <w:t xml:space="preserve"> </w:t>
+      </w:r>
+      <w:r>
+        <w:t xml:space="preserve">Lead with the gates and the caps, not with the productivity numbers. Publish what AAFL</w:t>
+      </w:r>
+      <w:r>
+        <w:t xml:space="preserve"> </w:t>
+      </w:r>
+      <w:r>
+        <w:rPr>
+          <w:i/>
+          <w:iCs/>
+        </w:rPr>
+        <w:t xml:space="preserve">won't</w:t>
+      </w:r>
+      <w:r>
+        <w:t xml:space="preserve"> </w:t>
+      </w:r>
+      <w:r>
+        <w:t xml:space="preserve">do, in writing, before publishing what it does.</w:t>
+      </w:r>
+    </w:p>
+    <w:bookmarkEnd w:id="86"/>
+    <w:bookmarkStart w:id="87" w:name="ip-and-authorship"/>
+    <w:p>
+      <w:pPr>
+        <w:pStyle w:val="Heading3"/>
+      </w:pPr>
+      <w:r>
+        <w:t xml:space="preserve">IP and authorship</w:t>
+      </w:r>
+    </w:p>
+    <w:p>
+      <w:pPr>
+        <w:pStyle w:val="FirstParagraph"/>
+      </w:pPr>
+      <w:r>
+        <w:t xml:space="preserve">AAFL is independent IP authored by Ruchir Bakshi. The framework is offered to the field for citation, critique, and operational use. Suggested citation:</w:t>
+      </w:r>
+      <w:r>
+        <w:t xml:space="preserve"> </w:t>
+      </w:r>
+      <w:r>
+        <w:rPr>
+          <w:i/>
+          <w:iCs/>
+        </w:rPr>
+        <w:t xml:space="preserve">Bakshi, R. (2026). AAFL: An Agent-Augmented Framework for Learning (v1.2). instructionalai.org.</w:t>
+      </w:r>
+      <w:r>
+        <w:t xml:space="preserve"> </w:t>
+      </w:r>
+      <w:r>
+        <w:t xml:space="preserve">© Ruchir Bakshi 2026, all rights reserved. Engagement with the framework on cited claims is welcome and expected; the engagement principle is</w:t>
+      </w:r>
+      <w:r>
+        <w:t xml:space="preserve"> </w:t>
+      </w:r>
+      <w:r>
+        <w:rPr>
+          <w:i/>
+          <w:iCs/>
+        </w:rPr>
+        <w:t xml:space="preserve">cite, don't pitch</w:t>
+      </w:r>
+      <w:r>
+        <w:t xml:space="preserve">.</w:t>
+      </w:r>
+    </w:p>
+    <w:p>
+      <w:r>
+        <w:pict>
+          <v:rect style="width:0;height:1.5pt" o:hralign="center" o:hrstd="t" o:hr="t"/>
+        </w:pict>
+      </w:r>
+    </w:p>
+    <w:bookmarkEnd w:id="87"/>
+    <w:bookmarkEnd w:id="88"/>
+    <w:bookmarkStart w:id="91" w:name="X70d40b95530a814cb670cfd0d4b6e47a9d354d4"/>
+    <w:p>
+      <w:pPr>
+        <w:pStyle w:val="Heading2"/>
+      </w:pPr>
+      <w:r>
+        <w:t xml:space="preserve">§12. Limitations and Future Work</w:t>
+      </w:r>
+    </w:p>
+    <w:p>
+      <w:pPr>
+        <w:pStyle w:val="FirstParagraph"/>
+      </w:pPr>
+      <w:r>
+        <w:t xml:space="preserve">A framework that publishes its own caps owes the reader an account of its own limits. AAFL is a publishing-ready spec, not a validated artifact, and the gap between the two should be visible to anyone deciding whether to adopt it.</w:t>
+      </w:r>
+    </w:p>
+    <w:bookmarkStart w:id="89" w:name="limitations"/>
+    <w:p>
+      <w:pPr>
+        <w:pStyle w:val="Heading3"/>
+      </w:pPr>
+      <w:r>
+        <w:t xml:space="preserve">Limitations</w:t>
+      </w:r>
+    </w:p>
+    <w:p>
+      <w:pPr>
+        <w:numPr>
+          <w:ilvl w:val="0"/>
+          <w:numId w:val="1018"/>
+        </w:numPr>
+      </w:pPr>
+      <w:r>
+        <w:rPr>
+          <w:b/>
+          <w:bCs/>
+        </w:rPr>
+        <w:t xml:space="preserve">Not yet operated end-to-end at PRS-3+.</w:t>
+      </w:r>
+      <w:r>
+        <w:t xml:space="preserve"> </w:t>
+      </w:r>
+      <w:r>
+        <w:t xml:space="preserve">The framework's PRS-1 and PRS-2 prescriptions are grounded in the author's federal practitioner observations across ACE-accredited programs (see §1.5 Method). The PRS-3 productivity band reported in §6 is</w:t>
+      </w:r>
+      <w:r>
+        <w:t xml:space="preserve"> </w:t>
+      </w:r>
+      <w:r>
+        <w:rPr>
+          <w:i/>
+          <w:iCs/>
+        </w:rPr>
+        <w:t xml:space="preserve">projected, not measured</w:t>
+      </w:r>
+      <w:r>
+        <w:t xml:space="preserve">; no published field test of AAFL at PRS-3 or PRS-4 exists at this writing.</w:t>
+      </w:r>
+    </w:p>
+    <w:p>
+      <w:pPr>
+        <w:numPr>
+          <w:ilvl w:val="0"/>
+          <w:numId w:val="1018"/>
+        </w:numPr>
+      </w:pPr>
+      <w:r>
+        <w:rPr>
+          <w:b/>
+          <w:bCs/>
+        </w:rPr>
+        <w:t xml:space="preserve">Single-author synthesis without external review panel.</w:t>
+      </w:r>
+      <w:r>
+        <w:t xml:space="preserve"> </w:t>
+      </w:r>
+      <w:r>
+        <w:t xml:space="preserve">AAFL was developed by one practitioner-researcher (see §1.5). The framework has not been subjected to Delphi consensus with an independent expert panel, independent peer review of the integrated framework (individual sources are peer-reviewed; the integration is not), or formal user research with a representative practitioner sample. This whitepaper is offered to the field with the explicit invitation that external review and field testing become the next stage of development.</w:t>
+      </w:r>
+    </w:p>
+    <w:p>
+      <w:pPr>
+        <w:numPr>
+          <w:ilvl w:val="0"/>
+          <w:numId w:val="1018"/>
+        </w:numPr>
+      </w:pPr>
+      <w:r>
+        <w:rPr>
+          <w:b/>
+          <w:bCs/>
+        </w:rPr>
+        <w:t xml:space="preserve">Federal proof-of-application reported as practitioner observation, not citable artifact.</w:t>
+      </w:r>
+      <w:r>
+        <w:t xml:space="preserve"> </w:t>
+      </w:r>
+      <w:r>
+        <w:t xml:space="preserve">The author's federal ID practice produced the operational observations on first-draft cycle compression reported in §1 and the PRS-1 / PRS-2 productivity bands reported in §6. The underlying internal deliverables are not citable in public-facing AAFL artifacts. A reader who wishes to audit those observations independently does not have a published artifact to consult.</w:t>
+      </w:r>
+    </w:p>
+    <w:p>
+      <w:pPr>
+        <w:numPr>
+          <w:ilvl w:val="0"/>
+          <w:numId w:val="1018"/>
+        </w:numPr>
+      </w:pPr>
+      <w:r>
+        <w:rPr>
+          <w:b/>
+          <w:bCs/>
+        </w:rPr>
+        <w:t xml:space="preserve">PRS productivity bands are practitioner-level observations, not controlled-study results.</w:t>
+      </w:r>
+      <w:r>
+        <w:t xml:space="preserve"> </w:t>
+      </w:r>
+      <w:r>
+        <w:t xml:space="preserve">The numerical ranges reported in §6 are anchored to published generative-AI productivity studies (Brynjolfsson et al., 2023; Dell'Acqua et al., 2023) where the empirical literature supports the anchor, and labeled as practitioner observation where the author's federal experience is the source. No row in §6 should be read as the output of a controlled experiment on AAFL itself.</w:t>
+      </w:r>
+    </w:p>
+    <w:p>
+      <w:pPr>
+        <w:numPr>
+          <w:ilvl w:val="0"/>
+          <w:numId w:val="1018"/>
+        </w:numPr>
+      </w:pPr>
+      <w:r>
+        <w:rPr>
+          <w:b/>
+          <w:bCs/>
+        </w:rPr>
+        <w:t xml:space="preserve">Scope explicitly excludes K-12 and adult-non-workplace learning.</w:t>
+      </w:r>
+      <w:r>
+        <w:t xml:space="preserve"> </w:t>
+      </w:r>
+      <w:r>
+        <w:t xml:space="preserve">AAFL is designed for workplace performance contexts (federal training, corporate L&amp;D, higher-ed-to-workplace pipelines). The gate taxonomy and the construct-validity dimension are transferable to K-12, but the PRS-caps-by-classification framing does not map cleanly to FERPA / COPPA regulatory regimes. K-12-specific application is outside the framework's claim space.</w:t>
+      </w:r>
+    </w:p>
+    <w:p>
+      <w:pPr>
+        <w:numPr>
+          <w:ilvl w:val="0"/>
+          <w:numId w:val="1018"/>
+        </w:numPr>
+      </w:pPr>
+      <w:r>
+        <w:rPr>
+          <w:b/>
+          <w:bCs/>
+        </w:rPr>
+        <w:t xml:space="preserve">The pedagogical-vs-production split is a</w:t>
+      </w:r>
+      <w:r>
+        <w:rPr>
+          <w:b/>
+          <w:bCs/>
+        </w:rPr>
+        <w:t xml:space="preserve"> </w:t>
+      </w:r>
+      <w:r>
+        <w:rPr>
+          <w:b/>
+          <w:bCs/>
+          <w:i/>
+          <w:iCs/>
+        </w:rPr>
+        <w:t xml:space="preserve">theoretical commitment</w:t>
+      </w:r>
+      <w:r>
+        <w:rPr>
+          <w:b/>
+          <w:bCs/>
+        </w:rPr>
+        <w:t xml:space="preserve">.</w:t>
+      </w:r>
+      <w:r>
+        <w:t xml:space="preserve"> </w:t>
+      </w:r>
+      <w:r>
+        <w:t xml:space="preserve">The §5 task assignments — which rows sit in the agent column and which in the human-only column — are versioned. The commitment is to the discipline of asking</w:t>
+      </w:r>
+      <w:r>
+        <w:t xml:space="preserve"> </w:t>
+      </w:r>
+      <w:r>
+        <w:rPr>
+          <w:i/>
+          <w:iCs/>
+        </w:rPr>
+        <w:t xml:space="preserve">which decisions belong to humans regardless of capability</w:t>
+      </w:r>
+      <w:r>
+        <w:t xml:space="preserve">, not to a permanent row assignment. Field experience may require updates; see §11 Risk 4 and §5 "When the line moves."</w:t>
+      </w:r>
+    </w:p>
+    <w:bookmarkEnd w:id="89"/>
+    <w:bookmarkStart w:id="90" w:name="future-work"/>
+    <w:p>
+      <w:pPr>
+        <w:pStyle w:val="Heading3"/>
+      </w:pPr>
+      <w:r>
+        <w:t xml:space="preserve">Future work</w:t>
+      </w:r>
+    </w:p>
+    <w:p>
+      <w:pPr>
+        <w:numPr>
+          <w:ilvl w:val="0"/>
+          <w:numId w:val="1019"/>
+        </w:numPr>
+      </w:pPr>
+      <w:r>
+        <w:rPr>
+          <w:b/>
+          <w:bCs/>
+        </w:rPr>
+        <w:t xml:space="preserve">Field tests at PRS-3 on bounded scopes.</w:t>
+      </w:r>
+      <w:r>
+        <w:t xml:space="preserve"> </w:t>
+      </w:r>
+      <w:r>
+        <w:t xml:space="preserve">Two natural targets: one credentialing program (where PRS-2 is the appropriate cap and gate-discipline can be measured) and one CUI training program on approved federal-tenant infrastructure (where PRS-3 becomes available and gate-flagging behavior can be characterized).</w:t>
+      </w:r>
+    </w:p>
+    <w:p>
+      <w:pPr>
+        <w:numPr>
+          <w:ilvl w:val="0"/>
+          <w:numId w:val="1019"/>
+        </w:numPr>
+      </w:pPr>
+      <w:r>
+        <w:rPr>
+          <w:b/>
+          <w:bCs/>
+        </w:rPr>
+        <w:t xml:space="preserve">External expert review panel.</w:t>
+      </w:r>
+      <w:r>
+        <w:t xml:space="preserve"> </w:t>
+      </w:r>
+      <w:r>
+        <w:t xml:space="preserve">A bounded Delphi or modified-Delphi exercise with five to ten federal ID and AI-in-education practitioners would test the framework's specifics against multiple independent expert perspectives, and surface row-level disagreements with the pedagogical-vs-production split that the single-author synthesis cannot.</w:t>
+      </w:r>
+    </w:p>
+    <w:p>
+      <w:pPr>
+        <w:numPr>
+          <w:ilvl w:val="0"/>
+          <w:numId w:val="1019"/>
+        </w:numPr>
+      </w:pPr>
+      <w:r>
+        <w:rPr>
+          <w:b/>
+          <w:bCs/>
+        </w:rPr>
+        <w:t xml:space="preserve">Comparative practitioner study against FRAME-using practitioners.</w:t>
+      </w:r>
+      <w:r>
+        <w:t xml:space="preserve"> </w:t>
+      </w:r>
+      <w:r>
+        <w:t xml:space="preserve">AAFL maps decision authority; FRAME™ maps capability risk. A comparative study of practitioners using both, one, or neither would test the operational complementarity claim made in §9.</w:t>
+      </w:r>
+    </w:p>
+    <w:p>
+      <w:pPr>
+        <w:numPr>
+          <w:ilvl w:val="0"/>
+          <w:numId w:val="1019"/>
+        </w:numPr>
+      </w:pPr>
+      <w:r>
+        <w:rPr>
+          <w:b/>
+          <w:bCs/>
+        </w:rPr>
+        <w:t xml:space="preserve">Open-source the eval rubric template and gate-checklist as living artifacts.</w:t>
+      </w:r>
+      <w:r>
+        <w:t xml:space="preserve"> </w:t>
+      </w:r>
+      <w:r>
+        <w:t xml:space="preserve">The companion tactical assets — the HITL Decision-Gate Practitioner Checklist and the AAFL Eval Rubric Template — are presently bundled with the framework spec. Releasing them as separately versioned artifacts under the same © Ruchir Bakshi 2026 attribution would let the field test, fork, and feed back into them without waiting for a v1.3 framework release.</w:t>
+      </w:r>
+    </w:p>
+    <w:p>
+      <w:pPr>
+        <w:numPr>
+          <w:ilvl w:val="0"/>
+          <w:numId w:val="1019"/>
+        </w:numPr>
+      </w:pPr>
+      <w:r>
+        <w:rPr>
+          <w:b/>
+          <w:bCs/>
+        </w:rPr>
+        <w:t xml:space="preserve">K-12-specific application paper.</w:t>
+      </w:r>
+      <w:r>
+        <w:t xml:space="preserve"> </w:t>
+      </w:r>
+      <w:r>
+        <w:t xml:space="preserve">The gate taxonomy and construct-validity dimension are transferable; the PRS-caps-by-classification framing is not. A separate paper extending AAFL to K-12 — re-anchored in FERPA/COPPA rather than FedRAMP/NIST 800-171 — would address the audience explicitly excluded here without compromising the workplace-performance commitment of the present framework.</w:t>
+      </w:r>
+    </w:p>
+    <w:p>
+      <w:pPr>
+        <w:pStyle w:val="FirstParagraph"/>
+      </w:pPr>
+      <w:r>
+        <w:t xml:space="preserve">The framework's structure is designed to tolerate row-level updates, comparative validation, and federation with adjacent published frameworks without architectural rewrites. The published spec is the starting point; field experience is the next contributor.</w:t>
+      </w:r>
+    </w:p>
+    <w:p>
+      <w:r>
+        <w:pict>
+          <v:rect style="width:0;height:1.5pt" o:hralign="center" o:hrstd="t" o:hr="t"/>
+        </w:pict>
+      </w:r>
+    </w:p>
+    <w:bookmarkEnd w:id="90"/>
+    <w:bookmarkEnd w:id="91"/>
+    <w:bookmarkStart w:id="92" w:name="X7a4913db6cb1b3c4cb6c122beacaf68da4b3196"/>
+    <w:p>
+      <w:pPr>
+        <w:pStyle w:val="Heading2"/>
+      </w:pPr>
+      <w:r>
+        <w:t xml:space="preserve">§13. Frequently Asked Questions</w:t>
+      </w:r>
+    </w:p>
+    <w:p>
+      <w:pPr>
+        <w:pStyle w:val="FirstParagraph"/>
+      </w:pPr>
+      <w:r>
+        <w:rPr>
+          <w:b/>
+          <w:bCs/>
+        </w:rPr>
+        <w:t xml:space="preserve">Q: How is AAFL different from Hardman's FRAME™?</w:t>
+      </w:r>
+    </w:p>
+    <w:p>
+      <w:pPr>
+        <w:pStyle w:val="BodyText"/>
+      </w:pPr>
+      <w:r>
+        <w:t xml:space="preserve">FRAME maps capability risk (which AI to trust for which task). AAFL maps decision authority (which task humans must keep regardless of which AI). The frameworks are complementary. FRAME is upstream of AAFL — once you've used FRAME to determine which agent-task allocation is technically defensible, AAFL determines which human gates apply regardless.</w:t>
+      </w:r>
+    </w:p>
+    <w:p>
+      <w:pPr>
+        <w:pStyle w:val="BodyText"/>
+      </w:pPr>
+      <w:r>
+        <w:rPr>
+          <w:b/>
+          <w:bCs/>
+        </w:rPr>
+        <w:t xml:space="preserve">Q: Does AAFL replace ADDIE?</w:t>
+      </w:r>
+    </w:p>
+    <w:p>
+      <w:pPr>
+        <w:pStyle w:val="BodyText"/>
+      </w:pPr>
+      <w:r>
+        <w:t xml:space="preserve">No. AAFL preserves ADDIE's five-phase spine and adds three cross-cutting layers, an inner Translator's Loop, and the eight HITL gates. ADDIE Guide remains the reference (the dictionary); AAFL is the operating manual (how to use the dictionary in the agent era). The framework is continuity-with-evolution, not replacement.</w:t>
+      </w:r>
+    </w:p>
+    <w:p>
+      <w:pPr>
+        <w:pStyle w:val="BodyText"/>
+      </w:pPr>
+      <w:r>
+        <w:rPr>
+          <w:b/>
+          <w:bCs/>
+        </w:rPr>
+        <w:t xml:space="preserve">Q: What is the framework's organizing outcome, and why is it not learning attainment?</w:t>
+      </w:r>
+    </w:p>
+    <w:p>
+      <w:pPr>
+        <w:pStyle w:val="BodyText"/>
+      </w:pPr>
+      <w:r>
+        <w:t xml:space="preserve">Workplace performance — measured as time-to-competency, error rate, throughput, transfer-to-job, and retention. This is Kirkpatrick L3/L4 territory rather than L1, and it places AAFL inside the performance-oriented tradition of L&amp;D rather than the course-completion tradition. The agent era makes the choice of organizing outcome consequential because agents optimize whatever they are told to optimize: a rubric measuring completion produces courses optimized for completion; a rubric measuring transfer produces courses oriented toward transfer.</w:t>
+      </w:r>
+    </w:p>
+    <w:p>
+      <w:pPr>
+        <w:pStyle w:val="BodyText"/>
+      </w:pPr>
+      <w:r>
+        <w:rPr>
+          <w:b/>
+          <w:bCs/>
+        </w:rPr>
+        <w:t xml:space="preserve">Q: Is AAFL appropriate for K-12 education?</w:t>
+      </w:r>
+    </w:p>
+    <w:p>
+      <w:pPr>
+        <w:pStyle w:val="BodyText"/>
+      </w:pPr>
+      <w:r>
+        <w:t xml:space="preserve">The framework is designed for workplace performance contexts (federal training, corporate L&amp;D, higher-ed-to-workplace pipelines). K-12 has different stakeholder structures, different consequence spaces, and different regulatory regimes (FERPA, COPPA). The gate taxonomy and the eval framework's construct-validity dimension are transferable, but the PRS-caps-by-classification framing does not map cleanly. K-12-specific application would require its own work.</w:t>
+      </w:r>
+    </w:p>
+    <w:p>
+      <w:pPr>
+        <w:pStyle w:val="BodyText"/>
+      </w:pPr>
+      <w:r>
+        <w:rPr>
+          <w:b/>
+          <w:bCs/>
+        </w:rPr>
+        <w:t xml:space="preserve">Q: Does AAFL require any specific tooling or platform?</w:t>
+      </w:r>
+    </w:p>
+    <w:p>
+      <w:pPr>
+        <w:pStyle w:val="BodyText"/>
+      </w:pPr>
+      <w:r>
+        <w:t xml:space="preserve">No. The framework is platform-agnostic. The Orchestration Layer can be operated manually, with workflow tools, or with multi-agent harnesses. The Evaluation-as-Spec Layer requires a documented rubric — the format is up to the implementer. The Governance Layer requires audit trail capability that organizations operating under federal accreditation already have.</w:t>
+      </w:r>
+    </w:p>
+    <w:p>
+      <w:pPr>
+        <w:pStyle w:val="BodyText"/>
+      </w:pPr>
+      <w:r>
+        <w:rPr>
+          <w:b/>
+          <w:bCs/>
+        </w:rPr>
+        <w:t xml:space="preserve">Q: What's the path for an organization currently at PRS-1 (Assistant)?</w:t>
+      </w:r>
+    </w:p>
+    <w:p>
+      <w:pPr>
+        <w:pStyle w:val="BodyText"/>
+      </w:pPr>
+      <w:r>
+        <w:t xml:space="preserve">Audit your governance discipline first (can you reliably operate the audit trail at PRS-1? Are gate decisions logged?). Then identify a pilot scope at PRS-2 (one course, one item bank, one storyboard pipeline). Build out the Evaluation-as-Spec discipline before lifting to a higher PRS level (rubric authored at Gate 2 on the pilot scope before any agent runs). Move to PRS-3 only after PRS-2 has been operational across multiple deliverables and the gate-flagging discipline is reliable.</w:t>
+      </w:r>
+    </w:p>
+    <w:p>
+      <w:pPr>
+        <w:pStyle w:val="BodyText"/>
+      </w:pPr>
+      <w:r>
+        <w:rPr>
+          <w:b/>
+          <w:bCs/>
+        </w:rPr>
+        <w:t xml:space="preserve">Q: What are the failure modes of trying to operate AAFL at the wrong PRS level?</w:t>
+      </w:r>
+    </w:p>
+    <w:p>
+      <w:pPr>
+        <w:pStyle w:val="BodyText"/>
+      </w:pPr>
+      <w:r>
+        <w:t xml:space="preserve">Operating below your appropriate level wastes agent capacity (you're paying for human review that a higher PRS level would automate). Operating above your appropriate level fails the audit trail (you can't produce the documentation an accreditation review demands). Both failure modes are real; the second is more dangerous because it's harder to detect until something goes wrong.</w:t>
+      </w:r>
+    </w:p>
+    <w:p>
+      <w:pPr>
+        <w:pStyle w:val="BodyText"/>
+      </w:pPr>
+      <w:r>
+        <w:rPr>
+          <w:b/>
+          <w:bCs/>
+        </w:rPr>
+        <w:t xml:space="preserve">Q: How is AAFL related to the Anthropic AI Fluency framework (4Ds)?</w:t>
+      </w:r>
+    </w:p>
+    <w:p>
+      <w:pPr>
+        <w:pStyle w:val="BodyText"/>
+      </w:pPr>
+      <w:r>
+        <w:t xml:space="preserve">The 4Ds (Delegation, Description, Discernment, Diligence) are practitioner</w:t>
+      </w:r>
+      <w:r>
+        <w:t xml:space="preserve"> </w:t>
+      </w:r>
+      <w:r>
+        <w:rPr>
+          <w:i/>
+          <w:iCs/>
+        </w:rPr>
+        <w:t xml:space="preserve">competencies</w:t>
+      </w:r>
+      <w:r>
+        <w:t xml:space="preserve">. AAFL is the</w:t>
+      </w:r>
+      <w:r>
+        <w:t xml:space="preserve"> </w:t>
+      </w:r>
+      <w:r>
+        <w:rPr>
+          <w:i/>
+          <w:iCs/>
+        </w:rPr>
+        <w:t xml:space="preserve">process</w:t>
+      </w:r>
+      <w:r>
+        <w:t xml:space="preserve"> </w:t>
+      </w:r>
+      <w:r>
+        <w:t xml:space="preserve">those competencies operate within. Discernment lives at every HITL gate; Delegation defines the agent-vs-human task split; Description is how you brief an agent at any gate; Diligence is the audit trail the Governance Layer records. The frameworks are layered, not competing. Practitioners trained in AI Fluency operate AAFL natively.</w:t>
+      </w:r>
+    </w:p>
+    <w:p>
+      <w:r>
+        <w:pict>
+          <v:rect style="width:0;height:1.5pt" o:hralign="center" o:hrstd="t" o:hr="t"/>
+        </w:pict>
+      </w:r>
+    </w:p>
+    <w:bookmarkEnd w:id="92"/>
+    <w:bookmarkStart w:id="110" w:name="X2155e44738e179b5a4cc15f0c2044a2b166f8ca"/>
+    <w:p>
+      <w:pPr>
+        <w:pStyle w:val="Heading2"/>
+      </w:pPr>
+      <w:r>
+        <w:t xml:space="preserve">§14. Bibliography</w:t>
+      </w:r>
+    </w:p>
+    <w:p>
+      <w:pPr>
+        <w:pStyle w:val="FirstParagraph"/>
+      </w:pPr>
+      <w:r>
+        <w:t xml:space="preserve">Allen, M. W. (2012).</w:t>
+      </w:r>
+      <w:r>
+        <w:t xml:space="preserve"> </w:t>
+      </w:r>
+      <w:r>
+        <w:rPr>
+          <w:i/>
+          <w:iCs/>
+        </w:rPr>
+        <w:t xml:space="preserve">Leaving ADDIE for SAM: An agile model for developing the best learning experiences</w:t>
+      </w:r>
+      <w:r>
+        <w:t xml:space="preserve">. ASTD Press.</w:t>
+      </w:r>
+    </w:p>
+    <w:p>
+      <w:pPr>
+        <w:pStyle w:val="BodyText"/>
+      </w:pPr>
+      <w:r>
+        <w:t xml:space="preserve">Anthropic Engineering. (2025).</w:t>
+      </w:r>
+      <w:r>
+        <w:t xml:space="preserve"> </w:t>
+      </w:r>
+      <w:r>
+        <w:rPr>
+          <w:i/>
+          <w:iCs/>
+        </w:rPr>
+        <w:t xml:space="preserve">Demystifying evals for AI agents</w:t>
+      </w:r>
+      <w:r>
+        <w:t xml:space="preserve">.</w:t>
+      </w:r>
+      <w:r>
+        <w:t xml:space="preserve"> </w:t>
+      </w:r>
+      <w:hyperlink r:id="rId93">
+        <w:r>
+          <w:rPr>
+            <w:rStyle w:val="Hyperlink"/>
+          </w:rPr>
+          <w:t xml:space="preserve">https://www.anthropic.com/engineering/demystifying-evals-for-ai-agents</w:t>
+        </w:r>
+      </w:hyperlink>
+    </w:p>
+    <w:p>
+      <w:pPr>
+        <w:pStyle w:val="BodyText"/>
+      </w:pPr>
+      <w:r>
+        <w:t xml:space="preserve">Anthropic Research. (2025).</w:t>
+      </w:r>
+      <w:r>
+        <w:t xml:space="preserve"> </w:t>
+      </w:r>
+      <w:r>
+        <w:rPr>
+          <w:i/>
+          <w:iCs/>
+        </w:rPr>
+        <w:t xml:space="preserve">Building effective AI agents</w:t>
+      </w:r>
+      <w:r>
+        <w:t xml:space="preserve">.</w:t>
+      </w:r>
+      <w:r>
+        <w:t xml:space="preserve"> </w:t>
+      </w:r>
+      <w:hyperlink r:id="rId94">
+        <w:r>
+          <w:rPr>
+            <w:rStyle w:val="Hyperlink"/>
+          </w:rPr>
+          <w:t xml:space="preserve">https://www.anthropic.com/research/building-effective-agents</w:t>
+        </w:r>
+      </w:hyperlink>
+    </w:p>
+    <w:p>
+      <w:pPr>
+        <w:pStyle w:val="BodyText"/>
+      </w:pPr>
+      <w:r>
+        <w:t xml:space="preserve">AUSS research team. (2025).</w:t>
+      </w:r>
+      <w:r>
+        <w:t xml:space="preserve"> </w:t>
+      </w:r>
+      <w:r>
+        <w:rPr>
+          <w:i/>
+          <w:iCs/>
+        </w:rPr>
+        <w:t xml:space="preserve">Agentic Unified Student System: A four-module agent architecture across student, educator, and institutional levels</w:t>
+      </w:r>
+      <w:r>
+        <w:t xml:space="preserve">. arXiv.</w:t>
+      </w:r>
+      <w:r>
+        <w:t xml:space="preserve"> </w:t>
+      </w:r>
+      <w:hyperlink r:id="rId95">
+        <w:r>
+          <w:rPr>
+            <w:rStyle w:val="Hyperlink"/>
+          </w:rPr>
+          <w:t xml:space="preserve">https://arxiv.org/html/2604.16566v1</w:t>
+        </w:r>
+      </w:hyperlink>
+    </w:p>
+    <w:p>
+      <w:pPr>
+        <w:pStyle w:val="BodyText"/>
+      </w:pPr>
+      <w:r>
+        <w:t xml:space="preserve">Branson, R. K., Rayner, G. T., Cox, J. L., Furman, J. P., King, F. J., &amp; Hannum, W. H. (1975).</w:t>
+      </w:r>
+      <w:r>
+        <w:t xml:space="preserve"> </w:t>
+      </w:r>
+      <w:r>
+        <w:rPr>
+          <w:i/>
+          <w:iCs/>
+        </w:rPr>
+        <w:t xml:space="preserve">Interservice procedures for instructional systems development</w:t>
+      </w:r>
+      <w:r>
+        <w:t xml:space="preserve"> </w:t>
+      </w:r>
+      <w:r>
+        <w:t xml:space="preserve">(Vols. 1–5). Florida State University. (ADDIE origin.)</w:t>
+      </w:r>
+    </w:p>
+    <w:p>
+      <w:pPr>
+        <w:pStyle w:val="BodyText"/>
+      </w:pPr>
+      <w:r>
+        <w:t xml:space="preserve">Brinkerhoff, R. O. (2003).</w:t>
+      </w:r>
+      <w:r>
+        <w:t xml:space="preserve"> </w:t>
+      </w:r>
+      <w:r>
+        <w:rPr>
+          <w:i/>
+          <w:iCs/>
+        </w:rPr>
+        <w:t xml:space="preserve">The success case method: Find out quickly what's working and what's not</w:t>
+      </w:r>
+      <w:r>
+        <w:t xml:space="preserve">. Berrett-Koehler.</w:t>
+      </w:r>
+    </w:p>
+    <w:p>
+      <w:pPr>
+        <w:pStyle w:val="BodyText"/>
+      </w:pPr>
+      <w:r>
+        <w:t xml:space="preserve">Brynjolfsson, E., Li, D., &amp; Raymond, L. (2023). Navigating the jagged technological frontier.</w:t>
+      </w:r>
+      <w:r>
+        <w:t xml:space="preserve"> </w:t>
+      </w:r>
+      <w:r>
+        <w:rPr>
+          <w:i/>
+          <w:iCs/>
+        </w:rPr>
+        <w:t xml:space="preserve">Organization Science</w:t>
+      </w:r>
+      <w:r>
+        <w:t xml:space="preserve">.</w:t>
+      </w:r>
+      <w:r>
+        <w:t xml:space="preserve"> </w:t>
+      </w:r>
+      <w:hyperlink r:id="rId96">
+        <w:r>
+          <w:rPr>
+            <w:rStyle w:val="Hyperlink"/>
+          </w:rPr>
+          <w:t xml:space="preserve">https://pubsonline.informs.org/doi/10.1287/orsc.2025.21838</w:t>
+        </w:r>
+      </w:hyperlink>
+    </w:p>
+    <w:p>
+      <w:pPr>
+        <w:pStyle w:val="BodyText"/>
+      </w:pPr>
+      <w:r>
+        <w:t xml:space="preserve">CAST. (2018).</w:t>
+      </w:r>
+      <w:r>
+        <w:t xml:space="preserve"> </w:t>
+      </w:r>
+      <w:r>
+        <w:rPr>
+          <w:i/>
+          <w:iCs/>
+        </w:rPr>
+        <w:t xml:space="preserve">Universal Design for Learning Guidelines version 2.2</w:t>
+      </w:r>
+      <w:r>
+        <w:t xml:space="preserve">.</w:t>
+      </w:r>
+      <w:r>
+        <w:t xml:space="preserve"> </w:t>
+      </w:r>
+      <w:hyperlink r:id="rId97">
+        <w:r>
+          <w:rPr>
+            <w:rStyle w:val="Hyperlink"/>
+          </w:rPr>
+          <w:t xml:space="preserve">https://udlguidelines.cast.org/</w:t>
+        </w:r>
+      </w:hyperlink>
+    </w:p>
+    <w:p>
+      <w:pPr>
+        <w:pStyle w:val="BodyText"/>
+      </w:pPr>
+      <w:r>
+        <w:t xml:space="preserve">Chai, D. S., Kim, H. S., et al. (2025). Generative artificial intelligence in instructional system design.</w:t>
+      </w:r>
+      <w:r>
+        <w:t xml:space="preserve"> </w:t>
+      </w:r>
+      <w:r>
+        <w:rPr>
+          <w:i/>
+          <w:iCs/>
+        </w:rPr>
+        <w:t xml:space="preserve">Performance Improvement Quarterly</w:t>
+      </w:r>
+      <w:r>
+        <w:t xml:space="preserve">.</w:t>
+      </w:r>
+      <w:r>
+        <w:t xml:space="preserve"> </w:t>
+      </w:r>
+      <w:hyperlink r:id="rId98">
+        <w:r>
+          <w:rPr>
+            <w:rStyle w:val="Hyperlink"/>
+          </w:rPr>
+          <w:t xml:space="preserve">https://journals.sagepub.com/doi/10.1177/15344843251320256</w:t>
+        </w:r>
+      </w:hyperlink>
+    </w:p>
+    <w:p>
+      <w:pPr>
+        <w:pStyle w:val="BodyText"/>
+      </w:pPr>
+      <w:r>
+        <w:t xml:space="preserve">Clark, D. (2025).</w:t>
+      </w:r>
+      <w:r>
+        <w:t xml:space="preserve"> </w:t>
+      </w:r>
+      <w:r>
+        <w:rPr>
+          <w:i/>
+          <w:iCs/>
+        </w:rPr>
+        <w:t xml:space="preserve">Learning experience design</w:t>
+      </w:r>
+      <w:r>
+        <w:t xml:space="preserve">. Reviewed in Worklearning.</w:t>
+      </w:r>
+      <w:r>
+        <w:t xml:space="preserve"> </w:t>
+      </w:r>
+      <w:hyperlink r:id="rId99">
+        <w:r>
+          <w:rPr>
+            <w:rStyle w:val="Hyperlink"/>
+          </w:rPr>
+          <w:t xml:space="preserve">https://www.worklearning.com/2025/05/27/book-learning-experience-design-by-donald-clark/</w:t>
+        </w:r>
+      </w:hyperlink>
+    </w:p>
+    <w:p>
+      <w:pPr>
+        <w:pStyle w:val="BodyText"/>
+      </w:pPr>
+      <w:r>
+        <w:t xml:space="preserve">Dakan, R. &amp; Feller, J. (2023–2025).</w:t>
+      </w:r>
+      <w:r>
+        <w:t xml:space="preserve"> </w:t>
+      </w:r>
+      <w:r>
+        <w:rPr>
+          <w:i/>
+          <w:iCs/>
+        </w:rPr>
+        <w:t xml:space="preserve">AI Fluency Framework for Educators</w:t>
+      </w:r>
+      <w:r>
+        <w:t xml:space="preserve">. Anthropic Academy.</w:t>
+      </w:r>
+      <w:r>
+        <w:t xml:space="preserve"> </w:t>
+      </w:r>
+      <w:hyperlink r:id="rId100">
+        <w:r>
+          <w:rPr>
+            <w:rStyle w:val="Hyperlink"/>
+          </w:rPr>
+          <w:t xml:space="preserve">https://aifluencyframework.org/</w:t>
+        </w:r>
+      </w:hyperlink>
+    </w:p>
+    <w:p>
+      <w:pPr>
+        <w:pStyle w:val="BodyText"/>
+      </w:pPr>
+      <w:r>
+        <w:t xml:space="preserve">Davenport, T. H. &amp; Daugherty, P. R. (2018, updated 2024).</w:t>
+      </w:r>
+      <w:r>
+        <w:t xml:space="preserve"> </w:t>
+      </w:r>
+      <w:r>
+        <w:rPr>
+          <w:i/>
+          <w:iCs/>
+        </w:rPr>
+        <w:t xml:space="preserve">Human + Machine: Reimagining work in the age of AI</w:t>
+      </w:r>
+      <w:r>
+        <w:t xml:space="preserve">. Harvard Business Review Press.</w:t>
+      </w:r>
+    </w:p>
+    <w:p>
+      <w:pPr>
+        <w:pStyle w:val="BodyText"/>
+      </w:pPr>
+      <w:r>
+        <w:t xml:space="preserve">Dell'Acqua, F., McFowland III, E., Mollick, E. R., Lifshitz-Assaf, H., Kellogg, K., Rajendran, S., Krayer, L., Candelon, F., &amp; Lakhani, K. R. (2023).</w:t>
+      </w:r>
+      <w:r>
+        <w:t xml:space="preserve"> </w:t>
+      </w:r>
+      <w:r>
+        <w:rPr>
+          <w:i/>
+          <w:iCs/>
+        </w:rPr>
+        <w:t xml:space="preserve">Navigating the Jagged Technological Frontier: Field Experimental Evidence of the Effects of AI on Knowledge Worker Productivity and Quality</w:t>
+      </w:r>
+      <w:r>
+        <w:t xml:space="preserve">. Harvard Business School Working Paper 24-013.</w:t>
+      </w:r>
+      <w:r>
+        <w:t xml:space="preserve"> </w:t>
+      </w:r>
+      <w:hyperlink r:id="rId101">
+        <w:r>
+          <w:rPr>
+            <w:rStyle w:val="Hyperlink"/>
+          </w:rPr>
+          <w:t xml:space="preserve">https://www.hbs.edu/faculty/Pages/item.aspx?num=64700</w:t>
+        </w:r>
+      </w:hyperlink>
+    </w:p>
+    <w:p>
+      <w:pPr>
+        <w:pStyle w:val="BodyText"/>
+      </w:pPr>
+      <w:r>
+        <w:t xml:space="preserve">Dick, W., Carey, L., &amp; Carey, J. O. (2014).</w:t>
+      </w:r>
+      <w:r>
+        <w:t xml:space="preserve"> </w:t>
+      </w:r>
+      <w:r>
+        <w:rPr>
+          <w:i/>
+          <w:iCs/>
+        </w:rPr>
+        <w:t xml:space="preserve">The systematic design of instruction</w:t>
+      </w:r>
+      <w:r>
+        <w:t xml:space="preserve"> </w:t>
+      </w:r>
+      <w:r>
+        <w:t xml:space="preserve">(8th ed.). Pearson. (Original 1978.)</w:t>
+      </w:r>
+    </w:p>
+    <w:p>
+      <w:pPr>
+        <w:pStyle w:val="BodyText"/>
+      </w:pPr>
+      <w:r>
+        <w:t xml:space="preserve">EduPlanner research team. (2025). EduPlanner: A multi-agent system for instructional design optimization. arXiv.</w:t>
+      </w:r>
+      <w:r>
+        <w:t xml:space="preserve"> </w:t>
+      </w:r>
+      <w:hyperlink r:id="rId102">
+        <w:r>
+          <w:rPr>
+            <w:rStyle w:val="Hyperlink"/>
+          </w:rPr>
+          <w:t xml:space="preserve">https://arxiv.org/html/2504.05370v1</w:t>
+        </w:r>
+      </w:hyperlink>
+    </w:p>
+    <w:p>
+      <w:pPr>
+        <w:pStyle w:val="BodyText"/>
+      </w:pPr>
+      <w:r>
+        <w:t xml:space="preserve">Gagné, R. M. (1985).</w:t>
+      </w:r>
+      <w:r>
+        <w:t xml:space="preserve"> </w:t>
+      </w:r>
+      <w:r>
+        <w:rPr>
+          <w:i/>
+          <w:iCs/>
+        </w:rPr>
+        <w:t xml:space="preserve">The conditions of learning</w:t>
+      </w:r>
+      <w:r>
+        <w:t xml:space="preserve"> </w:t>
+      </w:r>
+      <w:r>
+        <w:t xml:space="preserve">(4th ed.). Holt, Rinehart and Winston. (Original 1965.)</w:t>
+      </w:r>
+    </w:p>
+    <w:p>
+      <w:pPr>
+        <w:pStyle w:val="BodyText"/>
+      </w:pPr>
+      <w:r>
+        <w:t xml:space="preserve">Gilbert, T. F. (1978).</w:t>
+      </w:r>
+      <w:r>
+        <w:t xml:space="preserve"> </w:t>
+      </w:r>
+      <w:r>
+        <w:rPr>
+          <w:i/>
+          <w:iCs/>
+        </w:rPr>
+        <w:t xml:space="preserve">Human competence: Engineering worthy performance</w:t>
+      </w:r>
+      <w:r>
+        <w:t xml:space="preserve">. McGraw-Hill. (Tribute edition, ISPI/Pfeiffer 2007.)</w:t>
+      </w:r>
+    </w:p>
+    <w:p>
+      <w:pPr>
+        <w:pStyle w:val="BodyText"/>
+      </w:pPr>
+      <w:r>
+        <w:t xml:space="preserve">Hardman, P. (2025a).</w:t>
+      </w:r>
+      <w:r>
+        <w:t xml:space="preserve"> </w:t>
+      </w:r>
+      <w:r>
+        <w:rPr>
+          <w:i/>
+          <w:iCs/>
+        </w:rPr>
+        <w:t xml:space="preserve">Defining and navigating the jagged frontier in instructional design</w:t>
+      </w:r>
+      <w:r>
+        <w:t xml:space="preserve">. Substack.</w:t>
+      </w:r>
+      <w:r>
+        <w:t xml:space="preserve"> </w:t>
+      </w:r>
+      <w:hyperlink r:id="rId103">
+        <w:r>
+          <w:rPr>
+            <w:rStyle w:val="Hyperlink"/>
+          </w:rPr>
+          <w:t xml:space="preserve">https://drphilippahardman.substack.com/p/defining-and-navigating-the-jagged</w:t>
+        </w:r>
+      </w:hyperlink>
+    </w:p>
+    <w:p>
+      <w:pPr>
+        <w:pStyle w:val="BodyText"/>
+      </w:pPr>
+      <w:r>
+        <w:t xml:space="preserve">Hardman, P. (2025b).</w:t>
+      </w:r>
+      <w:r>
+        <w:t xml:space="preserve"> </w:t>
+      </w:r>
+      <w:r>
+        <w:rPr>
+          <w:i/>
+          <w:iCs/>
+        </w:rPr>
+        <w:t xml:space="preserve">AI in instructional design: 2025 reflections</w:t>
+      </w:r>
+      <w:r>
+        <w:t xml:space="preserve">. Substack.</w:t>
+      </w:r>
+      <w:r>
+        <w:t xml:space="preserve"> </w:t>
+      </w:r>
+      <w:hyperlink r:id="rId104">
+        <w:r>
+          <w:rPr>
+            <w:rStyle w:val="Hyperlink"/>
+          </w:rPr>
+          <w:t xml:space="preserve">https://drphilippahardman.substack.com/p/ai-in-instructional-design-reflections</w:t>
+        </w:r>
+      </w:hyperlink>
+    </w:p>
+    <w:p>
+      <w:pPr>
+        <w:pStyle w:val="BodyText"/>
+      </w:pPr>
+      <w:r>
+        <w:t xml:space="preserve">Holmes, W., Bialik, M., &amp; Fadel, C. (2019).</w:t>
+      </w:r>
+      <w:r>
+        <w:t xml:space="preserve"> </w:t>
+      </w:r>
+      <w:r>
+        <w:rPr>
+          <w:i/>
+          <w:iCs/>
+        </w:rPr>
+        <w:t xml:space="preserve">Artificial intelligence in education: Promises and implications for teaching and learning</w:t>
+      </w:r>
+      <w:r>
+        <w:t xml:space="preserve">. Center for Curriculum Redesign.</w:t>
+      </w:r>
+    </w:p>
+    <w:p>
+      <w:pPr>
+        <w:pStyle w:val="BodyText"/>
+      </w:pPr>
+      <w:r>
+        <w:t xml:space="preserve">Kirkpatrick, D. L. &amp; Kirkpatrick, J. D. (2016).</w:t>
+      </w:r>
+      <w:r>
+        <w:t xml:space="preserve"> </w:t>
+      </w:r>
+      <w:r>
+        <w:rPr>
+          <w:i/>
+          <w:iCs/>
+        </w:rPr>
+        <w:t xml:space="preserve">Kirkpatrick's four levels of training evaluation</w:t>
+      </w:r>
+      <w:r>
+        <w:t xml:space="preserve">. ATD Press. (Original 1959.)</w:t>
+      </w:r>
+    </w:p>
+    <w:p>
+      <w:pPr>
+        <w:pStyle w:val="BodyText"/>
+      </w:pPr>
+      <w:r>
+        <w:t xml:space="preserve">Mager, R. F. (1962).</w:t>
+      </w:r>
+      <w:r>
+        <w:t xml:space="preserve"> </w:t>
+      </w:r>
+      <w:r>
+        <w:rPr>
+          <w:i/>
+          <w:iCs/>
+        </w:rPr>
+        <w:t xml:space="preserve">Preparing instructional objectives</w:t>
+      </w:r>
+      <w:r>
+        <w:t xml:space="preserve">. Fearon. (Third edition, 1997, Center for Effective Performance.)</w:t>
+      </w:r>
+    </w:p>
+    <w:p>
+      <w:pPr>
+        <w:pStyle w:val="BodyText"/>
+      </w:pPr>
+      <w:r>
+        <w:t xml:space="preserve">McKenney, S. &amp; Reeves, T. C. (2018).</w:t>
+      </w:r>
+      <w:r>
+        <w:t xml:space="preserve"> </w:t>
+      </w:r>
+      <w:r>
+        <w:rPr>
+          <w:i/>
+          <w:iCs/>
+        </w:rPr>
+        <w:t xml:space="preserve">Conducting educational design research</w:t>
+      </w:r>
+      <w:r>
+        <w:t xml:space="preserve"> </w:t>
+      </w:r>
+      <w:r>
+        <w:t xml:space="preserve">(2nd ed.). Routledge.</w:t>
+      </w:r>
+    </w:p>
+    <w:p>
+      <w:pPr>
+        <w:pStyle w:val="BodyText"/>
+      </w:pPr>
+      <w:r>
+        <w:t xml:space="preserve">Merrill, M. D. (2002). First principles of instruction.</w:t>
+      </w:r>
+      <w:r>
+        <w:t xml:space="preserve"> </w:t>
+      </w:r>
+      <w:r>
+        <w:rPr>
+          <w:i/>
+          <w:iCs/>
+        </w:rPr>
+        <w:t xml:space="preserve">Educational Technology Research and Development</w:t>
+      </w:r>
+      <w:r>
+        <w:t xml:space="preserve">, 50(3), 43–59.</w:t>
+      </w:r>
+      <w:r>
+        <w:t xml:space="preserve"> </w:t>
+      </w:r>
+      <w:hyperlink r:id="rId105">
+        <w:r>
+          <w:rPr>
+            <w:rStyle w:val="Hyperlink"/>
+          </w:rPr>
+          <w:t xml:space="preserve">https://doi.org/10.1007/BF02505024</w:t>
+        </w:r>
+      </w:hyperlink>
+    </w:p>
+    <w:p>
+      <w:pPr>
+        <w:pStyle w:val="BodyText"/>
+      </w:pPr>
+      <w:r>
+        <w:t xml:space="preserve">Meyer, A., Rose, D. H., &amp; Gordon, D. (2014).</w:t>
+      </w:r>
+      <w:r>
+        <w:t xml:space="preserve"> </w:t>
+      </w:r>
+      <w:r>
+        <w:rPr>
+          <w:i/>
+          <w:iCs/>
+        </w:rPr>
+        <w:t xml:space="preserve">Universal Design for Learning: Theory and practice</w:t>
+      </w:r>
+      <w:r>
+        <w:t xml:space="preserve">. CAST Professional Publishing.</w:t>
+      </w:r>
+    </w:p>
+    <w:p>
+      <w:pPr>
+        <w:pStyle w:val="BodyText"/>
+      </w:pPr>
+      <w:r>
+        <w:t xml:space="preserve">Moore, C. (2017, updated).</w:t>
+      </w:r>
+      <w:r>
+        <w:t xml:space="preserve"> </w:t>
+      </w:r>
+      <w:r>
+        <w:rPr>
+          <w:i/>
+          <w:iCs/>
+        </w:rPr>
+        <w:t xml:space="preserve">Map It: The hands-on guide to strategic training design</w:t>
+      </w:r>
+      <w:r>
+        <w:t xml:space="preserve">. Montesa Press.</w:t>
+      </w:r>
+      <w:r>
+        <w:t xml:space="preserve"> </w:t>
+      </w:r>
+      <w:hyperlink r:id="rId106">
+        <w:r>
+          <w:rPr>
+            <w:rStyle w:val="Hyperlink"/>
+          </w:rPr>
+          <w:t xml:space="preserve">https://blog.cathy-moore.com/action-mapping/</w:t>
+        </w:r>
+      </w:hyperlink>
+    </w:p>
+    <w:p>
+      <w:pPr>
+        <w:pStyle w:val="BodyText"/>
+      </w:pPr>
+      <w:r>
+        <w:t xml:space="preserve">Mosher, B. &amp; Gottfredson, C. (2011).</w:t>
+      </w:r>
+      <w:r>
+        <w:t xml:space="preserve"> </w:t>
+      </w:r>
+      <w:r>
+        <w:rPr>
+          <w:i/>
+          <w:iCs/>
+        </w:rPr>
+        <w:t xml:space="preserve">Innovative performance support: Strategies and practices for learning in the workflow</w:t>
+      </w:r>
+      <w:r>
+        <w:t xml:space="preserve">. McGraw-Hill.</w:t>
+      </w:r>
+    </w:p>
+    <w:p>
+      <w:pPr>
+        <w:pStyle w:val="BodyText"/>
+      </w:pPr>
+      <w:r>
+        <w:t xml:space="preserve">Quality Matters. (2023).</w:t>
+      </w:r>
+      <w:r>
+        <w:t xml:space="preserve"> </w:t>
+      </w:r>
+      <w:r>
+        <w:rPr>
+          <w:i/>
+          <w:iCs/>
+        </w:rPr>
+        <w:t xml:space="preserve">QM higher education rubric</w:t>
+      </w:r>
+      <w:r>
+        <w:t xml:space="preserve"> </w:t>
+      </w:r>
+      <w:r>
+        <w:t xml:space="preserve">(7th ed.). MarylandOnline.</w:t>
+      </w:r>
+      <w:r>
+        <w:t xml:space="preserve"> </w:t>
+      </w:r>
+      <w:hyperlink r:id="rId107">
+        <w:r>
+          <w:rPr>
+            <w:rStyle w:val="Hyperlink"/>
+          </w:rPr>
+          <w:t xml:space="preserve">https://www.qualitymatters.org/</w:t>
+        </w:r>
+      </w:hyperlink>
+    </w:p>
+    <w:p>
+      <w:pPr>
+        <w:pStyle w:val="BodyText"/>
+      </w:pPr>
+      <w:r>
+        <w:t xml:space="preserve">Reigeluth, C. M. (Ed.). (1999).</w:t>
+      </w:r>
+      <w:r>
+        <w:t xml:space="preserve"> </w:t>
+      </w:r>
+      <w:r>
+        <w:rPr>
+          <w:i/>
+          <w:iCs/>
+        </w:rPr>
+        <w:t xml:space="preserve">Instructional-design theories and models, Volume II: A new paradigm of instructional theory</w:t>
+      </w:r>
+      <w:r>
+        <w:t xml:space="preserve">. Lawrence Erlbaum Associates. (Volume III, with A. A. Carr-Chellman, 2009; Volume IV, with B. J. Beatty &amp; R. D. Myers, 2017, Routledge.)</w:t>
+      </w:r>
+    </w:p>
+    <w:p>
+      <w:pPr>
+        <w:pStyle w:val="BodyText"/>
+      </w:pPr>
+      <w:r>
+        <w:t xml:space="preserve">Rossett, A. &amp; Schafer, L. (2007).</w:t>
+      </w:r>
+      <w:r>
+        <w:t xml:space="preserve"> </w:t>
+      </w:r>
+      <w:r>
+        <w:rPr>
+          <w:i/>
+          <w:iCs/>
+        </w:rPr>
+        <w:t xml:space="preserve">Job aids and performance support: Moving from knowledge in the classroom to knowledge everywhere</w:t>
+      </w:r>
+      <w:r>
+        <w:t xml:space="preserve">. Pfeiffer.</w:t>
+      </w:r>
+    </w:p>
+    <w:p>
+      <w:pPr>
+        <w:pStyle w:val="BodyText"/>
+      </w:pPr>
+      <w:r>
+        <w:t xml:space="preserve">Rummler, G. A. &amp; Brache, A. P. (1990).</w:t>
+      </w:r>
+      <w:r>
+        <w:t xml:space="preserve"> </w:t>
+      </w:r>
+      <w:r>
+        <w:rPr>
+          <w:i/>
+          <w:iCs/>
+        </w:rPr>
+        <w:t xml:space="preserve">Improving performance: How to manage the white space on the organization chart</w:t>
+      </w:r>
+      <w:r>
+        <w:t xml:space="preserve">. Jossey-Bass. (Third edition, 2013.)</w:t>
+      </w:r>
+    </w:p>
+    <w:p>
+      <w:pPr>
+        <w:pStyle w:val="BodyText"/>
+      </w:pPr>
+      <w:r>
+        <w:t xml:space="preserve">Saghafian, S., Bauer-Wolf, S., &amp; Donohue, K. (2024). Effective generative AI: The human-algorithm centaur.</w:t>
+      </w:r>
+      <w:r>
+        <w:t xml:space="preserve"> </w:t>
+      </w:r>
+      <w:r>
+        <w:rPr>
+          <w:i/>
+          <w:iCs/>
+        </w:rPr>
+        <w:t xml:space="preserve">Harvard Data Science Review</w:t>
+      </w:r>
+      <w:r>
+        <w:t xml:space="preserve">.</w:t>
+      </w:r>
+      <w:r>
+        <w:t xml:space="preserve"> </w:t>
+      </w:r>
+      <w:hyperlink r:id="rId108">
+        <w:r>
+          <w:rPr>
+            <w:rStyle w:val="Hyperlink"/>
+          </w:rPr>
+          <w:t xml:space="preserve">https://hdsr.mitpress.mit.edu/pub/3rvlzjtw</w:t>
+        </w:r>
+      </w:hyperlink>
+    </w:p>
+    <w:p>
+      <w:pPr>
+        <w:pStyle w:val="BodyText"/>
+      </w:pPr>
+      <w:r>
+        <w:t xml:space="preserve">Selwyn, N. (2019).</w:t>
+      </w:r>
+      <w:r>
+        <w:t xml:space="preserve"> </w:t>
+      </w:r>
+      <w:r>
+        <w:rPr>
+          <w:i/>
+          <w:iCs/>
+        </w:rPr>
+        <w:t xml:space="preserve">Should robots replace teachers? AI and the future of education</w:t>
+      </w:r>
+      <w:r>
+        <w:t xml:space="preserve">. Polity Press.</w:t>
+      </w:r>
+    </w:p>
+    <w:p>
+      <w:pPr>
+        <w:pStyle w:val="BodyText"/>
+      </w:pPr>
+      <w:r>
+        <w:t xml:space="preserve">Web Content Accessibility Guidelines (WCAG) 2.1. (2018, updated).</w:t>
+      </w:r>
+      <w:r>
+        <w:t xml:space="preserve"> </w:t>
+      </w:r>
+      <w:r>
+        <w:rPr>
+          <w:i/>
+          <w:iCs/>
+        </w:rPr>
+        <w:t xml:space="preserve">W3C Recommendation</w:t>
+      </w:r>
+      <w:r>
+        <w:t xml:space="preserve">. World Wide Web Consortium.</w:t>
+      </w:r>
+      <w:r>
+        <w:t xml:space="preserve"> </w:t>
+      </w:r>
+      <w:hyperlink r:id="rId109">
+        <w:r>
+          <w:rPr>
+            <w:rStyle w:val="Hyperlink"/>
+          </w:rPr>
+          <w:t xml:space="preserve">https://www.w3.org/TR/WCAG21/</w:t>
+        </w:r>
+      </w:hyperlink>
+    </w:p>
+    <w:p>
+      <w:pPr>
+        <w:pStyle w:val="BodyText"/>
+      </w:pPr>
+      <w:r>
+        <w:t xml:space="preserve">Williamson, B. (2017).</w:t>
+      </w:r>
+      <w:r>
+        <w:t xml:space="preserve"> </w:t>
+      </w:r>
+      <w:r>
+        <w:rPr>
+          <w:i/>
+          <w:iCs/>
+        </w:rPr>
+        <w:t xml:space="preserve">Big data in education: The digital future of learning, policy and practice</w:t>
+      </w:r>
+      <w:r>
+        <w:t xml:space="preserve">. SAGE Publications.</w:t>
+      </w:r>
+    </w:p>
+    <w:p>
+      <w:r>
+        <w:pict>
+          <v:rect style="width:0;height:1.5pt" o:hralign="center" o:hrstd="t" o:hr="t"/>
+        </w:pict>
+      </w:r>
+    </w:p>
+    <w:bookmarkEnd w:id="110"/>
+    <w:bookmarkStart w:id="112" w:name="about-the-author"/>
+    <w:p>
+      <w:pPr>
+        <w:pStyle w:val="Heading2"/>
+      </w:pPr>
+      <w:r>
+        <w:t xml:space="preserve">About the Author</w:t>
+      </w:r>
+    </w:p>
+    <w:p>
+      <w:pPr>
+        <w:pStyle w:val="FirstParagraph"/>
+      </w:pPr>
+      <w:r>
+        <w:rPr>
+          <w:b/>
+          <w:bCs/>
+        </w:rPr>
+        <w:t xml:space="preserve">Ruchir Bakshi</w:t>
+      </w:r>
+      <w:r>
+        <w:t xml:space="preserve"> </w:t>
+      </w:r>
+      <w:r>
+        <w:t xml:space="preserve">is a federal instructional design consultant. He has applied his AI-Enhanced ADDIE methodology across ACE-accredited graduate certificate and post-baccalaureate programs at the Center for Development of Security Excellence, and authored the AI Prompt Library for Instructional Systems Designers. He runs the</w:t>
+      </w:r>
+      <w:r>
+        <w:t xml:space="preserve"> </w:t>
+      </w:r>
+      <w:hyperlink r:id="rId111">
+        <w:r>
+          <w:rPr>
+            <w:rStyle w:val="Hyperlink"/>
+          </w:rPr>
+          <w:t xml:space="preserve">instructionalai.org</w:t>
+        </w:r>
+      </w:hyperlink>
+      <w:r>
+        <w:t xml:space="preserve"> </w:t>
+      </w:r>
+      <w:r>
+        <w:t xml:space="preserve">ecosystem of practitioner-first resources.</w:t>
+      </w:r>
+    </w:p>
+    <w:p>
+      <w:pPr>
+        <w:pStyle w:val="BodyText"/>
+      </w:pPr>
+      <w:r>
+        <w:t xml:space="preserve">AAFL is independent IP. © Ruchir Bakshi 2026, all rights reserved. Suggested citation:</w:t>
+      </w:r>
+      <w:r>
+        <w:t xml:space="preserve"> </w:t>
+      </w:r>
+      <w:r>
+        <w:rPr>
+          <w:i/>
+          <w:iCs/>
+        </w:rPr>
+        <w:t xml:space="preserve">Bakshi, R. (2026). AAFL: An Agent-Augmented Framework for Learning (v1.2). instructionalai.org.</w:t>
+      </w:r>
+    </w:p>
+    <w:p>
+      <w:r>
+        <w:pict>
+          <v:rect style="width:0;height:1.5pt" o:hralign="center" o:hrstd="t" o:hr="t"/>
+        </w:pict>
+      </w:r>
+    </w:p>
+    <w:bookmarkEnd w:id="112"/>
+    <w:bookmarkStart w:id="113" w:name="appendix-a-acronym-glossary"/>
+    <w:p>
+      <w:pPr>
+        <w:pStyle w:val="Heading2"/>
+      </w:pPr>
+      <w:r>
+        <w:t xml:space="preserve">Appendix A. Acronym Glossary</w:t>
+      </w:r>
+    </w:p>
+    <w:p>
+      <w:pPr>
+        <w:pStyle w:val="FirstParagraph"/>
+      </w:pPr>
+      <w:r>
+        <w:t xml:space="preserve">A consolidated reference for the acronyms used in this paper. Every acronym below is also spelled out at first body-text appearance where space permits.</w:t>
       </w:r>
     </w:p>
     <w:tbl>
@@ -5452,3817 +9877,6 @@
               <w:pStyle w:val="Compact"/>
             </w:pPr>
             <w:r>
-              <w:t xml:space="preserve">Maturity level</w:t>
-            </w:r>
-          </w:p>
-        </w:tc>
-        <w:tc>
-          <w:tcPr/>
-          <w:p>
-            <w:pPr>
-              <w:pStyle w:val="Compact"/>
-            </w:pPr>
-            <w:r>
-              <w:t xml:space="preserve">Eval discipline</w:t>
-            </w:r>
-          </w:p>
-        </w:tc>
-      </w:tr>
-      <w:tr>
-        <w:tc>
-          <w:tcPr/>
-          <w:p>
-            <w:pPr>
-              <w:pStyle w:val="Compact"/>
-            </w:pPr>
-            <w:r>
-              <w:t xml:space="preserve">PRS-1</w:t>
-            </w:r>
-          </w:p>
-        </w:tc>
-        <w:tc>
-          <w:tcPr/>
-          <w:p>
-            <w:pPr>
-              <w:pStyle w:val="Compact"/>
-            </w:pPr>
-            <w:r>
-              <w:t xml:space="preserve">Eval rubric authored, primarily evaluated against human work</w:t>
-            </w:r>
-          </w:p>
-        </w:tc>
-      </w:tr>
-      <w:tr>
-        <w:tc>
-          <w:tcPr/>
-          <w:p>
-            <w:pPr>
-              <w:pStyle w:val="Compact"/>
-            </w:pPr>
-            <w:r>
-              <w:t xml:space="preserve">PRS-2</w:t>
-            </w:r>
-          </w:p>
-        </w:tc>
-        <w:tc>
-          <w:tcPr/>
-          <w:p>
-            <w:pPr>
-              <w:pStyle w:val="Compact"/>
-            </w:pPr>
-            <w:r>
-              <w:t xml:space="preserve">Rubric authored at Gate 2; agent-drafted artifacts evaluated against rubric at Develop; 100% human review</w:t>
-            </w:r>
-          </w:p>
-        </w:tc>
-      </w:tr>
-      <w:tr>
-        <w:tc>
-          <w:tcPr/>
-          <w:p>
-            <w:pPr>
-              <w:pStyle w:val="Compact"/>
-            </w:pPr>
-            <w:r>
-              <w:t xml:space="preserve">PRS-3</w:t>
-            </w:r>
-          </w:p>
-        </w:tc>
-        <w:tc>
-          <w:tcPr/>
-          <w:p>
-            <w:pPr>
-              <w:pStyle w:val="Compact"/>
-            </w:pPr>
-            <w:r>
-              <w:t xml:space="preserve">Rubric authored at Gate 2 and</w:t>
-            </w:r>
-            <w:r>
-              <w:t xml:space="preserve"> </w:t>
-            </w:r>
-            <w:r>
-              <w:rPr>
-                <w:b/>
-                <w:bCs/>
-              </w:rPr>
-              <w:t xml:space="preserve">blocks</w:t>
-            </w:r>
-            <w:r>
-              <w:t xml:space="preserve"> </w:t>
-            </w:r>
-            <w:r>
-              <w:t xml:space="preserve">Develop; agents run production tasks against rubric; humans review flagged outputs and statistical samples</w:t>
-            </w:r>
-          </w:p>
-        </w:tc>
-      </w:tr>
-      <w:tr>
-        <w:tc>
-          <w:tcPr/>
-          <w:p>
-            <w:pPr>
-              <w:pStyle w:val="Compact"/>
-            </w:pPr>
-            <w:r>
-              <w:t xml:space="preserve">PRS-4</w:t>
-            </w:r>
-          </w:p>
-        </w:tc>
-        <w:tc>
-          <w:tcPr/>
-          <w:p>
-            <w:pPr>
-              <w:pStyle w:val="Compact"/>
-            </w:pPr>
-            <w:r>
-              <w:t xml:space="preserve">Rubric authored at Gate 2;</w:t>
-            </w:r>
-            <w:r>
-              <w:t xml:space="preserve"> </w:t>
-            </w:r>
-            <w:r>
-              <w:rPr>
-                <w:b/>
-                <w:bCs/>
-              </w:rPr>
-              <w:t xml:space="preserve">continuous</w:t>
-            </w:r>
-            <w:r>
-              <w:t xml:space="preserve"> </w:t>
-            </w:r>
-            <w:r>
-              <w:t xml:space="preserve">evaluation of agent outputs against rubric in real-time; humans audit aggregate eval performance</w:t>
-            </w:r>
-          </w:p>
-        </w:tc>
-      </w:tr>
-    </w:tbl>
-    <w:p>
-      <w:pPr>
-        <w:pStyle w:val="BodyText"/>
-      </w:pPr>
-      <w:r>
-        <w:t xml:space="preserve">The shift across levels is</w:t>
-      </w:r>
-      <w:r>
-        <w:t xml:space="preserve"> </w:t>
-      </w:r>
-      <w:r>
-        <w:rPr>
-          <w:i/>
-          <w:iCs/>
-        </w:rPr>
-        <w:t xml:space="preserve">what runs against the rubric</w:t>
-      </w:r>
-      <w:r>
-        <w:t xml:space="preserve"> </w:t>
-      </w:r>
-      <w:r>
-        <w:t xml:space="preserve">(human work vs agent work), not</w:t>
-      </w:r>
-      <w:r>
-        <w:t xml:space="preserve"> </w:t>
-      </w:r>
-      <w:r>
-        <w:rPr>
-          <w:i/>
-          <w:iCs/>
-        </w:rPr>
-        <w:t xml:space="preserve">whether the rubric exists</w:t>
-      </w:r>
-      <w:r>
-        <w:t xml:space="preserve">. The rubric always exists, always at Gate 2, always before Develop.</w:t>
-      </w:r>
-    </w:p>
-    <w:bookmarkEnd w:id="61"/>
-    <w:bookmarkStart w:id="62" w:name="what-the-eval-framework-requires"/>
-    <w:p>
-      <w:pPr>
-        <w:pStyle w:val="Heading3"/>
-      </w:pPr>
-      <w:r>
-        <w:t xml:space="preserve">What the eval framework requires</w:t>
-      </w:r>
-    </w:p>
-    <w:p>
-      <w:pPr>
-        <w:pStyle w:val="FirstParagraph"/>
-      </w:pPr>
-      <w:r>
-        <w:t xml:space="preserve">The framework refuses to let Develop run until the practitioner can answer:</w:t>
-      </w:r>
-    </w:p>
-    <w:p>
-      <w:pPr>
-        <w:pStyle w:val="Compact"/>
-        <w:numPr>
-          <w:ilvl w:val="0"/>
-          <w:numId w:val="1011"/>
-        </w:numPr>
-      </w:pPr>
-      <w:r>
-        <w:t xml:space="preserve">What workplace performance metric will move (and how will we measure it)?</w:t>
-      </w:r>
-    </w:p>
-    <w:p>
-      <w:pPr>
-        <w:pStyle w:val="Compact"/>
-        <w:numPr>
-          <w:ilvl w:val="0"/>
-          <w:numId w:val="1011"/>
-        </w:numPr>
-      </w:pPr>
-      <w:r>
-        <w:t xml:space="preserve">What is the mastery threshold for the stated objectives?</w:t>
-      </w:r>
-    </w:p>
-    <w:p>
-      <w:pPr>
-        <w:pStyle w:val="Compact"/>
-        <w:numPr>
-          <w:ilvl w:val="0"/>
-          <w:numId w:val="1011"/>
-        </w:numPr>
-      </w:pPr>
-      <w:r>
-        <w:t xml:space="preserve">What construct does each assessment item measure, and how will we know?</w:t>
-      </w:r>
-    </w:p>
-    <w:p>
-      <w:pPr>
-        <w:pStyle w:val="Compact"/>
-        <w:numPr>
-          <w:ilvl w:val="0"/>
-          <w:numId w:val="1011"/>
-        </w:numPr>
-      </w:pPr>
-      <w:r>
-        <w:t xml:space="preserve">What pedagogical strategy has been committed, and what is fidelity drift?</w:t>
-      </w:r>
-    </w:p>
-    <w:p>
-      <w:pPr>
-        <w:pStyle w:val="Compact"/>
-        <w:numPr>
-          <w:ilvl w:val="0"/>
-          <w:numId w:val="1011"/>
-        </w:numPr>
-      </w:pPr>
-      <w:r>
-        <w:t xml:space="preserve">What does equity-of-experience look like for this learner population?</w:t>
-      </w:r>
-    </w:p>
-    <w:p>
-      <w:pPr>
-        <w:pStyle w:val="FirstParagraph"/>
-      </w:pPr>
-      <w:r>
-        <w:t xml:space="preserve">If the practitioner cannot answer these before Develop, the rubric is not yet authored.</w:t>
-      </w:r>
-    </w:p>
-    <w:p>
-      <w:r>
-        <w:pict>
-          <v:rect style="width:0;height:1.5pt" o:hralign="center" o:hrstd="t" o:hr="t"/>
-        </w:pict>
-      </w:r>
-    </w:p>
-    <w:bookmarkEnd w:id="62"/>
-    <w:bookmarkEnd w:id="63"/>
-    <w:bookmarkStart w:id="67" w:name="X42eff3c2af9fc89b763577dc8a43ca1310f5c25"/>
-    <w:p>
-      <w:pPr>
-        <w:pStyle w:val="Heading2"/>
-      </w:pPr>
-      <w:r>
-        <w:t xml:space="preserve">§8. The Three Cross-Cutting Layers</w:t>
-      </w:r>
-    </w:p>
-    <w:p>
-      <w:pPr>
-        <w:pStyle w:val="FirstParagraph"/>
-      </w:pPr>
-      <w:r>
-        <w:t xml:space="preserve">Architectural depth on the three layers that did not exist in classic ADDIE.</w:t>
-      </w:r>
-    </w:p>
-    <w:bookmarkStart w:id="64" w:name="orchestration"/>
-    <w:p>
-      <w:pPr>
-        <w:pStyle w:val="Heading3"/>
-      </w:pPr>
-      <w:r>
-        <w:t xml:space="preserve">Orchestration</w:t>
-      </w:r>
-    </w:p>
-    <w:p>
-      <w:pPr>
-        <w:pStyle w:val="FirstParagraph"/>
-      </w:pPr>
-      <w:r>
-        <w:t xml:space="preserve">Routes work between agents and humans. Decides:</w:t>
-      </w:r>
-    </w:p>
-    <w:p>
-      <w:pPr>
-        <w:pStyle w:val="Compact"/>
-        <w:numPr>
-          <w:ilvl w:val="0"/>
-          <w:numId w:val="1012"/>
-        </w:numPr>
-      </w:pPr>
-      <w:r>
-        <w:rPr>
-          <w:b/>
-          <w:bCs/>
-        </w:rPr>
-        <w:t xml:space="preserve">Which agent runs which task.</w:t>
-      </w:r>
-      <w:r>
-        <w:t xml:space="preserve"> </w:t>
-      </w:r>
-      <w:r>
-        <w:t xml:space="preserve">A specialized item-writer agent handles distractor generation; a different agent handles facilitator-guide drafting; orchestration knows which is appropriate.</w:t>
-      </w:r>
-    </w:p>
-    <w:p>
-      <w:pPr>
-        <w:pStyle w:val="Compact"/>
-        <w:numPr>
-          <w:ilvl w:val="0"/>
-          <w:numId w:val="1012"/>
-        </w:numPr>
-      </w:pPr>
-      <w:r>
-        <w:rPr>
-          <w:b/>
-          <w:bCs/>
-        </w:rPr>
-        <w:t xml:space="preserve">Which model is appropriate.</w:t>
-      </w:r>
-      <w:r>
-        <w:t xml:space="preserve"> </w:t>
-      </w:r>
-      <w:r>
-        <w:t xml:space="preserve">Frontier models for high-judgment drafting; cost-optimized models for high-volume formatting; federal-tenant models (CamoGPT, NIPRGPT, government-tenant Claude/Gemini) for CUI work. Orchestration is the layer that enforces classification-based model selection.</w:t>
-      </w:r>
-    </w:p>
-    <w:p>
-      <w:pPr>
-        <w:pStyle w:val="Compact"/>
-        <w:numPr>
-          <w:ilvl w:val="0"/>
-          <w:numId w:val="1012"/>
-        </w:numPr>
-      </w:pPr>
-      <w:r>
-        <w:rPr>
-          <w:b/>
-          <w:bCs/>
-        </w:rPr>
-        <w:t xml:space="preserve">When artifacts route to which gate.</w:t>
-      </w:r>
-      <w:r>
-        <w:t xml:space="preserve"> </w:t>
-      </w:r>
-      <w:r>
-        <w:t xml:space="preserve">A drafted assessment item routes to Gate 6 (Assessment Validity) for human review at PRS-1 / PRS-2; at PRS-3+, agent-confidence-flagged items route to Gate 6 while clean items route directly to Validate.</w:t>
-      </w:r>
-    </w:p>
-    <w:p>
-      <w:pPr>
-        <w:pStyle w:val="Compact"/>
-        <w:numPr>
-          <w:ilvl w:val="0"/>
-          <w:numId w:val="1012"/>
-        </w:numPr>
-      </w:pPr>
-      <w:r>
-        <w:rPr>
-          <w:b/>
-          <w:bCs/>
-        </w:rPr>
-        <w:t xml:space="preserve">What gets logged.</w:t>
-      </w:r>
-      <w:r>
-        <w:t xml:space="preserve"> </w:t>
-      </w:r>
-      <w:r>
-        <w:t xml:space="preserve">Every agent invocation, every model version, every human gate decision. The orchestration log is the input to the Governance Layer audit trail.</w:t>
-      </w:r>
-    </w:p>
-    <w:bookmarkEnd w:id="64"/>
-    <w:bookmarkStart w:id="65" w:name="evaluation-as-spec"/>
-    <w:p>
-      <w:pPr>
-        <w:pStyle w:val="Heading3"/>
-      </w:pPr>
-      <w:r>
-        <w:t xml:space="preserve">Evaluation-as-Spec</w:t>
-      </w:r>
-    </w:p>
-    <w:p>
-      <w:pPr>
-        <w:pStyle w:val="FirstParagraph"/>
-      </w:pPr>
-      <w:r>
-        <w:t xml:space="preserve">The blocking discipline. The Develop phase cannot run until:</w:t>
-      </w:r>
-    </w:p>
-    <w:p>
-      <w:pPr>
-        <w:pStyle w:val="Compact"/>
-        <w:numPr>
-          <w:ilvl w:val="0"/>
-          <w:numId w:val="1013"/>
-        </w:numPr>
-      </w:pPr>
-      <w:r>
-        <w:t xml:space="preserve">The Performance Outcome Gate (Gate 2) has been signed</w:t>
-      </w:r>
-    </w:p>
-    <w:p>
-      <w:pPr>
-        <w:pStyle w:val="Compact"/>
-        <w:numPr>
-          <w:ilvl w:val="0"/>
-          <w:numId w:val="1013"/>
-        </w:numPr>
-      </w:pPr>
-      <w:r>
-        <w:t xml:space="preserve">The eval rubric is authored, including all six dimensions (Performance attainment, Outcome attainment, Construct validity, Pedagogical fidelity, Learner experience, Production integrity)</w:t>
-      </w:r>
-    </w:p>
-    <w:p>
-      <w:pPr>
-        <w:pStyle w:val="Compact"/>
-        <w:numPr>
-          <w:ilvl w:val="0"/>
-          <w:numId w:val="1013"/>
-        </w:numPr>
-      </w:pPr>
-      <w:r>
-        <w:t xml:space="preserve">The rubric defines measurable criteria — not aspirations</w:t>
-      </w:r>
-    </w:p>
-    <w:p>
-      <w:pPr>
-        <w:pStyle w:val="FirstParagraph"/>
-      </w:pPr>
-      <w:r>
-        <w:t xml:space="preserve">The Evaluation-as-Spec Layer is the framework's structural answer to the agent-era failure mode of</w:t>
-      </w:r>
-      <w:r>
-        <w:t xml:space="preserve"> </w:t>
-      </w:r>
-      <w:r>
-        <w:rPr>
-          <w:i/>
-          <w:iCs/>
-        </w:rPr>
-        <w:t xml:space="preserve">artifacts that are well-formed but not instructionally sound</w:t>
-      </w:r>
-      <w:r>
-        <w:t xml:space="preserve">. Without a blocking eval rubric, agents will produce surface-fluent content that drifts from the intended outcome. The Layer makes the rubric a precondition, not a postcondition.</w:t>
-      </w:r>
-    </w:p>
-    <w:bookmarkEnd w:id="65"/>
-    <w:bookmarkStart w:id="66" w:name="governance"/>
-    <w:p>
-      <w:pPr>
-        <w:pStyle w:val="Heading3"/>
-      </w:pPr>
-      <w:r>
-        <w:t xml:space="preserve">Governance</w:t>
-      </w:r>
-    </w:p>
-    <w:p>
-      <w:pPr>
-        <w:pStyle w:val="FirstParagraph"/>
-      </w:pPr>
-      <w:r>
-        <w:t xml:space="preserve">Institutional accountability. Captures:</w:t>
-      </w:r>
-    </w:p>
-    <w:p>
-      <w:pPr>
-        <w:pStyle w:val="Compact"/>
-        <w:numPr>
-          <w:ilvl w:val="0"/>
-          <w:numId w:val="1014"/>
-        </w:numPr>
-      </w:pPr>
-      <w:r>
-        <w:rPr>
-          <w:b/>
-          <w:bCs/>
-        </w:rPr>
-        <w:t xml:space="preserve">Audit trail.</w:t>
-      </w:r>
-      <w:r>
-        <w:t xml:space="preserve"> </w:t>
-      </w:r>
-      <w:r>
-        <w:t xml:space="preserve">Chain of custody for every agent-generated artifact: model version, prompt-and-response, human reviewer signature, gate-flag history, classification marking. Retained for the contract retention window.</w:t>
-      </w:r>
-    </w:p>
-    <w:p>
-      <w:pPr>
-        <w:pStyle w:val="Compact"/>
-        <w:numPr>
-          <w:ilvl w:val="0"/>
-          <w:numId w:val="1014"/>
-        </w:numPr>
-      </w:pPr>
-      <w:r>
-        <w:rPr>
-          <w:b/>
-          <w:bCs/>
-        </w:rPr>
-        <w:t xml:space="preserve">Classification handling.</w:t>
-      </w:r>
-      <w:r>
-        <w:t xml:space="preserve"> </w:t>
-      </w:r>
-      <w:r>
-        <w:t xml:space="preserve">FedRAMP, NIST 800-171, CUI marking, Section 508 conformance, ITAR/EAR where applicable.</w:t>
-      </w:r>
-    </w:p>
-    <w:p>
-      <w:pPr>
-        <w:pStyle w:val="Compact"/>
-        <w:numPr>
-          <w:ilvl w:val="0"/>
-          <w:numId w:val="1014"/>
-        </w:numPr>
-      </w:pPr>
-      <w:r>
-        <w:rPr>
-          <w:b/>
-          <w:bCs/>
-        </w:rPr>
-        <w:t xml:space="preserve">Accreditation alignment.</w:t>
-      </w:r>
-      <w:r>
-        <w:t xml:space="preserve"> </w:t>
-      </w:r>
-      <w:r>
-        <w:t xml:space="preserve">ACE evaluator expectations; Quality Matters Standards 2 (Learning Objectives), 3 (Assessment), 8 (Accessibility); WCAG 2.1 AA + Section 508 conformance evidence.</w:t>
-      </w:r>
-    </w:p>
-    <w:p>
-      <w:pPr>
-        <w:pStyle w:val="Compact"/>
-        <w:numPr>
-          <w:ilvl w:val="0"/>
-          <w:numId w:val="1014"/>
-        </w:numPr>
-      </w:pPr>
-      <w:r>
-        <w:rPr>
-          <w:b/>
-          <w:bCs/>
-        </w:rPr>
-        <w:t xml:space="preserve">Escalation paths.</w:t>
-      </w:r>
-      <w:r>
-        <w:t xml:space="preserve"> </w:t>
-      </w:r>
-      <w:r>
-        <w:t xml:space="preserve">Defined human-side decision protocol for when the human reviewer disagrees with the agent's output, when human override is logged, when the disagreement escalates to a senior reviewer or governance board.</w:t>
-      </w:r>
-    </w:p>
-    <w:p>
-      <w:pPr>
-        <w:pStyle w:val="Compact"/>
-        <w:numPr>
-          <w:ilvl w:val="0"/>
-          <w:numId w:val="1014"/>
-        </w:numPr>
-      </w:pPr>
-      <w:r>
-        <w:rPr>
-          <w:b/>
-          <w:bCs/>
-        </w:rPr>
-        <w:t xml:space="preserve">Maturity caps by classification.</w:t>
-      </w:r>
-      <w:r>
-        <w:t xml:space="preserve"> </w:t>
-      </w:r>
-      <w:r>
-        <w:t xml:space="preserve">No PRS-4 on classified content. PRS-3 only on approved federal-tenant infrastructure. PRS-4 only on public-trust unclassified high-volume work. Caps are</w:t>
-      </w:r>
-      <w:r>
-        <w:t xml:space="preserve"> </w:t>
-      </w:r>
-      <w:r>
-        <w:rPr>
-          <w:i/>
-          <w:iCs/>
-        </w:rPr>
-        <w:t xml:space="preserve">enforced</w:t>
-      </w:r>
-      <w:r>
-        <w:t xml:space="preserve"> </w:t>
-      </w:r>
-      <w:r>
-        <w:t xml:space="preserve">by the Layer, not aspirational.</w:t>
-      </w:r>
-    </w:p>
-    <w:p>
-      <w:pPr>
-        <w:pStyle w:val="FirstParagraph"/>
-      </w:pPr>
-      <w:r>
-        <w:t xml:space="preserve">The federal claim AAFL can defensibly make: among the published AI-era ID frameworks reviewed in this work (see Appendix B for the comparative scan — ADDIE, FRAME™, Anthropic 4Ds, Chai et al., EduPlanner, AUSS, Action Mapping), AAFL appears to be the only framework that prescribes maturity caps tied to data classification. That is exactly the question federal contracting officers ask first.</w:t>
-      </w:r>
-    </w:p>
-    <w:p>
-      <w:r>
-        <w:pict>
-          <v:rect style="width:0;height:1.5pt" o:hralign="center" o:hrstd="t" o:hr="t"/>
-        </w:pict>
-      </w:r>
-    </w:p>
-    <w:bookmarkEnd w:id="66"/>
-    <w:bookmarkEnd w:id="67"/>
-    <w:bookmarkStart w:id="76" w:name="X8acebe001cf776c78683adae3432e4162ae945b"/>
-    <w:p>
-      <w:pPr>
-        <w:pStyle w:val="Heading2"/>
-      </w:pPr>
-      <w:r>
-        <w:t xml:space="preserve">§9. Engagement With Prior Frameworks and Intellectual Lineage</w:t>
-      </w:r>
-    </w:p>
-    <w:p>
-      <w:pPr>
-        <w:pStyle w:val="FirstParagraph"/>
-      </w:pPr>
-      <w:r>
-        <w:t xml:space="preserve">AAFL enters the literature as a coherent extension and integration of existing work, not as a clean-break replacement. The engagement here is substantive and structural rather than plank-by-plank: AAFL inherits a tradition of thought rather than borrowing isolated techniques. The reader should be able to recognize the lineage without being able to reduce any one feature of the architecture to any single source.</w:t>
-      </w:r>
-    </w:p>
-    <w:bookmarkStart w:id="68" w:name="the-performance-tradition"/>
-    <w:p>
-      <w:pPr>
-        <w:pStyle w:val="Heading3"/>
-      </w:pPr>
-      <w:r>
-        <w:t xml:space="preserve">The performance tradition</w:t>
-      </w:r>
-    </w:p>
-    <w:p>
-      <w:pPr>
-        <w:pStyle w:val="FirstParagraph"/>
-      </w:pPr>
-      <w:r>
-        <w:t xml:space="preserve">AAFL is anchored in</w:t>
-      </w:r>
-      <w:r>
-        <w:t xml:space="preserve"> </w:t>
-      </w:r>
-      <w:r>
-        <w:rPr>
-          <w:b/>
-          <w:bCs/>
-        </w:rPr>
-        <w:t xml:space="preserve">workplace performance</w:t>
-      </w:r>
-      <w:r>
-        <w:t xml:space="preserve"> </w:t>
-      </w:r>
-      <w:r>
-        <w:t xml:space="preserve">as the legitimate outcome of L&amp;D investment — a position that defines the Human Performance Technology (HPT) tradition and predates the agent era by half a century. The decisive intellectual moves in that tradition include Thomas Gilbert's</w:t>
-      </w:r>
-      <w:r>
-        <w:t xml:space="preserve"> </w:t>
-      </w:r>
-      <w:r>
-        <w:rPr>
-          <w:i/>
-          <w:iCs/>
-        </w:rPr>
-        <w:t xml:space="preserve">Human Competence</w:t>
-      </w:r>
-      <w:r>
-        <w:t xml:space="preserve"> </w:t>
-      </w:r>
-      <w:r>
-        <w:t xml:space="preserve">(1978), which reframed the unit of analysis from the learner's behavior to the performer's output and gave the field its enduring distinction between behavior and accomplishment; Geary Rummler and Alan Brache's</w:t>
-      </w:r>
-      <w:r>
-        <w:t xml:space="preserve"> </w:t>
-      </w:r>
-      <w:r>
-        <w:rPr>
-          <w:i/>
-          <w:iCs/>
-        </w:rPr>
-        <w:t xml:space="preserve">Improving Performance</w:t>
-      </w:r>
-      <w:r>
-        <w:t xml:space="preserve"> </w:t>
-      </w:r>
-      <w:r>
-        <w:t xml:space="preserve">(1990), which treated workplace performance as a systems-level property; and the long-running professional infrastructure of the International Society for Performance Improvement, which sustained the discipline through periods when the rest of L&amp;D was preoccupied with course completion as the win condition.</w:t>
-      </w:r>
-    </w:p>
-    <w:p>
-      <w:pPr>
-        <w:pStyle w:val="BodyText"/>
-      </w:pPr>
-      <w:r>
-        <w:t xml:space="preserve">Workplace-oriented operational articulations of the same commitment include Cathy Moore's Action Mapping (2008), which insists on backward design from business performance goals; Bob Mosher and Conrad Gottfredson's 5 Moments of Need (2011), which draws the line between formal learning (the New and More moments) and performance support (Apply, Solve, Change) and locates the bulk of workplace skill acquisition outside formal training; Allison Rossett and Lisa Schafer's performance-support taxonomy (Planners, Advisors, Coaches, Sidekicks, 2007) which named the categories of in-workflow help that AR-overlay tooling now operates; and Robert Brinkerhoff's Success Case Method (2003), which provided the methodology for tracing whether an intervention actually moved performance for the workers who used it. The Kirkpatrick L1–L4 vocabulary (1959, updated 2016) is the dialect every reviewer of AAFL will use; AAFL adopts the vocabulary natively.</w:t>
-      </w:r>
-    </w:p>
-    <w:p>
-      <w:pPr>
-        <w:pStyle w:val="BodyText"/>
-      </w:pPr>
-      <w:r>
-        <w:t xml:space="preserve">These works do not appear in AAFL as plank-by-plank derivations. They appear as bedrock — the assumption that workplace performance is the legitimate organizing outcome, that course completion is a weak proxy, that performance support belongs in the workflow rather than in the classroom, and that the eval question is</w:t>
-      </w:r>
-      <w:r>
-        <w:t xml:space="preserve"> </w:t>
-      </w:r>
-      <w:r>
-        <w:rPr>
-          <w:i/>
-          <w:iCs/>
-        </w:rPr>
-        <w:t xml:space="preserve">did performance move</w:t>
-      </w:r>
-      <w:r>
-        <w:t xml:space="preserve">, not</w:t>
-      </w:r>
-      <w:r>
-        <w:t xml:space="preserve"> </w:t>
-      </w:r>
-      <w:r>
-        <w:rPr>
-          <w:i/>
-          <w:iCs/>
-        </w:rPr>
-        <w:t xml:space="preserve">did the learner pass</w:t>
-      </w:r>
-      <w:r>
-        <w:t xml:space="preserve">. AAFL does not paraphrase any one of these voices; it operates inside the consensus they built.</w:t>
-      </w:r>
-    </w:p>
-    <w:bookmarkEnd w:id="68"/>
-    <w:bookmarkStart w:id="69" w:name="addie-as-the-architectural-heritage"/>
-    <w:p>
-      <w:pPr>
-        <w:pStyle w:val="Heading3"/>
-      </w:pPr>
-      <w:r>
-        <w:t xml:space="preserve">ADDIE as the architectural heritage</w:t>
-      </w:r>
-    </w:p>
-    <w:p>
-      <w:pPr>
-        <w:pStyle w:val="FirstParagraph"/>
-      </w:pPr>
-      <w:r>
-        <w:rPr>
-          <w:b/>
-          <w:bCs/>
-        </w:rPr>
-        <w:t xml:space="preserve">ADDIE</w:t>
-      </w:r>
-      <w:r>
-        <w:t xml:space="preserve"> </w:t>
-      </w:r>
-      <w:r>
-        <w:t xml:space="preserve">(Branson et al., 1975, FSU). AAFL is ADDIE practiced at agent speed with HITL gates and three new layers.</w:t>
-      </w:r>
-      <w:r>
-        <w:t xml:space="preserve"> </w:t>
-      </w:r>
-      <w:r>
-        <w:rPr>
-          <w:i/>
-          <w:iCs/>
-        </w:rPr>
-        <w:t xml:space="preserve">Continuity, not replacement.</w:t>
-      </w:r>
-      <w:r>
-        <w:t xml:space="preserve"> </w:t>
-      </w:r>
-      <w:r>
-        <w:t xml:space="preserve">ADDIE Guide remains the reference; AAFL is the operating manual. The decision to preserve ADDIE's vocabulary is the framework's single largest concession to its audience: federal contracting officers, ACE evaluators, Quality Matters reviewers, and military training command staff all read in ADDIE's vocabulary, and a framework that begins by replacing the vocabulary forfeits the audience most likely to adopt it.</w:t>
-      </w:r>
-    </w:p>
-    <w:bookmarkEnd w:id="69"/>
-    <w:bookmarkStart w:id="70" w:name="iterative-design-heritage"/>
-    <w:p>
-      <w:pPr>
-        <w:pStyle w:val="Heading3"/>
-      </w:pPr>
-      <w:r>
-        <w:t xml:space="preserve">Iterative design heritage</w:t>
-      </w:r>
-    </w:p>
-    <w:p>
-      <w:pPr>
-        <w:pStyle w:val="FirstParagraph"/>
-      </w:pPr>
-      <w:r>
-        <w:rPr>
-          <w:b/>
-          <w:bCs/>
-        </w:rPr>
-        <w:t xml:space="preserve">SAM</w:t>
-      </w:r>
-      <w:r>
-        <w:t xml:space="preserve"> </w:t>
-      </w:r>
-      <w:r>
-        <w:t xml:space="preserve">(Allen Interactions, 2012). AAFL inherits SAM's iterative discipline. The Translator's Loop is functionally similar to SAM's rapid-prototyping cycle, applied at per-artifact granularity rather than per-course granularity.</w:t>
-      </w:r>
-    </w:p>
-    <w:bookmarkEnd w:id="70"/>
-    <w:bookmarkStart w:id="71" w:name="pedagogical-design-heritage"/>
-    <w:p>
-      <w:pPr>
-        <w:pStyle w:val="Heading3"/>
-      </w:pPr>
-      <w:r>
-        <w:t xml:space="preserve">Pedagogical-design heritage</w:t>
-      </w:r>
-    </w:p>
-    <w:p>
-      <w:pPr>
-        <w:pStyle w:val="FirstParagraph"/>
-      </w:pPr>
-      <w:r>
-        <w:t xml:space="preserve">AAFL's pedagogical gates — Learner Reality, Performance Outcome, Pedagogical Strategy, and Performance-Effect — do not invent the underlying instructional-design theory. They operate against a body of work that any ID reviewer will expect to see named.</w:t>
-      </w:r>
-    </w:p>
-    <w:p>
-      <w:pPr>
-        <w:pStyle w:val="BodyText"/>
-      </w:pPr>
-      <w:r>
-        <w:rPr>
-          <w:b/>
-          <w:bCs/>
-        </w:rPr>
-        <w:t xml:space="preserve">Gagné's</w:t>
-      </w:r>
-      <w:r>
-        <w:rPr>
-          <w:b/>
-          <w:bCs/>
-        </w:rPr>
-        <w:t xml:space="preserve"> </w:t>
-      </w:r>
-      <w:r>
-        <w:rPr>
-          <w:b/>
-          <w:bCs/>
-          <w:i/>
-          <w:iCs/>
-        </w:rPr>
-        <w:t xml:space="preserve">Conditions of Learning</w:t>
-      </w:r>
-      <w:r>
-        <w:t xml:space="preserve"> </w:t>
-      </w:r>
-      <w:r>
-        <w:t xml:space="preserve">(1985; original 1965) provides the cognitive-architecture grounding for the conditions under which different categories of learning outcome can be reliably produced. AAFL's Gate 3 (Pedagogical Strategy) is the framework's structural commitment to asking</w:t>
-      </w:r>
-      <w:r>
-        <w:t xml:space="preserve"> </w:t>
-      </w:r>
-      <w:r>
-        <w:rPr>
-          <w:i/>
-          <w:iCs/>
-        </w:rPr>
-        <w:t xml:space="preserve">which conditions does this strategy create for this learner population</w:t>
-      </w:r>
-      <w:r>
-        <w:t xml:space="preserve">; the question is Gagné's even when the answer is agent-drafted.</w:t>
-      </w:r>
-      <w:r>
-        <w:t xml:space="preserve"> </w:t>
-      </w:r>
-      <w:r>
-        <w:rPr>
-          <w:b/>
-          <w:bCs/>
-        </w:rPr>
-        <w:t xml:space="preserve">Dick, Carey &amp; Carey's</w:t>
-      </w:r>
-      <w:r>
-        <w:rPr>
-          <w:b/>
-          <w:bCs/>
-        </w:rPr>
-        <w:t xml:space="preserve"> </w:t>
-      </w:r>
-      <w:r>
-        <w:rPr>
-          <w:b/>
-          <w:bCs/>
-          <w:i/>
-          <w:iCs/>
-        </w:rPr>
-        <w:t xml:space="preserve">Systematic Design of Instruction</w:t>
-      </w:r>
-      <w:r>
-        <w:t xml:space="preserve"> </w:t>
-      </w:r>
-      <w:r>
-        <w:t xml:space="preserve">(2014, 8th ed.; original 1978) is the canonical systematic-design textbook against which any ADDIE-extension framework will be read; AAFL inherits its commitment to backward-mapped objectives and criterion-referenced assessment, both operationalized at Gate 2 (Performance Outcome) and Gate 6 (Assessment Validity).</w:t>
-      </w:r>
-    </w:p>
-    <w:p>
-      <w:pPr>
-        <w:pStyle w:val="BodyText"/>
-      </w:pPr>
-      <w:r>
-        <w:rPr>
-          <w:b/>
-          <w:bCs/>
-        </w:rPr>
-        <w:t xml:space="preserve">Merrill's First Principles of Instruction</w:t>
-      </w:r>
-      <w:r>
-        <w:t xml:space="preserve"> </w:t>
-      </w:r>
-      <w:r>
-        <w:t xml:space="preserve">(2002,</w:t>
-      </w:r>
-      <w:r>
-        <w:t xml:space="preserve"> </w:t>
-      </w:r>
-      <w:r>
-        <w:rPr>
-          <w:i/>
-          <w:iCs/>
-        </w:rPr>
-        <w:t xml:space="preserve">Educational Technology Research and Development</w:t>
-      </w:r>
-      <w:r>
-        <w:t xml:space="preserve">) consolidates the cross-theoretic instructional principles — task-centeredness, activation of prior knowledge, demonstration, application, integration — that AAFL's pedagogical gates assume without restating. A practitioner who passes Gate 3 with a strategy that violates Merrill's principles has produced a pedagogically thin design; the framework does not relitigate Merrill, it operates on top of him.</w:t>
-      </w:r>
-    </w:p>
-    <w:p>
-      <w:pPr>
-        <w:pStyle w:val="BodyText"/>
-      </w:pPr>
-      <w:r>
-        <w:rPr>
-          <w:b/>
-          <w:bCs/>
-        </w:rPr>
-        <w:t xml:space="preserve">Reigeluth's</w:t>
-      </w:r>
-      <w:r>
-        <w:rPr>
-          <w:b/>
-          <w:bCs/>
-        </w:rPr>
-        <w:t xml:space="preserve"> </w:t>
-      </w:r>
-      <w:r>
-        <w:rPr>
-          <w:b/>
-          <w:bCs/>
-          <w:i/>
-          <w:iCs/>
-        </w:rPr>
-        <w:t xml:space="preserve">Instructional-Design Theories and Models</w:t>
-      </w:r>
-      <w:r>
-        <w:t xml:space="preserve"> </w:t>
-      </w:r>
-      <w:r>
-        <w:t xml:space="preserve">(1999, 2009, 2017) catalogs the theoretical pluralism within which AAFL is one operating choice. AAFL takes an explicitly</w:t>
-      </w:r>
-      <w:r>
-        <w:t xml:space="preserve"> </w:t>
-      </w:r>
-      <w:r>
-        <w:rPr>
-          <w:i/>
-          <w:iCs/>
-        </w:rPr>
-        <w:t xml:space="preserve">performance-acceleration-oriented</w:t>
-      </w:r>
-      <w:r>
-        <w:t xml:space="preserve"> </w:t>
-      </w:r>
-      <w:r>
-        <w:t xml:space="preserve">stance within that pluralism; it does not claim that workplace performance is the only legitimate organizing outcome of L&amp;D, only that it is the legitimate organizing outcome for the workplace contexts AAFL addresses (see §12 Limitations on K-12 scope).</w:t>
-      </w:r>
-    </w:p>
-    <w:p>
-      <w:pPr>
-        <w:pStyle w:val="BodyText"/>
-      </w:pPr>
-      <w:r>
-        <w:rPr>
-          <w:b/>
-          <w:bCs/>
-        </w:rPr>
-        <w:t xml:space="preserve">Universal Design for Learning</w:t>
-      </w:r>
-      <w:r>
-        <w:t xml:space="preserve"> </w:t>
-      </w:r>
-      <w:r>
-        <w:t xml:space="preserve">(Meyer, Rose, &amp; Gordon, 2014; CAST, 2018) is the theoretical anchor underneath AAFL's Gate 5 (Equity &amp; Accessibility). The framework's operational instance — automated WCAG 2.1 AA conformance scans, alt-text, transcripts, captions, reading-level analysis — is the production-gate layer; the substantive commitment is UDL's</w:t>
-      </w:r>
-      <w:r>
-        <w:t xml:space="preserve"> </w:t>
-      </w:r>
-      <w:r>
-        <w:rPr>
-          <w:i/>
-          <w:iCs/>
-        </w:rPr>
-        <w:t xml:space="preserve">multiple means of engagement, representation, and action/expression</w:t>
-      </w:r>
-      <w:r>
-        <w:t xml:space="preserve"> </w:t>
-      </w:r>
-      <w:r>
-        <w:t xml:space="preserve">applied to the agent-era authoring stack. Gate 5's human criterion ("Does this work for the learner whose context I have least imagined?") is UDL's commitment translated into a single reviewer-facing question.</w:t>
-      </w:r>
-    </w:p>
-    <w:p>
-      <w:pPr>
-        <w:pStyle w:val="BodyText"/>
-      </w:pPr>
-      <w:r>
-        <w:t xml:space="preserve">These four anchors are named here, not at individual gates, in keeping with the lineage discipline established in §9's opening paragraph: AAFL is a synthesis, not a composite of borrowed parts.</w:t>
-      </w:r>
-    </w:p>
-    <w:bookmarkEnd w:id="71"/>
-    <w:bookmarkStart w:id="72" w:name="agent-era-frameworks"/>
-    <w:p>
-      <w:pPr>
-        <w:pStyle w:val="Heading3"/>
-      </w:pPr>
-      <w:r>
-        <w:t xml:space="preserve">Agent-era frameworks</w:t>
-      </w:r>
-    </w:p>
-    <w:p>
-      <w:pPr>
-        <w:pStyle w:val="FirstParagraph"/>
-      </w:pPr>
-      <w:r>
-        <w:rPr>
-          <w:b/>
-          <w:bCs/>
-        </w:rPr>
-        <w:t xml:space="preserve">FRAME™</w:t>
-      </w:r>
-      <w:r>
-        <w:t xml:space="preserve"> </w:t>
-      </w:r>
-      <w:r>
-        <w:t xml:space="preserve">(Hardman, 2025). FRAME maps capability risk; AAFL maps decision authority. FRAME tells you</w:t>
-      </w:r>
-      <w:r>
-        <w:t xml:space="preserve"> </w:t>
-      </w:r>
-      <w:r>
-        <w:rPr>
-          <w:i/>
-          <w:iCs/>
-        </w:rPr>
-        <w:t xml:space="preserve">which AI to trust for which task</w:t>
-      </w:r>
-      <w:r>
-        <w:t xml:space="preserve">; AAFL tells you</w:t>
-      </w:r>
-      <w:r>
-        <w:t xml:space="preserve"> </w:t>
-      </w:r>
-      <w:r>
-        <w:rPr>
-          <w:i/>
-          <w:iCs/>
-        </w:rPr>
-        <w:t xml:space="preserve">which task humans must keep regardless of which AI you trust.</w:t>
-      </w:r>
-      <w:r>
-        <w:t xml:space="preserve"> </w:t>
-      </w:r>
-      <w:r>
-        <w:t xml:space="preserve">The frameworks are complementary, not competing — citing FRAME strengthens AAFL's positioning. Hardman's "danger zone" language is the closest published precursor to AAFL's pedagogical-vs-production task split.</w:t>
-      </w:r>
-    </w:p>
-    <w:p>
-      <w:pPr>
-        <w:pStyle w:val="BodyText"/>
-      </w:pPr>
-      <w:r>
-        <w:rPr>
-          <w:b/>
-          <w:bCs/>
-        </w:rPr>
-        <w:t xml:space="preserve">Anthropic AI Fluency Framework / 4Ds</w:t>
-      </w:r>
-      <w:r>
-        <w:t xml:space="preserve"> </w:t>
-      </w:r>
-      <w:r>
-        <w:t xml:space="preserve">(Dakan &amp; Feller, 2023–2025). The 4Ds (Delegation, Description, Discernment, Diligence) are practitioner</w:t>
-      </w:r>
-      <w:r>
-        <w:t xml:space="preserve"> </w:t>
-      </w:r>
-      <w:r>
-        <w:rPr>
-          <w:i/>
-          <w:iCs/>
-        </w:rPr>
-        <w:t xml:space="preserve">competencies</w:t>
-      </w:r>
-      <w:r>
-        <w:t xml:space="preserve">; AAFL is the</w:t>
-      </w:r>
-      <w:r>
-        <w:t xml:space="preserve"> </w:t>
-      </w:r>
-      <w:r>
-        <w:rPr>
-          <w:i/>
-          <w:iCs/>
-        </w:rPr>
-        <w:t xml:space="preserve">process</w:t>
-      </w:r>
-      <w:r>
-        <w:t xml:space="preserve"> </w:t>
-      </w:r>
-      <w:r>
-        <w:t xml:space="preserve">those competencies operate within. Discernment lives at every HITL gate; Delegation defines the agent-vs-human task split; Description briefs the agent at every gate; Diligence is the audit trail the Governance Layer records.</w:t>
-      </w:r>
-      <w:r>
-        <w:t xml:space="preserve"> </w:t>
-      </w:r>
-      <w:r>
-        <w:rPr>
-          <w:i/>
-          <w:iCs/>
-        </w:rPr>
-        <w:t xml:space="preserve">Disclosure:</w:t>
-      </w:r>
-      <w:r>
-        <w:t xml:space="preserve"> </w:t>
-      </w:r>
-      <w:r>
-        <w:t xml:space="preserve">the author completed Anthropic Academy's</w:t>
-      </w:r>
-      <w:r>
-        <w:t xml:space="preserve"> </w:t>
-      </w:r>
-      <w:r>
-        <w:rPr>
-          <w:i/>
-          <w:iCs/>
-        </w:rPr>
-        <w:t xml:space="preserve">AI Fluency for Educators</w:t>
-      </w:r>
-      <w:r>
-        <w:t xml:space="preserve"> </w:t>
-      </w:r>
-      <w:r>
-        <w:t xml:space="preserve">and</w:t>
-      </w:r>
-      <w:r>
-        <w:t xml:space="preserve"> </w:t>
-      </w:r>
-      <w:r>
-        <w:rPr>
-          <w:i/>
-          <w:iCs/>
-        </w:rPr>
-        <w:t xml:space="preserve">AI Fluency: Framework &amp; Foundations</w:t>
-      </w:r>
-      <w:r>
-        <w:t xml:space="preserve"> </w:t>
-      </w:r>
-      <w:r>
-        <w:t xml:space="preserve">courses as a learner; AAFL is informed by but independent of those curricula, and the author has no instructional or advisory role at Anthropic.</w:t>
-      </w:r>
-    </w:p>
-    <w:p>
-      <w:pPr>
-        <w:pStyle w:val="BodyText"/>
-      </w:pPr>
-      <w:r>
-        <w:rPr>
-          <w:b/>
-          <w:bCs/>
-        </w:rPr>
-        <w:t xml:space="preserve">Chai et al.</w:t>
-      </w:r>
-      <w:r>
-        <w:t xml:space="preserve"> </w:t>
-      </w:r>
-      <w:r>
-        <w:t xml:space="preserve">(2025). Peer-reviewed phase-by-phase synthesis of generative AI in instructional system design. The academic anchor for the position that AI integration is phase-specific, not monolithic. AAFL extends Chai et al. by adding the gate taxonomy, the maturity model with caps, the Evaluation-as-Spec Layer, and workplace performance as the eval spine.</w:t>
-      </w:r>
-    </w:p>
-    <w:p>
-      <w:pPr>
-        <w:pStyle w:val="BodyText"/>
-      </w:pPr>
-      <w:r>
-        <w:rPr>
-          <w:b/>
-          <w:bCs/>
-        </w:rPr>
-        <w:t xml:space="preserve">Multi-agent academic systems — EduPlanner, AUSS</w:t>
-      </w:r>
-      <w:r>
-        <w:t xml:space="preserve"> </w:t>
-      </w:r>
-      <w:r>
-        <w:t xml:space="preserve">(2025). Cited as prior art on multi-agent ID systems. AAFL distinguishes itself by foregrounding</w:t>
-      </w:r>
-      <w:r>
-        <w:t xml:space="preserve"> </w:t>
-      </w:r>
-      <w:r>
-        <w:rPr>
-          <w:i/>
-          <w:iCs/>
-        </w:rPr>
-        <w:t xml:space="preserve">human gates</w:t>
-      </w:r>
-      <w:r>
-        <w:t xml:space="preserve">, not multi-agent collaboration. EduPlanner's Evaluator/Optimizer/Analyst is an agent harness; AAFL's eight gates are human criteria.</w:t>
-      </w:r>
-    </w:p>
-    <w:bookmarkEnd w:id="72"/>
-    <w:bookmarkStart w:id="73" w:name="methodological-foundations"/>
-    <w:p>
-      <w:pPr>
-        <w:pStyle w:val="Heading3"/>
-      </w:pPr>
-      <w:r>
-        <w:t xml:space="preserve">Methodological foundations</w:t>
-      </w:r>
-    </w:p>
-    <w:p>
-      <w:pPr>
-        <w:pStyle w:val="FirstParagraph"/>
-      </w:pPr>
-      <w:r>
-        <w:rPr>
-          <w:b/>
-          <w:bCs/>
-        </w:rPr>
-        <w:t xml:space="preserve">Anthropic Engineering — eval-driven development</w:t>
-      </w:r>
-      <w:r>
-        <w:t xml:space="preserve"> </w:t>
-      </w:r>
-      <w:r>
-        <w:t xml:space="preserve">(2025). Source of the technical discipline borrowed for the Evaluation-as-Spec Layer. Cited as methodological foundation, not as ID framework.</w:t>
-      </w:r>
-    </w:p>
-    <w:p>
-      <w:pPr>
-        <w:pStyle w:val="BodyText"/>
-      </w:pPr>
-      <w:r>
-        <w:rPr>
-          <w:b/>
-          <w:bCs/>
-        </w:rPr>
-        <w:t xml:space="preserve">Centaur models</w:t>
-      </w:r>
-      <w:r>
-        <w:t xml:space="preserve"> </w:t>
-      </w:r>
-      <w:r>
-        <w:t xml:space="preserve">(Saghafian et al., 2024,</w:t>
-      </w:r>
-      <w:r>
-        <w:t xml:space="preserve"> </w:t>
-      </w:r>
-      <w:r>
-        <w:rPr>
-          <w:i/>
-          <w:iCs/>
-        </w:rPr>
-        <w:t xml:space="preserve">Harvard Data Science Review</w:t>
-      </w:r>
-      <w:r>
-        <w:t xml:space="preserve">). Hybrid human-algorithm symbiosis pattern. The Translator's Loop is functionally a centaur cycle applied to instructional artifact production.</w:t>
-      </w:r>
-    </w:p>
-    <w:p>
-      <w:pPr>
-        <w:pStyle w:val="BodyText"/>
-      </w:pPr>
-      <w:r>
-        <w:rPr>
-          <w:b/>
-          <w:bCs/>
-        </w:rPr>
-        <w:t xml:space="preserve">Human + Machine</w:t>
-      </w:r>
-      <w:r>
-        <w:t xml:space="preserve"> </w:t>
-      </w:r>
-      <w:r>
-        <w:t xml:space="preserve">(Davenport &amp; Daugherty, 2018, updated 2024). The augment-not-replace operating principle, articulated for organizational practice generally. AAFL localizes this thesis to ID specifically.</w:t>
-      </w:r>
-    </w:p>
-    <w:p>
-      <w:pPr>
-        <w:pStyle w:val="BodyText"/>
-      </w:pPr>
-      <w:r>
-        <w:rPr>
-          <w:b/>
-          <w:bCs/>
-        </w:rPr>
-        <w:t xml:space="preserve">Brynjolfsson et al.,</w:t>
-      </w:r>
-      <w:r>
-        <w:rPr>
-          <w:b/>
-          <w:bCs/>
-        </w:rPr>
-        <w:t xml:space="preserve"> </w:t>
-      </w:r>
-      <w:r>
-        <w:rPr>
-          <w:b/>
-          <w:bCs/>
-          <w:i/>
-          <w:iCs/>
-        </w:rPr>
-        <w:t xml:space="preserve">Navigating the Jagged Technological Frontier</w:t>
-      </w:r>
-      <w:r>
-        <w:t xml:space="preserve"> </w:t>
-      </w:r>
-      <w:r>
-        <w:t xml:space="preserve">(2023). Empirical grounding for the claim that AI capability is uneven across tasks within the same role — the precondition for any framework that asks</w:t>
-      </w:r>
-      <w:r>
-        <w:t xml:space="preserve"> </w:t>
-      </w:r>
-      <w:r>
-        <w:rPr>
-          <w:i/>
-          <w:iCs/>
-        </w:rPr>
-        <w:t xml:space="preserve">which tasks belong to whom</w:t>
-      </w:r>
-      <w:r>
-        <w:t xml:space="preserve">.</w:t>
-      </w:r>
-      <w:r>
-        <w:t xml:space="preserve"> </w:t>
-      </w:r>
-      <w:r>
-        <w:rPr>
-          <w:b/>
-          <w:bCs/>
-        </w:rPr>
-        <w:t xml:space="preserve">Dell'Acqua et al.</w:t>
-      </w:r>
-      <w:r>
-        <w:t xml:space="preserve"> </w:t>
-      </w:r>
-      <w:r>
-        <w:t xml:space="preserve">(2023, BCG-Harvard field experiment, HBS Working Paper 24-013) is the companion field-experimental study cited in §6 as the productivity-band anchor for PRS-1 and PRS-2.</w:t>
-      </w:r>
-    </w:p>
-    <w:bookmarkEnd w:id="73"/>
-    <w:bookmarkStart w:id="74" w:name="engagement-with-the-critic-camp"/>
-    <w:p>
-      <w:pPr>
-        <w:pStyle w:val="Heading3"/>
-      </w:pPr>
-      <w:r>
-        <w:t xml:space="preserve">Engagement with the critic camp</w:t>
-      </w:r>
-    </w:p>
-    <w:p>
-      <w:pPr>
-        <w:pStyle w:val="FirstParagraph"/>
-      </w:pPr>
-      <w:r>
-        <w:t xml:space="preserve">A framework that proposes to operationalize agent leverage in instructional design owes the reader a substantive engagement with the critical AI-in-education tradition, not just the productivity-oriented and HPT-oriented traditions. Several concerns from that tradition shape AAFL's design choices even when they are not named at individual features.</w:t>
-      </w:r>
-    </w:p>
-    <w:p>
-      <w:pPr>
-        <w:pStyle w:val="BodyText"/>
-      </w:pPr>
-      <w:r>
-        <w:rPr>
-          <w:b/>
-          <w:bCs/>
-        </w:rPr>
-        <w:t xml:space="preserve">Selwyn's</w:t>
-      </w:r>
-      <w:r>
-        <w:rPr>
-          <w:b/>
-          <w:bCs/>
-        </w:rPr>
-        <w:t xml:space="preserve"> </w:t>
-      </w:r>
-      <w:r>
-        <w:rPr>
-          <w:b/>
-          <w:bCs/>
-          <w:i/>
-          <w:iCs/>
-        </w:rPr>
-        <w:t xml:space="preserve">Should Robots Replace Teachers?</w:t>
-      </w:r>
-      <w:r>
-        <w:t xml:space="preserve"> </w:t>
-      </w:r>
-      <w:r>
-        <w:t xml:space="preserve">(2019, Polity) raises the deskilling concern — that delegating authorship to AI agents hollows out the practitioner profession over time, leaving humans only the credentialing-and-rubber-stamping residue of work the agent now drafts. AAFL's structural response is the four pedagogical gates: Learner Reality, Performance Outcome, Pedagogical Strategy, and Performance-Effect are</w:t>
-      </w:r>
-      <w:r>
-        <w:t xml:space="preserve"> </w:t>
-      </w:r>
-      <w:r>
-        <w:rPr>
-          <w:i/>
-          <w:iCs/>
-        </w:rPr>
-        <w:t xml:space="preserve">humans-only at every maturity level</w:t>
-      </w:r>
-      <w:r>
-        <w:t xml:space="preserve">, including PRS-4. The framework's anti-replacement claim is not a sentimentality about human craft; it is a structural commitment that the value-loaded decisions of instructional design do not relax with model capability. The deskilling concern is taken seriously precisely by refusing to let production-gate automation creep across the pedagogical line.</w:t>
-      </w:r>
-    </w:p>
-    <w:p>
-      <w:pPr>
-        <w:pStyle w:val="BodyText"/>
-      </w:pPr>
-      <w:r>
-        <w:rPr>
-          <w:b/>
-          <w:bCs/>
-        </w:rPr>
-        <w:t xml:space="preserve">Williamson's</w:t>
-      </w:r>
-      <w:r>
-        <w:rPr>
-          <w:b/>
-          <w:bCs/>
-        </w:rPr>
-        <w:t xml:space="preserve"> </w:t>
-      </w:r>
-      <w:r>
-        <w:rPr>
-          <w:b/>
-          <w:bCs/>
-          <w:i/>
-          <w:iCs/>
-        </w:rPr>
-        <w:t xml:space="preserve">Big Data in Education</w:t>
-      </w:r>
-      <w:r>
-        <w:t xml:space="preserve"> </w:t>
-      </w:r>
-      <w:r>
-        <w:t xml:space="preserve">(2017, SAGE) raises the surveillance and data-political concerns inherent in learner analytics, adaptive systems, and per-learner content variation — exactly the territory PRS-3 and PRS-4 operate in. AAFL's Governance Layer (§8) and classification-aware caps (§10) are partly a structural response: audit trail, classification handling, escalation paths, and named-accountable-human signatures are the institutional infrastructure that prevents AAFL implementations from becoming the surveillance-and-optimization regimes Williamson describes. PRS-4 is</w:t>
-      </w:r>
-      <w:r>
-        <w:t xml:space="preserve"> </w:t>
-      </w:r>
-      <w:r>
-        <w:rPr>
-          <w:i/>
-          <w:iCs/>
-        </w:rPr>
-        <w:t xml:space="preserve">bounded</w:t>
-      </w:r>
-      <w:r>
-        <w:t xml:space="preserve"> </w:t>
-      </w:r>
-      <w:r>
-        <w:t xml:space="preserve">autonomy — bounded by classification, by domain, by named risk envelope — not unbounded.</w:t>
-      </w:r>
-    </w:p>
-    <w:p>
-      <w:pPr>
-        <w:pStyle w:val="BodyText"/>
-      </w:pPr>
-      <w:r>
-        <w:rPr>
-          <w:b/>
-          <w:bCs/>
-        </w:rPr>
-        <w:t xml:space="preserve">Holmes, Bialik, &amp; Fadel's</w:t>
-      </w:r>
-      <w:r>
-        <w:rPr>
-          <w:b/>
-          <w:bCs/>
-        </w:rPr>
-        <w:t xml:space="preserve"> </w:t>
-      </w:r>
-      <w:r>
-        <w:rPr>
-          <w:b/>
-          <w:bCs/>
-          <w:i/>
-          <w:iCs/>
-        </w:rPr>
-        <w:t xml:space="preserve">Artificial Intelligence in Education</w:t>
-      </w:r>
-      <w:r>
-        <w:t xml:space="preserve"> </w:t>
-      </w:r>
-      <w:r>
-        <w:t xml:space="preserve">(2019, Center for Curriculum Redesign) is the most-cited recent overview of AI's promises and implications for teaching and learning; AAFL inherits its commitment to taking both the affordances and the risks seriously, and its emphasis on educator agency in the face of vendor-driven adoption pressure. The framework's</w:t>
-      </w:r>
-      <w:r>
-        <w:t xml:space="preserve"> </w:t>
-      </w:r>
-      <w:r>
-        <w:rPr>
-          <w:i/>
-          <w:iCs/>
-        </w:rPr>
-        <w:t xml:space="preserve">cite-don't-pitch</w:t>
-      </w:r>
-      <w:r>
-        <w:t xml:space="preserve"> </w:t>
-      </w:r>
-      <w:r>
-        <w:t xml:space="preserve">engagement principle (§9 close) is partially indebted to Holmes et al.'s posture of substantive engagement rather than evangelism or rejection.</w:t>
-      </w:r>
-    </w:p>
-    <w:p>
-      <w:pPr>
-        <w:pStyle w:val="BodyText"/>
-      </w:pPr>
-      <w:r>
-        <w:t xml:space="preserve">The framework does not claim to resolve the critic camp's concerns — those concerns are about the political economy of AI-in-education and the institutional cultures that adopt these tools, not about framework architecture. AAFL's claim is narrower: the structural choices the framework makes — pedagogical gates as humans-only, caps by classification, blocking eval discipline, audit-trail governance — are the framework architecture's contribution to a problem space the critic camp has correctly named.</w:t>
-      </w:r>
-    </w:p>
-    <w:bookmarkEnd w:id="74"/>
-    <w:bookmarkStart w:id="75" w:name="X58b171492d265cdbbcbc0460db6d752a5d8caa3"/>
-    <w:p>
-      <w:pPr>
-        <w:pStyle w:val="Heading3"/>
-      </w:pPr>
-      <w:r>
-        <w:t xml:space="preserve">What AAFL adds that the field does not yet integrate</w:t>
-      </w:r>
-    </w:p>
-    <w:p>
-      <w:pPr>
-        <w:pStyle w:val="FirstParagraph"/>
-      </w:pPr>
-      <w:r>
-        <w:t xml:space="preserve">Across all of the cited work, no published framework integrates: an HITL decision-gate taxonomy with explicit pedagogical-vs-production classification; a Proportional Restraint Scale (PRS) with prescribed caps by data classification; a performance-anchored eval framework that</w:t>
-      </w:r>
-      <w:r>
-        <w:t xml:space="preserve"> </w:t>
-      </w:r>
-      <w:r>
-        <w:rPr>
-          <w:i/>
-          <w:iCs/>
-        </w:rPr>
-        <w:t xml:space="preserve">blocks</w:t>
-      </w:r>
-      <w:r>
-        <w:t xml:space="preserve"> </w:t>
-      </w:r>
-      <w:r>
-        <w:t xml:space="preserve">the Develop phase; and a governance layer that enforces the caps rather than describing them. AAFL's contribution is the integration, not any individual element.</w:t>
-      </w:r>
-    </w:p>
-    <w:p>
-      <w:r>
-        <w:pict>
-          <v:rect style="width:0;height:1.5pt" o:hralign="center" o:hrstd="t" o:hr="t"/>
-        </w:pict>
-      </w:r>
-    </w:p>
-    <w:bookmarkEnd w:id="75"/>
-    <w:bookmarkEnd w:id="76"/>
-    <w:bookmarkStart w:id="81" w:name="X2d91536537273a36f73a3c78ce707341567d438"/>
-    <w:p>
-      <w:pPr>
-        <w:pStyle w:val="Heading2"/>
-      </w:pPr>
-      <w:r>
-        <w:t xml:space="preserve">§10. Federal Applicability</w:t>
-      </w:r>
-    </w:p>
-    <w:p>
-      <w:pPr>
-        <w:pStyle w:val="FirstParagraph"/>
-      </w:pPr>
-      <w:r>
-        <w:t xml:space="preserve">For classified, CUI, and federally-accredited contexts, three things change in AAFL.</w:t>
-      </w:r>
-    </w:p>
-    <w:bookmarkStart w:id="77" w:name="Xd1db6ca43c8c89dc31c2e581d8a0dc70257035d"/>
-    <w:p>
-      <w:pPr>
-        <w:pStyle w:val="Heading3"/>
-      </w:pPr>
-      <w:r>
-        <w:t xml:space="preserve">The Source Truth, Release, and Production Integrity gates become legally non-negotiable</w:t>
-      </w:r>
-    </w:p>
-    <w:p>
-      <w:pPr>
-        <w:pStyle w:val="FirstParagraph"/>
-      </w:pPr>
-      <w:r>
-        <w:t xml:space="preserve">Audit trail must satisfy FedRAMP, NIST 800-171, and contract-specific marking requirements. The Governance Layer captures chain of custody for every agent-generated artifact, model version recorded, prompt-and-response archived for the contract retention window. Section 508 conformance evidence is retained alongside the artifact-of-record.</w:t>
-      </w:r>
-    </w:p>
-    <w:bookmarkEnd w:id="77"/>
-    <w:bookmarkStart w:id="78" w:name="maturity-caps-by-classification"/>
-    <w:p>
-      <w:pPr>
-        <w:pStyle w:val="Heading3"/>
-      </w:pPr>
-      <w:r>
-        <w:t xml:space="preserve">Maturity caps by classification</w:t>
-      </w:r>
-    </w:p>
-    <w:p>
-      <w:pPr>
-        <w:pStyle w:val="Compact"/>
-        <w:numPr>
-          <w:ilvl w:val="0"/>
-          <w:numId w:val="1015"/>
-        </w:numPr>
-      </w:pPr>
-      <w:r>
-        <w:rPr>
-          <w:b/>
-          <w:bCs/>
-        </w:rPr>
-        <w:t xml:space="preserve">Classified content authoring caps at PRS-2.</w:t>
-      </w:r>
-      <w:r>
-        <w:t xml:space="preserve"> </w:t>
-      </w:r>
-      <w:r>
-        <w:t xml:space="preserve">No agent autonomy on classified material. Classified content authoring is human-led with agent assistance only.</w:t>
-      </w:r>
-    </w:p>
-    <w:p>
-      <w:pPr>
-        <w:pStyle w:val="Compact"/>
-        <w:numPr>
-          <w:ilvl w:val="0"/>
-          <w:numId w:val="1015"/>
-        </w:numPr>
-      </w:pPr>
-      <w:r>
-        <w:rPr>
-          <w:b/>
-          <w:bCs/>
-        </w:rPr>
-        <w:t xml:space="preserve">CUI training development can reach PRS-3 with approved infrastructure.</w:t>
-      </w:r>
-      <w:r>
-        <w:t xml:space="preserve"> </w:t>
-      </w:r>
-      <w:r>
-        <w:t xml:space="preserve">Government-tenant Claude or Gemini, CamoGPT, NIPRGPT — only environments cleared for the relevant data classification. PRS-3 is</w:t>
-      </w:r>
-      <w:r>
-        <w:t xml:space="preserve"> </w:t>
-      </w:r>
-      <w:r>
-        <w:rPr>
-          <w:i/>
-          <w:iCs/>
-        </w:rPr>
-        <w:t xml:space="preserve">not</w:t>
-      </w:r>
-      <w:r>
-        <w:t xml:space="preserve"> </w:t>
-      </w:r>
-      <w:r>
-        <w:t xml:space="preserve">available on commercial-tenant frontier models for CUI work.</w:t>
-      </w:r>
-    </w:p>
-    <w:p>
-      <w:pPr>
-        <w:pStyle w:val="Compact"/>
-        <w:numPr>
-          <w:ilvl w:val="0"/>
-          <w:numId w:val="1015"/>
-        </w:numPr>
-      </w:pPr>
-      <w:r>
-        <w:rPr>
-          <w:b/>
-          <w:bCs/>
-        </w:rPr>
-        <w:t xml:space="preserve">Public-trust and unclassified high-volume work can reach PRS-4.</w:t>
-      </w:r>
-      <w:r>
-        <w:t xml:space="preserve"> </w:t>
-      </w:r>
-      <w:r>
-        <w:t xml:space="preserve">Annual compliance refreshers, role-based onboarding pathways, performance-support adaptive remediation in bounded domains.</w:t>
-      </w:r>
-    </w:p>
-    <w:p>
-      <w:pPr>
-        <w:pStyle w:val="FirstParagraph"/>
-      </w:pPr>
-      <w:r>
-        <w:t xml:space="preserve">AAFL prescribes the cap by classification, not by capability. This is the framework's distinctive federal claim.</w:t>
-      </w:r>
-    </w:p>
-    <w:bookmarkEnd w:id="78"/>
-    <w:bookmarkStart w:id="79" w:name="accreditation-alignment"/>
-    <w:p>
-      <w:pPr>
-        <w:pStyle w:val="Heading3"/>
-      </w:pPr>
-      <w:r>
-        <w:t xml:space="preserve">Accreditation alignment</w:t>
-      </w:r>
-    </w:p>
-    <w:p>
-      <w:pPr>
-        <w:pStyle w:val="FirstParagraph"/>
-      </w:pPr>
-      <w:r>
-        <w:t xml:space="preserve">The eight gates map cleanly to accreditation expectations:</w:t>
-      </w:r>
-    </w:p>
-    <w:p>
-      <w:pPr>
-        <w:pStyle w:val="Compact"/>
-        <w:numPr>
-          <w:ilvl w:val="0"/>
-          <w:numId w:val="1016"/>
-        </w:numPr>
-      </w:pPr>
-      <w:r>
-        <w:rPr>
-          <w:b/>
-          <w:bCs/>
-        </w:rPr>
-        <w:t xml:space="preserve">ACE evaluator expectations.</w:t>
-      </w:r>
-      <w:r>
-        <w:t xml:space="preserve"> </w:t>
-      </w:r>
-      <w:r>
-        <w:t xml:space="preserve">Gate 2 (Performance Outcome) and Gate 6 (Assessment Validity) directly address ACE's competency-based evaluation criteria.</w:t>
-      </w:r>
-    </w:p>
-    <w:p>
-      <w:pPr>
-        <w:pStyle w:val="Compact"/>
-        <w:numPr>
-          <w:ilvl w:val="0"/>
-          <w:numId w:val="1016"/>
-        </w:numPr>
-      </w:pPr>
-      <w:r>
-        <w:rPr>
-          <w:b/>
-          <w:bCs/>
-        </w:rPr>
-        <w:t xml:space="preserve">Quality Matters Standards.</w:t>
-      </w:r>
-      <w:r>
-        <w:t xml:space="preserve"> </w:t>
-      </w:r>
-      <w:r>
-        <w:t xml:space="preserve">Gate 2 addresses QM Standard 2 (Learning Objectives); Gate 6 addresses QM Standard 3 (Assessment); Gate 5 addresses QM Standard 8 (Accessibility).</w:t>
-      </w:r>
-    </w:p>
-    <w:p>
-      <w:pPr>
-        <w:pStyle w:val="Compact"/>
-        <w:numPr>
-          <w:ilvl w:val="0"/>
-          <w:numId w:val="1016"/>
-        </w:numPr>
-      </w:pPr>
-      <w:r>
-        <w:rPr>
-          <w:b/>
-          <w:bCs/>
-        </w:rPr>
-        <w:t xml:space="preserve">WCAG 2.1 AA + Section 508.</w:t>
-      </w:r>
-      <w:r>
-        <w:t xml:space="preserve"> </w:t>
-      </w:r>
-      <w:r>
-        <w:t xml:space="preserve">Gate 5 (Equity &amp; Accessibility) is the conformance gate; Section 508 evidence is part of the Release Gate (Gate 7) artifact-of-record.</w:t>
-      </w:r>
-    </w:p>
-    <w:p>
-      <w:pPr>
-        <w:pStyle w:val="Compact"/>
-        <w:numPr>
-          <w:ilvl w:val="0"/>
-          <w:numId w:val="1016"/>
-        </w:numPr>
-      </w:pPr>
-      <w:r>
-        <w:rPr>
-          <w:b/>
-          <w:bCs/>
-        </w:rPr>
-        <w:t xml:space="preserve">UDL fit.</w:t>
-      </w:r>
-      <w:r>
-        <w:t xml:space="preserve"> </w:t>
-      </w:r>
-      <w:r>
-        <w:t xml:space="preserve">Checked at Gate 3 (Pedagogical Strategy); validated at Gate 5.</w:t>
-      </w:r>
-    </w:p>
-    <w:p>
-      <w:pPr>
-        <w:pStyle w:val="FirstParagraph"/>
-      </w:pPr>
-      <w:r>
-        <w:t xml:space="preserve">The framework's documentation artifact-of-record is</w:t>
-      </w:r>
-      <w:r>
-        <w:t xml:space="preserve"> </w:t>
-      </w:r>
-      <w:r>
-        <w:rPr>
-          <w:i/>
-          <w:iCs/>
-        </w:rPr>
-        <w:t xml:space="preserve">designed</w:t>
-      </w:r>
-      <w:r>
-        <w:t xml:space="preserve"> </w:t>
-      </w:r>
-      <w:r>
-        <w:t xml:space="preserve">to drop into an ACE submission packet or a Quality Matters self-review evidence package.</w:t>
-      </w:r>
-    </w:p>
-    <w:bookmarkEnd w:id="79"/>
-    <w:bookmarkStart w:id="80" w:name="the-federal-applicability-claim"/>
-    <w:p>
-      <w:pPr>
-        <w:pStyle w:val="Heading3"/>
-      </w:pPr>
-      <w:r>
-        <w:t xml:space="preserve">The federal-applicability claim</w:t>
-      </w:r>
-    </w:p>
-    <w:p>
-      <w:pPr>
-        <w:pStyle w:val="FirstParagraph"/>
-      </w:pPr>
-      <w:r>
-        <w:t xml:space="preserve">Among the published AI-era ID frameworks reviewed in this work — ADDIE, FRAME™, Anthropic 4Ds, Chai et al., EduPlanner, AUSS, and the HPT performance-orientation lineage (see Appendix B for the comparative scan) — AAFL appears to be the only framework that prescribes maturity caps tied to data classification. This is the question federal contracting officers ask first when evaluating AI integration proposals. FRAME™, the 4Ds, and Chai et al. are all classification-agnostic. AAFL's classification-aware caps are not a restriction; they are the source of its federal credibility.</w:t>
-      </w:r>
-    </w:p>
-    <w:p>
-      <w:r>
-        <w:pict>
-          <v:rect style="width:0;height:1.5pt" o:hralign="center" o:hrstd="t" o:hr="t"/>
-        </w:pict>
-      </w:r>
-    </w:p>
-    <w:bookmarkEnd w:id="80"/>
-    <w:bookmarkEnd w:id="81"/>
-    <w:bookmarkStart w:id="88" w:name="X152f04f5f2eff916bc4a2ba4f9d7af6d15e0910"/>
-    <w:p>
-      <w:pPr>
-        <w:pStyle w:val="Heading2"/>
-      </w:pPr>
-      <w:r>
-        <w:t xml:space="preserve">§11. Risks and Pitfalls</w:t>
-      </w:r>
-    </w:p>
-    <w:p>
-      <w:pPr>
-        <w:pStyle w:val="FirstParagraph"/>
-      </w:pPr>
-      <w:r>
-        <w:t xml:space="preserve">Five real risks, named so they can be defended.</w:t>
-      </w:r>
-    </w:p>
-    <w:bookmarkStart w:id="82" w:name="risk-1--maturity-drift"/>
-    <w:p>
-      <w:pPr>
-        <w:pStyle w:val="Heading3"/>
-      </w:pPr>
-      <w:r>
-        <w:t xml:space="preserve">Risk 1 — Maturity drift</w:t>
-      </w:r>
-    </w:p>
-    <w:p>
-      <w:pPr>
-        <w:pStyle w:val="FirstParagraph"/>
-      </w:pPr>
-      <w:r>
-        <w:t xml:space="preserve">Organizations read the model as a ladder and push past their appropriate level.</w:t>
-      </w:r>
-    </w:p>
-    <w:p>
-      <w:pPr>
-        <w:pStyle w:val="BodyText"/>
-      </w:pPr>
-      <w:r>
-        <w:rPr>
-          <w:i/>
-          <w:iCs/>
-        </w:rPr>
-        <w:t xml:space="preserve">Mitigation.</w:t>
-      </w:r>
-      <w:r>
-        <w:t xml:space="preserve"> </w:t>
-      </w:r>
-      <w:r>
-        <w:t xml:space="preserve">Explicit "honest stopping point" language in §6; case studies of PRS-2 and PRS-3 wins, not just PRS-4; the "default to one level lower than the question would suggest" rule.</w:t>
-      </w:r>
-    </w:p>
-    <w:bookmarkEnd w:id="82"/>
-    <w:bookmarkStart w:id="83" w:name="risk-2--eval-theatre"/>
-    <w:p>
-      <w:pPr>
-        <w:pStyle w:val="Heading3"/>
-      </w:pPr>
-      <w:r>
-        <w:t xml:space="preserve">Risk 2 — Eval theatre</w:t>
-      </w:r>
-    </w:p>
-    <w:p>
-      <w:pPr>
-        <w:pStyle w:val="FirstParagraph"/>
-      </w:pPr>
-      <w:r>
-        <w:t xml:space="preserve">Teams adopt the eval framework as documentation rather than as a constraint on the agent loop.</w:t>
-      </w:r>
-    </w:p>
-    <w:p>
-      <w:pPr>
-        <w:pStyle w:val="BodyText"/>
-      </w:pPr>
-      <w:r>
-        <w:rPr>
-          <w:i/>
-          <w:iCs/>
-        </w:rPr>
-        <w:t xml:space="preserve">Mitigation.</w:t>
-      </w:r>
-      <w:r>
-        <w:t xml:space="preserve"> </w:t>
-      </w:r>
-      <w:r>
-        <w:t xml:space="preserve">The Evaluation-as-Spec Layer is</w:t>
-      </w:r>
-      <w:r>
-        <w:t xml:space="preserve"> </w:t>
-      </w:r>
-      <w:r>
-        <w:rPr>
-          <w:i/>
-          <w:iCs/>
-        </w:rPr>
-        <w:t xml:space="preserve">blocking</w:t>
-      </w:r>
-      <w:r>
-        <w:t xml:space="preserve"> </w:t>
-      </w:r>
-      <w:r>
-        <w:t xml:space="preserve">— agents cannot run Develop until the eval rubric is signed at Gate 2. The discipline is structural, not aspirational.</w:t>
-      </w:r>
-    </w:p>
-    <w:bookmarkEnd w:id="83"/>
-    <w:bookmarkStart w:id="84" w:name="risk-3--gate-fatigue"/>
-    <w:p>
-      <w:pPr>
-        <w:pStyle w:val="Heading3"/>
-      </w:pPr>
-      <w:r>
-        <w:t xml:space="preserve">Risk 3 — Gate fatigue</w:t>
-      </w:r>
-    </w:p>
-    <w:p>
-      <w:pPr>
-        <w:pStyle w:val="FirstParagraph"/>
-      </w:pPr>
-      <w:r>
-        <w:t xml:space="preserve">Eight gates feel like eight bottlenecks; teams collapse them to ship faster, defeating the purpose.</w:t>
-      </w:r>
-    </w:p>
-    <w:p>
-      <w:pPr>
-        <w:pStyle w:val="BodyText"/>
-      </w:pPr>
-      <w:r>
-        <w:rPr>
-          <w:i/>
-          <w:iCs/>
-        </w:rPr>
-        <w:t xml:space="preserve">Mitigation.</w:t>
-      </w:r>
-      <w:r>
-        <w:t xml:space="preserve"> </w:t>
-      </w:r>
-      <w:r>
-        <w:t xml:space="preserve">The maturity model permits PRS-3 gate-flagging — only flagged outputs trigger review. The four pedagogical gates are non-negotiable; the four production gates are sampleable at higher maturity. The framework is</w:t>
-      </w:r>
-      <w:r>
-        <w:t xml:space="preserve"> </w:t>
-      </w:r>
-      <w:r>
-        <w:rPr>
-          <w:i/>
-          <w:iCs/>
-        </w:rPr>
-        <w:t xml:space="preserve">designed to scale review intensity with maturity</w:t>
-      </w:r>
-      <w:r>
-        <w:t xml:space="preserve">.</w:t>
-      </w:r>
-    </w:p>
-    <w:bookmarkEnd w:id="84"/>
-    <w:bookmarkStart w:id="85" w:name="X1dcd0a064d29957321733c69d2bcdf60e672627"/>
-    <w:p>
-      <w:pPr>
-        <w:pStyle w:val="Heading3"/>
-      </w:pPr>
-      <w:r>
-        <w:t xml:space="preserve">Risk 4 — The autonomy-responsibility problem</w:t>
-      </w:r>
-    </w:p>
-    <w:p>
-      <w:pPr>
-        <w:pStyle w:val="FirstParagraph"/>
-      </w:pPr>
-      <w:r>
-        <w:t xml:space="preserve">Recommending PRS-4 in any context is a public claim about when humans can step back. If the recommendation is wrong, the consequences fall on learners.</w:t>
-      </w:r>
-    </w:p>
-    <w:p>
-      <w:pPr>
-        <w:pStyle w:val="BodyText"/>
-      </w:pPr>
-      <w:r>
-        <w:rPr>
-          <w:i/>
-          <w:iCs/>
-        </w:rPr>
-        <w:t xml:space="preserve">Mitigation.</w:t>
-      </w:r>
-      <w:r>
-        <w:t xml:space="preserve"> </w:t>
-      </w:r>
-      <w:r>
-        <w:t xml:space="preserve">PRS-4 is bounded by classification cap (§10) and by domain risk; AAFL never claims PRS-4 fits credentialing, classified, or high-consequence performance contexts. The framework is</w:t>
-      </w:r>
-      <w:r>
-        <w:t xml:space="preserve"> </w:t>
-      </w:r>
-      <w:r>
-        <w:rPr>
-          <w:i/>
-          <w:iCs/>
-        </w:rPr>
-        <w:t xml:space="preserve">opinionated about its own limits</w:t>
-      </w:r>
-      <w:r>
-        <w:t xml:space="preserve">. Publishing what AAFL won't do is the source of the framework's credibility, not its limitation.</w:t>
-      </w:r>
-    </w:p>
-    <w:bookmarkEnd w:id="85"/>
-    <w:bookmarkStart w:id="86" w:name="Xf16e9fb7f9c23ea747514d0d0a524f28d41c7e0"/>
-    <w:p>
-      <w:pPr>
-        <w:pStyle w:val="Heading3"/>
-      </w:pPr>
-      <w:r>
-        <w:t xml:space="preserve">Risk 5 — Translator-not-evangelist voice risk</w:t>
-      </w:r>
-    </w:p>
-    <w:p>
-      <w:pPr>
-        <w:pStyle w:val="FirstParagraph"/>
-      </w:pPr>
-      <w:r>
-        <w:t xml:space="preserve">A framework launch reads as evangelism by default. The temptation is to lead with productivity numbers and capability claims.</w:t>
-      </w:r>
-    </w:p>
-    <w:p>
-      <w:pPr>
-        <w:pStyle w:val="BodyText"/>
-      </w:pPr>
-      <w:r>
-        <w:rPr>
-          <w:i/>
-          <w:iCs/>
-        </w:rPr>
-        <w:t xml:space="preserve">Mitigation.</w:t>
-      </w:r>
-      <w:r>
-        <w:t xml:space="preserve"> </w:t>
-      </w:r>
-      <w:r>
-        <w:t xml:space="preserve">Lead with the gates and the caps, not with the productivity numbers. Publish what AAFL</w:t>
-      </w:r>
-      <w:r>
-        <w:t xml:space="preserve"> </w:t>
-      </w:r>
-      <w:r>
-        <w:rPr>
-          <w:i/>
-          <w:iCs/>
-        </w:rPr>
-        <w:t xml:space="preserve">won't</w:t>
-      </w:r>
-      <w:r>
-        <w:t xml:space="preserve"> </w:t>
-      </w:r>
-      <w:r>
-        <w:t xml:space="preserve">do, in writing, before publishing what it does.</w:t>
-      </w:r>
-    </w:p>
-    <w:bookmarkEnd w:id="86"/>
-    <w:bookmarkStart w:id="87" w:name="ip-and-authorship"/>
-    <w:p>
-      <w:pPr>
-        <w:pStyle w:val="Heading3"/>
-      </w:pPr>
-      <w:r>
-        <w:t xml:space="preserve">IP and authorship</w:t>
-      </w:r>
-    </w:p>
-    <w:p>
-      <w:pPr>
-        <w:pStyle w:val="FirstParagraph"/>
-      </w:pPr>
-      <w:r>
-        <w:t xml:space="preserve">AAFL is independent IP authored by Ruchir Bakshi. The framework is offered to the field for citation, critique, and operational use. Suggested citation:</w:t>
-      </w:r>
-      <w:r>
-        <w:t xml:space="preserve"> </w:t>
-      </w:r>
-      <w:r>
-        <w:rPr>
-          <w:i/>
-          <w:iCs/>
-        </w:rPr>
-        <w:t xml:space="preserve">Bakshi, R. (2026). AAFL: An Agent-Augmented Framework for Learning (v1.2). instructionalai.org.</w:t>
-      </w:r>
-      <w:r>
-        <w:t xml:space="preserve"> </w:t>
-      </w:r>
-      <w:r>
-        <w:t xml:space="preserve">© Ruchir Bakshi 2026, all rights reserved. Engagement with the framework on cited claims is welcome and expected; the engagement principle is</w:t>
-      </w:r>
-      <w:r>
-        <w:t xml:space="preserve"> </w:t>
-      </w:r>
-      <w:r>
-        <w:rPr>
-          <w:i/>
-          <w:iCs/>
-        </w:rPr>
-        <w:t xml:space="preserve">cite, don't pitch</w:t>
-      </w:r>
-      <w:r>
-        <w:t xml:space="preserve">.</w:t>
-      </w:r>
-    </w:p>
-    <w:p>
-      <w:r>
-        <w:pict>
-          <v:rect style="width:0;height:1.5pt" o:hralign="center" o:hrstd="t" o:hr="t"/>
-        </w:pict>
-      </w:r>
-    </w:p>
-    <w:bookmarkEnd w:id="87"/>
-    <w:bookmarkEnd w:id="88"/>
-    <w:bookmarkStart w:id="91" w:name="X70d40b95530a814cb670cfd0d4b6e47a9d354d4"/>
-    <w:p>
-      <w:pPr>
-        <w:pStyle w:val="Heading2"/>
-      </w:pPr>
-      <w:r>
-        <w:t xml:space="preserve">§12. Limitations and Future Work</w:t>
-      </w:r>
-    </w:p>
-    <w:p>
-      <w:pPr>
-        <w:pStyle w:val="FirstParagraph"/>
-      </w:pPr>
-      <w:r>
-        <w:t xml:space="preserve">A framework that publishes its own caps owes the reader an account of its own limits. AAFL v1.2 is a publishing-ready spec, not a validated artifact, and the gap between the two should be visible to anyone deciding whether to adopt it.</w:t>
-      </w:r>
-    </w:p>
-    <w:bookmarkStart w:id="89" w:name="limitations"/>
-    <w:p>
-      <w:pPr>
-        <w:pStyle w:val="Heading3"/>
-      </w:pPr>
-      <w:r>
-        <w:t xml:space="preserve">Limitations</w:t>
-      </w:r>
-    </w:p>
-    <w:p>
-      <w:pPr>
-        <w:numPr>
-          <w:ilvl w:val="0"/>
-          <w:numId w:val="1017"/>
-        </w:numPr>
-      </w:pPr>
-      <w:r>
-        <w:rPr>
-          <w:b/>
-          <w:bCs/>
-        </w:rPr>
-        <w:t xml:space="preserve">Not yet operated end-to-end at PRS-3+ maturity.</w:t>
-      </w:r>
-      <w:r>
-        <w:t xml:space="preserve"> </w:t>
-      </w:r>
-      <w:r>
-        <w:t xml:space="preserve">The framework's PRS-1 and PRS-2 prescriptions are grounded in the author's federal practitioner observations across ACE-accredited programs (see §1.5 Method). The PRS-3 productivity band reported in §6 is</w:t>
-      </w:r>
-      <w:r>
-        <w:t xml:space="preserve"> </w:t>
-      </w:r>
-      <w:r>
-        <w:rPr>
-          <w:i/>
-          <w:iCs/>
-        </w:rPr>
-        <w:t xml:space="preserve">projected, not measured</w:t>
-      </w:r>
-      <w:r>
-        <w:t xml:space="preserve">; no published field test of AAFL at PRS-3 or PRS-4 maturity exists at this writing.</w:t>
-      </w:r>
-    </w:p>
-    <w:p>
-      <w:pPr>
-        <w:numPr>
-          <w:ilvl w:val="0"/>
-          <w:numId w:val="1017"/>
-        </w:numPr>
-      </w:pPr>
-      <w:r>
-        <w:rPr>
-          <w:b/>
-          <w:bCs/>
-        </w:rPr>
-        <w:t xml:space="preserve">Single-author synthesis without external review panel.</w:t>
-      </w:r>
-      <w:r>
-        <w:t xml:space="preserve"> </w:t>
-      </w:r>
-      <w:r>
-        <w:t xml:space="preserve">AAFL was developed by one practitioner-researcher (see §1.5). The framework has not been subjected to Delphi consensus with an independent expert panel, independent peer review of the integrated framework (individual sources are peer-reviewed; the integration is not), or formal user research with a representative practitioner sample. v1.2 is offered to the field with the explicit invitation that external review and field testing become the next stage of development.</w:t>
-      </w:r>
-    </w:p>
-    <w:p>
-      <w:pPr>
-        <w:numPr>
-          <w:ilvl w:val="0"/>
-          <w:numId w:val="1017"/>
-        </w:numPr>
-      </w:pPr>
-      <w:r>
-        <w:rPr>
-          <w:b/>
-          <w:bCs/>
-        </w:rPr>
-        <w:t xml:space="preserve">Federal proof-of-application reported as practitioner observation, not citable artifact.</w:t>
-      </w:r>
-      <w:r>
-        <w:t xml:space="preserve"> </w:t>
-      </w:r>
-      <w:r>
-        <w:t xml:space="preserve">The author's federal ID practice produced the operational observations on first-draft cycle compression reported in §1 and the PRS-1 / PRS-2 productivity bands reported in §6. The underlying internal deliverables are not citable in public-facing AAFL artifacts. A reader who wishes to audit those observations independently does not have a published artifact to consult.</w:t>
-      </w:r>
-    </w:p>
-    <w:p>
-      <w:pPr>
-        <w:numPr>
-          <w:ilvl w:val="0"/>
-          <w:numId w:val="1017"/>
-        </w:numPr>
-      </w:pPr>
-      <w:r>
-        <w:rPr>
-          <w:b/>
-          <w:bCs/>
-        </w:rPr>
-        <w:t xml:space="preserve">PRS productivity bands are practitioner-level observations, not controlled-study results.</w:t>
-      </w:r>
-      <w:r>
-        <w:t xml:space="preserve"> </w:t>
-      </w:r>
-      <w:r>
-        <w:t xml:space="preserve">The numerical ranges reported in §6 are anchored to published generative-AI productivity studies (Brynjolfsson et al., 2023; Dell'Acqua et al., 2023) where the empirical literature supports the anchor, and labeled as practitioner observation where the author's federal experience is the source. No row in §6 should be read as the output of a controlled experiment on AAFL itself.</w:t>
-      </w:r>
-    </w:p>
-    <w:p>
-      <w:pPr>
-        <w:numPr>
-          <w:ilvl w:val="0"/>
-          <w:numId w:val="1017"/>
-        </w:numPr>
-      </w:pPr>
-      <w:r>
-        <w:rPr>
-          <w:b/>
-          <w:bCs/>
-        </w:rPr>
-        <w:t xml:space="preserve">Scope explicitly excludes K-12 and adult-non-workplace learning.</w:t>
-      </w:r>
-      <w:r>
-        <w:t xml:space="preserve"> </w:t>
-      </w:r>
-      <w:r>
-        <w:t xml:space="preserve">AAFL is designed for workplace performance contexts (federal training, corporate L&amp;D, higher-ed-to-workplace pipelines). The gate taxonomy and the construct-validity dimension are transferable to K-12, but the maturity-caps-by-classification framing does not map cleanly to FERPA / COPPA regulatory regimes. K-12-specific application is outside the framework's claim space.</w:t>
-      </w:r>
-    </w:p>
-    <w:p>
-      <w:pPr>
-        <w:numPr>
-          <w:ilvl w:val="0"/>
-          <w:numId w:val="1017"/>
-        </w:numPr>
-      </w:pPr>
-      <w:r>
-        <w:rPr>
-          <w:b/>
-          <w:bCs/>
-        </w:rPr>
-        <w:t xml:space="preserve">The pedagogical-vs-production split is a</w:t>
-      </w:r>
-      <w:r>
-        <w:rPr>
-          <w:b/>
-          <w:bCs/>
-        </w:rPr>
-        <w:t xml:space="preserve"> </w:t>
-      </w:r>
-      <w:r>
-        <w:rPr>
-          <w:b/>
-          <w:bCs/>
-          <w:i/>
-          <w:iCs/>
-        </w:rPr>
-        <w:t xml:space="preserve">theoretical commitment</w:t>
-      </w:r>
-      <w:r>
-        <w:rPr>
-          <w:b/>
-          <w:bCs/>
-        </w:rPr>
-        <w:t xml:space="preserve">.</w:t>
-      </w:r>
-      <w:r>
-        <w:t xml:space="preserve"> </w:t>
-      </w:r>
-      <w:r>
-        <w:t xml:space="preserve">The §5 task assignments — which rows sit in the agent column and which in the human-only column — are versioned. The commitment is to the discipline of asking</w:t>
-      </w:r>
-      <w:r>
-        <w:t xml:space="preserve"> </w:t>
-      </w:r>
-      <w:r>
-        <w:rPr>
-          <w:i/>
-          <w:iCs/>
-        </w:rPr>
-        <w:t xml:space="preserve">which decisions belong to humans regardless of capability</w:t>
-      </w:r>
-      <w:r>
-        <w:t xml:space="preserve">, not to a permanent row assignment. Field experience may require updates; see §11 Risk 4 and §5 "When the line moves."</w:t>
-      </w:r>
-    </w:p>
-    <w:bookmarkEnd w:id="89"/>
-    <w:bookmarkStart w:id="90" w:name="future-work"/>
-    <w:p>
-      <w:pPr>
-        <w:pStyle w:val="Heading3"/>
-      </w:pPr>
-      <w:r>
-        <w:t xml:space="preserve">Future work</w:t>
-      </w:r>
-    </w:p>
-    <w:p>
-      <w:pPr>
-        <w:numPr>
-          <w:ilvl w:val="0"/>
-          <w:numId w:val="1018"/>
-        </w:numPr>
-      </w:pPr>
-      <w:r>
-        <w:rPr>
-          <w:b/>
-          <w:bCs/>
-        </w:rPr>
-        <w:t xml:space="preserve">Field tests at PRS-3 on bounded scopes.</w:t>
-      </w:r>
-      <w:r>
-        <w:t xml:space="preserve"> </w:t>
-      </w:r>
-      <w:r>
-        <w:t xml:space="preserve">Two natural targets: one credentialing program (where PRS-2 is the appropriate cap and gate-discipline can be measured) and one CUI training program on approved federal-tenant infrastructure (where PRS-3 becomes available and gate-flagging behavior can be characterized).</w:t>
-      </w:r>
-    </w:p>
-    <w:p>
-      <w:pPr>
-        <w:numPr>
-          <w:ilvl w:val="0"/>
-          <w:numId w:val="1018"/>
-        </w:numPr>
-      </w:pPr>
-      <w:r>
-        <w:rPr>
-          <w:b/>
-          <w:bCs/>
-        </w:rPr>
-        <w:t xml:space="preserve">External expert review panel.</w:t>
-      </w:r>
-      <w:r>
-        <w:t xml:space="preserve"> </w:t>
-      </w:r>
-      <w:r>
-        <w:t xml:space="preserve">A bounded Delphi or modified-Delphi exercise with five to ten federal ID and AI-in-education practitioners would test the framework's specifics against multiple independent expert perspectives, and surface row-level disagreements with the pedagogical-vs-production split that the single-author synthesis cannot.</w:t>
-      </w:r>
-    </w:p>
-    <w:p>
-      <w:pPr>
-        <w:numPr>
-          <w:ilvl w:val="0"/>
-          <w:numId w:val="1018"/>
-        </w:numPr>
-      </w:pPr>
-      <w:r>
-        <w:rPr>
-          <w:b/>
-          <w:bCs/>
-        </w:rPr>
-        <w:t xml:space="preserve">Comparative practitioner study against FRAME-using practitioners.</w:t>
-      </w:r>
-      <w:r>
-        <w:t xml:space="preserve"> </w:t>
-      </w:r>
-      <w:r>
-        <w:t xml:space="preserve">AAFL maps decision authority; FRAME™ maps capability risk. A comparative study of practitioners using both, one, or neither would test the operational complementarity claim made in §9.</w:t>
-      </w:r>
-    </w:p>
-    <w:p>
-      <w:pPr>
-        <w:numPr>
-          <w:ilvl w:val="0"/>
-          <w:numId w:val="1018"/>
-        </w:numPr>
-      </w:pPr>
-      <w:r>
-        <w:rPr>
-          <w:b/>
-          <w:bCs/>
-        </w:rPr>
-        <w:t xml:space="preserve">Open-source the eval rubric template and gate-checklist as living artifacts.</w:t>
-      </w:r>
-      <w:r>
-        <w:t xml:space="preserve"> </w:t>
-      </w:r>
-      <w:r>
-        <w:t xml:space="preserve">The companion tactical assets — the HITL Decision-Gate Practitioner Checklist and the AAFL Eval Rubric Template — are presently bundled with the framework spec. Releasing them as separately versioned artifacts under the same © Ruchir Bakshi 2026 attribution would let the field test, fork, and feed back into them without waiting for a v1.3 framework release.</w:t>
-      </w:r>
-    </w:p>
-    <w:p>
-      <w:pPr>
-        <w:numPr>
-          <w:ilvl w:val="0"/>
-          <w:numId w:val="1018"/>
-        </w:numPr>
-      </w:pPr>
-      <w:r>
-        <w:rPr>
-          <w:b/>
-          <w:bCs/>
-        </w:rPr>
-        <w:t xml:space="preserve">K-12-specific application paper.</w:t>
-      </w:r>
-      <w:r>
-        <w:t xml:space="preserve"> </w:t>
-      </w:r>
-      <w:r>
-        <w:t xml:space="preserve">The gate taxonomy and construct-validity dimension are transferable; the maturity-caps-by-classification framing is not. A separate paper extending AAFL to K-12 — re-anchored in FERPA/COPPA rather than FedRAMP/NIST 800-171 — would address the audience explicitly excluded here without compromising the workplace-performance commitment of the present framework.</w:t>
-      </w:r>
-    </w:p>
-    <w:p>
-      <w:pPr>
-        <w:pStyle w:val="FirstParagraph"/>
-      </w:pPr>
-      <w:r>
-        <w:t xml:space="preserve">The framework's structure is designed to tolerate row-level updates, comparative validation, and federation with adjacent published frameworks without architectural rewrites. v1.2 is the starting point; field experience is the next contributor.</w:t>
-      </w:r>
-    </w:p>
-    <w:p>
-      <w:r>
-        <w:pict>
-          <v:rect style="width:0;height:1.5pt" o:hralign="center" o:hrstd="t" o:hr="t"/>
-        </w:pict>
-      </w:r>
-    </w:p>
-    <w:bookmarkEnd w:id="90"/>
-    <w:bookmarkEnd w:id="91"/>
-    <w:bookmarkStart w:id="92" w:name="X7a4913db6cb1b3c4cb6c122beacaf68da4b3196"/>
-    <w:p>
-      <w:pPr>
-        <w:pStyle w:val="Heading2"/>
-      </w:pPr>
-      <w:r>
-        <w:t xml:space="preserve">§13. Frequently Asked Questions</w:t>
-      </w:r>
-    </w:p>
-    <w:p>
-      <w:pPr>
-        <w:pStyle w:val="FirstParagraph"/>
-      </w:pPr>
-      <w:r>
-        <w:rPr>
-          <w:b/>
-          <w:bCs/>
-        </w:rPr>
-        <w:t xml:space="preserve">Q: How is AAFL different from Hardman's FRAME™?</w:t>
-      </w:r>
-    </w:p>
-    <w:p>
-      <w:pPr>
-        <w:pStyle w:val="BodyText"/>
-      </w:pPr>
-      <w:r>
-        <w:t xml:space="preserve">FRAME maps capability risk (which AI to trust for which task). AAFL maps decision authority (which task humans must keep regardless of which AI). The frameworks are complementary. FRAME is upstream of AAFL — once you've used FRAME to determine which agent-task allocation is technically defensible, AAFL determines which human gates apply regardless.</w:t>
-      </w:r>
-    </w:p>
-    <w:p>
-      <w:pPr>
-        <w:pStyle w:val="BodyText"/>
-      </w:pPr>
-      <w:r>
-        <w:rPr>
-          <w:b/>
-          <w:bCs/>
-        </w:rPr>
-        <w:t xml:space="preserve">Q: Does AAFL replace ADDIE?</w:t>
-      </w:r>
-    </w:p>
-    <w:p>
-      <w:pPr>
-        <w:pStyle w:val="BodyText"/>
-      </w:pPr>
-      <w:r>
-        <w:t xml:space="preserve">No. AAFL preserves ADDIE's five-phase spine and adds three cross-cutting layers, an inner Translator's Loop, and the eight HITL gates. ADDIE Guide remains the reference (the dictionary); AAFL is the operating manual (how to use the dictionary in the agent era). The framework is continuity-with-evolution, not replacement.</w:t>
-      </w:r>
-    </w:p>
-    <w:p>
-      <w:pPr>
-        <w:pStyle w:val="BodyText"/>
-      </w:pPr>
-      <w:r>
-        <w:rPr>
-          <w:b/>
-          <w:bCs/>
-        </w:rPr>
-        <w:t xml:space="preserve">Q: What is the framework's organizing outcome, and why is it not learning attainment?</w:t>
-      </w:r>
-    </w:p>
-    <w:p>
-      <w:pPr>
-        <w:pStyle w:val="BodyText"/>
-      </w:pPr>
-      <w:r>
-        <w:t xml:space="preserve">Workplace performance — measured as time-to-competency, error rate, throughput, transfer-to-job, and retention. This is Kirkpatrick L3/L4 territory rather than L1, and it places AAFL inside the performance-oriented tradition of L&amp;D rather than the course-completion tradition. The agent era makes the choice of organizing outcome consequential because agents optimize whatever they are told to optimize: a rubric measuring completion produces courses optimized for completion; a rubric measuring transfer produces courses oriented toward transfer.</w:t>
-      </w:r>
-    </w:p>
-    <w:p>
-      <w:pPr>
-        <w:pStyle w:val="BodyText"/>
-      </w:pPr>
-      <w:r>
-        <w:rPr>
-          <w:b/>
-          <w:bCs/>
-        </w:rPr>
-        <w:t xml:space="preserve">Q: Is AAFL appropriate for K-12 education?</w:t>
-      </w:r>
-    </w:p>
-    <w:p>
-      <w:pPr>
-        <w:pStyle w:val="BodyText"/>
-      </w:pPr>
-      <w:r>
-        <w:t xml:space="preserve">The framework is designed for workplace performance contexts (federal training, corporate L&amp;D, higher-ed-to-workplace pipelines). K-12 has different stakeholder structures, different consequence spaces, and different regulatory regimes (FERPA, COPPA). The gate taxonomy and the eval framework's construct-validity dimension are transferable, but the maturity-caps-by-classification framing does not map cleanly. K-12-specific application would require its own work.</w:t>
-      </w:r>
-    </w:p>
-    <w:p>
-      <w:pPr>
-        <w:pStyle w:val="BodyText"/>
-      </w:pPr>
-      <w:r>
-        <w:rPr>
-          <w:b/>
-          <w:bCs/>
-        </w:rPr>
-        <w:t xml:space="preserve">Q: Does AAFL require any specific tooling or platform?</w:t>
-      </w:r>
-    </w:p>
-    <w:p>
-      <w:pPr>
-        <w:pStyle w:val="BodyText"/>
-      </w:pPr>
-      <w:r>
-        <w:t xml:space="preserve">No. The framework is platform-agnostic. The Orchestration Layer can be operated manually, with workflow tools, or with multi-agent harnesses. The Evaluation-as-Spec Layer requires a documented rubric — the format is up to the implementer. The Governance Layer requires audit trail capability that organizations operating under federal accreditation already have.</w:t>
-      </w:r>
-    </w:p>
-    <w:p>
-      <w:pPr>
-        <w:pStyle w:val="BodyText"/>
-      </w:pPr>
-      <w:r>
-        <w:rPr>
-          <w:b/>
-          <w:bCs/>
-        </w:rPr>
-        <w:t xml:space="preserve">Q: What's the path for an organization currently at PRS-1 (Assistant) maturity?</w:t>
-      </w:r>
-    </w:p>
-    <w:p>
-      <w:pPr>
-        <w:pStyle w:val="BodyText"/>
-      </w:pPr>
-      <w:r>
-        <w:t xml:space="preserve">Audit your governance maturity first (can you reliably operate the audit trail at PRS-1? Are gate decisions logged?). Then identify a pilot scope at PRS-2 (one course, one item bank, one storyboard pipeline). Build out the Evaluation-as-Spec discipline before lifting maturity (rubric authored at Gate 2 on the pilot scope before any agent runs). Move to PRS-3 only after PRS-2 has been operational across multiple deliverables and the gate-flagging discipline is reliable.</w:t>
-      </w:r>
-    </w:p>
-    <w:p>
-      <w:pPr>
-        <w:pStyle w:val="BodyText"/>
-      </w:pPr>
-      <w:r>
-        <w:rPr>
-          <w:b/>
-          <w:bCs/>
-        </w:rPr>
-        <w:t xml:space="preserve">Q: What are the failure modes of trying to operate AAFL at the wrong maturity level?</w:t>
-      </w:r>
-    </w:p>
-    <w:p>
-      <w:pPr>
-        <w:pStyle w:val="BodyText"/>
-      </w:pPr>
-      <w:r>
-        <w:t xml:space="preserve">Operating below your appropriate level wastes agent leverage (you're paying for human review that the maturity model would automate). Operating above your appropriate level fails the audit trail (you can't produce the documentation an accreditation review demands). Both failure modes are real; the second is more dangerous because it's harder to detect until something goes wrong.</w:t>
-      </w:r>
-    </w:p>
-    <w:p>
-      <w:pPr>
-        <w:pStyle w:val="BodyText"/>
-      </w:pPr>
-      <w:r>
-        <w:rPr>
-          <w:b/>
-          <w:bCs/>
-        </w:rPr>
-        <w:t xml:space="preserve">Q: How is AAFL related to the Anthropic AI Fluency framework (4Ds)?</w:t>
-      </w:r>
-    </w:p>
-    <w:p>
-      <w:pPr>
-        <w:pStyle w:val="BodyText"/>
-      </w:pPr>
-      <w:r>
-        <w:t xml:space="preserve">The 4Ds (Delegation, Description, Discernment, Diligence) are practitioner</w:t>
-      </w:r>
-      <w:r>
-        <w:t xml:space="preserve"> </w:t>
-      </w:r>
-      <w:r>
-        <w:rPr>
-          <w:i/>
-          <w:iCs/>
-        </w:rPr>
-        <w:t xml:space="preserve">competencies</w:t>
-      </w:r>
-      <w:r>
-        <w:t xml:space="preserve">. AAFL is the</w:t>
-      </w:r>
-      <w:r>
-        <w:t xml:space="preserve"> </w:t>
-      </w:r>
-      <w:r>
-        <w:rPr>
-          <w:i/>
-          <w:iCs/>
-        </w:rPr>
-        <w:t xml:space="preserve">process</w:t>
-      </w:r>
-      <w:r>
-        <w:t xml:space="preserve"> </w:t>
-      </w:r>
-      <w:r>
-        <w:t xml:space="preserve">those competencies operate within. Discernment lives at every HITL gate; Delegation defines the agent-vs-human task split; Description is how you brief an agent at any gate; Diligence is the audit trail the Governance Layer records. The frameworks are layered, not competing. Practitioners trained in AI Fluency operate AAFL natively.</w:t>
-      </w:r>
-    </w:p>
-    <w:p>
-      <w:r>
-        <w:pict>
-          <v:rect style="width:0;height:1.5pt" o:hralign="center" o:hrstd="t" o:hr="t"/>
-        </w:pict>
-      </w:r>
-    </w:p>
-    <w:bookmarkEnd w:id="92"/>
-    <w:bookmarkStart w:id="110" w:name="X2155e44738e179b5a4cc15f0c2044a2b166f8ca"/>
-    <w:p>
-      <w:pPr>
-        <w:pStyle w:val="Heading2"/>
-      </w:pPr>
-      <w:r>
-        <w:t xml:space="preserve">§14. Bibliography</w:t>
-      </w:r>
-    </w:p>
-    <w:p>
-      <w:pPr>
-        <w:pStyle w:val="FirstParagraph"/>
-      </w:pPr>
-      <w:r>
-        <w:t xml:space="preserve">Allen, M. W. (2012).</w:t>
-      </w:r>
-      <w:r>
-        <w:t xml:space="preserve"> </w:t>
-      </w:r>
-      <w:r>
-        <w:rPr>
-          <w:i/>
-          <w:iCs/>
-        </w:rPr>
-        <w:t xml:space="preserve">Leaving ADDIE for SAM: An agile model for developing the best learning experiences</w:t>
-      </w:r>
-      <w:r>
-        <w:t xml:space="preserve">. ASTD Press.</w:t>
-      </w:r>
-    </w:p>
-    <w:p>
-      <w:pPr>
-        <w:pStyle w:val="BodyText"/>
-      </w:pPr>
-      <w:r>
-        <w:t xml:space="preserve">Anthropic Engineering. (2025).</w:t>
-      </w:r>
-      <w:r>
-        <w:t xml:space="preserve"> </w:t>
-      </w:r>
-      <w:r>
-        <w:rPr>
-          <w:i/>
-          <w:iCs/>
-        </w:rPr>
-        <w:t xml:space="preserve">Demystifying evals for AI agents</w:t>
-      </w:r>
-      <w:r>
-        <w:t xml:space="preserve">.</w:t>
-      </w:r>
-      <w:r>
-        <w:t xml:space="preserve"> </w:t>
-      </w:r>
-      <w:hyperlink r:id="rId93">
-        <w:r>
-          <w:rPr>
-            <w:rStyle w:val="Hyperlink"/>
-          </w:rPr>
-          <w:t xml:space="preserve">https://www.anthropic.com/engineering/demystifying-evals-for-ai-agents</w:t>
-        </w:r>
-      </w:hyperlink>
-    </w:p>
-    <w:p>
-      <w:pPr>
-        <w:pStyle w:val="BodyText"/>
-      </w:pPr>
-      <w:r>
-        <w:t xml:space="preserve">Anthropic Research. (2025).</w:t>
-      </w:r>
-      <w:r>
-        <w:t xml:space="preserve"> </w:t>
-      </w:r>
-      <w:r>
-        <w:rPr>
-          <w:i/>
-          <w:iCs/>
-        </w:rPr>
-        <w:t xml:space="preserve">Building effective AI agents</w:t>
-      </w:r>
-      <w:r>
-        <w:t xml:space="preserve">.</w:t>
-      </w:r>
-      <w:r>
-        <w:t xml:space="preserve"> </w:t>
-      </w:r>
-      <w:hyperlink r:id="rId94">
-        <w:r>
-          <w:rPr>
-            <w:rStyle w:val="Hyperlink"/>
-          </w:rPr>
-          <w:t xml:space="preserve">https://www.anthropic.com/research/building-effective-agents</w:t>
-        </w:r>
-      </w:hyperlink>
-    </w:p>
-    <w:p>
-      <w:pPr>
-        <w:pStyle w:val="BodyText"/>
-      </w:pPr>
-      <w:r>
-        <w:t xml:space="preserve">AUSS research team. (2025).</w:t>
-      </w:r>
-      <w:r>
-        <w:t xml:space="preserve"> </w:t>
-      </w:r>
-      <w:r>
-        <w:rPr>
-          <w:i/>
-          <w:iCs/>
-        </w:rPr>
-        <w:t xml:space="preserve">Agentic Unified Student System: A four-module agent architecture across student, educator, and institutional levels</w:t>
-      </w:r>
-      <w:r>
-        <w:t xml:space="preserve">. arXiv.</w:t>
-      </w:r>
-      <w:r>
-        <w:t xml:space="preserve"> </w:t>
-      </w:r>
-      <w:hyperlink r:id="rId95">
-        <w:r>
-          <w:rPr>
-            <w:rStyle w:val="Hyperlink"/>
-          </w:rPr>
-          <w:t xml:space="preserve">https://arxiv.org/html/2604.16566v1</w:t>
-        </w:r>
-      </w:hyperlink>
-    </w:p>
-    <w:p>
-      <w:pPr>
-        <w:pStyle w:val="BodyText"/>
-      </w:pPr>
-      <w:r>
-        <w:t xml:space="preserve">Branson, R. K., Rayner, G. T., Cox, J. L., Furman, J. P., King, F. J., &amp; Hannum, W. H. (1975).</w:t>
-      </w:r>
-      <w:r>
-        <w:t xml:space="preserve"> </w:t>
-      </w:r>
-      <w:r>
-        <w:rPr>
-          <w:i/>
-          <w:iCs/>
-        </w:rPr>
-        <w:t xml:space="preserve">Interservice procedures for instructional systems development</w:t>
-      </w:r>
-      <w:r>
-        <w:t xml:space="preserve"> </w:t>
-      </w:r>
-      <w:r>
-        <w:t xml:space="preserve">(Vols. 1–5). Florida State University. (ADDIE origin.)</w:t>
-      </w:r>
-    </w:p>
-    <w:p>
-      <w:pPr>
-        <w:pStyle w:val="BodyText"/>
-      </w:pPr>
-      <w:r>
-        <w:t xml:space="preserve">Brinkerhoff, R. O. (2003).</w:t>
-      </w:r>
-      <w:r>
-        <w:t xml:space="preserve"> </w:t>
-      </w:r>
-      <w:r>
-        <w:rPr>
-          <w:i/>
-          <w:iCs/>
-        </w:rPr>
-        <w:t xml:space="preserve">The success case method: Find out quickly what's working and what's not</w:t>
-      </w:r>
-      <w:r>
-        <w:t xml:space="preserve">. Berrett-Koehler.</w:t>
-      </w:r>
-    </w:p>
-    <w:p>
-      <w:pPr>
-        <w:pStyle w:val="BodyText"/>
-      </w:pPr>
-      <w:r>
-        <w:t xml:space="preserve">Brynjolfsson, E., Li, D., &amp; Raymond, L. (2023). Navigating the jagged technological frontier.</w:t>
-      </w:r>
-      <w:r>
-        <w:t xml:space="preserve"> </w:t>
-      </w:r>
-      <w:r>
-        <w:rPr>
-          <w:i/>
-          <w:iCs/>
-        </w:rPr>
-        <w:t xml:space="preserve">Organization Science</w:t>
-      </w:r>
-      <w:r>
-        <w:t xml:space="preserve">.</w:t>
-      </w:r>
-      <w:r>
-        <w:t xml:space="preserve"> </w:t>
-      </w:r>
-      <w:hyperlink r:id="rId96">
-        <w:r>
-          <w:rPr>
-            <w:rStyle w:val="Hyperlink"/>
-          </w:rPr>
-          <w:t xml:space="preserve">https://pubsonline.informs.org/doi/10.1287/orsc.2025.21838</w:t>
-        </w:r>
-      </w:hyperlink>
-    </w:p>
-    <w:p>
-      <w:pPr>
-        <w:pStyle w:val="BodyText"/>
-      </w:pPr>
-      <w:r>
-        <w:t xml:space="preserve">CAST. (2018).</w:t>
-      </w:r>
-      <w:r>
-        <w:t xml:space="preserve"> </w:t>
-      </w:r>
-      <w:r>
-        <w:rPr>
-          <w:i/>
-          <w:iCs/>
-        </w:rPr>
-        <w:t xml:space="preserve">Universal Design for Learning Guidelines version 2.2</w:t>
-      </w:r>
-      <w:r>
-        <w:t xml:space="preserve">.</w:t>
-      </w:r>
-      <w:r>
-        <w:t xml:space="preserve"> </w:t>
-      </w:r>
-      <w:hyperlink r:id="rId97">
-        <w:r>
-          <w:rPr>
-            <w:rStyle w:val="Hyperlink"/>
-          </w:rPr>
-          <w:t xml:space="preserve">https://udlguidelines.cast.org/</w:t>
-        </w:r>
-      </w:hyperlink>
-    </w:p>
-    <w:p>
-      <w:pPr>
-        <w:pStyle w:val="BodyText"/>
-      </w:pPr>
-      <w:r>
-        <w:t xml:space="preserve">Chai, D. S., Kim, H. S., et al. (2025). Generative artificial intelligence in instructional system design.</w:t>
-      </w:r>
-      <w:r>
-        <w:t xml:space="preserve"> </w:t>
-      </w:r>
-      <w:r>
-        <w:rPr>
-          <w:i/>
-          <w:iCs/>
-        </w:rPr>
-        <w:t xml:space="preserve">Performance Improvement Quarterly</w:t>
-      </w:r>
-      <w:r>
-        <w:t xml:space="preserve">.</w:t>
-      </w:r>
-      <w:r>
-        <w:t xml:space="preserve"> </w:t>
-      </w:r>
-      <w:hyperlink r:id="rId98">
-        <w:r>
-          <w:rPr>
-            <w:rStyle w:val="Hyperlink"/>
-          </w:rPr>
-          <w:t xml:space="preserve">https://journals.sagepub.com/doi/10.1177/15344843251320256</w:t>
-        </w:r>
-      </w:hyperlink>
-    </w:p>
-    <w:p>
-      <w:pPr>
-        <w:pStyle w:val="BodyText"/>
-      </w:pPr>
-      <w:r>
-        <w:t xml:space="preserve">Clark, D. (2025).</w:t>
-      </w:r>
-      <w:r>
-        <w:t xml:space="preserve"> </w:t>
-      </w:r>
-      <w:r>
-        <w:rPr>
-          <w:i/>
-          <w:iCs/>
-        </w:rPr>
-        <w:t xml:space="preserve">Learning experience design</w:t>
-      </w:r>
-      <w:r>
-        <w:t xml:space="preserve">. Reviewed in Worklearning.</w:t>
-      </w:r>
-      <w:r>
-        <w:t xml:space="preserve"> </w:t>
-      </w:r>
-      <w:hyperlink r:id="rId99">
-        <w:r>
-          <w:rPr>
-            <w:rStyle w:val="Hyperlink"/>
-          </w:rPr>
-          <w:t xml:space="preserve">https://www.worklearning.com/2025/05/27/book-learning-experience-design-by-donald-clark/</w:t>
-        </w:r>
-      </w:hyperlink>
-    </w:p>
-    <w:p>
-      <w:pPr>
-        <w:pStyle w:val="BodyText"/>
-      </w:pPr>
-      <w:r>
-        <w:t xml:space="preserve">Dakan, R. &amp; Feller, J. (2023–2025).</w:t>
-      </w:r>
-      <w:r>
-        <w:t xml:space="preserve"> </w:t>
-      </w:r>
-      <w:r>
-        <w:rPr>
-          <w:i/>
-          <w:iCs/>
-        </w:rPr>
-        <w:t xml:space="preserve">AI Fluency Framework for Educators</w:t>
-      </w:r>
-      <w:r>
-        <w:t xml:space="preserve">. Anthropic Academy.</w:t>
-      </w:r>
-      <w:r>
-        <w:t xml:space="preserve"> </w:t>
-      </w:r>
-      <w:hyperlink r:id="rId100">
-        <w:r>
-          <w:rPr>
-            <w:rStyle w:val="Hyperlink"/>
-          </w:rPr>
-          <w:t xml:space="preserve">https://aifluencyframework.org/</w:t>
-        </w:r>
-      </w:hyperlink>
-    </w:p>
-    <w:p>
-      <w:pPr>
-        <w:pStyle w:val="BodyText"/>
-      </w:pPr>
-      <w:r>
-        <w:t xml:space="preserve">Davenport, T. H. &amp; Daugherty, P. R. (2018, updated 2024).</w:t>
-      </w:r>
-      <w:r>
-        <w:t xml:space="preserve"> </w:t>
-      </w:r>
-      <w:r>
-        <w:rPr>
-          <w:i/>
-          <w:iCs/>
-        </w:rPr>
-        <w:t xml:space="preserve">Human + Machine: Reimagining work in the age of AI</w:t>
-      </w:r>
-      <w:r>
-        <w:t xml:space="preserve">. Harvard Business Review Press.</w:t>
-      </w:r>
-    </w:p>
-    <w:p>
-      <w:pPr>
-        <w:pStyle w:val="BodyText"/>
-      </w:pPr>
-      <w:r>
-        <w:t xml:space="preserve">Dell'Acqua, F., McFowland III, E., Mollick, E. R., Lifshitz-Assaf, H., Kellogg, K., Rajendran, S., Krayer, L., Candelon, F., &amp; Lakhani, K. R. (2023).</w:t>
-      </w:r>
-      <w:r>
-        <w:t xml:space="preserve"> </w:t>
-      </w:r>
-      <w:r>
-        <w:rPr>
-          <w:i/>
-          <w:iCs/>
-        </w:rPr>
-        <w:t xml:space="preserve">Navigating the Jagged Technological Frontier: Field Experimental Evidence of the Effects of AI on Knowledge Worker Productivity and Quality</w:t>
-      </w:r>
-      <w:r>
-        <w:t xml:space="preserve">. Harvard Business School Working Paper 24-013.</w:t>
-      </w:r>
-      <w:r>
-        <w:t xml:space="preserve"> </w:t>
-      </w:r>
-      <w:hyperlink r:id="rId101">
-        <w:r>
-          <w:rPr>
-            <w:rStyle w:val="Hyperlink"/>
-          </w:rPr>
-          <w:t xml:space="preserve">https://www.hbs.edu/faculty/Pages/item.aspx?num=64700</w:t>
-        </w:r>
-      </w:hyperlink>
-    </w:p>
-    <w:p>
-      <w:pPr>
-        <w:pStyle w:val="BodyText"/>
-      </w:pPr>
-      <w:r>
-        <w:t xml:space="preserve">Dick, W., Carey, L., &amp; Carey, J. O. (2014).</w:t>
-      </w:r>
-      <w:r>
-        <w:t xml:space="preserve"> </w:t>
-      </w:r>
-      <w:r>
-        <w:rPr>
-          <w:i/>
-          <w:iCs/>
-        </w:rPr>
-        <w:t xml:space="preserve">The systematic design of instruction</w:t>
-      </w:r>
-      <w:r>
-        <w:t xml:space="preserve"> </w:t>
-      </w:r>
-      <w:r>
-        <w:t xml:space="preserve">(8th ed.). Pearson. (Original 1978.)</w:t>
-      </w:r>
-    </w:p>
-    <w:p>
-      <w:pPr>
-        <w:pStyle w:val="BodyText"/>
-      </w:pPr>
-      <w:r>
-        <w:t xml:space="preserve">EduPlanner research team. (2025). EduPlanner: A multi-agent system for instructional design optimization. arXiv.</w:t>
-      </w:r>
-      <w:r>
-        <w:t xml:space="preserve"> </w:t>
-      </w:r>
-      <w:hyperlink r:id="rId102">
-        <w:r>
-          <w:rPr>
-            <w:rStyle w:val="Hyperlink"/>
-          </w:rPr>
-          <w:t xml:space="preserve">https://arxiv.org/html/2504.05370v1</w:t>
-        </w:r>
-      </w:hyperlink>
-    </w:p>
-    <w:p>
-      <w:pPr>
-        <w:pStyle w:val="BodyText"/>
-      </w:pPr>
-      <w:r>
-        <w:t xml:space="preserve">Gagné, R. M. (1985).</w:t>
-      </w:r>
-      <w:r>
-        <w:t xml:space="preserve"> </w:t>
-      </w:r>
-      <w:r>
-        <w:rPr>
-          <w:i/>
-          <w:iCs/>
-        </w:rPr>
-        <w:t xml:space="preserve">The conditions of learning</w:t>
-      </w:r>
-      <w:r>
-        <w:t xml:space="preserve"> </w:t>
-      </w:r>
-      <w:r>
-        <w:t xml:space="preserve">(4th ed.). Holt, Rinehart and Winston. (Original 1965.)</w:t>
-      </w:r>
-    </w:p>
-    <w:p>
-      <w:pPr>
-        <w:pStyle w:val="BodyText"/>
-      </w:pPr>
-      <w:r>
-        <w:t xml:space="preserve">Gilbert, T. F. (1978).</w:t>
-      </w:r>
-      <w:r>
-        <w:t xml:space="preserve"> </w:t>
-      </w:r>
-      <w:r>
-        <w:rPr>
-          <w:i/>
-          <w:iCs/>
-        </w:rPr>
-        <w:t xml:space="preserve">Human competence: Engineering worthy performance</w:t>
-      </w:r>
-      <w:r>
-        <w:t xml:space="preserve">. McGraw-Hill. (Tribute edition, ISPI/Pfeiffer 2007.)</w:t>
-      </w:r>
-    </w:p>
-    <w:p>
-      <w:pPr>
-        <w:pStyle w:val="BodyText"/>
-      </w:pPr>
-      <w:r>
-        <w:t xml:space="preserve">Hardman, P. (2025a).</w:t>
-      </w:r>
-      <w:r>
-        <w:t xml:space="preserve"> </w:t>
-      </w:r>
-      <w:r>
-        <w:rPr>
-          <w:i/>
-          <w:iCs/>
-        </w:rPr>
-        <w:t xml:space="preserve">Defining and navigating the jagged frontier in instructional design</w:t>
-      </w:r>
-      <w:r>
-        <w:t xml:space="preserve">. Substack.</w:t>
-      </w:r>
-      <w:r>
-        <w:t xml:space="preserve"> </w:t>
-      </w:r>
-      <w:hyperlink r:id="rId103">
-        <w:r>
-          <w:rPr>
-            <w:rStyle w:val="Hyperlink"/>
-          </w:rPr>
-          <w:t xml:space="preserve">https://drphilippahardman.substack.com/p/defining-and-navigating-the-jagged</w:t>
-        </w:r>
-      </w:hyperlink>
-    </w:p>
-    <w:p>
-      <w:pPr>
-        <w:pStyle w:val="BodyText"/>
-      </w:pPr>
-      <w:r>
-        <w:t xml:space="preserve">Hardman, P. (2025b).</w:t>
-      </w:r>
-      <w:r>
-        <w:t xml:space="preserve"> </w:t>
-      </w:r>
-      <w:r>
-        <w:rPr>
-          <w:i/>
-          <w:iCs/>
-        </w:rPr>
-        <w:t xml:space="preserve">AI in instructional design: 2025 reflections</w:t>
-      </w:r>
-      <w:r>
-        <w:t xml:space="preserve">. Substack.</w:t>
-      </w:r>
-      <w:r>
-        <w:t xml:space="preserve"> </w:t>
-      </w:r>
-      <w:hyperlink r:id="rId104">
-        <w:r>
-          <w:rPr>
-            <w:rStyle w:val="Hyperlink"/>
-          </w:rPr>
-          <w:t xml:space="preserve">https://drphilippahardman.substack.com/p/ai-in-instructional-design-reflections</w:t>
-        </w:r>
-      </w:hyperlink>
-    </w:p>
-    <w:p>
-      <w:pPr>
-        <w:pStyle w:val="BodyText"/>
-      </w:pPr>
-      <w:r>
-        <w:t xml:space="preserve">Holmes, W., Bialik, M., &amp; Fadel, C. (2019).</w:t>
-      </w:r>
-      <w:r>
-        <w:t xml:space="preserve"> </w:t>
-      </w:r>
-      <w:r>
-        <w:rPr>
-          <w:i/>
-          <w:iCs/>
-        </w:rPr>
-        <w:t xml:space="preserve">Artificial intelligence in education: Promises and implications for teaching and learning</w:t>
-      </w:r>
-      <w:r>
-        <w:t xml:space="preserve">. Center for Curriculum Redesign.</w:t>
-      </w:r>
-    </w:p>
-    <w:p>
-      <w:pPr>
-        <w:pStyle w:val="BodyText"/>
-      </w:pPr>
-      <w:r>
-        <w:t xml:space="preserve">Kirkpatrick, D. L. &amp; Kirkpatrick, J. D. (2016).</w:t>
-      </w:r>
-      <w:r>
-        <w:t xml:space="preserve"> </w:t>
-      </w:r>
-      <w:r>
-        <w:rPr>
-          <w:i/>
-          <w:iCs/>
-        </w:rPr>
-        <w:t xml:space="preserve">Kirkpatrick's four levels of training evaluation</w:t>
-      </w:r>
-      <w:r>
-        <w:t xml:space="preserve">. ATD Press. (Original 1959.)</w:t>
-      </w:r>
-    </w:p>
-    <w:p>
-      <w:pPr>
-        <w:pStyle w:val="BodyText"/>
-      </w:pPr>
-      <w:r>
-        <w:t xml:space="preserve">Mager, R. F. (1962).</w:t>
-      </w:r>
-      <w:r>
-        <w:t xml:space="preserve"> </w:t>
-      </w:r>
-      <w:r>
-        <w:rPr>
-          <w:i/>
-          <w:iCs/>
-        </w:rPr>
-        <w:t xml:space="preserve">Preparing instructional objectives</w:t>
-      </w:r>
-      <w:r>
-        <w:t xml:space="preserve">. Fearon. (Third edition, 1997, Center for Effective Performance.)</w:t>
-      </w:r>
-    </w:p>
-    <w:p>
-      <w:pPr>
-        <w:pStyle w:val="BodyText"/>
-      </w:pPr>
-      <w:r>
-        <w:t xml:space="preserve">McKenney, S. &amp; Reeves, T. C. (2018).</w:t>
-      </w:r>
-      <w:r>
-        <w:t xml:space="preserve"> </w:t>
-      </w:r>
-      <w:r>
-        <w:rPr>
-          <w:i/>
-          <w:iCs/>
-        </w:rPr>
-        <w:t xml:space="preserve">Conducting educational design research</w:t>
-      </w:r>
-      <w:r>
-        <w:t xml:space="preserve"> </w:t>
-      </w:r>
-      <w:r>
-        <w:t xml:space="preserve">(2nd ed.). Routledge.</w:t>
-      </w:r>
-    </w:p>
-    <w:p>
-      <w:pPr>
-        <w:pStyle w:val="BodyText"/>
-      </w:pPr>
-      <w:r>
-        <w:t xml:space="preserve">Merrill, M. D. (2002). First principles of instruction.</w:t>
-      </w:r>
-      <w:r>
-        <w:t xml:space="preserve"> </w:t>
-      </w:r>
-      <w:r>
-        <w:rPr>
-          <w:i/>
-          <w:iCs/>
-        </w:rPr>
-        <w:t xml:space="preserve">Educational Technology Research and Development</w:t>
-      </w:r>
-      <w:r>
-        <w:t xml:space="preserve">, 50(3), 43–59.</w:t>
-      </w:r>
-      <w:r>
-        <w:t xml:space="preserve"> </w:t>
-      </w:r>
-      <w:hyperlink r:id="rId105">
-        <w:r>
-          <w:rPr>
-            <w:rStyle w:val="Hyperlink"/>
-          </w:rPr>
-          <w:t xml:space="preserve">https://doi.org/10.1007/BF02505024</w:t>
-        </w:r>
-      </w:hyperlink>
-    </w:p>
-    <w:p>
-      <w:pPr>
-        <w:pStyle w:val="BodyText"/>
-      </w:pPr>
-      <w:r>
-        <w:t xml:space="preserve">Meyer, A., Rose, D. H., &amp; Gordon, D. (2014).</w:t>
-      </w:r>
-      <w:r>
-        <w:t xml:space="preserve"> </w:t>
-      </w:r>
-      <w:r>
-        <w:rPr>
-          <w:i/>
-          <w:iCs/>
-        </w:rPr>
-        <w:t xml:space="preserve">Universal Design for Learning: Theory and practice</w:t>
-      </w:r>
-      <w:r>
-        <w:t xml:space="preserve">. CAST Professional Publishing.</w:t>
-      </w:r>
-    </w:p>
-    <w:p>
-      <w:pPr>
-        <w:pStyle w:val="BodyText"/>
-      </w:pPr>
-      <w:r>
-        <w:t xml:space="preserve">Moore, C. (2017, updated).</w:t>
-      </w:r>
-      <w:r>
-        <w:t xml:space="preserve"> </w:t>
-      </w:r>
-      <w:r>
-        <w:rPr>
-          <w:i/>
-          <w:iCs/>
-        </w:rPr>
-        <w:t xml:space="preserve">Map It: The hands-on guide to strategic training design</w:t>
-      </w:r>
-      <w:r>
-        <w:t xml:space="preserve">. Montesa Press.</w:t>
-      </w:r>
-      <w:r>
-        <w:t xml:space="preserve"> </w:t>
-      </w:r>
-      <w:hyperlink r:id="rId106">
-        <w:r>
-          <w:rPr>
-            <w:rStyle w:val="Hyperlink"/>
-          </w:rPr>
-          <w:t xml:space="preserve">https://blog.cathy-moore.com/action-mapping/</w:t>
-        </w:r>
-      </w:hyperlink>
-    </w:p>
-    <w:p>
-      <w:pPr>
-        <w:pStyle w:val="BodyText"/>
-      </w:pPr>
-      <w:r>
-        <w:t xml:space="preserve">Mosher, B. &amp; Gottfredson, C. (2011).</w:t>
-      </w:r>
-      <w:r>
-        <w:t xml:space="preserve"> </w:t>
-      </w:r>
-      <w:r>
-        <w:rPr>
-          <w:i/>
-          <w:iCs/>
-        </w:rPr>
-        <w:t xml:space="preserve">Innovative performance support: Strategies and practices for learning in the workflow</w:t>
-      </w:r>
-      <w:r>
-        <w:t xml:space="preserve">. McGraw-Hill.</w:t>
-      </w:r>
-    </w:p>
-    <w:p>
-      <w:pPr>
-        <w:pStyle w:val="BodyText"/>
-      </w:pPr>
-      <w:r>
-        <w:t xml:space="preserve">Quality Matters. (2023).</w:t>
-      </w:r>
-      <w:r>
-        <w:t xml:space="preserve"> </w:t>
-      </w:r>
-      <w:r>
-        <w:rPr>
-          <w:i/>
-          <w:iCs/>
-        </w:rPr>
-        <w:t xml:space="preserve">QM higher education rubric</w:t>
-      </w:r>
-      <w:r>
-        <w:t xml:space="preserve"> </w:t>
-      </w:r>
-      <w:r>
-        <w:t xml:space="preserve">(7th ed.). MarylandOnline.</w:t>
-      </w:r>
-      <w:r>
-        <w:t xml:space="preserve"> </w:t>
-      </w:r>
-      <w:hyperlink r:id="rId107">
-        <w:r>
-          <w:rPr>
-            <w:rStyle w:val="Hyperlink"/>
-          </w:rPr>
-          <w:t xml:space="preserve">https://www.qualitymatters.org/</w:t>
-        </w:r>
-      </w:hyperlink>
-    </w:p>
-    <w:p>
-      <w:pPr>
-        <w:pStyle w:val="BodyText"/>
-      </w:pPr>
-      <w:r>
-        <w:t xml:space="preserve">Reigeluth, C. M. (Ed.). (1999).</w:t>
-      </w:r>
-      <w:r>
-        <w:t xml:space="preserve"> </w:t>
-      </w:r>
-      <w:r>
-        <w:rPr>
-          <w:i/>
-          <w:iCs/>
-        </w:rPr>
-        <w:t xml:space="preserve">Instructional-design theories and models, Volume II: A new paradigm of instructional theory</w:t>
-      </w:r>
-      <w:r>
-        <w:t xml:space="preserve">. Lawrence Erlbaum Associates. (Volume III, with A. A. Carr-Chellman, 2009; Volume IV, with B. J. Beatty &amp; R. D. Myers, 2017, Routledge.)</w:t>
-      </w:r>
-    </w:p>
-    <w:p>
-      <w:pPr>
-        <w:pStyle w:val="BodyText"/>
-      </w:pPr>
-      <w:r>
-        <w:t xml:space="preserve">Rossett, A. &amp; Schafer, L. (2007).</w:t>
-      </w:r>
-      <w:r>
-        <w:t xml:space="preserve"> </w:t>
-      </w:r>
-      <w:r>
-        <w:rPr>
-          <w:i/>
-          <w:iCs/>
-        </w:rPr>
-        <w:t xml:space="preserve">Job aids and performance support: Moving from knowledge in the classroom to knowledge everywhere</w:t>
-      </w:r>
-      <w:r>
-        <w:t xml:space="preserve">. Pfeiffer.</w:t>
-      </w:r>
-    </w:p>
-    <w:p>
-      <w:pPr>
-        <w:pStyle w:val="BodyText"/>
-      </w:pPr>
-      <w:r>
-        <w:t xml:space="preserve">Rummler, G. A. &amp; Brache, A. P. (1990).</w:t>
-      </w:r>
-      <w:r>
-        <w:t xml:space="preserve"> </w:t>
-      </w:r>
-      <w:r>
-        <w:rPr>
-          <w:i/>
-          <w:iCs/>
-        </w:rPr>
-        <w:t xml:space="preserve">Improving performance: How to manage the white space on the organization chart</w:t>
-      </w:r>
-      <w:r>
-        <w:t xml:space="preserve">. Jossey-Bass. (Third edition, 2013.)</w:t>
-      </w:r>
-    </w:p>
-    <w:p>
-      <w:pPr>
-        <w:pStyle w:val="BodyText"/>
-      </w:pPr>
-      <w:r>
-        <w:t xml:space="preserve">Saghafian, S., Bauer-Wolf, S., &amp; Donohue, K. (2024). Effective generative AI: The human-algorithm centaur.</w:t>
-      </w:r>
-      <w:r>
-        <w:t xml:space="preserve"> </w:t>
-      </w:r>
-      <w:r>
-        <w:rPr>
-          <w:i/>
-          <w:iCs/>
-        </w:rPr>
-        <w:t xml:space="preserve">Harvard Data Science Review</w:t>
-      </w:r>
-      <w:r>
-        <w:t xml:space="preserve">.</w:t>
-      </w:r>
-      <w:r>
-        <w:t xml:space="preserve"> </w:t>
-      </w:r>
-      <w:hyperlink r:id="rId108">
-        <w:r>
-          <w:rPr>
-            <w:rStyle w:val="Hyperlink"/>
-          </w:rPr>
-          <w:t xml:space="preserve">https://hdsr.mitpress.mit.edu/pub/3rvlzjtw</w:t>
-        </w:r>
-      </w:hyperlink>
-    </w:p>
-    <w:p>
-      <w:pPr>
-        <w:pStyle w:val="BodyText"/>
-      </w:pPr>
-      <w:r>
-        <w:t xml:space="preserve">Selwyn, N. (2019).</w:t>
-      </w:r>
-      <w:r>
-        <w:t xml:space="preserve"> </w:t>
-      </w:r>
-      <w:r>
-        <w:rPr>
-          <w:i/>
-          <w:iCs/>
-        </w:rPr>
-        <w:t xml:space="preserve">Should robots replace teachers? AI and the future of education</w:t>
-      </w:r>
-      <w:r>
-        <w:t xml:space="preserve">. Polity Press.</w:t>
-      </w:r>
-    </w:p>
-    <w:p>
-      <w:pPr>
-        <w:pStyle w:val="BodyText"/>
-      </w:pPr>
-      <w:r>
-        <w:t xml:space="preserve">Web Content Accessibility Guidelines (WCAG) 2.1. (2018, updated).</w:t>
-      </w:r>
-      <w:r>
-        <w:t xml:space="preserve"> </w:t>
-      </w:r>
-      <w:r>
-        <w:rPr>
-          <w:i/>
-          <w:iCs/>
-        </w:rPr>
-        <w:t xml:space="preserve">W3C Recommendation</w:t>
-      </w:r>
-      <w:r>
-        <w:t xml:space="preserve">. World Wide Web Consortium.</w:t>
-      </w:r>
-      <w:r>
-        <w:t xml:space="preserve"> </w:t>
-      </w:r>
-      <w:hyperlink r:id="rId109">
-        <w:r>
-          <w:rPr>
-            <w:rStyle w:val="Hyperlink"/>
-          </w:rPr>
-          <w:t xml:space="preserve">https://www.w3.org/TR/WCAG21/</w:t>
-        </w:r>
-      </w:hyperlink>
-    </w:p>
-    <w:p>
-      <w:pPr>
-        <w:pStyle w:val="BodyText"/>
-      </w:pPr>
-      <w:r>
-        <w:t xml:space="preserve">Williamson, B. (2017).</w:t>
-      </w:r>
-      <w:r>
-        <w:t xml:space="preserve"> </w:t>
-      </w:r>
-      <w:r>
-        <w:rPr>
-          <w:i/>
-          <w:iCs/>
-        </w:rPr>
-        <w:t xml:space="preserve">Big data in education: The digital future of learning, policy and practice</w:t>
-      </w:r>
-      <w:r>
-        <w:t xml:space="preserve">. SAGE Publications.</w:t>
-      </w:r>
-    </w:p>
-    <w:p>
-      <w:r>
-        <w:pict>
-          <v:rect style="width:0;height:1.5pt" o:hralign="center" o:hrstd="t" o:hr="t"/>
-        </w:pict>
-      </w:r>
-    </w:p>
-    <w:bookmarkEnd w:id="110"/>
-    <w:bookmarkStart w:id="113" w:name="about-the-author"/>
-    <w:p>
-      <w:pPr>
-        <w:pStyle w:val="Heading2"/>
-      </w:pPr>
-      <w:r>
-        <w:t xml:space="preserve">About the Author</w:t>
-      </w:r>
-    </w:p>
-    <w:p>
-      <w:pPr>
-        <w:pStyle w:val="FirstParagraph"/>
-      </w:pPr>
-      <w:r>
-        <w:rPr>
-          <w:b/>
-          <w:bCs/>
-        </w:rPr>
-        <w:t xml:space="preserve">Ruchir Bakshi</w:t>
-      </w:r>
-      <w:r>
-        <w:t xml:space="preserve"> </w:t>
-      </w:r>
-      <w:r>
-        <w:t xml:space="preserve">is a federal instructional design consultant. He has applied his AI-Enhanced ADDIE methodology across ACE-accredited graduate certificate and post-baccalaureate programs at the Center for Development of Security Excellence, and authored the AI Prompt Library for Instructional Systems Designers. He runs the</w:t>
-      </w:r>
-      <w:r>
-        <w:t xml:space="preserve"> </w:t>
-      </w:r>
-      <w:hyperlink r:id="rId111">
-        <w:r>
-          <w:rPr>
-            <w:rStyle w:val="Hyperlink"/>
-          </w:rPr>
-          <w:t xml:space="preserve">instructionalai.org</w:t>
-        </w:r>
-      </w:hyperlink>
-      <w:r>
-        <w:t xml:space="preserve"> </w:t>
-      </w:r>
-      <w:r>
-        <w:t xml:space="preserve">ecosystem of practitioner-first resources, including</w:t>
-      </w:r>
-      <w:r>
-        <w:t xml:space="preserve"> </w:t>
-      </w:r>
-      <w:hyperlink r:id="rId112">
-        <w:r>
-          <w:rPr>
-            <w:rStyle w:val="Hyperlink"/>
-          </w:rPr>
-          <w:t xml:space="preserve">addieguide.com</w:t>
-        </w:r>
-      </w:hyperlink>
-      <w:r>
-        <w:t xml:space="preserve">.</w:t>
-      </w:r>
-    </w:p>
-    <w:p>
-      <w:pPr>
-        <w:pStyle w:val="BodyText"/>
-      </w:pPr>
-      <w:r>
-        <w:t xml:space="preserve">AAFL is independent IP. © Ruchir Bakshi 2026, all rights reserved. Suggested citation:</w:t>
-      </w:r>
-      <w:r>
-        <w:t xml:space="preserve"> </w:t>
-      </w:r>
-      <w:r>
-        <w:rPr>
-          <w:i/>
-          <w:iCs/>
-        </w:rPr>
-        <w:t xml:space="preserve">Bakshi, R. (2026). AAFL: An Agent-Augmented Framework for Learning (v1.2). instructionalai.org.</w:t>
-      </w:r>
-    </w:p>
-    <w:p>
-      <w:r>
-        <w:pict>
-          <v:rect style="width:0;height:1.5pt" o:hralign="center" o:hrstd="t" o:hr="t"/>
-        </w:pict>
-      </w:r>
-    </w:p>
-    <w:bookmarkEnd w:id="113"/>
-    <w:bookmarkStart w:id="114" w:name="appendix-a-acronym-glossary"/>
-    <w:p>
-      <w:pPr>
-        <w:pStyle w:val="Heading2"/>
-      </w:pPr>
-      <w:r>
-        <w:t xml:space="preserve">Appendix A. Acronym Glossary</w:t>
-      </w:r>
-    </w:p>
-    <w:p>
-      <w:pPr>
-        <w:pStyle w:val="FirstParagraph"/>
-      </w:pPr>
-      <w:r>
-        <w:t xml:space="preserve">A consolidated reference for the acronyms used in this paper. Every acronym below is also spelled out at first body-text appearance where space permits.</w:t>
-      </w:r>
-    </w:p>
-    <w:tbl>
-      <w:tblPr>
-        <w:tblStyle w:val="Table"/>
-        <w:tblW w:type="auto" w:w="0"/>
-        <w:tblLook w:firstRow="1" w:lastRow="0" w:firstColumn="0" w:lastColumn="0" w:noHBand="0" w:noVBand="0" w:val="0020"/>
-      </w:tblPr>
-      <w:tblGrid>
-        <w:gridCol w:w="3960"/>
-        <w:gridCol w:w="3960"/>
-      </w:tblGrid>
-      <w:tr>
-        <w:trPr>
-          <w:tblHeader w:val="on"/>
-        </w:trPr>
-        <w:tc>
-          <w:tcPr/>
-          <w:p>
-            <w:pPr>
-              <w:pStyle w:val="Compact"/>
-            </w:pPr>
-            <w:r>
               <w:t xml:space="preserve">Acronym</w:t>
             </w:r>
           </w:p>
@@ -9515,6 +10129,34 @@
                 <w:b/>
                 <w:bCs/>
               </w:rPr>
+              <w:t xml:space="preserve">DDVR</w:t>
+            </w:r>
+          </w:p>
+        </w:tc>
+        <w:tc>
+          <w:tcPr/>
+          <w:p>
+            <w:pPr>
+              <w:pStyle w:val="Compact"/>
+            </w:pPr>
+            <w:r>
+              <w:t xml:space="preserve">Draft · Discern · Validate · Release — the four steps of the Translator's Loop, run by the human practitioner against every agent-produced artifact within each ADDIE phase</w:t>
+            </w:r>
+          </w:p>
+        </w:tc>
+      </w:tr>
+      <w:tr>
+        <w:tc>
+          <w:tcPr/>
+          <w:p>
+            <w:pPr>
+              <w:pStyle w:val="Compact"/>
+            </w:pPr>
+            <w:r>
+              <w:rPr>
+                <w:b/>
+                <w:bCs/>
+              </w:rPr>
               <w:t xml:space="preserve">DL</w:t>
             </w:r>
           </w:p>
@@ -10019,34 +10661,6 @@
                 <w:b/>
                 <w:bCs/>
               </w:rPr>
-              <w:t xml:space="preserve">NIPRGPT</w:t>
-            </w:r>
-          </w:p>
-        </w:tc>
-        <w:tc>
-          <w:tcPr/>
-          <w:p>
-            <w:pPr>
-              <w:pStyle w:val="Compact"/>
-            </w:pPr>
-            <w:r>
-              <w:t xml:space="preserve">DoD-tenant generative AI on the Non-Classified Internet Protocol Router Network</w:t>
-            </w:r>
-          </w:p>
-        </w:tc>
-      </w:tr>
-      <w:tr>
-        <w:tc>
-          <w:tcPr/>
-          <w:p>
-            <w:pPr>
-              <w:pStyle w:val="Compact"/>
-            </w:pPr>
-            <w:r>
-              <w:rPr>
-                <w:b/>
-                <w:bCs/>
-              </w:rPr>
               <w:t xml:space="preserve">NIST</w:t>
             </w:r>
           </w:p>
@@ -10142,7 +10756,7 @@
               <w:pStyle w:val="Compact"/>
             </w:pPr>
             <w:r>
-              <w:t xml:space="preserve">Proportional Restraint Scale (AAFL's four-level autonomy maturity model)</w:t>
+              <w:t xml:space="preserve">Proportional Restraint Scale — AAFL's four-level autonomy scale (PRS-1 Sandbox · PRS-2 Co-designer · PRS-3 Production Partner · PRS-4 Performance System)</w:t>
             </w:r>
           </w:p>
         </w:tc>
@@ -10359,7 +10973,7 @@
         <w:t xml:space="preserve"> </w:t>
       </w:r>
       <w:r>
-        <w:t xml:space="preserve">"Section 508" is a section of the U.S. Rehabilitation Act, not an acronym; it is preserved as-written throughout the paper. "CamoGPT" is a federal-tenant generative AI product name. The taxonomy column-tag prefixes</w:t>
+        <w:t xml:space="preserve">"Section 508" is a section of the U.S. Rehabilitation Act, not an acronym; it is preserved as-written throughout the paper. The taxonomy column-tag prefixes</w:t>
       </w:r>
       <w:r>
         <w:t xml:space="preserve"> </w:t>
@@ -10391,7 +11005,7 @@
         <w:t xml:space="preserve"> </w:t>
       </w:r>
       <w:r>
-        <w:t xml:space="preserve">in §5 are maturity-gate prefixes, not acronyms; see §5 (Reading the maturity prefixes).</w:t>
+        <w:t xml:space="preserve">in §5 are PRS-gate prefixes, not acronyms; see §5 (Reading the PRS prefixes).</w:t>
       </w:r>
     </w:p>
     <w:p>
@@ -10401,8 +11015,8 @@
         </w:pict>
       </w:r>
     </w:p>
-    <w:bookmarkEnd w:id="114"/>
-    <w:bookmarkStart w:id="116" w:name="X370634ec183ad269684185c9ef9e23d5bc61f86"/>
+    <w:bookmarkEnd w:id="113"/>
+    <w:bookmarkStart w:id="115" w:name="X370634ec183ad269684185c9ef9e23d5bc61f86"/>
     <w:p>
       <w:pPr>
         <w:pStyle w:val="Heading2"/>
@@ -10416,7 +11030,7 @@
         <w:pStyle w:val="FirstParagraph"/>
       </w:pPr>
       <w:r>
-        <w:t xml:space="preserve">This appendix substantiates the federal-differentiation claim made in §8 and §10 by tabulating the architectural features of the published AI-era instructional design frameworks reviewed in this work, plus the most-cited established models AAFL inherits from. The scan is not exhaustive; it is the working set against which v1.2 positions itself, and it should be expanded as additional frameworks are published or surfaced.</w:t>
+        <w:t xml:space="preserve">This appendix substantiates the federal-differentiation claim made in §8 and §10 by tabulating the architectural features of the published AI-era instructional design frameworks reviewed in this work, plus the most-cited established models AAFL inherits from. The scan is not exhaustive; it is the working set against which AAFL positions itself, and it should be expanded as additional frameworks are published or surfaced.</w:t>
       </w:r>
     </w:p>
     <w:p>
@@ -10450,13 +11064,13 @@
           <w:i/>
           <w:iCs/>
         </w:rPr>
-        <w:t xml:space="preserve">Maturity model?</w:t>
-      </w:r>
-      <w:r>
-        <w:t xml:space="preserve"> </w:t>
-      </w:r>
-      <w:r>
-        <w:t xml:space="preserve">asks whether it prescribes progression levels with stopping points.</w:t>
+        <w:t xml:space="preserve">Progression model?</w:t>
+      </w:r>
+      <w:r>
+        <w:t xml:space="preserve"> </w:t>
+      </w:r>
+      <w:r>
+        <w:t xml:space="preserve">asks whether it prescribes levels with stopping points.</w:t>
       </w:r>
       <w:r>
         <w:t xml:space="preserve"> </w:t>
@@ -10472,7 +11086,7 @@
         <w:t xml:space="preserve"> </w:t>
       </w:r>
       <w:r>
-        <w:t xml:space="preserve">asks whether maturity is tied to data-classification context (the federal-applicability question).</w:t>
+        <w:t xml:space="preserve">asks whether progression is tied to data-classification context (the federal-applicability question).</w:t>
       </w:r>
       <w:r>
         <w:t xml:space="preserve"> </w:t>
@@ -10578,7 +11192,7 @@
               <w:pStyle w:val="Compact"/>
             </w:pPr>
             <w:r>
-              <w:t xml:space="preserve">Maturity model?</w:t>
+              <w:t xml:space="preserve">Progression model?</w:t>
             </w:r>
           </w:p>
         </w:tc>
@@ -10706,18 +11320,18 @@
               <w:pStyle w:val="Compact"/>
             </w:pPr>
             <w:r>
-              <w:t xml:space="preserve">Eval-as-spec; blocking rubric authored at Gate 2 before Develop runs</w:t>
-            </w:r>
-          </w:p>
-        </w:tc>
-        <w:tc>
-          <w:tcPr/>
-          <w:p>
-            <w:pPr>
-              <w:pStyle w:val="Compact"/>
-            </w:pPr>
-            <w:r>
-              <w:t xml:space="preserve">Integration of all four: gates + maturity + caps + eval-as-spec</w:t>
+              <w:t xml:space="preserve">Eval-as-spec; blocking rubric authored at Gate 2 before Design or Develop runs</w:t>
+            </w:r>
+          </w:p>
+        </w:tc>
+        <w:tc>
+          <w:tcPr/>
+          <w:p>
+            <w:pPr>
+              <w:pStyle w:val="Compact"/>
+            </w:pPr>
+            <w:r>
+              <w:t xml:space="preserve">Integration of all four: gates + PRS + caps + eval-as-spec</w:t>
             </w:r>
           </w:p>
         </w:tc>
@@ -11569,7 +12183,7 @@
         </w:tc>
       </w:tr>
     </w:tbl>
-    <w:bookmarkStart w:id="115" w:name="reading-the-scan"/>
+    <w:bookmarkStart w:id="114" w:name="reading-the-scan"/>
     <w:p>
       <w:pPr>
         <w:pStyle w:val="Heading3"/>
@@ -11593,7 +12207,7 @@
         <w:t xml:space="preserve"> </w:t>
       </w:r>
       <w:r>
-        <w:t xml:space="preserve">No single row above is unique to AAFL except the classification-caps column. The eight gates, the four-level maturity model, the eval-as-spec discipline, the workplace-performance organizing outcome — each individually has precedent or near-precedent in the cited works. What AAFL claims is the</w:t>
+        <w:t xml:space="preserve">No single row above is unique to AAFL except the classification-caps column. The eight gates, the four-level PRS, the eval-as-spec discipline, the workplace-performance organizing outcome — each individually has precedent or near-precedent in the cited works. What AAFL claims is the</w:t>
       </w:r>
       <w:r>
         <w:t xml:space="preserve"> </w:t>
@@ -11606,7 +12220,7 @@
         <w:t xml:space="preserve">integration</w:t>
       </w:r>
       <w:r>
-        <w:t xml:space="preserve">: a framework that simultaneously specifies (a) HITL decision gates with pedagogical/production classification, (b) a maturity model with prescribed caps, (c) caps that are</w:t>
+        <w:t xml:space="preserve">: a framework that simultaneously specifies (a) HITL decision gates with pedagogical/production classification, (b) a four-level scale with prescribed caps, (c) caps that are</w:t>
       </w:r>
       <w:r>
         <w:t xml:space="preserve"> </w:t>
@@ -11674,7 +12288,7 @@
         <w:t xml:space="preserve"> </w:t>
       </w:r>
       <w:r>
-        <w:t xml:space="preserve">This scan covers published AI-era ID frameworks at the time of v1.2 drafting (mid-2026). It does not exhaust the corporate-LMS-vendor space (Articulate, Synthesia, Vyond, etc., are tools — not frameworks — and live in the §1 capability claim, not here). It does not cover the broader AI-in-education academic literature beyond the AI-in-ID corner (Selwyn, Williamson, Holmes-Bialik-Fadel are engaged in §9 as critic-camp voices, not as competing frameworks). Additional frameworks should be added as they are surfaced; the comparative-scan structure is versioned with the framework.</w:t>
+        <w:t xml:space="preserve">This scan covers published AI-era ID frameworks at the time of drafting (mid-2026). It does not exhaust the corporate-LMS-vendor space (Articulate, Synthesia, Vyond, etc., are tools — not frameworks — and live in the §1 capability claim, not here). It does not cover the broader AI-in-education academic literature beyond the AI-in-ID corner (Selwyn, Williamson, Holmes-Bialik-Fadel are engaged in §9 as critic-camp voices, not as competing frameworks). Additional frameworks should be added as they are surfaced; the comparative-scan structure is versioned with the framework.</w:t>
       </w:r>
     </w:p>
     <w:p>
@@ -11696,9 +12310,9 @@
         <w:t xml:space="preserve">Whitepaper v1.2 · 2026-05-14 · © Ruchir Bakshi 2026 · all rights reserved · suggested citation: Bakshi, R. (2026). AAFL: An Agent-Augmented Framework for Learning (v1.2). instructionalai.org.</w:t>
       </w:r>
     </w:p>
+    <w:bookmarkEnd w:id="114"/>
     <w:bookmarkEnd w:id="115"/>
     <w:bookmarkEnd w:id="116"/>
-    <w:bookmarkEnd w:id="117"/>
     <w:sectPr>
       <w:footnotePr>
         <w:numRestart w:val="eachSect"/>
@@ -12031,34 +12645,7 @@
     </w:lvlOverride>
   </w:num>
   <w:num w:numId="1002">
-    <w:abstractNumId w:val="99411"/>
-    <w:lvlOverride w:ilvl="0">
-      <w:startOverride w:val="1"/>
-    </w:lvlOverride>
-    <w:lvlOverride w:ilvl="1">
-      <w:startOverride w:val="1"/>
-    </w:lvlOverride>
-    <w:lvlOverride w:ilvl="2">
-      <w:startOverride w:val="1"/>
-    </w:lvlOverride>
-    <w:lvlOverride w:ilvl="3">
-      <w:startOverride w:val="1"/>
-    </w:lvlOverride>
-    <w:lvlOverride w:ilvl="4">
-      <w:startOverride w:val="1"/>
-    </w:lvlOverride>
-    <w:lvlOverride w:ilvl="5">
-      <w:startOverride w:val="1"/>
-    </w:lvlOverride>
-    <w:lvlOverride w:ilvl="6">
-      <w:startOverride w:val="1"/>
-    </w:lvlOverride>
-    <w:lvlOverride w:ilvl="7">
-      <w:startOverride w:val="1"/>
-    </w:lvlOverride>
-    <w:lvlOverride w:ilvl="8">
-      <w:startOverride w:val="1"/>
-    </w:lvlOverride>
+    <w:abstractNumId w:val="991"/>
   </w:num>
   <w:num w:numId="1003">
     <w:abstractNumId w:val="991"/>
@@ -12112,6 +12699,9 @@
     </w:lvlOverride>
   </w:num>
   <w:num w:numId="1011">
+    <w:abstractNumId w:val="991"/>
+  </w:num>
+  <w:num w:numId="1012">
     <w:abstractNumId w:val="99411"/>
     <w:lvlOverride w:ilvl="0">
       <w:startOverride w:val="1"/>
@@ -12141,10 +12731,10 @@
       <w:startOverride w:val="1"/>
     </w:lvlOverride>
   </w:num>
-  <w:num w:numId="1012">
+  <w:num w:numId="1013">
     <w:abstractNumId w:val="991"/>
   </w:num>
-  <w:num w:numId="1013">
+  <w:num w:numId="1014">
     <w:abstractNumId w:val="99411"/>
     <w:lvlOverride w:ilvl="0">
       <w:startOverride w:val="1"/>
@@ -12174,9 +12764,6 @@
       <w:startOverride w:val="1"/>
     </w:lvlOverride>
   </w:num>
-  <w:num w:numId="1014">
-    <w:abstractNumId w:val="991"/>
-  </w:num>
   <w:num w:numId="1015">
     <w:abstractNumId w:val="991"/>
   </w:num>
@@ -12187,6 +12774,9 @@
     <w:abstractNumId w:val="991"/>
   </w:num>
   <w:num w:numId="1018">
+    <w:abstractNumId w:val="991"/>
+  </w:num>
+  <w:num w:numId="1019">
     <w:abstractNumId w:val="991"/>
   </w:num>
 </w:numbering>

--- a/whitepaper/aafl-whitepaper-v1.2.docx
+++ b/whitepaper/aafl-whitepaper-v1.2.docx
@@ -31,7 +31,7 @@
         <w:pStyle w:val="Date"/>
       </w:pPr>
       <w:r>
-        <w:t xml:space="preserve">2026-05-14</w:t>
+        <w:t xml:space="preserve">2026-05-17</w:t>
       </w:r>
     </w:p>
     <w:sdt>
@@ -60,7 +60,7 @@
         </w:p>
       </w:sdtContent>
     </w:sdt>
-    <w:bookmarkStart w:id="116" w:name="Xf3c2d715b34d24641f34b2f9fb07d3430610d0d"/>
+    <w:bookmarkStart w:id="126" w:name="Xf3c2d715b34d24641f34b2f9fb07d3430610d0d"/>
     <w:p>
       <w:pPr>
         <w:pStyle w:val="Heading1"/>
@@ -96,7 +96,7 @@
         <w:t xml:space="preserve"> </w:t>
       </w:r>
       <w:r>
-        <w:t xml:space="preserve">· v1.2 · 2026-05-14</w:t>
+        <w:t xml:space="preserve">· v1.2.1 · 2026-05-17</w:t>
       </w:r>
     </w:p>
     <w:p>
@@ -120,15 +120,15 @@
         <w:pStyle w:val="FirstParagraph"/>
       </w:pPr>
       <w:r>
-        <w:t xml:space="preserve">AAFL is an independent framework. It is offered to the field as a working artifact — opinionated, citable, and revisable. The framework's intellectual debts are deep and broad; they are named in §9 as a substantive lineage rather than as plank-by-plank derivations, because AAFL is intended to read as a single synthesis, not a composite of borrowed parts. Critique should engage the framework on its own terms.</w:t>
-      </w:r>
-    </w:p>
-    <w:p>
-      <w:pPr>
-        <w:pStyle w:val="BodyText"/>
-      </w:pPr>
-      <w:r>
-        <w:t xml:space="preserve">This is v1.2 (2026-05-14).</w:t>
+        <w:t xml:space="preserve">AAFL is an independent framework. It is offered to the field as a working artifact: opinionated, citable, and revisable. The framework's intellectual debts are deep and broad; they are named in §9 as a substantive lineage rather than as plank-by-plank derivations, because AAFL is intended to read as a single synthesis, not a composite of borrowed parts. Critique should engage the framework on its own terms.</w:t>
+      </w:r>
+    </w:p>
+    <w:p>
+      <w:pPr>
+        <w:pStyle w:val="BodyText"/>
+      </w:pPr>
+      <w:r>
+        <w:t xml:space="preserve">This is v1.2.1 (2026-05-17).</w:t>
       </w:r>
     </w:p>
     <w:p>
@@ -182,18 +182,15 @@
         <w:t xml:space="preserve">"how do we accelerate workplace performance?"</w:t>
       </w:r>
       <w:r>
-        <w:t xml:space="preserve"> </w:t>
-      </w:r>
-      <w:r>
-        <w:t xml:space="preserve">— under the broader tradition of Human Performance Technology and through specific operational articulations like Action Mapping, 5 Moments of Need, and the Success Case Method.</w:t>
-      </w:r>
-    </w:p>
-    <w:p>
-      <w:pPr>
-        <w:pStyle w:val="BodyText"/>
-      </w:pPr>
-      <w:r>
-        <w:t xml:space="preserve">The agent era forces a third reframing. As AI agents become competent first-draft authors — capable of producing learner personas, learning objectives, storyboards, item banks, and accessibility-checked content at the level of a mid-career instructional designer — the human ID practitioner's center of gravity shifts from</w:t>
+        <w:t xml:space="preserve">, under the broader tradition of Human Performance Technology and through specific operational articulations like Action Mapping, 5 Moments of Need, and the Success Case Method.</w:t>
+      </w:r>
+    </w:p>
+    <w:p>
+      <w:pPr>
+        <w:pStyle w:val="BodyText"/>
+      </w:pPr>
+      <w:r>
+        <w:t xml:space="preserve">The agent era forces a third reframing. As AI agents become competent first-draft authors, capable of producing learner personas, learning objectives, storyboards, item banks, and accessibility-checked content at the level of a mid-career instructional designer, the human ID practitioner's center of gravity shifts from</w:t>
       </w:r>
       <w:r>
         <w:t xml:space="preserve"> </w:t>
@@ -260,10 +257,7 @@
         <w:t xml:space="preserve">This whitepaper introduces AAFL — the Agent-Augmented Framework for Learning</w:t>
       </w:r>
       <w:r>
-        <w:t xml:space="preserve"> </w:t>
-      </w:r>
-      <w:r>
-        <w:t xml:space="preserve">— a framework for the era of agent-authored first drafts and human-held accountability. AAFL preserves ADDIE's five-phase spine (because federal contracting officers, ACE evaluators, and Quality Matters reviewers still read in that vocabulary), adds three cross-cutting layers (orchestration, evaluation-as-spec, governance) that did not exist in classic ADDIE, introduces an inner</w:t>
+        <w:t xml:space="preserve">: a framework for the era of agent-authored first drafts and human-held accountability. AAFL preserves ADDIE's five-phase spine (because federal contracting officers, ACE evaluators, and Quality Matters reviewers still read in that vocabulary), adds three cross-cutting layers (orchestration, evaluation-as-spec, governance) that did not exist in classic ADDIE, introduces an inner</w:t>
       </w:r>
       <w:r>
         <w:t xml:space="preserve"> </w:t>
@@ -292,10 +286,7 @@
         <w:t xml:space="preserve">workplace performance</w:t>
       </w:r>
       <w:r>
-        <w:t xml:space="preserve"> </w:t>
-      </w:r>
-      <w:r>
-        <w:t xml:space="preserve">— not course completion or learning attainment — as the organizing outcome.</w:t>
+        <w:t xml:space="preserve">, not course completion or learning attainment, as the organizing outcome.</w:t>
       </w:r>
     </w:p>
     <w:p>
@@ -322,10 +313,7 @@
         <w:t xml:space="preserve">An HITL decision-gate taxonomy</w:t>
       </w:r>
       <w:r>
-        <w:t xml:space="preserve"> </w:t>
-      </w:r>
-      <w:r>
-        <w:t xml:space="preserve">— eight named gates with explicit pedagogical-vs-production classification</w:t>
+        <w:t xml:space="preserve">: eight named gates with explicit pedagogical-vs-production classification</w:t>
       </w:r>
     </w:p>
     <w:p>
@@ -344,10 +332,7 @@
         <w:t xml:space="preserve">A pedagogical vs production task taxonomy</w:t>
       </w:r>
       <w:r>
-        <w:t xml:space="preserve"> </w:t>
-      </w:r>
-      <w:r>
-        <w:t xml:space="preserve">— agents do what is bounded and reviewable; humans hold what is value-loaded and trust-bearing</w:t>
+        <w:t xml:space="preserve">: agents do what is bounded and reviewable; humans hold what is value-loaded and trust-bearing</w:t>
       </w:r>
     </w:p>
     <w:p>
@@ -366,10 +351,7 @@
         <w:t xml:space="preserve">The Proportional Restraint Scale (PRS)</w:t>
       </w:r>
       <w:r>
-        <w:t xml:space="preserve"> </w:t>
-      </w:r>
-      <w:r>
-        <w:t xml:space="preserve">— a four-level scale (PRS-1 Sandbox · PRS-2 Co-designer · PRS-3 Production Partner · PRS-4 Performance System) with prescribed ceilings for each consequence space; most federal and accredited programs sit at PRS-2 or PRS-3 (see §6)</w:t>
+        <w:t xml:space="preserve">: a four-level scale (PRS-1 Sandbox · PRS-2 Co-designer · PRS-3 Production Partner · PRS-4 Performance System) with prescribed ceilings for each consequence space; most federal and accredited programs sit at PRS-2 or PRS-3 (see §6)</w:t>
       </w:r>
     </w:p>
     <w:p>
@@ -388,10 +370,7 @@
         <w:t xml:space="preserve">A performance-anchored eval framework</w:t>
       </w:r>
       <w:r>
-        <w:t xml:space="preserve"> </w:t>
-      </w:r>
-      <w:r>
-        <w:t xml:space="preserve">— six dimensions with workplace performance attainment as the primary spine; eval rubric authored at the Performance Outcome Gate before any agent runs</w:t>
+        <w:t xml:space="preserve">: six dimensions with workplace performance attainment as the primary spine; eval rubric authored at the Performance Outcome Gate before any agent runs</w:t>
       </w:r>
     </w:p>
     <w:p>
@@ -410,10 +389,7 @@
         <w:t xml:space="preserve">A governance/escalation layer</w:t>
       </w:r>
       <w:r>
-        <w:t xml:space="preserve"> </w:t>
-      </w:r>
-      <w:r>
-        <w:t xml:space="preserve">— the institutional infrastructure (audit trail, classification handling, accreditation alignment, escalation paths) that operationalizes the PRS ceilings; the federal-applicability claim no civilian framework currently makes</w:t>
+        <w:t xml:space="preserve">: the institutional infrastructure (audit trail, classification handling, accreditation alignment, escalation paths) that operationalizes the PRS ceilings; the federal-applicability claim no civilian framework currently makes</w:t>
       </w:r>
     </w:p>
     <w:p>
@@ -437,7 +413,7 @@
         <w:t xml:space="preserve"> </w:t>
       </w:r>
       <w:r>
-        <w:t xml:space="preserve">do — concrete caps on agent autonomy tied to data classification, training-program type, and decision class — before publishing what it does. That posture is the source of its credibility, not its limitation.</w:t>
+        <w:t xml:space="preserve">do (concrete caps on agent autonomy tied to data classification, training-program type, and decision class) before publishing what it does. That posture is the source of its credibility, not its limitation.</w:t>
       </w:r>
     </w:p>
     <w:p>
@@ -471,7 +447,7 @@
         <w:t xml:space="preserve">As a reference manual</w:t>
       </w:r>
       <w:r>
-        <w:t xml:space="preserve">, each section is self-contained — practitioners can use the gate taxonomy or the eval framework à la carte without adopting the whole framework.</w:t>
+        <w:t xml:space="preserve">, each section is self-contained: practitioners can use the gate taxonomy or the eval framework à la carte without adopting the whole framework.</w:t>
       </w:r>
     </w:p>
     <w:p>
@@ -489,18 +465,6 @@
       </w:pPr>
       <w:r>
         <w:t xml:space="preserve">Table of Contents</w:t>
-      </w:r>
-    </w:p>
-    <w:p>
-      <w:pPr>
-        <w:pStyle w:val="FirstParagraph"/>
-      </w:pPr>
-      <w:r>
-        <w:rPr>
-          <w:i/>
-          <w:iCs/>
-        </w:rPr>
-        <w:t xml:space="preserve">Throughout this paper, the symbol "§" (the section sign, also called the silcrow) is used as a shorthand for "section." A reference to "§4" means "see Section 4." This is the standard convention in legal and scholarly writing for cross-referencing numbered sections within a document.</w:t>
       </w:r>
     </w:p>
     <w:p>
@@ -808,28 +772,6 @@
         <w:t xml:space="preserve"> </w:t>
       </w:r>
       <w:r>
-        <w:t xml:space="preserve">Frequently Asked Questions</w:t>
-      </w:r>
-    </w:p>
-    <w:p>
-      <w:pPr>
-        <w:pStyle w:val="Compact"/>
-        <w:numPr>
-          <w:ilvl w:val="0"/>
-          <w:numId w:val="1002"/>
-        </w:numPr>
-      </w:pPr>
-      <w:r>
-        <w:rPr>
-          <w:b/>
-          <w:bCs/>
-        </w:rPr>
-        <w:t xml:space="preserve">§14.</w:t>
-      </w:r>
-      <w:r>
-        <w:t xml:space="preserve"> </w:t>
-      </w:r>
-      <w:r>
         <w:t xml:space="preserve">Bibliography</w:t>
       </w:r>
     </w:p>
@@ -876,10 +818,7 @@
         <w:t xml:space="preserve">Interservice Procedures for Instructional Systems Development</w:t>
       </w:r>
       <w:r>
-        <w:t xml:space="preserve"> </w:t>
-      </w:r>
-      <w:r>
-        <w:t xml:space="preserve">— the genealogy of what became ADDIE — assumed a clear sequence of human authorship. The instructional designer analyzed learner needs, designed learning objectives, developed content, implemented delivery, and evaluated results. Each phase had a human author. Tools were accelerants — they did not change the locus of authorship.</w:t>
+        <w:t xml:space="preserve">, the genealogy of what became ADDIE, assumed a clear sequence of human authorship. The instructional designer analyzed learner needs, designed learning objectives, developed content, implemented delivery, and evaluated results. Each phase had a human author. Tools were accelerants; they did not change the locus of authorship.</w:t>
       </w:r>
     </w:p>
     <w:p>
@@ -900,10 +839,7 @@
         <w:t xml:space="preserve">authorship inversion without accountability inversion</w:t>
       </w:r>
       <w:r>
-        <w:t xml:space="preserve"> </w:t>
-      </w:r>
-      <w:r>
-        <w:t xml:space="preserve">— the</w:t>
+        <w:t xml:space="preserve">. The</w:t>
       </w:r>
       <w:r>
         <w:t xml:space="preserve"> </w:t>
@@ -936,6 +872,40 @@
       </w:r>
       <w:r>
         <w:t xml:space="preserve">role does not.</w:t>
+      </w:r>
+    </w:p>
+    <w:p>
+      <w:pPr>
+        <w:pStyle w:val="BodyText"/>
+      </w:pPr>
+      <w:r>
+        <w:rPr>
+          <w:b/>
+          <w:bCs/>
+        </w:rPr>
+        <w:t xml:space="preserve">A working definition.</w:t>
+      </w:r>
+      <w:r>
+        <w:t xml:space="preserve"> </w:t>
+      </w:r>
+      <w:r>
+        <w:t xml:space="preserve">Throughout this paper, an</w:t>
+      </w:r>
+      <w:r>
+        <w:t xml:space="preserve"> </w:t>
+      </w:r>
+      <w:r>
+        <w:rPr>
+          <w:i/>
+          <w:iCs/>
+        </w:rPr>
+        <w:t xml:space="preserve">agent</w:t>
+      </w:r>
+      <w:r>
+        <w:t xml:space="preserve"> </w:t>
+      </w:r>
+      <w:r>
+        <w:t xml:space="preserve">is a generative AI system (at minimum a large language model, more typically an LLM coupled to retrieval, tool use, and a controller that decomposes a brief into multi-step work) operated against an instructional-design task with sufficient autonomy to produce a complete first-draft artifact (a persona, an objective set, a storyboard, an item bank, an analytics interpretation) without per-step human authoring. The definition deliberately spans a range: a single prompted model answering a structured brief sits at the low end; a multi-step orchestration that pulls SME transcripts, drafts content, runs a WCAG scan, and packages a SCORM bundle sits at the high end. AAFL's gates and PRS levels are written to hold across the range. Where the framework's claims depend on a specific end of the range (for example, the PRS-3 and PRS-4 prescriptions assume an orchestrated multi-step agent, not a single chat turn) the text says so. "Agent" in this paper is not a marketing term for any one product; it is the operational unit of work the framework governs.</w:t>
       </w:r>
     </w:p>
     <w:p>
@@ -1047,7 +1017,7 @@
         <w:pStyle w:val="FirstParagraph"/>
       </w:pPr>
       <w:r>
-        <w:t xml:space="preserve">This is not aspirational; it is operational. Across commercial authoring platforms in 2024–2026, design-loop AI tooling has moved from optional add-on to default surface — course-outline generation, narrated-video production at scale, animated scenario-based training, and accessibility-checked content drafting are now common features of mainstream instructional design platforms. On the federal side, in the author's federal ID practice, AI-Enhanced ADDIE workflows applied across ACE-accredited graduate certificate and post-baccalaureate programs have produced first-draft cycle reductions in the 40–60% range. These are practitioner-level observations across multiple production deliveries, not controlled-study results; see §12 (Limitations and Future Work). The capability claim is not in dispute.</w:t>
+        <w:t xml:space="preserve">This is not aspirational; it is operational. Across commercial authoring platforms in 2024–2026, design-loop AI tooling has moved from optional add-on to default surface. Course-outline generation, narrated-video production at scale, animated scenario-based training, and accessibility-checked content drafting are now common features of mainstream instructional design platforms. On the federal side, in the author's federal ID practice, AI-Enhanced ADDIE workflows applied across ACE-accredited graduate certificate and post-baccalaureate programs have produced first-draft cycle reductions in the 40–60% range. These are practitioner-level observations across multiple production deliveries, not controlled-study results; see §12 (Limitations and Future Work). The capability claim is not in dispute.</w:t>
       </w:r>
     </w:p>
     <w:p>
@@ -1071,7 +1041,7 @@
         <w:t xml:space="preserve"> </w:t>
       </w:r>
       <w:r>
-        <w:t xml:space="preserve">in dispute — and what AAFL claims to resolve — is the question of where the human stays, why, and what authority the human's judgment carries that the agent's output does not. Two positions in the discourse currently dominate:</w:t>
+        <w:t xml:space="preserve">in dispute, and what AAFL claims to resolve, is the question of where the human stays, why, and what authority the human's judgment carries that the agent's output does not. Two positions in the discourse currently dominate:</w:t>
       </w:r>
     </w:p>
     <w:p>
@@ -1123,17 +1093,41 @@
         <w:pStyle w:val="FirstParagraph"/>
       </w:pPr>
       <w:r>
-        <w:t xml:space="preserve">AAFL takes the augmentation position. But "augmentation" is broad —</w:t>
-      </w:r>
-      <w:r>
-        <w:t xml:space="preserve"> </w:t>
-      </w:r>
-      <w:r>
-        <w:rPr>
-          <w:i/>
-          <w:iCs/>
-        </w:rPr>
-        <w:t xml:space="preserve">how</w:t>
+        <w:t xml:space="preserve">AAFL takes the augmentation position. The substitution argument deserves a fair hearing before it is set aside, because some of its underlying motives are legitimate: consistency at scale (an autonomous agent does not have a bad day, a busy week, or an idiosyncratic eye for one learner persona over another), removal of certain known biases that affect human reviewers, and per-learner unit economics that human-led design cannot match in high-volume contexts. AAFL does not claim that substitution is impossible or undesirable in every context; it claims that the contexts the framework addresses (federal training, accredited and credentialing programs, workplace-performance contexts where institutional accountability is non-transferable) have audit, certification, classification, and accountability structures that substitution cannot satisfy. A credential authored end-to-end by an autonomous agent cannot defend itself in accreditation review; a CUI training program authored without human classification review cannot ship; a high-consequence performance intervention whose causal claim no human will defend in front of a stakeholder is not an intervention an institution can operate. The framework's narrow claim is about</w:t>
+      </w:r>
+      <w:r>
+        <w:t xml:space="preserve"> </w:t>
+      </w:r>
+      <w:r>
+        <w:rPr>
+          <w:i/>
+          <w:iCs/>
+        </w:rPr>
+        <w:t xml:space="preserve">these</w:t>
+      </w:r>
+      <w:r>
+        <w:t xml:space="preserve"> </w:t>
+      </w:r>
+      <w:r>
+        <w:t xml:space="preserve">contexts, not about every L&amp;D context everywhere.</w:t>
+      </w:r>
+    </w:p>
+    <w:p>
+      <w:pPr>
+        <w:pStyle w:val="BodyText"/>
+      </w:pPr>
+      <w:r>
+        <w:t xml:space="preserve">Inside the augmentation position, "augmentation" is itself broad.</w:t>
+      </w:r>
+      <w:r>
+        <w:t xml:space="preserve"> </w:t>
+      </w:r>
+      <w:r>
+        <w:rPr>
+          <w:i/>
+          <w:iCs/>
+        </w:rPr>
+        <w:t xml:space="preserve">How</w:t>
       </w:r>
       <w:r>
         <w:t xml:space="preserve"> </w:t>
@@ -1152,7 +1146,7 @@
         <w:t xml:space="preserve">translator stance</w:t>
       </w:r>
       <w:r>
-        <w:t xml:space="preserve">: agents produce confident first drafts; humans translate between agent capability and instructional soundness, judging at specific decision points, gating release, and holding the accountability the agent cannot. The translator stance is not a third position on the spectrum; it is the discipline that operationalizes the augmentation position. Substitution requires no stance — there is no human to take one. Augmentation without the translator stance collapses into review-theater.</w:t>
+        <w:t xml:space="preserve">: agents produce confident first drafts; humans translate between agent capability and instructional soundness, judging at specific decision points, gating release, and holding the accountability the agent cannot. The translator stance is not a third position on the spectrum; it is the discipline that operationalizes the augmentation position. Substitution requires no stance, because there is no human to take one. Augmentation without the translator stance collapses into review-theater.</w:t>
       </w:r>
     </w:p>
     <w:p>
@@ -1176,7 +1170,7 @@
         <w:t xml:space="preserve"> </w:t>
       </w:r>
       <w:r>
-        <w:t xml:space="preserve">is real — agents write first, humans validate — but that the</w:t>
+        <w:t xml:space="preserve">is real (agents write first, humans validate) but that the</w:t>
       </w:r>
       <w:r>
         <w:t xml:space="preserve"> </w:t>
@@ -1216,7 +1210,7 @@
         <w:t xml:space="preserve"> </w:t>
       </w:r>
       <w:r>
-        <w:t xml:space="preserve">of doing ID is changing, too — or, more accurately, the agent era exposes a change that was already underway in the most performance-oriented corners of L&amp;D, and provides the eval tooling to finally complete it.</w:t>
+        <w:t xml:space="preserve">of doing ID is changing, too. More accurately, the agent era exposes a change that was already underway in the most performance-oriented corners of L&amp;D, and provides the eval tooling to finally complete it.</w:t>
       </w:r>
     </w:p>
     <w:p>
@@ -1237,7 +1231,7 @@
         <w:t xml:space="preserve">learning attainment</w:t>
       </w:r>
       <w:r>
-        <w:t xml:space="preserve">: phases optimize for producing a course that learners pass. That framing was not a failure of imagination on the part of its architects. The performance-oriented tradition recognized the gap from the beginning — Thomas Gilbert, Robert Mager, Geary Rummler and Alan Brache, and the broader Human Performance Technology field that grew up around their work argued that workplace performance, not course completion, was the legitimate outcome of L&amp;D investment. The constraint was</w:t>
+        <w:t xml:space="preserve">: phases optimize for producing a course that learners pass. That framing was not a failure of imagination on the part of its architects. The performance-oriented tradition recognized the gap from the beginning. Thomas Gilbert, Robert Mager, Geary Rummler and Alan Brache, and the broader Human Performance Technology field that grew up around their work argued that workplace performance, not course completion, was the legitimate outcome of L&amp;D investment. The constraint was</w:t>
       </w:r>
       <w:r>
         <w:t xml:space="preserve"> </w:t>
@@ -1250,7 +1244,7 @@
         <w:t xml:space="preserve">tooling</w:t>
       </w:r>
       <w:r>
-        <w:t xml:space="preserve">. Pre/post tests, knowledge checks, retention assessments, multiple-choice quizzes — these were what could practically be measured at scale through the 1980s, 1990s, and 2000s. The eval tools of those decades let practitioners ask</w:t>
+        <w:t xml:space="preserve">. Pre/post tests, knowledge checks, retention assessments, multiple-choice quizzes: these were what could practically be measured at scale through the 1980s, 1990s, and 2000s. The eval tools of those decades let practitioners ask</w:t>
       </w:r>
       <w:r>
         <w:t xml:space="preserve"> </w:t>
@@ -1284,7 +1278,7 @@
         <w:pStyle w:val="BodyText"/>
       </w:pPr>
       <w:r>
-        <w:t xml:space="preserve">The agent era removes that constraint. AI agents, paired with augmented-reality overlays, instrumentation in the work environment, and per-learner telemetry, now make</w:t>
+        <w:t xml:space="preserve">The agent era is beginning to relax that constraint. AI agents, paired with augmented-reality overlays in some industrial-maintenance and field-service contexts, instrumentation in increasingly digitized work environments, and per-learner telemetry from learning-platform integrations, are starting to make</w:t>
       </w:r>
       <w:r>
         <w:t xml:space="preserve"> </w:t>
@@ -1300,15 +1294,28 @@
         <w:t xml:space="preserve"> </w:t>
       </w:r>
       <w:r>
-        <w:t xml:space="preserve">evaluation practical at scale: did this technician fix the machine faster? Did this analyst flag the right indicator under load? Did the credentialed officer execute the correct procedure during the incident? The measurement keeps up with the outcome question for the first time. What learning scientists could only argue for in the abstract becomes operationally available.</w:t>
-      </w:r>
-    </w:p>
-    <w:p>
-      <w:pPr>
-        <w:pStyle w:val="BodyText"/>
-      </w:pPr>
-      <w:r>
-        <w:t xml:space="preserve">That is why the choice of organizing outcome is no longer abstract; it is the spec the agent fulfills. An agent will optimize whatever you tell it to optimize. If the eval rubric measures course completion and quiz scores, the agent will produce courses that maximize completion and quiz scores — and the result may be entirely uncorrelated with workplace performance. If the eval rubric measures time-to-competency and transfer-to-job, the agent's output orients toward those outcomes instead.</w:t>
+        <w:t xml:space="preserve">evaluation possible at meaningful scale in bounded domains: did this technician fix the machine faster? Did this analyst flag the right indicator under load? Did the credentialed officer execute the correct procedure during the incident? The measurement is, in those domains, beginning to keep up with the outcome question. This is not a uniform capability. AR-overlay tooling at the point of work is operational today primarily in industrial and field-service settings; per-learner workflow telemetry of the fidelity Gate 8 would prefer remains uneven across federal training contexts, knowledge-work environments, and credentialing programs. What learning scientists could only argue for in the abstract is becoming operationally available</w:t>
+      </w:r>
+      <w:r>
+        <w:t xml:space="preserve"> </w:t>
+      </w:r>
+      <w:r>
+        <w:rPr>
+          <w:i/>
+          <w:iCs/>
+        </w:rPr>
+        <w:t xml:space="preserve">where the instrumentation already exists</w:t>
+      </w:r>
+      <w:r>
+        <w:t xml:space="preserve">; AAFL treats that asymmetry honestly in §12 (Limitations).</w:t>
+      </w:r>
+    </w:p>
+    <w:p>
+      <w:pPr>
+        <w:pStyle w:val="BodyText"/>
+      </w:pPr>
+      <w:r>
+        <w:t xml:space="preserve">That is why the choice of organizing outcome is no longer abstract; it is the spec the agent fulfills. An agent will optimize whatever you tell it to optimize. If the eval rubric measures course completion and quiz scores, the agent will produce courses that maximize completion and quiz scores, and the result may be entirely uncorrelated with workplace performance. If the eval rubric measures time-to-competency and transfer-to-job, the agent's output orients toward those outcomes instead.</w:t>
       </w:r>
     </w:p>
     <w:p>
@@ -1332,7 +1339,7 @@
         <w:t xml:space="preserve"> </w:t>
       </w:r>
       <w:r>
-        <w:t xml:space="preserve">Every gate, every eval dimension, every PRS level ties back to performance. ADDIE's five-phase spine survives — practitioners still Analyze, Design, Develop, Implement, and Evaluate — but the organizing question those phases answer changes from</w:t>
+        <w:t xml:space="preserve">Every gate, every eval dimension, every PRS level ties back to performance. ADDIE's five-phase spine survives (practitioners still Analyze, Design, Develop, Implement, and Evaluate) but the organizing question those phases answer changes from</w:t>
       </w:r>
       <w:r>
         <w:t xml:space="preserve"> </w:t>
@@ -1530,23 +1537,52 @@
         <w:pStyle w:val="FirstParagraph"/>
       </w:pPr>
       <w:r>
-        <w:t xml:space="preserve">A framework paper that proposes a new operating model for a field's practice owes the reader an account of how the proposal was arrived at. AAFL was developed as</w:t>
-      </w:r>
-      <w:r>
-        <w:t xml:space="preserve"> </w:t>
-      </w:r>
-      <w:r>
-        <w:rPr>
-          <w:b/>
-          <w:bCs/>
-        </w:rPr>
-        <w:t xml:space="preserve">design-based theorizing</w:t>
-      </w:r>
-      <w:r>
-        <w:t xml:space="preserve"> </w:t>
-      </w:r>
-      <w:r>
-        <w:t xml:space="preserve">(Reeves &amp; McKenney, 2013) grounded in two substantive inputs: a literature scan of the human performance technology and agent-era AI-in-instructional-design (AI-in-ID) traditions, and the author's federal instructional design practice across multiple production deliveries.</w:t>
+        <w:t xml:space="preserve">A framework paper that proposes a new operating model for a field's practice owes the reader an account of how the proposal was arrived at. AAFL was developed as a</w:t>
+      </w:r>
+      <w:r>
+        <w:t xml:space="preserve"> </w:t>
+      </w:r>
+      <w:r>
+        <w:rPr>
+          <w:b/>
+          <w:bCs/>
+        </w:rPr>
+        <w:t xml:space="preserve">practitioner-researcher synthesis</w:t>
+      </w:r>
+      <w:r>
+        <w:t xml:space="preserve">, informed by the design-based research and design-based theorizing traditions (Reeves &amp; McKenney, 2013; McKenney &amp; Reeves, 2018) without claiming the full apparatus of those methodologies (iterative cycles of intervention testing with documented design conjectures and refinement traces). The synthesis is grounded in two substantive inputs: a literature scan of the human performance technology and agent-era AI-in-instructional-design (AI-in-ID) traditions, and the author's federal instructional design practice across multiple production deliveries. Calling it design-based</w:t>
+      </w:r>
+      <w:r>
+        <w:t xml:space="preserve"> </w:t>
+      </w:r>
+      <w:r>
+        <w:rPr>
+          <w:i/>
+          <w:iCs/>
+        </w:rPr>
+        <w:t xml:space="preserve">theorizing</w:t>
+      </w:r>
+      <w:r>
+        <w:t xml:space="preserve"> </w:t>
+      </w:r>
+      <w:r>
+        <w:t xml:space="preserve">rather than design-based</w:t>
+      </w:r>
+      <w:r>
+        <w:t xml:space="preserve"> </w:t>
+      </w:r>
+      <w:r>
+        <w:rPr>
+          <w:i/>
+          <w:iCs/>
+        </w:rPr>
+        <w:t xml:space="preserve">research</w:t>
+      </w:r>
+      <w:r>
+        <w:t xml:space="preserve"> </w:t>
+      </w:r>
+      <w:r>
+        <w:t xml:space="preserve">is deliberate: the framework is a theoretical proposal advanced for the field to test, not the output of a completed multi-cycle research program (see §12 Limitations).</w:t>
       </w:r>
     </w:p>
     <w:bookmarkStart w:id="13" w:name="inputs-to-the-synthesis"/>
@@ -1621,7 +1657,7 @@
         <w:t xml:space="preserve"> </w:t>
       </w:r>
       <w:r>
-        <w:t xml:space="preserve">courses published by Anthropic Academy) for the agent-era state of the art; and (iii) methodological adjacencies — eval-driven agent engineering practice (Anthropic Engineering, 2025), human-algorithm centaur models (Saghafian et al., 2024), and empirical work on uneven AI capability across tasks (Brynjolfsson et al., 2023; Dell'Acqua et al., 2023). The positioning records, white-space analysis, named-voice engagement map, and full annotated reading list are versioned alongside this whitepaper in a public project repository (see §1.5 Reproducibility below).</w:t>
+        <w:t xml:space="preserve">courses published by Anthropic Academy) for the agent-era state of the art; and (iii) methodological adjacencies, namely eval-driven agent engineering practice (Anthropic Engineering, 2025), human-algorithm centaur models (Saghafian et al., 2024), and empirical work on uneven AI capability across tasks (Brynjolfsson et al., 2023; Dell'Acqua et al., 2023). The positioning records, white-space analysis, named-voice engagement map, and full annotated reading list are versioned alongside this whitepaper in a public project repository (see §1.5 Reproducibility below).</w:t>
       </w:r>
     </w:p>
     <w:p>
@@ -1639,7 +1675,7 @@
         <w:t xml:space="preserve"> </w:t>
       </w:r>
       <w:r>
-        <w:t xml:space="preserve">The author has applied AI-Enhanced ADDIE workflows across ACE-accredited graduate certificate and post-baccalaureate programs in federal security education. Adjacent practice that informed the framework's design choices, particularly around the human-in-the-loop discipline and the eval-as-spec stance, includes extensive AI-assisted software-engineering work; advocacy-research and policy-paper authorship for an unnamed civil-society organization, where AI-drafted materials had to clear external-audience credibility bars; and a sustained curriculum-design body of work for an unnamed performing-arts credentialing program operating internationally, where the agent-era split between source-truth fidelity and pedagogical strategy first surfaced as a recurring design problem. The federal practice produced the operational observations on first-draft cycle compression reported in §1 and the practitioner-level PRS-1 / PRS-2 productivity bands reported in §6. These are practitioner-level observations across multiple production deliveries — they are not the outputs of a controlled study, and the framework treats them as such (see §12, Limitations and Future Work).</w:t>
+        <w:t xml:space="preserve">The author has applied AI-Enhanced ADDIE workflows across ACE-accredited graduate certificate and post-baccalaureate programs in federal security education. Adjacent practice that informed the framework's design choices, particularly around the human-in-the-loop discipline and the eval-as-spec stance, includes extensive AI-assisted software-engineering work; advocacy-research and policy-paper authorship for an unnamed civil-society organization, where AI-drafted materials had to clear external-audience credibility bars; and a sustained curriculum-design body of work for an unnamed performing-arts credentialing program operating internationally, where the agent-era split between source-truth fidelity and pedagogical strategy first surfaced as a recurring design problem. The federal practice produced the operational observations on first-draft cycle compression reported in §1 and the practitioner-level PRS-1 / PRS-2 productivity bands reported in §6. These are practitioner-level observations across multiple production deliveries; they are not the outputs of a controlled study, and the framework treats them as such (see §12, Limitations and Future Work).</w:t>
       </w:r>
     </w:p>
     <w:bookmarkEnd w:id="13"/>
@@ -1657,7 +1693,7 @@
         <w:pStyle w:val="FirstParagraph"/>
       </w:pPr>
       <w:r>
-        <w:t xml:space="preserve">The framework's distinctive choices — the eight HITL gates, the pedagogical-vs-production split, the Proportional Restraint Scale with classification caps, the eval-as-spec discipline, and the three cross-cutting layers — emerged from this synthesis under four design criteria: (a) preserve the workplace-performance commitment of the HPT tradition, (b) absorb the eval-driven and centaur-model methodological adjacencies, (c) extend the named published AI-in-ID frameworks rather than competing with them, and (d) address the federal-applicability white space that no civilian framework currently occupies. The integration is the contribution; no individual element is novel in isolation.</w:t>
+        <w:t xml:space="preserve">The framework's distinctive choices (the eight HITL gates, the pedagogical-vs-production split, the Proportional Restraint Scale with classification caps, the eval-as-spec discipline, and the three cross-cutting layers) emerged from this synthesis under four design criteria: (a) preserve the workplace-performance commitment of the HPT tradition, (b) absorb the eval-driven and centaur-model methodological adjacencies, (c) extend the named published AI-in-ID frameworks rather than competing with them, and (d) address the federal-applicability white space that no civilian framework currently occupies. The integration is the contribution; no individual element is novel in isolation.</w:t>
       </w:r>
     </w:p>
     <w:bookmarkEnd w:id="14"/>
@@ -1685,7 +1721,7 @@
         <w:pStyle w:val="FirstParagraph"/>
       </w:pPr>
       <w:r>
-        <w:t xml:space="preserve">AAFL has not been developed via external expert-panel consensus methods such as the Delphi technique (the iterative-expert-feedback methodology common in education-research framework development); it has not been validated by independent field tests at PRS-3+; it does not draw on federally-funded user research; and it does not yet rest on published case studies that any reader can audit. These are deliberate scope boundaries for this whitepaper — the framework is offered to the field as a</w:t>
+        <w:t xml:space="preserve">AAFL has not been developed via external expert-panel consensus methods such as the Delphi technique (the iterative-expert-feedback methodology common in education-research framework development); it has not been validated by independent field tests at PRS-3+; it does not draw on federally-funded user research; and it does not yet rest on published case studies that any reader can audit. These are deliberate scope boundaries for this whitepaper: the framework is offered to the field as a</w:t>
       </w:r>
       <w:r>
         <w:t xml:space="preserve"> </w:t>
@@ -1716,7 +1752,31 @@
         <w:pStyle w:val="FirstParagraph"/>
       </w:pPr>
       <w:r>
-        <w:t xml:space="preserve">The literature scan, white-space analysis, named-voice engagement map, and source-citation bibliography are versioned in the project repository alongside this whitepaper. A reader who wishes to audit the synthesis can trace any claim in AAFL back to its source in those documents.</w:t>
+        <w:t xml:space="preserve">The literature scan, white-space analysis, named-voice engagement map, and source-citation bibliography are versioned alongside this whitepaper in the AAFL project repository at</w:t>
+      </w:r>
+      <w:r>
+        <w:t xml:space="preserve"> </w:t>
+      </w:r>
+      <w:r>
+        <w:rPr>
+          <w:rStyle w:val="VerbatimChar"/>
+        </w:rPr>
+        <w:t xml:space="preserve">github.com/ruchir-code/aafl-whitepaper</w:t>
+      </w:r>
+      <w:r>
+        <w:t xml:space="preserve">. A reader who wishes to audit the synthesis can trace any claim in AAFL back to its source in those documents. The repository carries the same proprietary license as the whitepaper; the materials are made available for reader audit, citation, and academic engagement under the terms in</w:t>
+      </w:r>
+      <w:r>
+        <w:t xml:space="preserve"> </w:t>
+      </w:r>
+      <w:r>
+        <w:rPr>
+          <w:rStyle w:val="VerbatimChar"/>
+        </w:rPr>
+        <w:t xml:space="preserve">LICENSE</w:t>
+      </w:r>
+      <w:r>
+        <w:t xml:space="preserve">.</w:t>
       </w:r>
     </w:p>
     <w:p>
@@ -1872,7 +1932,7 @@
         <w:t xml:space="preserve"> </w:t>
       </w:r>
       <w:r>
-        <w:t xml:space="preserve">AAFL framework architecture. Three horizontal cross-cutting layers stacked top to bottom — Governance, Evaluation-as-Spec, and Orchestration (each layer's specific responsibilities are expanded in the</w:t>
+        <w:t xml:space="preserve">AAFL framework architecture. Three horizontal cross-cutting layers stacked top to bottom: Governance, Evaluation-as-Spec, and Orchestration (each layer's specific responsibilities are expanded in the</w:t>
       </w:r>
       <w:r>
         <w:t xml:space="preserve"> </w:t>
@@ -1888,7 +1948,7 @@
         <w:t xml:space="preserve"> </w:t>
       </w:r>
       <w:r>
-        <w:t xml:space="preserve">subsection below). Beneath the three layers, ADDIE's five phases — Analyze, Design, Develop, Implement, Evaluate — run left to right as the framework's vertical spine. Each phase connects to the three layers above via bidirectional arrows: the layers shape the phase's work, and the phase reports back into the layers' audit, eval, and governance state. Each phase column carries an embedded</w:t>
+        <w:t xml:space="preserve">subsection below). Beneath the three layers, ADDIE's five phases (Analyze, Design, Develop, Implement, Evaluate) run left to right as the framework's vertical spine. Each phase connects to the three layers above via bidirectional arrows: the layers shape the phase's work, and the phase reports back into the layers' audit, eval, and governance state. Each phase column carries an embedded</w:t>
       </w:r>
       <w:r>
         <w:t xml:space="preserve"> </w:t>
@@ -1904,7 +1964,7 @@
         <w:t xml:space="preserve"> </w:t>
       </w:r>
       <w:r>
-        <w:t xml:space="preserve">indicator — four small chiclets reading D-D-V-R — signaling that the four-step Translator's Loop (Draft → Discern → Validate → Release) runs</w:t>
+        <w:t xml:space="preserve">indicator (four small chiclets reading D-D-V-R) signaling that the four-step Translator's Loop (Draft → Discern → Validate → Release) runs</w:t>
       </w:r>
       <w:r>
         <w:t xml:space="preserve"> </w:t>
@@ -1920,7 +1980,7 @@
         <w:t xml:space="preserve"> </w:t>
       </w:r>
       <w:r>
-        <w:t xml:space="preserve">each phase against every agent-produced artifact. A legend below the phase row expands DDVR into its four numbered steps with their human-or-agent role assignments. At the bottom sits the framework's anchor: workplace performance, Kirkpatrick L3/L4 — every phase, every gate, every eval ties back to whether the intervention moved time-to-competency, error rate, throughput, or transfer-to-job, not whether the learner passed.</w:t>
+        <w:t xml:space="preserve">each phase against every agent-produced artifact. A legend below the phase row expands DDVR into its four numbered steps with their human-or-agent role assignments. At the bottom sits the framework's anchor: workplace performance, Kirkpatrick L3/L4. Every phase, every gate, every eval ties back to whether the intervention moved time-to-competency, error rate, throughput, or transfer-to-job, not whether the learner passed.</w:t>
       </w:r>
     </w:p>
     <w:bookmarkEnd w:id="21"/>
@@ -1954,13 +2014,13 @@
           <w:b/>
           <w:bCs/>
         </w:rPr>
-        <w:t xml:space="preserve">(a) Pure overlay</w:t>
-      </w:r>
-      <w:r>
-        <w:t xml:space="preserve"> </w:t>
-      </w:r>
-      <w:r>
-        <w:t xml:space="preserve">— keep ADDIE phases unchanged, bolt on HITL gates as checklists. This is too conservative. Orchestration, evaluation, and governance need to run</w:t>
+        <w:t xml:space="preserve">(a) Pure overlay.</w:t>
+      </w:r>
+      <w:r>
+        <w:t xml:space="preserve"> </w:t>
+      </w:r>
+      <w:r>
+        <w:t xml:space="preserve">Keep ADDIE phases unchanged, bolt on HITL gates as checklists. This is too conservative. Orchestration, evaluation, and governance need to run</w:t>
       </w:r>
       <w:r>
         <w:t xml:space="preserve"> </w:t>
@@ -1992,13 +2052,13 @@
           <w:b/>
           <w:bCs/>
         </w:rPr>
-        <w:t xml:space="preserve">(b) Pure replacement</w:t>
-      </w:r>
-      <w:r>
-        <w:t xml:space="preserve"> </w:t>
-      </w:r>
-      <w:r>
-        <w:t xml:space="preserve">— discard ADDIE phases, introduce new phase names like</w:t>
+        <w:t xml:space="preserve">(b) Pure replacement.</w:t>
+      </w:r>
+      <w:r>
+        <w:t xml:space="preserve"> </w:t>
+      </w:r>
+      <w:r>
+        <w:t xml:space="preserve">Discard ADDIE phases, introduce new phase names like</w:t>
       </w:r>
       <w:r>
         <w:t xml:space="preserve"> </w:t>
@@ -2027,13 +2087,13 @@
           <w:b/>
           <w:bCs/>
         </w:rPr>
-        <w:t xml:space="preserve">(c) Hybrid</w:t>
-      </w:r>
-      <w:r>
-        <w:t xml:space="preserve"> </w:t>
-      </w:r>
-      <w:r>
-        <w:t xml:space="preserve">— preserve the phase names, add cross-cutting layers and an inner motion. Practitioners keep the map they already use; AAFL adds the new instruments running across it.</w:t>
+        <w:t xml:space="preserve">(c) Hybrid.</w:t>
+      </w:r>
+      <w:r>
+        <w:t xml:space="preserve"> </w:t>
+      </w:r>
+      <w:r>
+        <w:t xml:space="preserve">Preserve the phase names, add cross-cutting layers and an inner motion. Practitioners keep the map they already use; AAFL adds the new instruments running across it.</w:t>
       </w:r>
     </w:p>
     <w:p>
@@ -2126,10 +2186,7 @@
         <w:t xml:space="preserve">PRS caps by data classification</w:t>
       </w:r>
       <w:r>
-        <w:t xml:space="preserve"> </w:t>
-      </w:r>
-      <w:r>
-        <w:t xml:space="preserve">— the federal-applicability claim no civilian framework currently makes.</w:t>
+        <w:t xml:space="preserve">: the federal-applicability claim no civilian framework currently makes.</w:t>
       </w:r>
     </w:p>
     <w:p>
@@ -2176,7 +2233,7 @@
         <w:t xml:space="preserve">blocks both Design and Develop</w:t>
       </w:r>
       <w:r>
-        <w:t xml:space="preserve">. No rubric, no Design — and certainly no Develop. The reasoning is straightforward: a malformed design is worse than no design, because malformed designs commit reviewers, schedule, and downstream production to the wrong target. This is the framework's single biggest defense against the agent-era failure mode of artifacts that are well-formed but not instructionally sound.</w:t>
+        <w:t xml:space="preserve">. No rubric, no Design, and certainly no Develop. The reasoning is straightforward: a malformed design is worse than no design, because malformed designs commit reviewers, schedule, and downstream production to the wrong target. This is the framework's single biggest defense against the agent-era failure mode of artifacts that are well-formed but not instructionally sound.</w:t>
       </w:r>
     </w:p>
     <w:p>
@@ -2194,7 +2251,7 @@
         <w:t xml:space="preserve"> </w:t>
       </w:r>
       <w:r>
-        <w:t xml:space="preserve">routes work between agents and humans. It decides which agent runs which task, which model is appropriate for which class of work (frontier vs cost-optimized vs federal-tenant), when artifacts route to which gate, and what gets logged. At PRS-1, orchestration is manual — the human is the orchestrator. At higher PRS levels, orchestration becomes increasingly automated within the boundaries Governance and Evaluation-as-Spec define.</w:t>
+        <w:t xml:space="preserve">routes work between agents and humans. It decides which agent runs which task, which model is appropriate for which class of work (frontier vs cost-optimized vs federal-tenant), when artifacts route to which gate, and what gets logged. At PRS-1, orchestration is manual: the human is the orchestrator. At higher PRS levels, orchestration becomes increasingly automated within the boundaries Governance and Evaluation-as-Spec define.</w:t>
       </w:r>
     </w:p>
     <w:p>
@@ -2228,6 +2285,64 @@
         <w:pStyle w:val="FirstParagraph"/>
       </w:pPr>
       <w:r>
+        <w:rPr>
+          <w:i/>
+          <w:iCs/>
+        </w:rPr>
+        <w:t xml:space="preserve">The translator stance (§1) is the practitioner's posture toward agent output; the Translator's Loop is the cycle the stance runs against every artifact. A stance is what the human</w:t>
+      </w:r>
+      <w:r>
+        <w:rPr>
+          <w:i/>
+          <w:iCs/>
+        </w:rPr>
+        <w:t xml:space="preserve"> </w:t>
+      </w:r>
+      <w:r>
+        <w:rPr>
+          <w:b/>
+          <w:bCs/>
+          <w:i/>
+          <w:iCs/>
+        </w:rPr>
+        <w:t xml:space="preserve">is</w:t>
+      </w:r>
+      <w:r>
+        <w:rPr>
+          <w:i/>
+          <w:iCs/>
+        </w:rPr>
+        <w:t xml:space="preserve">; a loop is what the human</w:t>
+      </w:r>
+      <w:r>
+        <w:rPr>
+          <w:i/>
+          <w:iCs/>
+        </w:rPr>
+        <w:t xml:space="preserve"> </w:t>
+      </w:r>
+      <w:r>
+        <w:rPr>
+          <w:b/>
+          <w:bCs/>
+          <w:i/>
+          <w:iCs/>
+        </w:rPr>
+        <w:t xml:space="preserve">does</w:t>
+      </w:r>
+      <w:r>
+        <w:rPr>
+          <w:i/>
+          <w:iCs/>
+        </w:rPr>
+        <w:t xml:space="preserve">.</w:t>
+      </w:r>
+    </w:p>
+    <w:p>
+      <w:pPr>
+        <w:pStyle w:val="BodyText"/>
+      </w:pPr>
+      <w:r>
         <w:t xml:space="preserve">Inside every phase, every artifact runs through a four-step inner cycle. The diagram-side mnemonic is</w:t>
       </w:r>
       <w:r>
@@ -2241,10 +2356,7 @@
         <w:t xml:space="preserve">DDVR</w:t>
       </w:r>
       <w:r>
-        <w:t xml:space="preserve"> </w:t>
-      </w:r>
-      <w:r>
-        <w:t xml:space="preserve">— the four chiclets embedded in each ADDIE column of Figure 1:</w:t>
+        <w:t xml:space="preserve">, the four chiclets embedded in each ADDIE column of Figure 1:</w:t>
       </w:r>
     </w:p>
     <w:p>
@@ -2298,7 +2410,7 @@
         <w:t xml:space="preserve"> </w:t>
       </w:r>
       <w:r>
-        <w:t xml:space="preserve">The agent generates the artifact against a brief that includes the eval rubric authored at the Performance Outcome Gate. The brief is precise — it specifies the artifact type, the source material, the constraint set (cognitive level, modality, accessibility tier, classification), and the eval criteria.</w:t>
+        <w:t xml:space="preserve">The agent generates the artifact against a brief that includes the eval rubric authored at the Performance Outcome Gate. The brief is precise: it specifies the artifact type, the source material, the constraint set (cognitive level, modality, accessibility tier, classification), and the eval criteria.</w:t>
       </w:r>
     </w:p>
     <w:p>
@@ -2350,7 +2462,7 @@
         <w:t xml:space="preserve"> </w:t>
       </w:r>
       <w:r>
-        <w:t xml:space="preserve">For production-class artifacts, a second pass against eval criteria — automated where possible (accessibility scans, citation checks, classification marking); human where not (pedagogical fit, learner-context judgment).</w:t>
+        <w:t xml:space="preserve">For production-class artifacts, a second pass against eval criteria: automated where possible (accessibility scans, citation checks, classification marking); human where not (pedagogical fit, learner-context judgment).</w:t>
       </w:r>
     </w:p>
     <w:p>
@@ -2518,7 +2630,7 @@
         <w:t xml:space="preserve"> </w:t>
       </w:r>
       <w:r>
-        <w:t xml:space="preserve">Designing for the LLM's median-case learner instead of the actual workplace population — ships a course that solves no one's problem.</w:t>
+        <w:t xml:space="preserve">Designing for the LLM's median-case learner instead of the actual workplace population. Ships a course that solves no one's problem.</w:t>
       </w:r>
     </w:p>
     <w:bookmarkEnd w:id="26"/>
@@ -2546,7 +2658,7 @@
         <w:t xml:space="preserve"> </w:t>
       </w:r>
       <w:r>
-        <w:t xml:space="preserve">The terminal definition of mastery — what workplace performance looks like when the intervention has worked. This is where AAFL departs from legacy</w:t>
+        <w:t xml:space="preserve">The terminal definition of mastery: what workplace performance looks like when the intervention has worked. This is where AAFL departs from legacy</w:t>
       </w:r>
       <w:r>
         <w:t xml:space="preserve"> </w:t>
@@ -2572,7 +2684,7 @@
         <w:t xml:space="preserve">do differently at work</w:t>
       </w:r>
       <w:r>
-        <w:t xml:space="preserve">. The two are not interchangeable. A learner can master every learning objective and still not change a single workplace behavior — which is precisely the gap the pre-agent eval tooling left open (see §1). This gate is where the new eval tooling has the most to offer:</w:t>
+        <w:t xml:space="preserve">. The two are not interchangeable. A learner can master every learning objective and still not change a single workplace behavior, which is precisely the gap the pre-agent eval tooling left open (see §1). This gate is where the new eval tooling has the most to offer:</w:t>
       </w:r>
       <w:r>
         <w:t xml:space="preserve"> </w:t>
@@ -2628,7 +2740,7 @@
           <w:i/>
           <w:iCs/>
         </w:rPr>
-        <w:t xml:space="preserve">Are these the performance outcomes that matter, or the outcomes that are easiest to measure? Time-to-competency, error rate, throughput, transfer-to-job — defined and measurable?</w:t>
+        <w:t xml:space="preserve">Are these the performance outcomes that matter, or the outcomes that are easiest to measure? Time-to-competency, error rate, throughput, transfer-to-job: defined and measurable?</w:t>
       </w:r>
     </w:p>
     <w:p>
@@ -2646,7 +2758,7 @@
         <w:t xml:space="preserve"> </w:t>
       </w:r>
       <w:r>
-        <w:t xml:space="preserve">Defaulting to learning-attainment proxies (course completion, knowledge-check scores) instead of performance metrics. These proxies persisted because the eval tools of the pre-agent era could not reliably measure anything else. The agent era removes that excuse — and an agent will optimize whatever you tell it to optimize, including the wrong thing.</w:t>
+        <w:t xml:space="preserve">Defaulting to learning-attainment proxies (course completion, knowledge-check scores) instead of performance metrics. These proxies persisted because the eval tools of the pre-agent era could not reliably measure anything else. The agent era removes that excuse, and an agent will optimize whatever you tell it to optimize, including the wrong thing.</w:t>
       </w:r>
     </w:p>
     <w:p>
@@ -2696,7 +2808,99 @@
         <w:t xml:space="preserve"> </w:t>
       </w:r>
       <w:r>
-        <w:t xml:space="preserve">any Design-phase or Develop-phase agent runs. No rubric, no Design — and no Develop. The framework's working principle is that a malformed design is worse than no design at all: a design committed to the wrong performance outcome will marshal downstream production effort, reviewer attention, and schedule around an incorrect target, and the cost of unwinding that is far higher than the cost of pausing Design until Gate 2 is signed.</w:t>
+        <w:t xml:space="preserve">any Design-phase or Develop-phase agent runs. No rubric, no Design, no Develop. The framework's working principle is that a malformed design is worse than no design at all: a design committed to the wrong performance outcome will marshal downstream production effort, reviewer attention, and schedule around an incorrect target, and the cost of unwinding that is far higher than the cost of pausing Design until Gate 2 is signed.</w:t>
+      </w:r>
+    </w:p>
+    <w:p>
+      <w:pPr>
+        <w:pStyle w:val="BodyText"/>
+      </w:pPr>
+      <w:r>
+        <w:rPr>
+          <w:i/>
+          <w:iCs/>
+        </w:rPr>
+        <w:t xml:space="preserve">The iterative-design counterargument, addressed.</w:t>
+      </w:r>
+      <w:r>
+        <w:t xml:space="preserve"> </w:t>
+      </w:r>
+      <w:r>
+        <w:t xml:space="preserve">A reasonable ID reviewer will object that performance rubrics are themselves often</w:t>
+      </w:r>
+      <w:r>
+        <w:t xml:space="preserve"> </w:t>
+      </w:r>
+      <w:r>
+        <w:rPr>
+          <w:i/>
+          <w:iCs/>
+        </w:rPr>
+        <w:t xml:space="preserve">clarified</w:t>
+      </w:r>
+      <w:r>
+        <w:t xml:space="preserve"> </w:t>
+      </w:r>
+      <w:r>
+        <w:t xml:space="preserve">through design iteration: the storyboard reveals an ambiguity in the outcome, the prototype surfaces a measurement problem the rubric didn't anticipate, and forcing a complete eval rubric before any design work begins risks producing a rubric that is precise but wrong. The objection has merit in a pre-agent workflow, where design iteration is slow and expensive enough that an imperfect rubric refined-as-you-go is the rational tradeoff. The agent era changes the math. When a Design-phase agent can produce a complete storyboard in hours, the cost of generating that storyboard against the wrong outcome (and then regenerating against a corrected one) is low; the cost of</w:t>
+      </w:r>
+      <w:r>
+        <w:t xml:space="preserve"> </w:t>
+      </w:r>
+      <w:r>
+        <w:rPr>
+          <w:i/>
+          <w:iCs/>
+        </w:rPr>
+        <w:t xml:space="preserve">committing reviewer attention and stakeholder expectations</w:t>
+      </w:r>
+      <w:r>
+        <w:t xml:space="preserve"> </w:t>
+      </w:r>
+      <w:r>
+        <w:t xml:space="preserve">to the wrong-outcome storyboard is not. Gate 2's blocking discipline does not prohibit rubric revision; it requires that an</w:t>
+      </w:r>
+      <w:r>
+        <w:t xml:space="preserve"> </w:t>
+      </w:r>
+      <w:r>
+        <w:rPr>
+          <w:i/>
+          <w:iCs/>
+        </w:rPr>
+        <w:t xml:space="preserve">initial</w:t>
+      </w:r>
+      <w:r>
+        <w:t xml:space="preserve"> </w:t>
+      </w:r>
+      <w:r>
+        <w:t xml:space="preserve">rubric exist as a signed artifact before Design runs, so that subsequent Design-driven rubric refinement is a deliberate amendment to a committed spec rather than backfilled justification for whatever the agent produced. The discipline is</w:t>
+      </w:r>
+      <w:r>
+        <w:t xml:space="preserve"> </w:t>
+      </w:r>
+      <w:r>
+        <w:rPr>
+          <w:i/>
+          <w:iCs/>
+        </w:rPr>
+        <w:t xml:space="preserve">eval-first</w:t>
+      </w:r>
+      <w:r>
+        <w:t xml:space="preserve">, not</w:t>
+      </w:r>
+      <w:r>
+        <w:t xml:space="preserve"> </w:t>
+      </w:r>
+      <w:r>
+        <w:rPr>
+          <w:i/>
+          <w:iCs/>
+        </w:rPr>
+        <w:t xml:space="preserve">eval-frozen</w:t>
+      </w:r>
+      <w:r>
+        <w:t xml:space="preserve">.</w:t>
       </w:r>
     </w:p>
     <w:bookmarkEnd w:id="27"/>
@@ -3118,7 +3322,7 @@
         <w:t xml:space="preserve"> </w:t>
       </w:r>
       <w:r>
-        <w:t xml:space="preserve">Whether the intervention actually accelerated workplace performance — not just whether the course was completed. "Accelerated workplace performance" is increasingly operationalized through</w:t>
+        <w:t xml:space="preserve">Whether the intervention actually accelerated workplace performance, not just whether the course was completed. "Accelerated workplace performance" is increasingly operationalized through</w:t>
       </w:r>
       <w:r>
         <w:t xml:space="preserve"> </w:t>
@@ -3134,20 +3338,23 @@
         <w:t xml:space="preserve"> </w:t>
       </w:r>
       <w:r>
-        <w:t xml:space="preserve">signal capture: AR overlays at the moment of task execution that log whether the technician completed the procedure correctly the first time; instrumented work environments that record cycle-time and error rates; per-learner telemetry that surfaces the gap between training-environment competence and on-the-job execution. These signals — unavailable to ADDIE's original architects — are what make Gate 8 operationally answerable today rather than aspirational (see §1,</w:t>
-      </w:r>
-      <w:r>
-        <w:t xml:space="preserve"> </w:t>
-      </w:r>
-      <w:r>
-        <w:rPr>
-          <w:i/>
-          <w:iCs/>
-        </w:rPr>
-        <w:t xml:space="preserve">agent era removes the tooling constraint</w:t>
-      </w:r>
-      <w:r>
-        <w:t xml:space="preserve">).</w:t>
+        <w:t xml:space="preserve">signal capture where the instrumentation exists: AR overlays at the moment of task execution that log whether the technician completed the procedure correctly the first time; instrumented work environments that record cycle-time and error rates; per-learner telemetry that surfaces the gap between training-environment competence and on-the-job execution. These signals, unavailable to ADDIE's original architects, are making Gate 8 operationally answerable in instrumented domains; in less-instrumented federal and credentialing contexts, Gate 8 remains answerable through the more traditional Kirkpatrick L3 instruments (supervisor observation, on-the-job performance review, post-training transfer studies) that the HPT tradition has long deployed. The framework does not require AR or telemetry; it requires</w:t>
+      </w:r>
+      <w:r>
+        <w:t xml:space="preserve"> </w:t>
+      </w:r>
+      <w:r>
+        <w:rPr>
+          <w:i/>
+          <w:iCs/>
+        </w:rPr>
+        <w:t xml:space="preserve">some</w:t>
+      </w:r>
+      <w:r>
+        <w:t xml:space="preserve"> </w:t>
+      </w:r>
+      <w:r>
+        <w:t xml:space="preserve">honest performance-outcome signal at Gate 8, with the fidelity calibrated to what the context can support.</w:t>
       </w:r>
     </w:p>
     <w:p>
@@ -3187,7 +3394,7 @@
           <w:i/>
           <w:iCs/>
         </w:rPr>
-        <w:t xml:space="preserve">Causal interpretation, decision to iterate, learner-harm assessment. Did performance get faster, more accurate, more capable — and if so, can we credibly claim the intervention caused it?</w:t>
+        <w:t xml:space="preserve">Causal interpretation, decision to iterate, learner-harm assessment. Did performance get faster, more accurate, more capable, and if so, can we credibly claim the intervention caused it?</w:t>
       </w:r>
     </w:p>
     <w:p>
@@ -3280,7 +3487,7 @@
         <w:t xml:space="preserve"> </w:t>
       </w:r>
       <w:r>
-        <w:t xml:space="preserve">The eight AAFL HITL decision gates mapped to ADDIE phases. Gate 1 (Learner Reality, pedagogical) and Gate 2 (Performance Outcome, pedagogical, blocks Design + Develop) sit in the Analyze phase. Gate 3 (Pedagogical Strategy, pedagogical) sits in the Design phase. Gates 4 (Source Truth), 5 (Equity &amp; Accessibility), and 6 (Assessment Validity) — all production gates — cluster in the Develop phase. Gate 7 (Release, production) sits in the Implement phase. Gate 8 (Performance-Effect, pedagogical) sits in the Evaluate phase. The four pedagogical gates (1, 2, 3, 8) bookend the framework and remain humans-only at every PRS level. The four production gates (4, 5, 6, 7) cluster in Develop and Implement and are agent-prepared and human-signed, becoming sampleable at higher PRS levels. Gate 2 is marked as the framework's structural blocker: until the eval rubric is signed at Gate 2, neither the Design nor the Develop phase can run.</w:t>
+        <w:t xml:space="preserve">The eight AAFL HITL decision gates mapped to ADDIE phases. Gate 1 (Learner Reality, pedagogical) and Gate 2 (Performance Outcome, pedagogical, blocks Design + Develop) sit in the Analyze phase. Gate 3 (Pedagogical Strategy, pedagogical) sits in the Design phase. Gates 4 (Source Truth), 5 (Equity &amp; Accessibility), and 6 (Assessment Validity), all production gates, cluster in the Develop phase. Gate 7 (Release, production) sits in the Implement phase. Gate 8 (Performance-Effect, pedagogical) sits in the Evaluate phase. The four pedagogical gates (1, 2, 3, 8) bookend the framework and remain humans-only at every PRS level. The four production gates (4, 5, 6, 7) cluster in Develop and Implement and are agent-prepared and human-signed, becoming sampleable at higher PRS levels. Gate 2 is marked as the framework's structural blocker: until the eval rubric is signed at Gate 2, neither the Design nor the Develop phase can run.</w:t>
       </w:r>
     </w:p>
     <w:bookmarkEnd w:id="37"/>
@@ -3332,7 +3539,7 @@
         <w:t xml:space="preserve">production</w:t>
       </w:r>
       <w:r>
-        <w:t xml:space="preserve">. They are agent-prepared and human-signed. At PRS-1 and PRS-2, every production-gate output is reviewed. At PRS-3, only flagged outputs trigger review (the agent's own confidence scoring + automated checks gate the human queue). At PRS-4, production gates become statistical sampling — humans audit a representative slice rather than every artifact.</w:t>
+        <w:t xml:space="preserve">. They are agent-prepared and human-signed. At PRS-1 and PRS-2, every production-gate output is reviewed. At PRS-3, only flagged outputs trigger review (the agent's own confidence scoring + automated checks gate the human queue). At PRS-4, production gates become statistical sampling: humans audit a representative slice rather than every artifact.</w:t>
       </w:r>
     </w:p>
     <w:p>
@@ -3357,6 +3564,157 @@
       </w:r>
       <w:r>
         <w:t xml:space="preserve">relax at higher PRS levels. That asymmetry is what prevents the framework from sliding into pure agentic autonomy.</w:t>
+      </w:r>
+    </w:p>
+    <w:p>
+      <w:pPr>
+        <w:pStyle w:val="BodyText"/>
+      </w:pPr>
+      <w:r>
+        <w:rPr>
+          <w:i/>
+          <w:iCs/>
+        </w:rPr>
+        <w:t xml:space="preserve">A note on why Gates 5 and 6 sit on the production side.</w:t>
+      </w:r>
+      <w:r>
+        <w:t xml:space="preserve"> </w:t>
+      </w:r>
+      <w:r>
+        <w:t xml:space="preserve">A reasonable ID reviewer will object that both Gate 5 (Equity &amp; Accessibility) and Gate 6 (Assessment Validity) carry decisions that look value-loaded:</w:t>
+      </w:r>
+      <w:r>
+        <w:t xml:space="preserve"> </w:t>
+      </w:r>
+      <w:r>
+        <w:rPr>
+          <w:i/>
+          <w:iCs/>
+        </w:rPr>
+        <w:t xml:space="preserve">which accommodations are reasonable for the learner whose context I have least imagined</w:t>
+      </w:r>
+      <w:r>
+        <w:t xml:space="preserve"> </w:t>
+      </w:r>
+      <w:r>
+        <w:t xml:space="preserve">is not a checklist question, and</w:t>
+      </w:r>
+      <w:r>
+        <w:t xml:space="preserve"> </w:t>
+      </w:r>
+      <w:r>
+        <w:rPr>
+          <w:i/>
+          <w:iCs/>
+        </w:rPr>
+        <w:t xml:space="preserve">whether a multiple-choice item measures the construct claimed or only surface fluency</w:t>
+      </w:r>
+      <w:r>
+        <w:t xml:space="preserve"> </w:t>
+      </w:r>
+      <w:r>
+        <w:t xml:space="preserve">is one of the most judgment-heavy decisions in instructional design. Classifying them as</w:t>
+      </w:r>
+      <w:r>
+        <w:t xml:space="preserve"> </w:t>
+      </w:r>
+      <w:r>
+        <w:rPr>
+          <w:i/>
+          <w:iCs/>
+        </w:rPr>
+        <w:t xml:space="preserve">production</w:t>
+      </w:r>
+      <w:r>
+        <w:t xml:space="preserve"> </w:t>
+      </w:r>
+      <w:r>
+        <w:t xml:space="preserve">(and therefore sampleable at higher PRS levels) appears to contradict the framework's own load-bearing distinction.</w:t>
+      </w:r>
+    </w:p>
+    <w:p>
+      <w:pPr>
+        <w:pStyle w:val="BodyText"/>
+      </w:pPr>
+      <w:r>
+        <w:t xml:space="preserve">The answer is a sub-distinction inside the gates themselves. The</w:t>
+      </w:r>
+      <w:r>
+        <w:t xml:space="preserve"> </w:t>
+      </w:r>
+      <w:r>
+        <w:rPr>
+          <w:i/>
+          <w:iCs/>
+        </w:rPr>
+        <w:t xml:space="preserve">production-prep work</w:t>
+      </w:r>
+      <w:r>
+        <w:t xml:space="preserve"> </w:t>
+      </w:r>
+      <w:r>
+        <w:t xml:space="preserve">at each gate is genuinely automatable and reviewable: WCAG scans, alt-text generation, contrast checks, item-statistics computation, distractor analysis, reading-level adjustment. Sampling at PRS-3+ applies to</w:t>
+      </w:r>
+      <w:r>
+        <w:t xml:space="preserve"> </w:t>
+      </w:r>
+      <w:r>
+        <w:rPr>
+          <w:i/>
+          <w:iCs/>
+        </w:rPr>
+        <w:t xml:space="preserve">that work</w:t>
+      </w:r>
+      <w:r>
+        <w:t xml:space="preserve">: the agent's prep becomes statistically auditable rather than 100% reviewed. The</w:t>
+      </w:r>
+      <w:r>
+        <w:t xml:space="preserve"> </w:t>
+      </w:r>
+      <w:r>
+        <w:rPr>
+          <w:i/>
+          <w:iCs/>
+        </w:rPr>
+        <w:t xml:space="preserve">human criterion</w:t>
+      </w:r>
+      <w:r>
+        <w:t xml:space="preserve"> </w:t>
+      </w:r>
+      <w:r>
+        <w:t xml:space="preserve">at each gate, the unsampled commitment that the gate makes, remains a per-artifact human sign-off even at PRS-4. Gate 5's accommodation-reasonableness judgment is not sampled; Gate 6's cut-score setting and construct-validity decision are not sampled. The framework's claim is narrower than the production label suggests on first read: the</w:t>
+      </w:r>
+      <w:r>
+        <w:t xml:space="preserve"> </w:t>
+      </w:r>
+      <w:r>
+        <w:rPr>
+          <w:i/>
+          <w:iCs/>
+        </w:rPr>
+        <w:t xml:space="preserve">throughput at the gate</w:t>
+      </w:r>
+      <w:r>
+        <w:t xml:space="preserve"> </w:t>
+      </w:r>
+      <w:r>
+        <w:t xml:space="preserve">scales with the PRS level; the</w:t>
+      </w:r>
+      <w:r>
+        <w:t xml:space="preserve"> </w:t>
+      </w:r>
+      <w:r>
+        <w:rPr>
+          <w:i/>
+          <w:iCs/>
+        </w:rPr>
+        <w:t xml:space="preserve">load-bearing human decision the gate names</w:t>
+      </w:r>
+      <w:r>
+        <w:t xml:space="preserve"> </w:t>
+      </w:r>
+      <w:r>
+        <w:t xml:space="preserve">does not. A future revision may make this sub-distinction explicit at the gate definitions; for v1.2 the commitment is stated here for the record.</w:t>
       </w:r>
     </w:p>
     <w:p>
@@ -3382,7 +3740,7 @@
         <w:pStyle w:val="FirstParagraph"/>
       </w:pPr>
       <w:r>
-        <w:t xml:space="preserve">The framework's deterministic answer to "what does the agent do, what does the human do" — and the answer it gives to "will AI replace ID practitioners."</w:t>
+        <w:t xml:space="preserve">The framework's deterministic answer to "what does the agent do, what does the human do," and the answer it gives to "will AI replace ID practitioners."</w:t>
       </w:r>
     </w:p>
     <w:bookmarkStart w:id="40" w:name="the-split-principle"/>
@@ -3439,7 +3797,7 @@
         <w:t xml:space="preserve"> </w:t>
       </w:r>
       <w:r>
-        <w:t xml:space="preserve">(design loop — compresses ID cycle time),</w:t>
+        <w:t xml:space="preserve">(design loop: compresses ID cycle time),</w:t>
       </w:r>
       <w:r>
         <w:t xml:space="preserve"> </w:t>
@@ -3455,7 +3813,7 @@
         <w:t xml:space="preserve"> </w:t>
       </w:r>
       <w:r>
-        <w:t xml:space="preserve">(performance loop — compresses learner time-to-competency or improves transfer), or</w:t>
+        <w:t xml:space="preserve">(performance loop: compresses learner time-to-competency or improves transfer), or</w:t>
       </w:r>
       <w:r>
         <w:t xml:space="preserve"> </w:t>
@@ -3505,7 +3863,7 @@
         <w:t xml:space="preserve"> </w:t>
       </w:r>
       <w:r>
-        <w:t xml:space="preserve">mark capability that is unlocked only at PRS-3 and above; rows prefixed</w:t>
+        <w:t xml:space="preserve">mark capability available only at PRS-3 and above; rows prefixed</w:t>
       </w:r>
       <w:r>
         <w:t xml:space="preserve"> </w:t>
@@ -3521,7 +3879,7 @@
         <w:t xml:space="preserve"> </w:t>
       </w:r>
       <w:r>
-        <w:t xml:space="preserve">mark capability unlocked only at PRS-4. The prefix is a PRS gate, not a row category — these are not separate "advanced" rows but specific capabilities that PRS-1/PRS-2 implementations should not attempt because the governance discipline required to operate them has not been established. See §6 (Proportional Restraint Scale).</w:t>
+        <w:t xml:space="preserve">mark capability available only at PRS-4. The prefix is a PRS gate, not a row category: these are not separate "advanced" rows but specific capabilities that PRS-1/PRS-2 implementations should not attempt because the governance discipline required to operate them has not been established. See §6 (Proportional Restraint Scale).</w:t>
       </w:r>
     </w:p>
     <w:tbl>
@@ -4549,7 +4907,7 @@
         <w:t xml:space="preserve"> </w:t>
       </w:r>
       <w:r>
-        <w:t xml:space="preserve">(DL) — they compress ID cycle time. This is what most published AI-in-ID work focuses on, and the productivity gains are real (the author's federal practitioner observations of first-draft cycle reductions sit here; see §1 and §12). But by itself, design-loop acceleration ships courses faster without proving they move performance.</w:t>
+        <w:t xml:space="preserve">(DL): they compress ID cycle time. This is what most published AI-in-ID work focuses on, and the productivity gains are real (the author's federal practitioner observations of first-draft cycle reductions sit here; see §1 and §12). But by itself, design-loop acceleration ships courses faster without proving they move performance.</w:t>
       </w:r>
     </w:p>
     <w:p>
@@ -4583,15 +4941,15 @@
         <w:t xml:space="preserve"> </w:t>
       </w:r>
       <w:r>
-        <w:t xml:space="preserve">— no one can hand-author per-learner content variations for 500 learners — so agent capability on these tasks is genuinely new ground, not substitution.</w:t>
-      </w:r>
-    </w:p>
-    <w:p>
-      <w:pPr>
-        <w:pStyle w:val="BodyText"/>
-      </w:pPr>
-      <w:r>
-        <w:t xml:space="preserve">A concrete, operational instance of PL acceleration in adjacent practice: AR-overlay performance-support tooling deployed in industrial-machine maintenance contexts — voice in, expert answer out, automatic logging, layered knowledge across documentation and per-asset history, AR overlay at the moment of work. It is not formal training; it is performance support delivered into the workflow, exactly the territory PRS-3+ AAFL implementations occupy. The Apply, Solve, and Change moments of need are served at the point of work, not in a classroom.</w:t>
+        <w:t xml:space="preserve">(no one can hand-author per-learner content variations for 500 learners) so agent capability on these tasks is genuinely new ground, not substitution.</w:t>
+      </w:r>
+    </w:p>
+    <w:p>
+      <w:pPr>
+        <w:pStyle w:val="BodyText"/>
+      </w:pPr>
+      <w:r>
+        <w:t xml:space="preserve">A concrete, operational instance of PL acceleration in adjacent practice: AR-overlay performance-support tooling deployed in industrial-machine maintenance contexts: voice in, expert answer out, automatic logging, layered knowledge across documentation and per-asset history, AR overlay at the moment of work. It is not formal training; it is performance support delivered into the workflow, exactly the territory PRS-3+ AAFL implementations occupy. The Apply, Solve, and Change moments of need are served at the point of work, not in a classroom.</w:t>
       </w:r>
     </w:p>
     <w:p>
@@ -4695,7 +5053,7 @@
         <w:t xml:space="preserve">what kinds of decisions belong to humans regardless of capability</w:t>
       </w:r>
       <w:r>
-        <w:t xml:space="preserve">. As models improve, more rows can move from human-only to agent-led — but only at the production gates (rows 4–7 territory), never at the pedagogical gates (rows 1–3, 8 territory). The pedagogical/production split is the load-bearing distinction; specific row assignments are versioned.</w:t>
+        <w:t xml:space="preserve">. As models improve, more rows can move from human-only to agent-led, but only at the production gates (rows 4–7 territory), never at the pedagogical gates (rows 1–3, 8 territory). The pedagogical/production split is the load-bearing distinction; specific row assignments are versioned.</w:t>
       </w:r>
     </w:p>
     <w:p>
@@ -4707,7 +5065,7 @@
     </w:p>
     <w:bookmarkEnd w:id="43"/>
     <w:bookmarkEnd w:id="44"/>
-    <w:bookmarkStart w:id="52" w:name="Xc596cfac9054bd6e358a41c6b50e4d4ecfdc727"/>
+    <w:bookmarkStart w:id="53" w:name="Xc596cfac9054bd6e358a41c6b50e4d4ecfdc727"/>
     <w:p>
       <w:pPr>
         <w:pStyle w:val="Heading2"/>
@@ -4734,10 +5092,7 @@
         <w:t xml:space="preserve">governance discipline</w:t>
       </w:r>
       <w:r>
-        <w:t xml:space="preserve"> </w:t>
-      </w:r>
-      <w:r>
-        <w:t xml:space="preserve">— not AI capability.</w:t>
+        <w:t xml:space="preserve">, not AI capability.</w:t>
       </w:r>
     </w:p>
     <w:bookmarkStart w:id="45" w:name="prs-1--assistant"/>
@@ -4772,7 +5127,7 @@
         <w:pStyle w:val="FirstParagraph"/>
       </w:pPr>
       <w:r>
-        <w:t xml:space="preserve">Agent drafts artifacts inside a defined scope (a lesson, an item bank, a storyboard); human edits to final. Human reviews 100% of agent output but no longer authors first-draft prose. Substantial first-draft compression — first-draft cycle reductions in the 40–60% range based on the author's federal practitioner observations across multiple production deliveries (see §1, §1.5 Method, §12 Limitations); this range is consistent with the higher end of generative-AI productivity bands inside the frontier (Dell'Acqua et al., 2023, BCG-Harvard field experiment in knowledge work). Most accredited and federal training programs land here.</w:t>
+        <w:t xml:space="preserve">Agent drafts artifacts inside a defined scope (a lesson, an item bank, a storyboard); human edits to final. Human reviews 100% of agent output but no longer authors first-draft prose. Substantial first-draft compression: first-draft cycle reductions in the 40–60% range based on the author's federal practitioner observations across multiple production deliveries (see §1, §1.5 Method, §12 Limitations); this range is consistent with the higher end of generative-AI productivity bands inside the frontier (Dell'Acqua et al., 2023, BCG-Harvard field experiment in knowledge work). Most accredited and federal training programs land here.</w:t>
       </w:r>
     </w:p>
     <w:bookmarkEnd w:id="46"/>
@@ -4790,23 +5145,23 @@
         <w:pStyle w:val="FirstParagraph"/>
       </w:pPr>
       <w:r>
-        <w:t xml:space="preserve">Agents run production tasks (Source Truth, Equity, Assessment Validity, Release prep) end-to-end inside one phase; humans engage at the eight HITL gates. Output is gate-flagged: clean drafts auto-route through production gates, flagged drafts trigger human review. Per-learner personalization becomes possible — Match · Gap · Recommend territory. First-draft → final compression with gate quality, reallocated to gate quality rather than to volume.</w:t>
-      </w:r>
-      <w:r>
-        <w:t xml:space="preserve"> </w:t>
-      </w:r>
-      <w:r>
-        <w:rPr>
-          <w:b/>
-          <w:bCs/>
-        </w:rPr>
-        <w:t xml:space="preserve">This range is projected, not measured</w:t>
-      </w:r>
-      <w:r>
-        <w:t xml:space="preserve"> </w:t>
-      </w:r>
-      <w:r>
-        <w:t xml:space="preserve">— AAFL has not yet been operated end-to-end at PRS-3 across a federal program; see §12 (Limitations and Future Work). Performance-loop acceleration becomes real.</w:t>
+        <w:t xml:space="preserve">Agents run production tasks (Source Truth, Equity, Assessment Validity, Release prep) end-to-end inside one phase; humans engage at the eight HITL gates. Output is gate-flagged: clean drafts auto-route through production gates, flagged drafts trigger human review. Per-learner personalization becomes possible: Match · Gap · Recommend territory. First-draft → final compression with gate quality, reallocated to gate quality rather than to volume.</w:t>
+      </w:r>
+      <w:r>
+        <w:t xml:space="preserve"> </w:t>
+      </w:r>
+      <w:r>
+        <w:rPr>
+          <w:b/>
+          <w:bCs/>
+        </w:rPr>
+        <w:t xml:space="preserve">This range is projected, not measured.</w:t>
+      </w:r>
+      <w:r>
+        <w:t xml:space="preserve"> </w:t>
+      </w:r>
+      <w:r>
+        <w:t xml:space="preserve">AAFL has not yet been operated end-to-end at PRS-3 across a federal program; see §12 (Limitations and Future Work). Performance-loop acceleration becomes real.</w:t>
       </w:r>
     </w:p>
     <w:bookmarkEnd w:id="47"/>
@@ -4824,23 +5179,23 @@
         <w:pStyle w:val="FirstParagraph"/>
       </w:pPr>
       <w:r>
-        <w:t xml:space="preserve">Multi-agent workflows generate per-learner curriculum end-to-end inside an institution-defined risk envelope. Humans spot-audit, set policy, own escalation. Pedagogical gates stay human; production gates become statistical sampling. The framing changes — at PRS-4, you are not "designing a course" anymore, you are running a performance-acceleration system. Continuous performance-loop acceleration in bounded domains.</w:t>
-      </w:r>
-      <w:r>
-        <w:t xml:space="preserve"> </w:t>
-      </w:r>
-      <w:r>
-        <w:rPr>
-          <w:b/>
-          <w:bCs/>
-        </w:rPr>
-        <w:t xml:space="preserve">No measured productivity bands are available at PRS-4</w:t>
-      </w:r>
-      <w:r>
-        <w:t xml:space="preserve"> </w:t>
-      </w:r>
-      <w:r>
-        <w:t xml:space="preserve">— the published AI-in-ID literature reports no field deployment at this PRS level at this writing; AAFL's PRS-4 prescription is a forward-looking spec, not a measured operating point (see §12 Limitations).</w:t>
+        <w:t xml:space="preserve">Multi-agent workflows generate per-learner curriculum end-to-end inside an institution-defined risk envelope. Humans spot-audit, set policy, own escalation. Pedagogical gates stay human; production gates become statistical sampling. The framing changes: at PRS-4, you are not "designing a course" anymore, you are running a performance-acceleration system. Continuous performance-loop acceleration in bounded domains.</w:t>
+      </w:r>
+      <w:r>
+        <w:t xml:space="preserve"> </w:t>
+      </w:r>
+      <w:r>
+        <w:rPr>
+          <w:b/>
+          <w:bCs/>
+        </w:rPr>
+        <w:t xml:space="preserve">No measured productivity bands are available at PRS-4.</w:t>
+      </w:r>
+      <w:r>
+        <w:t xml:space="preserve"> </w:t>
+      </w:r>
+      <w:r>
+        <w:t xml:space="preserve">The published AI-in-ID literature reports no field deployment at this PRS level at this writing; AAFL's PRS-4 prescription is a forward-looking spec, not a measured operating point (see §12 Limitations).</w:t>
       </w:r>
     </w:p>
     <w:bookmarkEnd w:id="48"/>
@@ -4995,7 +5350,20 @@
           <w:b/>
           <w:bCs/>
         </w:rPr>
-        <w:t xml:space="preserve">Where PRS-4 is appropriate:</w:t>
+        <w:t xml:space="preserve">Where PRS-4 is appropriate</w:t>
+      </w:r>
+      <w:r>
+        <w:t xml:space="preserve"> </w:t>
+      </w:r>
+      <w:r>
+        <w:rPr>
+          <w:i/>
+          <w:iCs/>
+        </w:rPr>
+        <w:t xml:space="preserve">(design guidance, not field-deployment claim)</w:t>
+      </w:r>
+      <w:r>
+        <w:t xml:space="preserve">. The list below describes the contexts where a PRS-4 implementation would be defensible by AAFL's own criteria; it is not an assertion that PRS-4 field deployments exist at the time of writing. The PRS-4 prescription is forward-looking; the appropriateness criteria are stated now so that organizations considering a PRS-4 design have the framework's view on where the design would and would not fit.</w:t>
       </w:r>
     </w:p>
     <w:p>
@@ -5061,7 +5429,7 @@
         <w:t xml:space="preserve"> </w:t>
       </w:r>
       <w:r>
-        <w:t xml:space="preserve">(real-time recommendations within a defined competency space — the Match · Gap · Recommend pattern, or AR-overlay performance-support tooling deployed at the point of work in industrial-machine maintenance contexts)</w:t>
+        <w:t xml:space="preserve">(real-time recommendations within a defined competency space: the Match · Gap · Recommend pattern, or AR-overlay performance-support tooling deployed at the point of work in industrial-machine maintenance contexts)</w:t>
       </w:r>
     </w:p>
     <w:p>
@@ -5117,7 +5485,7 @@
         <w:pStyle w:val="FirstParagraph"/>
       </w:pPr>
       <w:r>
-        <w:t xml:space="preserve">The PRS is not just "how much can the agent do" — it is</w:t>
+        <w:t xml:space="preserve">The PRS is not just "how much can the agent do." It is</w:t>
       </w:r>
       <w:r>
         <w:t xml:space="preserve"> </w:t>
@@ -5604,6 +5972,192 @@
         <w:t xml:space="preserve">Higher restraint is not better; appropriate restraint is better.</w:t>
       </w:r>
     </w:p>
+    <w:bookmarkEnd w:id="51"/>
+    <w:bookmarkStart w:id="52" w:name="Xd7e394c5bf9865d2d5d70b34cbabef0bf5920f1"/>
+    <w:p>
+      <w:pPr>
+        <w:pStyle w:val="Heading3"/>
+      </w:pPr>
+      <w:r>
+        <w:t xml:space="preserve">How the PRS relates to adjacent autonomy and risk scales</w:t>
+      </w:r>
+    </w:p>
+    <w:p>
+      <w:pPr>
+        <w:pStyle w:val="FirstParagraph"/>
+      </w:pPr>
+      <w:r>
+        <w:t xml:space="preserve">The PRS is not the only scale in the field that grades human-AI work along an autonomy axis. Three adjacent references deserve explicit positioning, because reviewers will reach for them and ask why AAFL did not simply adopt one.</w:t>
+      </w:r>
+    </w:p>
+    <w:p>
+      <w:pPr>
+        <w:pStyle w:val="BodyText"/>
+      </w:pPr>
+      <w:r>
+        <w:rPr>
+          <w:b/>
+          <w:bCs/>
+        </w:rPr>
+        <w:t xml:space="preserve">SAE J3016 (driving automation levels 0–5).</w:t>
+      </w:r>
+      <w:r>
+        <w:t xml:space="preserve"> </w:t>
+      </w:r>
+      <w:r>
+        <w:t xml:space="preserve">The SAE on-road automation standard grades vehicle systems from no automation (L0) through full driving automation (L5) by reference to who is responsible for the dynamic driving task and under what conditions. The PRS borrows the</w:t>
+      </w:r>
+      <w:r>
+        <w:t xml:space="preserve"> </w:t>
+      </w:r>
+      <w:r>
+        <w:rPr>
+          <w:i/>
+          <w:iCs/>
+        </w:rPr>
+        <w:t xml:space="preserve">prescribed-ceiling-by-context</w:t>
+      </w:r>
+      <w:r>
+        <w:t xml:space="preserve"> </w:t>
+      </w:r>
+      <w:r>
+        <w:t xml:space="preserve">shape (different operational design domains permit different levels) but the substantive content is incomparable. SAE J3016 grades a single closed-loop control task; the PRS grades a portfolio of pedagogical and production tasks where the human-only commitments at the pedagogical gates do not relax at any level. PRS-4 is not "L5 for instructional design"; even at PRS-4, four pedagogical gates remain humans-only. The shape is shared; the autonomy ladder is not.</w:t>
+      </w:r>
+    </w:p>
+    <w:p>
+      <w:pPr>
+        <w:pStyle w:val="BodyText"/>
+      </w:pPr>
+      <w:r>
+        <w:rPr>
+          <w:b/>
+          <w:bCs/>
+        </w:rPr>
+        <w:t xml:space="preserve">NIST AI Risk Management Framework (AI RMF 1.0, 2023).</w:t>
+      </w:r>
+      <w:r>
+        <w:t xml:space="preserve"> </w:t>
+      </w:r>
+      <w:r>
+        <w:t xml:space="preserve">NIST's AI RMF is a</w:t>
+      </w:r>
+      <w:r>
+        <w:t xml:space="preserve"> </w:t>
+      </w:r>
+      <w:r>
+        <w:rPr>
+          <w:i/>
+          <w:iCs/>
+        </w:rPr>
+        <w:t xml:space="preserve">risk-governance</w:t>
+      </w:r>
+      <w:r>
+        <w:t xml:space="preserve"> </w:t>
+      </w:r>
+      <w:r>
+        <w:t xml:space="preserve">framework: its Govern, Map, Measure, Manage functions describe how an organization characterizes and manages AI risk across a system's lifecycle. AAFL's Governance Layer (§8) and the PRS-caps-by-classification framing (§10) are intentionally compatible with the AI RMF: an organization operating AAFL at PRS-2 or PRS-3 on federal training work should be able to map its audit trail, classification handling, and escalation paths onto the AI RMF's Manage function without rework. The relationship is layered, not competing: NIST AI RMF tells an organization</w:t>
+      </w:r>
+      <w:r>
+        <w:t xml:space="preserve"> </w:t>
+      </w:r>
+      <w:r>
+        <w:rPr>
+          <w:i/>
+          <w:iCs/>
+        </w:rPr>
+        <w:t xml:space="preserve">how to govern AI risk in general</w:t>
+      </w:r>
+      <w:r>
+        <w:t xml:space="preserve">; AAFL tells an instructional-design practice</w:t>
+      </w:r>
+      <w:r>
+        <w:t xml:space="preserve"> </w:t>
+      </w:r>
+      <w:r>
+        <w:rPr>
+          <w:i/>
+          <w:iCs/>
+        </w:rPr>
+        <w:t xml:space="preserve">which autonomy ceiling applies to which training context, and which gates produce the artifacts the AI RMF's Manage function consumes</w:t>
+      </w:r>
+      <w:r>
+        <w:t xml:space="preserve">. AAFL is not a substitute for AI RMF compliance; it is the ID-specific operating layer on top.</w:t>
+      </w:r>
+    </w:p>
+    <w:p>
+      <w:pPr>
+        <w:pStyle w:val="BodyText"/>
+      </w:pPr>
+      <w:r>
+        <w:rPr>
+          <w:b/>
+          <w:bCs/>
+        </w:rPr>
+        <w:t xml:space="preserve">Mollick's autonomy gradient / centaur-cyborg distinction</w:t>
+      </w:r>
+      <w:r>
+        <w:t xml:space="preserve"> </w:t>
+      </w:r>
+      <w:r>
+        <w:t xml:space="preserve">(Mollick, 2023–2024; Dell'Acqua et al., 2023). Ethan Mollick has popularized a working distinction between</w:t>
+      </w:r>
+      <w:r>
+        <w:t xml:space="preserve"> </w:t>
+      </w:r>
+      <w:r>
+        <w:rPr>
+          <w:i/>
+          <w:iCs/>
+        </w:rPr>
+        <w:t xml:space="preserve">centaur</w:t>
+      </w:r>
+      <w:r>
+        <w:t xml:space="preserve"> </w:t>
+      </w:r>
+      <w:r>
+        <w:t xml:space="preserve">use of AI (clear division of labor between human and agent, human owns the integrated output) and</w:t>
+      </w:r>
+      <w:r>
+        <w:t xml:space="preserve"> </w:t>
+      </w:r>
+      <w:r>
+        <w:rPr>
+          <w:i/>
+          <w:iCs/>
+        </w:rPr>
+        <w:t xml:space="preserve">cyborg</w:t>
+      </w:r>
+      <w:r>
+        <w:t xml:space="preserve"> </w:t>
+      </w:r>
+      <w:r>
+        <w:t xml:space="preserve">use (deeply interleaved, agent operating inside the human's working process). The PRS is consistent with this distinction but operates at a different grain: PRS-1 and PRS-2 are centaur configurations under Mollick's terminology; PRS-3 and PRS-4 begin to blend toward cyborg configurations in the production-gate territory while remaining centaur at the pedagogical gates. AAFL's contribution is not the gradient itself (Mollick's framing is the cleaner generic articulation) but the</w:t>
+      </w:r>
+      <w:r>
+        <w:t xml:space="preserve"> </w:t>
+      </w:r>
+      <w:r>
+        <w:rPr>
+          <w:i/>
+          <w:iCs/>
+        </w:rPr>
+        <w:t xml:space="preserve">prescription</w:t>
+      </w:r>
+      <w:r>
+        <w:t xml:space="preserve"> </w:t>
+      </w:r>
+      <w:r>
+        <w:t xml:space="preserve">of which gradient point fits which instructional-design context with which classification of data.</w:t>
+      </w:r>
+    </w:p>
+    <w:p>
+      <w:pPr>
+        <w:pStyle w:val="BodyText"/>
+      </w:pPr>
+      <w:r>
+        <w:t xml:space="preserve">The PRS, in short, is not redundant with these scales; it is the instructional-design-specific operating ladder that consumes from the general-purpose risk governance (NIST), borrows the prescribed-ceiling shape from operational-domain regulation (SAE), and instantiates the centaur-cyborg gradient (Mollick) at gate-level granularity. Treating the PRS as the only scale would be a category error; ignoring the adjacent scales when operating the PRS in federally-regulated contexts would be a compliance error.</w:t>
+      </w:r>
+    </w:p>
     <w:p>
       <w:r>
         <w:pict>
@@ -5611,9 +6165,9 @@
         </w:pict>
       </w:r>
     </w:p>
-    <w:bookmarkEnd w:id="51"/>
     <w:bookmarkEnd w:id="52"/>
-    <w:bookmarkStart w:id="63" w:name="X050f5082e0cfc943cbbe3ab79a5592ec2f24f9d"/>
+    <w:bookmarkEnd w:id="53"/>
+    <w:bookmarkStart w:id="64" w:name="X050f5082e0cfc943cbbe3ab79a5592ec2f24f9d"/>
     <w:p>
       <w:pPr>
         <w:pStyle w:val="Heading2"/>
@@ -5640,7 +6194,7 @@
         <w:t xml:space="preserve">) and anchors it in workplace performance as the organizing outcome.</w:t>
       </w:r>
     </w:p>
-    <w:bookmarkStart w:id="53" w:name="the-discipline"/>
+    <w:bookmarkStart w:id="54" w:name="the-discipline"/>
     <w:p>
       <w:pPr>
         <w:pStyle w:val="Heading3"/>
@@ -5707,7 +6261,7 @@
         <w:t xml:space="preserve">artifacts that are well-formed but not instructionally sound</w:t>
       </w:r>
       <w:r>
-        <w:t xml:space="preserve">. An agent that doesn't know what success looks like will produce confident, professional, fluent output that misses the actual outcome — and a reviewer who is checking surface fluency will let it through. The Evaluation-as-Spec Layer makes this discipline</w:t>
+        <w:t xml:space="preserve">. An agent that doesn't know what success looks like will produce confident, professional, fluent output that misses the actual outcome, and a reviewer who is checking surface fluency will let it through. The Evaluation-as-Spec Layer makes this discipline</w:t>
       </w:r>
       <w:r>
         <w:t xml:space="preserve"> </w:t>
@@ -5723,8 +6277,8 @@
         <w:t xml:space="preserve">: neither the Design nor the Develop phase can run until the eval rubric is signed at Gate 2.</w:t>
       </w:r>
     </w:p>
-    <w:bookmarkEnd w:id="53"/>
-    <w:bookmarkStart w:id="60" w:name="six-dimensions-ordered-by-priority"/>
+    <w:bookmarkEnd w:id="54"/>
+    <w:bookmarkStart w:id="61" w:name="six-dimensions-ordered-by-priority"/>
     <w:p>
       <w:pPr>
         <w:pStyle w:val="Heading3"/>
@@ -5733,7 +6287,124 @@
         <w:t xml:space="preserve">Six dimensions, ordered by priority</w:t>
       </w:r>
     </w:p>
-    <w:bookmarkStart w:id="54" w:name="Xfaa1fcd384175f65d0654f03fa1c787d2f1973b"/>
+    <w:p>
+      <w:pPr>
+        <w:pStyle w:val="FirstParagraph"/>
+      </w:pPr>
+      <w:r>
+        <w:t xml:space="preserve">The six dimensions are not drawn from a single tradition.</w:t>
+      </w:r>
+      <w:r>
+        <w:t xml:space="preserve"> </w:t>
+      </w:r>
+      <w:r>
+        <w:rPr>
+          <w:i/>
+          <w:iCs/>
+        </w:rPr>
+        <w:t xml:space="preserve">Performance attainment</w:t>
+      </w:r>
+      <w:r>
+        <w:t xml:space="preserve"> </w:t>
+      </w:r>
+      <w:r>
+        <w:t xml:space="preserve">and</w:t>
+      </w:r>
+      <w:r>
+        <w:t xml:space="preserve"> </w:t>
+      </w:r>
+      <w:r>
+        <w:rPr>
+          <w:i/>
+          <w:iCs/>
+        </w:rPr>
+        <w:t xml:space="preserve">outcome attainment</w:t>
+      </w:r>
+      <w:r>
+        <w:t xml:space="preserve"> </w:t>
+      </w:r>
+      <w:r>
+        <w:t xml:space="preserve">sit in the HPT and Kirkpatrick lineage (Gilbert, Brinkerhoff, Kirkpatrick) supplemented by the systematic-design tradition's criterion-referenced framing (Dick, Carey &amp; Carey; Mager).</w:t>
+      </w:r>
+      <w:r>
+        <w:t xml:space="preserve"> </w:t>
+      </w:r>
+      <w:r>
+        <w:rPr>
+          <w:i/>
+          <w:iCs/>
+        </w:rPr>
+        <w:t xml:space="preserve">Construct validity</w:t>
+      </w:r>
+      <w:r>
+        <w:t xml:space="preserve"> </w:t>
+      </w:r>
+      <w:r>
+        <w:t xml:space="preserve">is the psychometric tradition (Messick's modern construct-validity framework).</w:t>
+      </w:r>
+      <w:r>
+        <w:t xml:space="preserve"> </w:t>
+      </w:r>
+      <w:r>
+        <w:rPr>
+          <w:i/>
+          <w:iCs/>
+        </w:rPr>
+        <w:t xml:space="preserve">Pedagogical fidelity</w:t>
+      </w:r>
+      <w:r>
+        <w:t xml:space="preserve"> </w:t>
+      </w:r>
+      <w:r>
+        <w:t xml:space="preserve">is the program-evaluation and implementation-fidelity literature (Dane &amp; Schneider; O'Donnell).</w:t>
+      </w:r>
+      <w:r>
+        <w:t xml:space="preserve"> </w:t>
+      </w:r>
+      <w:r>
+        <w:rPr>
+          <w:i/>
+          <w:iCs/>
+        </w:rPr>
+        <w:t xml:space="preserve">Learner experience</w:t>
+      </w:r>
+      <w:r>
+        <w:t xml:space="preserve"> </w:t>
+      </w:r>
+      <w:r>
+        <w:t xml:space="preserve">draws on cognitive-load theory (Sweller) and the LX/UX adaptation of HCI methods to learning artifacts.</w:t>
+      </w:r>
+      <w:r>
+        <w:t xml:space="preserve"> </w:t>
+      </w:r>
+      <w:r>
+        <w:rPr>
+          <w:i/>
+          <w:iCs/>
+        </w:rPr>
+        <w:t xml:space="preserve">Production integrity</w:t>
+      </w:r>
+      <w:r>
+        <w:t xml:space="preserve"> </w:t>
+      </w:r>
+      <w:r>
+        <w:t xml:space="preserve">is the federal-compliance and software-QA tradition (WCAG, Section 508, FedRAMP, NIST 800-171). The dimensions are organized as a single rubric not because they share an epistemology but because they share a</w:t>
+      </w:r>
+      <w:r>
+        <w:t xml:space="preserve"> </w:t>
+      </w:r>
+      <w:r>
+        <w:rPr>
+          <w:i/>
+          <w:iCs/>
+        </w:rPr>
+        <w:t xml:space="preserve">gate</w:t>
+      </w:r>
+      <w:r>
+        <w:t xml:space="preserve">: every artifact at Gate 6 (Assessment Validity), Gate 7 (Release), and Gate 8 (Performance-Effect) is judged against all six. Mixing traditions is the explicit choice; pretending the mix is monolithic would be the methodological error.</w:t>
+      </w:r>
+    </w:p>
+    <w:bookmarkStart w:id="55" w:name="Xfaa1fcd384175f65d0654f03fa1c787d2f1973b"/>
     <w:p>
       <w:pPr>
         <w:pStyle w:val="Heading4"/>
@@ -5811,10 +6482,7 @@
         <w:t xml:space="preserve"> </w:t>
       </w:r>
       <w:r>
-        <w:t xml:space="preserve">Beautiful, well-formed courses that learners complete and pass and that change nothing about workplace performance. The phrasing can read as a contradiction —</w:t>
-      </w:r>
-      <w:r>
-        <w:t xml:space="preserve"> </w:t>
+        <w:t xml:space="preserve">Beautiful, well-formed courses that learners complete and pass and that change nothing about workplace performance. The phrasing can read as a contradiction (</w:t>
       </w:r>
       <w:r>
         <w:rPr>
@@ -5824,10 +6492,7 @@
         <w:t xml:space="preserve">how can a well-formed course change nothing?</w:t>
       </w:r>
       <w:r>
-        <w:t xml:space="preserve"> </w:t>
-      </w:r>
-      <w:r>
-        <w:t xml:space="preserve">— but the contradiction is the point. A well-formed course is a</w:t>
+        <w:t xml:space="preserve">) but the contradiction is the point. A well-formed course is a</w:t>
       </w:r>
       <w:r>
         <w:t xml:space="preserve"> </w:t>
@@ -5862,8 +6527,8 @@
         <w:t xml:space="preserve">one. Transfer-to-job depends on opportunity to practice, reinforcement structures, manager behavior, performance-support availability at the moment of work, and the gap between training-environment fidelity and on-the-job conditions. The course can satisfy every learning-attainment criterion and still fail Kirkpatrick L3/L4 because it never made contact with those downstream conditions. This is exactly why AAFL anchors in workplace performance rather than course completion: the framework refuses to let well-formedness substitute for outcome.</w:t>
       </w:r>
     </w:p>
-    <w:bookmarkEnd w:id="54"/>
-    <w:bookmarkStart w:id="55" w:name="X4f1fb48447fbace099f9fd9cde7db5af25d10c1"/>
+    <w:bookmarkEnd w:id="55"/>
+    <w:bookmarkStart w:id="56" w:name="X4f1fb48447fbace099f9fd9cde7db5af25d10c1"/>
     <w:p>
       <w:pPr>
         <w:pStyle w:val="Heading4"/>
@@ -5888,8 +6553,8 @@
         <w:t xml:space="preserve">A learner can pass and not transfer (false positive on the assessment). A learner can fail the assessment and still improve workplace performance (false negative on the assessment). Both dimensions matter; #1 is primary because it is the outcome the institution is buying.</w:t>
       </w:r>
     </w:p>
-    <w:bookmarkEnd w:id="55"/>
-    <w:bookmarkStart w:id="56" w:name="Xdf37d0d0863d4c38b85fe3a449aa6a06cff2c68"/>
+    <w:bookmarkEnd w:id="56"/>
+    <w:bookmarkStart w:id="57" w:name="Xdf37d0d0863d4c38b85fe3a449aa6a06cff2c68"/>
     <w:p>
       <w:pPr>
         <w:pStyle w:val="Heading4"/>
@@ -5914,8 +6579,8 @@
         <w:t xml:space="preserve">The agent-generated assessment is the place where surface plausibility is most easily mistaken for instructional soundness. Items can be well-formed, distractors plausible, and the whole assessment can measure a subtly different construct than the one stated. Construct validity review at HITL Gate 6 is what catches this.</w:t>
       </w:r>
     </w:p>
-    <w:bookmarkEnd w:id="56"/>
-    <w:bookmarkStart w:id="57" w:name="X025926ef81dbae94fd5982c693811afcb079e09"/>
+    <w:bookmarkEnd w:id="57"/>
+    <w:bookmarkStart w:id="58" w:name="X025926ef81dbae94fd5982c693811afcb079e09"/>
     <w:p>
       <w:pPr>
         <w:pStyle w:val="Heading4"/>
@@ -5937,11 +6602,56 @@
         <w:pStyle w:val="BodyText"/>
       </w:pPr>
       <w:r>
-        <w:t xml:space="preserve">Agents drift between phases. The strategy committed at Gate 3 doesn't always survive contact with the source materials and constraint set the agent encounters in Develop; without explicit fidelity checks, the agent re-anchors to the local context and produces artifacts internally consistent with that local context but inconsistent with the Gate 3 commitment. The general phenomenon — capability variance and anchoring drift across adjacent agent tasks — is consistent with the empirical findings on the "jagged frontier" of AI productivity (Brynjolfsson et al., 2023; Dell'Acqua et al., 2023). Fidelity checks at Gate 6 close the loop.</w:t>
-      </w:r>
-    </w:p>
-    <w:bookmarkEnd w:id="57"/>
-    <w:bookmarkStart w:id="58" w:name="X47250ad878b8286e9367975dd73dc66cf9f5fa8"/>
+        <w:t xml:space="preserve">Agents drift between phases. The strategy committed at Gate 3 doesn't always survive contact with the source materials and constraint set the agent encounters in Develop; without explicit fidelity checks, the agent re-anchors to the local context and produces artifacts internally consistent with that local context but inconsistent with the Gate 3 commitment. This is a</w:t>
+      </w:r>
+      <w:r>
+        <w:t xml:space="preserve"> </w:t>
+      </w:r>
+      <w:r>
+        <w:rPr>
+          <w:i/>
+          <w:iCs/>
+        </w:rPr>
+        <w:t xml:space="preserve">practitioner observation in AAFL implementation work</w:t>
+      </w:r>
+      <w:r>
+        <w:t xml:space="preserve">, not a claim grounded in a specific peer-reviewed study; the closest empirical adjacencies are the LLM literature on long-context degradation and lost-in-the-middle effects (Liu et al., 2023) and the jagged-frontier work on uneven AI capability across adjacent tasks (Brynjolfsson et al., 2023; Dell'Acqua et al., 2023), which together establish that</w:t>
+      </w:r>
+      <w:r>
+        <w:t xml:space="preserve"> </w:t>
+      </w:r>
+      <w:r>
+        <w:rPr>
+          <w:i/>
+          <w:iCs/>
+        </w:rPr>
+        <w:t xml:space="preserve">anchoring</w:t>
+      </w:r>
+      <w:r>
+        <w:t xml:space="preserve"> </w:t>
+      </w:r>
+      <w:r>
+        <w:t xml:space="preserve">and</w:t>
+      </w:r>
+      <w:r>
+        <w:t xml:space="preserve"> </w:t>
+      </w:r>
+      <w:r>
+        <w:rPr>
+          <w:i/>
+          <w:iCs/>
+        </w:rPr>
+        <w:t xml:space="preserve">capability</w:t>
+      </w:r>
+      <w:r>
+        <w:t xml:space="preserve"> </w:t>
+      </w:r>
+      <w:r>
+        <w:t xml:space="preserve">both vary across sequential agent invocations even when the brief looks stable. Fidelity checks at Gate 6 close the loop.</w:t>
+      </w:r>
+    </w:p>
+    <w:bookmarkEnd w:id="58"/>
+    <w:bookmarkStart w:id="59" w:name="X47250ad878b8286e9367975dd73dc66cf9f5fa8"/>
     <w:p>
       <w:pPr>
         <w:pStyle w:val="Heading4"/>
@@ -5991,7 +6701,7 @@
         <w:t xml:space="preserve"> </w:t>
       </w:r>
       <w:r>
-        <w:t xml:space="preserve">A learner can meet the objective and have had a bad experience — high cognitive load, low engagement, equity gaps in supporting subgroups. Learner Experience and Production Integrity (the next dimension) are kept separate because they answer fundamentally different questions:</w:t>
+        <w:t xml:space="preserve">A learner can meet the objective and have had a bad experience: high cognitive load, low engagement, equity gaps in supporting subgroups. Learner Experience and Production Integrity (the next dimension) are kept separate because they answer fundamentally different questions:</w:t>
       </w:r>
       <w:r>
         <w:t xml:space="preserve"> </w:t>
@@ -6026,8 +6736,8 @@
         <w:t xml:space="preserve">(the next dimension). Conflating them obscures the trade-offs.</w:t>
       </w:r>
     </w:p>
-    <w:bookmarkEnd w:id="58"/>
-    <w:bookmarkStart w:id="59" w:name="Xf38bcdbaddc33a5fda8511dc26c86036ab9bcd4"/>
+    <w:bookmarkEnd w:id="59"/>
+    <w:bookmarkStart w:id="60" w:name="Xf38bcdbaddc33a5fda8511dc26c86036ab9bcd4"/>
     <w:p>
       <w:pPr>
         <w:pStyle w:val="Heading4"/>
@@ -6093,12 +6803,12 @@
         <w:t xml:space="preserve"> </w:t>
       </w:r>
       <w:r>
-        <w:t xml:space="preserve">— accessibility scanners, citation auditors, classification-marking validators — without a learner in the loop. Learner-experience dimensions require learner data. In federal contexts, production integrity is gating, not advisory: a CUI training program that ships without classification compliance — for example, source material that should have been marked CUI but was reproduced unmarked into a learner-facing module, or an artifact stored in a tenant cleared only for FOUO — is not primarily an instructional design problem. It is a federal compliance incident. The ID team owns the consequences (rework, retraction, possible reporting obligation), the program owns the audit-finding exposure, and the institution owns the accreditation risk. AAFL treats production integrity as gating to keep this category of failure out of the path to release in the first place.</w:t>
-      </w:r>
-    </w:p>
-    <w:bookmarkEnd w:id="59"/>
+        <w:t xml:space="preserve">(accessibility scanners, citation auditors, classification-marking validators) without a learner in the loop. Learner-experience dimensions require learner data. In federal contexts, production integrity is gating, not advisory: a CUI training program that ships without classification compliance (for example, source material that should have been marked CUI but was reproduced unmarked into a learner-facing module, or an artifact stored in a tenant cleared only for FOUO) is not primarily an instructional design problem. It is a federal compliance incident. The ID team owns the consequences (rework, retraction, possible reporting obligation), the program owns the audit-finding exposure, and the institution owns the accreditation risk. AAFL treats production integrity as gating to keep this category of failure out of the path to release in the first place.</w:t>
+      </w:r>
+    </w:p>
     <w:bookmarkEnd w:id="60"/>
-    <w:bookmarkStart w:id="61" w:name="X1731fa1d64d8d46a2a5e2710b6eee81f921018b"/>
+    <w:bookmarkEnd w:id="61"/>
+    <w:bookmarkStart w:id="62" w:name="X1731fa1d64d8d46a2a5e2710b6eee81f921018b"/>
     <w:p>
       <w:pPr>
         <w:pStyle w:val="Heading3"/>
@@ -6112,7 +6822,7 @@
         <w:pStyle w:val="FirstParagraph"/>
       </w:pPr>
       <w:r>
-        <w:t xml:space="preserve">The rubric is authored at Gate 2 before Design at every PRS level — its existence is constant. What changes across PRS levels is</w:t>
+        <w:t xml:space="preserve">The rubric is authored at Gate 2 before Design at every PRS level: its existence is constant. What changes across PRS levels is</w:t>
       </w:r>
       <w:r>
         <w:t xml:space="preserve"> </w:t>
@@ -6157,13 +6867,13 @@
           <w:b/>
           <w:bCs/>
         </w:rPr>
-        <w:t xml:space="preserve">PRS-1 and PRS-2</w:t>
-      </w:r>
-      <w:r>
-        <w:t xml:space="preserve"> </w:t>
-      </w:r>
-      <w:r>
-        <w:t xml:space="preserve">— human or human-led drafts are evaluated against the rubric; 100% human review of every artifact.</w:t>
+        <w:t xml:space="preserve">PRS-1 and PRS-2.</w:t>
+      </w:r>
+      <w:r>
+        <w:t xml:space="preserve"> </w:t>
+      </w:r>
+      <w:r>
+        <w:t xml:space="preserve">Human or human-led drafts are evaluated against the rubric; 100% human review of every artifact.</w:t>
       </w:r>
     </w:p>
     <w:p>
@@ -6179,13 +6889,13 @@
           <w:b/>
           <w:bCs/>
         </w:rPr>
-        <w:t xml:space="preserve">PRS-3</w:t>
-      </w:r>
-      <w:r>
-        <w:t xml:space="preserve"> </w:t>
-      </w:r>
-      <w:r>
-        <w:t xml:space="preserve">— agents run production tasks against the rubric; humans review agent-flagged outputs plus a statistical sample of the rest.</w:t>
+        <w:t xml:space="preserve">PRS-3.</w:t>
+      </w:r>
+      <w:r>
+        <w:t xml:space="preserve"> </w:t>
+      </w:r>
+      <w:r>
+        <w:t xml:space="preserve">Agents run production tasks against the rubric; humans review agent-flagged outputs plus a statistical sample of the rest.</w:t>
       </w:r>
     </w:p>
     <w:p>
@@ -6201,13 +6911,13 @@
           <w:b/>
           <w:bCs/>
         </w:rPr>
-        <w:t xml:space="preserve">PRS-4</w:t>
-      </w:r>
-      <w:r>
-        <w:t xml:space="preserve"> </w:t>
-      </w:r>
-      <w:r>
-        <w:t xml:space="preserve">— continuous, real-time evaluation of agent outputs against the rubric; humans audit aggregate eval performance rather than individual artifacts.</w:t>
+        <w:t xml:space="preserve">PRS-4.</w:t>
+      </w:r>
+      <w:r>
+        <w:t xml:space="preserve"> </w:t>
+      </w:r>
+      <w:r>
+        <w:t xml:space="preserve">Continuous, real-time evaluation of agent outputs against the rubric; humans audit aggregate eval performance rather than individual artifacts.</w:t>
       </w:r>
     </w:p>
     <w:p>
@@ -6218,8 +6928,8 @@
         <w:t xml:space="preserve">Refer back to §6 for the substantive PRS level definitions; this section only restates the eval-discipline implications at each level.</w:t>
       </w:r>
     </w:p>
-    <w:bookmarkEnd w:id="61"/>
-    <w:bookmarkStart w:id="62" w:name="what-the-eval-framework-requires"/>
+    <w:bookmarkEnd w:id="62"/>
+    <w:bookmarkStart w:id="63" w:name="what-the-eval-framework-requires"/>
     <w:p>
       <w:pPr>
         <w:pStyle w:val="Heading3"/>
@@ -6311,9 +7021,9 @@
         </w:pict>
       </w:r>
     </w:p>
-    <w:bookmarkEnd w:id="62"/>
     <w:bookmarkEnd w:id="63"/>
-    <w:bookmarkStart w:id="67" w:name="X42eff3c2af9fc89b763577dc8a43ca1310f5c25"/>
+    <w:bookmarkEnd w:id="64"/>
+    <w:bookmarkStart w:id="68" w:name="X42eff3c2af9fc89b763577dc8a43ca1310f5c25"/>
     <w:p>
       <w:pPr>
         <w:pStyle w:val="Heading2"/>
@@ -6330,7 +7040,7 @@
         <w:t xml:space="preserve">Architectural depth on the three layers that did not exist in classic ADDIE.</w:t>
       </w:r>
     </w:p>
-    <w:bookmarkStart w:id="64" w:name="orchestration"/>
+    <w:bookmarkStart w:id="65" w:name="orchestration"/>
     <w:p>
       <w:pPr>
         <w:pStyle w:val="Heading3"/>
@@ -6435,8 +7145,8 @@
         <w:t xml:space="preserve">Every agent invocation, every model version, every human gate decision. The orchestration log is the input to the Governance Layer audit trail.</w:t>
       </w:r>
     </w:p>
-    <w:bookmarkEnd w:id="64"/>
-    <w:bookmarkStart w:id="65" w:name="evaluation-as-spec"/>
+    <w:bookmarkEnd w:id="65"/>
+    <w:bookmarkStart w:id="66" w:name="evaluation-as-spec"/>
     <w:p>
       <w:pPr>
         <w:pStyle w:val="Heading3"/>
@@ -6460,7 +7170,7 @@
         <w:t xml:space="preserve"> </w:t>
       </w:r>
       <w:r>
-        <w:t xml:space="preserve">is a practice borrowed from agent engineering (Anthropic Engineering, 2025) where the criteria an agent's output will be judged against are defined as a structured artifact — the</w:t>
+        <w:t xml:space="preserve">is a practice borrowed from agent engineering (Anthropic Engineering, 2025) where the criteria an agent's output will be judged against are defined as a structured artifact (the</w:t>
       </w:r>
       <w:r>
         <w:t xml:space="preserve"> </w:t>
@@ -6473,10 +7183,7 @@
         <w:t xml:space="preserve">eval rubric</w:t>
       </w:r>
       <w:r>
-        <w:t xml:space="preserve"> </w:t>
-      </w:r>
-      <w:r>
-        <w:t xml:space="preserve">—</w:t>
+        <w:t xml:space="preserve">)</w:t>
       </w:r>
       <w:r>
         <w:t xml:space="preserve"> </w:t>
@@ -6559,7 +7266,7 @@
         </w:numPr>
       </w:pPr>
       <w:r>
-        <w:t xml:space="preserve">The rubric defines measurable criteria — not aspirations</w:t>
+        <w:t xml:space="preserve">The rubric defines measurable criteria, not aspirations</w:t>
       </w:r>
     </w:p>
     <w:p>
@@ -6570,8 +7277,8 @@
         <w:t xml:space="preserve">Without a blocking eval rubric, agents will produce surface-fluent content that drifts from the intended outcome. The Layer makes the rubric a precondition, not a postcondition.</w:t>
       </w:r>
     </w:p>
-    <w:bookmarkEnd w:id="65"/>
-    <w:bookmarkStart w:id="66" w:name="governance"/>
+    <w:bookmarkEnd w:id="66"/>
+    <w:bookmarkStart w:id="67" w:name="governance"/>
     <w:p>
       <w:pPr>
         <w:pStyle w:val="Heading3"/>
@@ -6719,7 +7426,7 @@
         <w:pStyle w:val="FirstParagraph"/>
       </w:pPr>
       <w:r>
-        <w:t xml:space="preserve">The federal claim AAFL can defensibly make: among the published AI-era ID frameworks reviewed in this work (see Appendix B for the comparative scan — ADDIE, FRAME™, Anthropic 4Ds, Chai et al., EduPlanner, AUSS, Action Mapping), AAFL appears to be the only framework that prescribes PRS caps tied to data classification. That is exactly the question federal contracting officers ask first.</w:t>
+        <w:t xml:space="preserve">The federal claim AAFL can defensibly make: among the published AI-era ID frameworks reviewed in this work (see Appendix B for the comparative scan: ADDIE, FRAME™, Anthropic 4Ds, Chai et al., EduPlanner, AUSS, Action Mapping), AAFL appears to be the only framework that prescribes PRS caps tied to data classification. That is exactly the question federal contracting officers ask first.</w:t>
       </w:r>
     </w:p>
     <w:p>
@@ -6729,9 +7436,9 @@
         </w:pict>
       </w:r>
     </w:p>
-    <w:bookmarkEnd w:id="66"/>
     <w:bookmarkEnd w:id="67"/>
-    <w:bookmarkStart w:id="76" w:name="X8acebe001cf776c78683adae3432e4162ae945b"/>
+    <w:bookmarkEnd w:id="68"/>
+    <w:bookmarkStart w:id="77" w:name="X8acebe001cf776c78683adae3432e4162ae945b"/>
     <w:p>
       <w:pPr>
         <w:pStyle w:val="Heading2"/>
@@ -6748,7 +7455,7 @@
         <w:t xml:space="preserve">AAFL enters the literature as a coherent extension and integration of existing work, not as a clean-break replacement. The engagement here is substantive and structural rather than plank-by-plank: AAFL inherits a tradition of thought rather than borrowing isolated techniques. The reader should be able to recognize the lineage without being able to reduce any one feature of the architecture to any single source.</w:t>
       </w:r>
     </w:p>
-    <w:bookmarkStart w:id="68" w:name="the-performance-tradition"/>
+    <w:bookmarkStart w:id="69" w:name="the-performance-tradition"/>
     <w:p>
       <w:pPr>
         <w:pStyle w:val="Heading3"/>
@@ -6762,7 +7469,7 @@
         <w:pStyle w:val="FirstParagraph"/>
       </w:pPr>
       <w:r>
-        <w:t xml:space="preserve">The Human Performance Technology (HPT) tradition is the bedrock AAFL inherits — a body of work that has insisted on workplace performance as the legitimate outcome of L&amp;D investment for more than half a century. The decisive intellectual contributions in that tradition include Thomas Gilbert's</w:t>
+        <w:t xml:space="preserve">The Human Performance Technology (HPT) tradition is the bedrock AAFL inherits: a body of work that has insisted on workplace performance as the legitimate outcome of L&amp;D investment for more than half a century. The decisive intellectual contributions in that tradition include Thomas Gilbert's</w:t>
       </w:r>
       <w:r>
         <w:t xml:space="preserve"> </w:t>
@@ -6802,15 +7509,94 @@
         <w:pStyle w:val="BodyText"/>
       </w:pPr>
       <w:r>
-        <w:t xml:space="preserve">Workplace-oriented operational articulations of the same commitment include Cathy Moore's Action Mapping (2008), which insists on backward design from business performance goals; Bob Mosher and Conrad Gottfredson's 5 Moments of Need (2011), which draws the line between formal learning (the New and More moments) and performance support (Apply, Solve, Change) and locates the bulk of workplace skill acquisition outside formal training; Allison Rossett and Lisa Schafer's performance-support taxonomy (Planners, Advisors, Coaches, Sidekicks, 2007) which named the categories of in-workflow help that AR-overlay tooling now operates; and Robert Brinkerhoff's Success Case Method (2003), which provided the methodology for tracing whether an intervention actually moved performance for the workers who used it. The Kirkpatrick L1–L4 vocabulary (1959, updated 2016) is the dialect every reviewer of AAFL will use; AAFL adopts the vocabulary natively.</w:t>
-      </w:r>
-    </w:p>
-    <w:p>
-      <w:pPr>
-        <w:pStyle w:val="BodyText"/>
-      </w:pPr>
-      <w:r>
-        <w:t xml:space="preserve">These works do not appear in AAFL as plank-by-plank derivations. They appear as bedrock — the assumption that workplace performance is the legitimate organizing outcome, that course completion is a weak proxy, that performance support belongs in the workflow rather than in the classroom, and that the eval question is</w:t>
+        <w:t xml:space="preserve">Workplace-oriented operational articulations of the same commitment include Cathy Moore's Action Mapping (2008), which insists on backward design from business performance goals; Bob Mosher and Conrad Gottfredson's 5 Moments of Need (2011), which draws the line between formal learning (the New and More moments) and performance support (Apply, Solve, Change) and locates the bulk of workplace skill acquisition outside formal training; Allison Rossett and Lisa Schafer's performance-support taxonomy (Planners, Advisors, Coaches, Sidekicks, 2007) which named the categories of in-workflow help that AR-overlay tooling now operates; and Robert Brinkerhoff's Success Case Method (2003), which provided the methodology for tracing whether an intervention actually moved performance for the workers who used it.</w:t>
+      </w:r>
+    </w:p>
+    <w:p>
+      <w:pPr>
+        <w:pStyle w:val="BodyText"/>
+      </w:pPr>
+      <w:r>
+        <w:t xml:space="preserve">The Kirkpatrick L1–L4 vocabulary (1959, updated 2016) is the dialect every reviewer of AAFL will use; AAFL adopts the vocabulary natively</w:t>
+      </w:r>
+      <w:r>
+        <w:t xml:space="preserve"> </w:t>
+      </w:r>
+      <w:r>
+        <w:rPr>
+          <w:i/>
+          <w:iCs/>
+        </w:rPr>
+        <w:t xml:space="preserve">while engaging the substantive critique of it that the L&amp;D research community has accumulated over four decades</w:t>
+      </w:r>
+      <w:r>
+        <w:t xml:space="preserve">. Kraiger, Ford, and Salas (1993) argued that the four-level model conflates evaluation taxonomy with causal model: moving up the levels was never empirically a chain of causation, and treating it as one license-poor inference. Holton (1996) made the case more sharply: the model is a</w:t>
+      </w:r>
+      <w:r>
+        <w:t xml:space="preserve"> </w:t>
+      </w:r>
+      <w:r>
+        <w:rPr>
+          <w:i/>
+          <w:iCs/>
+        </w:rPr>
+        <w:t xml:space="preserve">taxonomy of outcomes</w:t>
+      </w:r>
+      <w:r>
+        <w:t xml:space="preserve">, not an evaluation</w:t>
+      </w:r>
+      <w:r>
+        <w:t xml:space="preserve"> </w:t>
+      </w:r>
+      <w:r>
+        <w:rPr>
+          <w:i/>
+          <w:iCs/>
+        </w:rPr>
+        <w:t xml:space="preserve">theory</w:t>
+      </w:r>
+      <w:r>
+        <w:t xml:space="preserve">, and using it as a theory has produced decades of weak transfer claims. AAFL inherits this critique and responds to it structurally rather than terminologically. The framework retains L3/L4</w:t>
+      </w:r>
+      <w:r>
+        <w:t xml:space="preserve"> </w:t>
+      </w:r>
+      <w:r>
+        <w:rPr>
+          <w:i/>
+          <w:iCs/>
+        </w:rPr>
+        <w:t xml:space="preserve">language</w:t>
+      </w:r>
+      <w:r>
+        <w:t xml:space="preserve"> </w:t>
+      </w:r>
+      <w:r>
+        <w:t xml:space="preserve">because it is the operational vocabulary federal reviewers, ACE evaluators, and corporate L&amp;D leaders use, but it does not assume that Gate 8 evidence of L3 behavior change automatically implies L4 results; nor does it assume that L1 satisfaction or L2 learning predicts L3 transfer. The transfer-of-training literature (Baldwin &amp; Ford, 1988; Burke &amp; Hutchins, 2007) is the deeper anchor: transfer is governed by trainee characteristics, training design, and work environment, and the work-environment variable is exactly what AAFL's Gate 8</w:t>
+      </w:r>
+      <w:r>
+        <w:t xml:space="preserve"> </w:t>
+      </w:r>
+      <w:r>
+        <w:rPr>
+          <w:i/>
+          <w:iCs/>
+        </w:rPr>
+        <w:t xml:space="preserve">while-you-work</w:t>
+      </w:r>
+      <w:r>
+        <w:t xml:space="preserve"> </w:t>
+      </w:r>
+      <w:r>
+        <w:t xml:space="preserve">signal is designed to surface. Where Kirkpatrick gives AAFL the vocabulary to be read by the field, Baldwin-Ford and the broader transfer-of-training tradition give it the causal vocabulary to do the actual analytical work.</w:t>
+      </w:r>
+    </w:p>
+    <w:p>
+      <w:pPr>
+        <w:pStyle w:val="BodyText"/>
+      </w:pPr>
+      <w:r>
+        <w:t xml:space="preserve">These works do not appear in AAFL as plank-by-plank derivations. They appear as bedrock: the assumption that workplace performance is the legitimate organizing outcome, that course completion is a weak proxy, that performance support belongs in the workflow rather than in the classroom, and that the eval question is</w:t>
       </w:r>
       <w:r>
         <w:t xml:space="preserve"> </w:t>
@@ -6839,8 +7625,8 @@
         <w:t xml:space="preserve">. AAFL does not paraphrase any one of these voices; it operates inside the consensus they built.</w:t>
       </w:r>
     </w:p>
-    <w:bookmarkEnd w:id="68"/>
-    <w:bookmarkStart w:id="69" w:name="addie-as-the-architectural-heritage"/>
+    <w:bookmarkEnd w:id="69"/>
+    <w:bookmarkStart w:id="70" w:name="addie-as-the-architectural-heritage"/>
     <w:p>
       <w:pPr>
         <w:pStyle w:val="Heading3"/>
@@ -6883,8 +7669,8 @@
         <w:t xml:space="preserve">ADDIE Guide remains the reference; AAFL is the operating manual. The decision to preserve ADDIE's vocabulary is the framework's single largest concession to its audience: federal contracting officers, ACE evaluators, Quality Matters reviewers, and military training command staff all read in ADDIE's vocabulary, and a framework that begins by replacing the vocabulary forfeits the audience most likely to adopt it.</w:t>
       </w:r>
     </w:p>
-    <w:bookmarkEnd w:id="69"/>
-    <w:bookmarkStart w:id="70" w:name="iterative-design-heritage"/>
+    <w:bookmarkEnd w:id="70"/>
+    <w:bookmarkStart w:id="71" w:name="iterative-design-heritage"/>
     <w:p>
       <w:pPr>
         <w:pStyle w:val="Heading3"/>
@@ -6911,8 +7697,8 @@
         <w:t xml:space="preserve">(Allen Interactions, 2012). AAFL inherits SAM's iterative discipline. The Translator's Loop is functionally similar to SAM's rapid-prototyping cycle, applied at per-artifact granularity rather than per-course granularity.</w:t>
       </w:r>
     </w:p>
-    <w:bookmarkEnd w:id="70"/>
-    <w:bookmarkStart w:id="71" w:name="pedagogical-design-heritage"/>
+    <w:bookmarkEnd w:id="71"/>
+    <w:bookmarkStart w:id="72" w:name="pedagogical-design-heritage"/>
     <w:p>
       <w:pPr>
         <w:pStyle w:val="Heading3"/>
@@ -6926,7 +7712,7 @@
         <w:pStyle w:val="FirstParagraph"/>
       </w:pPr>
       <w:r>
-        <w:t xml:space="preserve">AAFL's pedagogical gates — Learner Reality, Performance Outcome, Pedagogical Strategy, and Performance-Effect — do not invent the underlying instructional-design theory. They operate against a body of work that any ID reviewer will expect to see named.</w:t>
+        <w:t xml:space="preserve">AAFL's pedagogical gates (Learner Reality, Performance Outcome, Pedagogical Strategy, and Performance-Effect) do not invent the underlying instructional-design theory. They operate against a body of work that any ID reviewer will expect to see named.</w:t>
       </w:r>
     </w:p>
     <w:p>
@@ -7036,7 +7822,7 @@
         <w:t xml:space="preserve">Educational Technology Research and Development</w:t>
       </w:r>
       <w:r>
-        <w:t xml:space="preserve">) consolidates the cross-theoretic instructional principles — task-centeredness, activation of prior knowledge, demonstration, application, integration — that AAFL's pedagogical gates assume without restating. A practitioner who passes Gate 3 with a strategy that violates Merrill's principles has produced a pedagogically thin design; the framework does not relitigate Merrill, it operates on top of him.</w:t>
+        <w:t xml:space="preserve">) consolidates the cross-theoretic instructional principles (task-centeredness, activation of prior knowledge, demonstration, application, integration) that AAFL's pedagogical gates assume without restating. A practitioner who passes Gate 3 with a strategy that violates Merrill's principles has produced a pedagogically thin design; the framework does not relitigate Merrill, it operates on top of him.</w:t>
       </w:r>
     </w:p>
     <w:p>
@@ -7104,7 +7890,7 @@
         <w:t xml:space="preserve"> </w:t>
       </w:r>
       <w:r>
-        <w:t xml:space="preserve">(Meyer, Rose, &amp; Gordon, 2014; CAST, 2018) is the theoretical anchor underneath AAFL's Gate 5 (Equity &amp; Accessibility). The framework's operational instance — automated WCAG 2.1 AA conformance scans, alt-text, transcripts, captions, reading-level analysis — is the production-gate layer; the substantive commitment is UDL's</w:t>
+        <w:t xml:space="preserve">(Meyer, Rose, &amp; Gordon, 2014; CAST, 2018) is the theoretical anchor underneath AAFL's Gate 5 (Equity &amp; Accessibility). The framework's operational instance (automated WCAG 2.1 AA conformance scans, alt-text, transcripts, captions, reading-level analysis) is the production-gate layer; the substantive commitment is UDL's</w:t>
       </w:r>
       <w:r>
         <w:t xml:space="preserve"> </w:t>
@@ -7131,8 +7917,8 @@
         <w:t xml:space="preserve">These four anchors are named here, not at individual gates, in keeping with the lineage discipline established in §9's opening paragraph: AAFL is a synthesis, not a composite of borrowed parts.</w:t>
       </w:r>
     </w:p>
-    <w:bookmarkEnd w:id="71"/>
-    <w:bookmarkStart w:id="72" w:name="agent-era-frameworks"/>
+    <w:bookmarkEnd w:id="72"/>
+    <w:bookmarkStart w:id="73" w:name="agent-era-frameworks"/>
     <w:p>
       <w:pPr>
         <w:pStyle w:val="Heading3"/>
@@ -7185,7 +7971,7 @@
         <w:t xml:space="preserve"> </w:t>
       </w:r>
       <w:r>
-        <w:t xml:space="preserve">The frameworks are complementary, not competing — citing FRAME strengthens AAFL's positioning. Hardman's "danger zone" language is the closest published precursor to AAFL's pedagogical-vs-production task split.</w:t>
+        <w:t xml:space="preserve">The frameworks are complementary, not competing; citing FRAME strengthens AAFL's positioning. Hardman's "danger zone" language is the closest published precursor to AAFL's pedagogical-vs-production task split.</w:t>
       </w:r>
     </w:p>
     <w:p>
@@ -7310,7 +8096,7 @@
           <w:b/>
           <w:bCs/>
         </w:rPr>
-        <w:t xml:space="preserve">Multi-agent academic systems — EduPlanner, AUSS</w:t>
+        <w:t xml:space="preserve">Multi-agent academic systems: EduPlanner, AUSS</w:t>
       </w:r>
       <w:r>
         <w:t xml:space="preserve"> </w:t>
@@ -7332,8 +8118,8 @@
         <w:t xml:space="preserve">, not multi-agent collaboration. EduPlanner's Evaluator/Optimizer/Analyst is an agent harness; AAFL's eight gates are human criteria.</w:t>
       </w:r>
     </w:p>
-    <w:bookmarkEnd w:id="72"/>
-    <w:bookmarkStart w:id="73" w:name="methodological-foundations"/>
+    <w:bookmarkEnd w:id="73"/>
+    <w:bookmarkStart w:id="74" w:name="methodological-foundations"/>
     <w:p>
       <w:pPr>
         <w:pStyle w:val="Heading3"/>
@@ -7351,13 +8137,13 @@
           <w:b/>
           <w:bCs/>
         </w:rPr>
-        <w:t xml:space="preserve">Anthropic Engineering — eval-driven development</w:t>
-      </w:r>
-      <w:r>
-        <w:t xml:space="preserve"> </w:t>
-      </w:r>
-      <w:r>
-        <w:t xml:space="preserve">(2025). Source of the technical discipline borrowed for the Evaluation-as-Spec Layer. Cited as methodological foundation, not as ID framework.</w:t>
+        <w:t xml:space="preserve">Eval-driven development</w:t>
+      </w:r>
+      <w:r>
+        <w:t xml:space="preserve"> </w:t>
+      </w:r>
+      <w:r>
+        <w:t xml:space="preserve">(Anthropic Engineering, 2025; Liang et al., 2023, Stanford HELM; EleutherAI lm-evaluation-harness, 2024). Source of the technical discipline borrowed for the Evaluation-as-Spec Layer. The discipline is vendor-neutral and well-established in the broader LLM-evaluation literature; Anthropic Engineering's articulation is the cleanest practitioner-facing version cited here, and Stanford HELM and the EleutherAI harness are named to make the non-vendor lineage visible. AAFL's eval-as-spec stance does not depend on any specific vendor's tooling.</w:t>
       </w:r>
     </w:p>
     <w:p>
@@ -7440,7 +8226,7 @@
         <w:t xml:space="preserve"> </w:t>
       </w:r>
       <w:r>
-        <w:t xml:space="preserve">(2023). Empirical grounding for the claim that AI capability is uneven across tasks within the same role — the precondition for any framework that asks</w:t>
+        <w:t xml:space="preserve">(2023). Empirical grounding for the claim that AI capability is uneven across tasks within the same role: the precondition for any framework that asks</w:t>
       </w:r>
       <w:r>
         <w:t xml:space="preserve"> </w:t>
@@ -7472,8 +8258,8 @@
         <w:t xml:space="preserve">(2023, BCG-Harvard field experiment, HBS Working Paper 24-013) is the companion field-experimental study cited in §6 as the productivity-band anchor for PRS-1 and PRS-2.</w:t>
       </w:r>
     </w:p>
-    <w:bookmarkEnd w:id="73"/>
-    <w:bookmarkStart w:id="74" w:name="engagement-with-the-critic-camp"/>
+    <w:bookmarkEnd w:id="74"/>
+    <w:bookmarkStart w:id="75" w:name="engagement-with-the-critic-camp"/>
     <w:p>
       <w:pPr>
         <w:pStyle w:val="Heading3"/>
@@ -7521,7 +8307,7 @@
         <w:t xml:space="preserve"> </w:t>
       </w:r>
       <w:r>
-        <w:t xml:space="preserve">(2019, Polity) raises the deskilling concern — that delegating authorship to AI agents hollows out the practitioner profession over time, leaving humans only the credentialing-and-rubber-stamping residue of work the agent now drafts. AAFL's structural response is the four pedagogical gates: Learner Reality, Performance Outcome, Pedagogical Strategy, and Performance-Effect are</w:t>
+        <w:t xml:space="preserve">(2019, Polity) raises the deskilling concern: that delegating authorship to AI agents hollows out the practitioner profession over time, leaving humans only the credentialing-and-rubber-stamping residue of work the agent now drafts. AAFL's structural response is the four pedagogical gates: Learner Reality, Performance Outcome, Pedagogical Strategy, and Performance-Effect are</w:t>
       </w:r>
       <w:r>
         <w:t xml:space="preserve"> </w:t>
@@ -7568,7 +8354,7 @@
         <w:t xml:space="preserve"> </w:t>
       </w:r>
       <w:r>
-        <w:t xml:space="preserve">(2017, SAGE) raises the surveillance and data-political concerns inherent in learner analytics, adaptive systems, and per-learner content variation — exactly the territory PRS-3 and PRS-4 operate in. AAFL's Governance Layer (§8) and classification-aware caps (§10) are partly a structural response: audit trail, classification handling, escalation paths, and named-accountable-human signatures are the institutional infrastructure that prevents AAFL implementations from becoming the surveillance-and-optimization regimes Williamson describes. PRS-4 is</w:t>
+        <w:t xml:space="preserve">(2017, SAGE) raises the surveillance and data-political concerns inherent in learner analytics, adaptive systems, and per-learner content variation: exactly the territory PRS-3 and PRS-4 operate in. AAFL's Governance Layer (§8) and classification-aware caps (§10) are partly a structural response: audit trail, classification handling, escalation paths, and named-accountable-human signatures are the institutional infrastructure that prevents AAFL implementations from becoming the surveillance-and-optimization regimes Williamson describes. PRS-4 is</w:t>
       </w:r>
       <w:r>
         <w:t xml:space="preserve"> </w:t>
@@ -7584,7 +8370,7 @@
         <w:t xml:space="preserve"> </w:t>
       </w:r>
       <w:r>
-        <w:t xml:space="preserve">autonomy — bounded by classification, by domain, by named risk envelope — not unbounded.</w:t>
+        <w:t xml:space="preserve">autonomy, bounded by classification, by domain, by named risk envelope, not unbounded.</w:t>
       </w:r>
     </w:p>
     <w:p>
@@ -7642,11 +8428,11 @@
         <w:pStyle w:val="BodyText"/>
       </w:pPr>
       <w:r>
-        <w:t xml:space="preserve">The framework does not claim to resolve the critic camp's concerns — those concerns are about the political economy of AI-in-education and the institutional cultures that adopt these tools, not about framework architecture. AAFL's claim is narrower: the structural choices the framework makes — pedagogical gates as humans-only, caps by classification, blocking eval discipline, audit-trail governance — are the framework architecture's contribution to a problem space the critic camp has correctly named.</w:t>
-      </w:r>
-    </w:p>
-    <w:bookmarkEnd w:id="74"/>
-    <w:bookmarkStart w:id="75" w:name="X58b171492d265cdbbcbc0460db6d752a5d8caa3"/>
+        <w:t xml:space="preserve">The framework does not claim to resolve the critic camp's concerns; those concerns are about the political economy of AI-in-education and the institutional cultures that adopt these tools, not about framework architecture. AAFL's claim is narrower: the structural choices the framework makes (pedagogical gates as humans-only, caps by classification, blocking eval discipline, audit-trail governance) are the framework architecture's contribution to a problem space the critic camp has correctly named.</w:t>
+      </w:r>
+    </w:p>
+    <w:bookmarkEnd w:id="75"/>
+    <w:bookmarkStart w:id="76" w:name="X58b171492d265cdbbcbc0460db6d752a5d8caa3"/>
     <w:p>
       <w:pPr>
         <w:pStyle w:val="Heading3"/>
@@ -7686,9 +8472,9 @@
         </w:pict>
       </w:r>
     </w:p>
-    <w:bookmarkEnd w:id="75"/>
     <w:bookmarkEnd w:id="76"/>
-    <w:bookmarkStart w:id="81" w:name="X2d91536537273a36f73a3c78ce707341567d438"/>
+    <w:bookmarkEnd w:id="77"/>
+    <w:bookmarkStart w:id="82" w:name="X2d91536537273a36f73a3c78ce707341567d438"/>
     <w:p>
       <w:pPr>
         <w:pStyle w:val="Heading2"/>
@@ -7705,7 +8491,7 @@
         <w:t xml:space="preserve">For classified, CUI, and federally-accredited contexts, three things change in AAFL.</w:t>
       </w:r>
     </w:p>
-    <w:bookmarkStart w:id="77" w:name="Xd1db6ca43c8c89dc31c2e581d8a0dc70257035d"/>
+    <w:bookmarkStart w:id="78" w:name="Xd1db6ca43c8c89dc31c2e581d8a0dc70257035d"/>
     <w:p>
       <w:pPr>
         <w:pStyle w:val="Heading3"/>
@@ -7722,8 +8508,8 @@
         <w:t xml:space="preserve">Audit trail must satisfy FedRAMP, NIST 800-171, and contract-specific marking requirements. The Governance Layer captures chain of custody for every agent-generated artifact, model version recorded, prompt-and-response archived for the contract retention window. Section 508 conformance evidence is retained alongside the artifact-of-record.</w:t>
       </w:r>
     </w:p>
-    <w:bookmarkEnd w:id="77"/>
-    <w:bookmarkStart w:id="78" w:name="prs-caps-by-classification"/>
+    <w:bookmarkEnd w:id="78"/>
+    <w:bookmarkStart w:id="79" w:name="prs-caps-by-classification"/>
     <w:p>
       <w:pPr>
         <w:pStyle w:val="Heading3"/>
@@ -7773,7 +8559,7 @@
         <w:t xml:space="preserve"> </w:t>
       </w:r>
       <w:r>
-        <w:t xml:space="preserve">Government-tenant generative AI tools only — environments cleared for the relevant data classification. PRS-3 is</w:t>
+        <w:t xml:space="preserve">Government-tenant generative AI tools only, in environments cleared for the relevant data classification. PRS-3 is</w:t>
       </w:r>
       <w:r>
         <w:t xml:space="preserve"> </w:t>
@@ -7822,8 +8608,8 @@
         <w:t xml:space="preserve">AAFL prescribes the cap by classification, not by capability. This is the framework's distinctive federal claim.</w:t>
       </w:r>
     </w:p>
-    <w:bookmarkEnd w:id="78"/>
-    <w:bookmarkStart w:id="79" w:name="accreditation-alignment"/>
+    <w:bookmarkEnd w:id="79"/>
+    <w:bookmarkStart w:id="80" w:name="accreditation-alignment"/>
     <w:p>
       <w:pPr>
         <w:pStyle w:val="Heading3"/>
@@ -7881,7 +8667,7 @@
         <w:t xml:space="preserve"> </w:t>
       </w:r>
       <w:r>
-        <w:t xml:space="preserve">Gate 2 addresses QM Standard 2 (Learning Objectives); Gate 6 addresses QM Standard 3 (Assessment); Gate 5 addresses QM Standard 8 (Accessibility).</w:t>
+        <w:t xml:space="preserve">Gate 2 addresses QM Standard 2 (Learning Objectives); Gate 6 addresses QM Standard 3 (Assessment); Gate 5 addresses QM Standard 8 (Accessibility). QM is named here because it is the rubric most frequently cited in the federal and higher-education contexts AAFL addresses; equivalent mappings to OLC OSCQR, iNACOL, and ACCJC distance-education standards are possible and intended in future revisions, and AAFL's gate structure is rubric-agnostic by design.</w:t>
       </w:r>
     </w:p>
     <w:p>
@@ -7952,8 +8738,8 @@
         <w:t xml:space="preserve">to drop into an ACE submission packet or a Quality Matters self-review evidence package.</w:t>
       </w:r>
     </w:p>
-    <w:bookmarkEnd w:id="79"/>
-    <w:bookmarkStart w:id="80" w:name="the-federal-applicability-claim"/>
+    <w:bookmarkEnd w:id="80"/>
+    <w:bookmarkStart w:id="81" w:name="the-federal-applicability-claim"/>
     <w:p>
       <w:pPr>
         <w:pStyle w:val="Heading3"/>
@@ -7967,7 +8753,7 @@
         <w:pStyle w:val="FirstParagraph"/>
       </w:pPr>
       <w:r>
-        <w:t xml:space="preserve">Among the published AI-era ID frameworks reviewed in this work — ADDIE, FRAME™, Anthropic 4Ds, Chai et al., EduPlanner, AUSS, and the HPT performance-orientation lineage (see Appendix B for the comparative scan) — AAFL appears to be the only framework that prescribes PRS caps tied to data classification. This is the question federal contracting officers ask first when evaluating AI integration proposals. FRAME™, the 4Ds, and Chai et al. are all classification-agnostic. AAFL's classification-aware caps are not a restriction; they are the source of its federal credibility.</w:t>
+        <w:t xml:space="preserve">Among the published AI-era ID frameworks reviewed in this work (ADDIE, FRAME™, Anthropic 4Ds, Chai et al., EduPlanner, AUSS, and the HPT performance-orientation lineage; see Appendix B for the comparative scan), AAFL appears to be the only framework that prescribes PRS caps tied to data classification. This is the question federal contracting officers ask first when evaluating AI integration proposals. FRAME™, the 4Ds, and Chai et al. are all classification-agnostic. AAFL's classification-aware caps are not a restriction; they are the source of its federal credibility.</w:t>
       </w:r>
     </w:p>
     <w:p>
@@ -7977,9 +8763,9 @@
         </w:pict>
       </w:r>
     </w:p>
-    <w:bookmarkEnd w:id="80"/>
     <w:bookmarkEnd w:id="81"/>
-    <w:bookmarkStart w:id="88" w:name="X152f04f5f2eff916bc4a2ba4f9d7af6d15e0910"/>
+    <w:bookmarkEnd w:id="82"/>
+    <w:bookmarkStart w:id="89" w:name="X152f04f5f2eff916bc4a2ba4f9d7af6d15e0910"/>
     <w:p>
       <w:pPr>
         <w:pStyle w:val="Heading2"/>
@@ -7995,8 +8781,18 @@
       <w:r>
         <w:t xml:space="preserve">Five real risks, named so they can be defended.</w:t>
       </w:r>
-    </w:p>
-    <w:bookmarkStart w:id="82" w:name="risk-1--prs-drift"/>
+      <w:r>
+        <w:t xml:space="preserve"> </w:t>
+      </w:r>
+      <w:r>
+        <w:rPr>
+          <w:i/>
+          <w:iCs/>
+        </w:rPr>
+        <w:t xml:space="preserve">This section and §12 (Limitations and Future Work) sit back-to-back deliberately and answer different questions. §11 names operational risks: what can go wrong when AAFL is implemented. §12 names epistemic limits: what AAFL has not yet proven about itself. A risk is a thing the framework's operators must mitigate; a limitation is a thing the framework's authors and reviewers must address. Both are published to keep AAFL honest about what it is and what it is not.</w:t>
+      </w:r>
+    </w:p>
+    <w:bookmarkStart w:id="83" w:name="risk-1--prs-drift"/>
     <w:p>
       <w:pPr>
         <w:pStyle w:val="Heading3"/>
@@ -8031,8 +8827,8 @@
         <w:t xml:space="preserve">Explicit "realistic ceiling" language in §6; case studies of PRS-2 and PRS-3 wins, not just PRS-4; the "default to one level lower than the question would suggest" rule.</w:t>
       </w:r>
     </w:p>
-    <w:bookmarkEnd w:id="82"/>
-    <w:bookmarkStart w:id="83" w:name="risk-2--eval-theatre"/>
+    <w:bookmarkEnd w:id="83"/>
+    <w:bookmarkStart w:id="84" w:name="risk-2--eval-theatre"/>
     <w:p>
       <w:pPr>
         <w:pStyle w:val="Heading3"/>
@@ -8077,14 +8873,11 @@
         <w:t xml:space="preserve">blocking</w:t>
       </w:r>
       <w:r>
-        <w:t xml:space="preserve"> </w:t>
-      </w:r>
-      <w:r>
-        <w:t xml:space="preserve">— agents cannot run Design or Develop until the eval rubric is signed at Gate 2. The discipline is structural, not aspirational.</w:t>
-      </w:r>
-    </w:p>
-    <w:bookmarkEnd w:id="83"/>
-    <w:bookmarkStart w:id="84" w:name="risk-3--gate-fatigue"/>
+        <w:t xml:space="preserve">: agents cannot run Design or Develop until the eval rubric is signed at Gate 2. The discipline is structural, not aspirational.</w:t>
+      </w:r>
+    </w:p>
+    <w:bookmarkEnd w:id="84"/>
+    <w:bookmarkStart w:id="85" w:name="risk-3--gate-fatigue"/>
     <w:p>
       <w:pPr>
         <w:pStyle w:val="Heading3"/>
@@ -8116,7 +8909,7 @@
         <w:t xml:space="preserve"> </w:t>
       </w:r>
       <w:r>
-        <w:t xml:space="preserve">The PRS permits gate-flagging at PRS-3 — only flagged outputs trigger review. The four pedagogical gates are non-negotiable; the four production gates are sampleable at higher PRS levels. The framework is</w:t>
+        <w:t xml:space="preserve">The PRS permits gate-flagging at PRS-3: only flagged outputs trigger review. The four pedagogical gates are non-negotiable; the four production gates are sampleable at higher PRS levels. The framework is</w:t>
       </w:r>
       <w:r>
         <w:t xml:space="preserve"> </w:t>
@@ -8132,8 +8925,8 @@
         <w:t xml:space="preserve">.</w:t>
       </w:r>
     </w:p>
-    <w:bookmarkEnd w:id="84"/>
-    <w:bookmarkStart w:id="85" w:name="X1dcd0a064d29957321733c69d2bcdf60e672627"/>
+    <w:bookmarkEnd w:id="85"/>
+    <w:bookmarkStart w:id="86" w:name="X1dcd0a064d29957321733c69d2bcdf60e672627"/>
     <w:p>
       <w:pPr>
         <w:pStyle w:val="Heading3"/>
@@ -8181,8 +8974,8 @@
         <w:t xml:space="preserve">. Publishing what AAFL won't do is the source of the framework's credibility, not its limitation.</w:t>
       </w:r>
     </w:p>
-    <w:bookmarkEnd w:id="85"/>
-    <w:bookmarkStart w:id="86" w:name="Xf16e9fb7f9c23ea747514d0d0a524f28d41c7e0"/>
+    <w:bookmarkEnd w:id="86"/>
+    <w:bookmarkStart w:id="87" w:name="Xf16e9fb7f9c23ea747514d0d0a524f28d41c7e0"/>
     <w:p>
       <w:pPr>
         <w:pStyle w:val="Heading3"/>
@@ -8233,8 +9026,8 @@
         <w:t xml:space="preserve">do, in writing, before publishing what it does.</w:t>
       </w:r>
     </w:p>
-    <w:bookmarkEnd w:id="86"/>
-    <w:bookmarkStart w:id="87" w:name="ip-and-authorship"/>
+    <w:bookmarkEnd w:id="87"/>
+    <w:bookmarkStart w:id="88" w:name="ip-and-authorship"/>
     <w:p>
       <w:pPr>
         <w:pStyle w:val="Heading3"/>
@@ -8287,9 +9080,9 @@
         </w:pict>
       </w:r>
     </w:p>
-    <w:bookmarkEnd w:id="87"/>
     <w:bookmarkEnd w:id="88"/>
-    <w:bookmarkStart w:id="91" w:name="X70d40b95530a814cb670cfd0d4b6e47a9d354d4"/>
+    <w:bookmarkEnd w:id="89"/>
+    <w:bookmarkStart w:id="92" w:name="X70d40b95530a814cb670cfd0d4b6e47a9d354d4"/>
     <w:p>
       <w:pPr>
         <w:pStyle w:val="Heading2"/>
@@ -8306,7 +9099,7 @@
         <w:t xml:space="preserve">A framework that publishes its own caps owes the reader an account of its own limits. AAFL is a publishing-ready spec, not a validated artifact, and the gap between the two should be visible to anyone deciding whether to adopt it.</w:t>
       </w:r>
     </w:p>
-    <w:bookmarkStart w:id="89" w:name="limitations"/>
+    <w:bookmarkStart w:id="90" w:name="limitations"/>
     <w:p>
       <w:pPr>
         <w:pStyle w:val="Heading3"/>
@@ -8474,7 +9267,7 @@
         <w:t xml:space="preserve"> </w:t>
       </w:r>
       <w:r>
-        <w:t xml:space="preserve">The §5 task assignments — which rows sit in the agent column and which in the human-only column — are versioned. The commitment is to the discipline of asking</w:t>
+        <w:t xml:space="preserve">The §5 task assignments (which rows sit in the agent column and which in the human-only column) are versioned. The commitment is to the discipline of asking</w:t>
       </w:r>
       <w:r>
         <w:t xml:space="preserve"> </w:t>
@@ -8490,8 +9283,8 @@
         <w:t xml:space="preserve">, not to a permanent row assignment. Field experience may require updates; see §11 Risk 4 and §5 "When the line moves."</w:t>
       </w:r>
     </w:p>
-    <w:bookmarkEnd w:id="89"/>
-    <w:bookmarkStart w:id="90" w:name="future-work"/>
+    <w:bookmarkEnd w:id="90"/>
+    <w:bookmarkStart w:id="91" w:name="future-work"/>
     <w:p>
       <w:pPr>
         <w:pStyle w:val="Heading3"/>
@@ -8581,7 +9374,7 @@
         <w:t xml:space="preserve"> </w:t>
       </w:r>
       <w:r>
-        <w:t xml:space="preserve">The companion tactical assets — the HITL Decision-Gate Practitioner Checklist and the AAFL Eval Rubric Template — are presently bundled with the framework spec. Releasing them as separately versioned artifacts under the same © Ruchir Bakshi 2026 attribution would let the field test, fork, and feed back into them without waiting for a v1.3 framework release.</w:t>
+        <w:t xml:space="preserve">The companion tactical assets (the HITL Decision-Gate Practitioner Checklist and the AAFL Eval Rubric Template) are presently bundled with the framework spec. Releasing them as separately versioned artifacts under the same © Ruchir Bakshi 2026 attribution would let the field test, fork, and feed back into them without waiting for a v1.3 framework release.</w:t>
       </w:r>
     </w:p>
     <w:p>
@@ -8602,7 +9395,7 @@
         <w:t xml:space="preserve"> </w:t>
       </w:r>
       <w:r>
-        <w:t xml:space="preserve">The gate taxonomy and construct-validity dimension are transferable; the PRS-caps-by-classification framing is not. A separate paper extending AAFL to K-12 — re-anchored in FERPA/COPPA rather than FedRAMP/NIST 800-171 — would address the audience explicitly excluded here without compromising the workplace-performance commitment of the present framework.</w:t>
+        <w:t xml:space="preserve">The gate taxonomy and construct-validity dimension are transferable; the PRS-caps-by-classification framing is not. A separate paper extending AAFL to K-12, re-anchored in FERPA/COPPA rather than FedRAMP/NIST 800-171, would address the audience explicitly excluded here without compromising the workplace-performance commitment of the present framework.</w:t>
       </w:r>
     </w:p>
     <w:p>
@@ -8620,221 +9413,15 @@
         </w:pict>
       </w:r>
     </w:p>
-    <w:bookmarkEnd w:id="90"/>
     <w:bookmarkEnd w:id="91"/>
-    <w:bookmarkStart w:id="92" w:name="X7a4913db6cb1b3c4cb6c122beacaf68da4b3196"/>
+    <w:bookmarkEnd w:id="92"/>
+    <w:bookmarkStart w:id="120" w:name="Xa965afcbae169b28f77540e68fff4c8d3a6ae6b"/>
     <w:p>
       <w:pPr>
         <w:pStyle w:val="Heading2"/>
       </w:pPr>
       <w:r>
-        <w:t xml:space="preserve">§13. Frequently Asked Questions</w:t>
-      </w:r>
-    </w:p>
-    <w:p>
-      <w:pPr>
-        <w:pStyle w:val="FirstParagraph"/>
-      </w:pPr>
-      <w:r>
-        <w:rPr>
-          <w:b/>
-          <w:bCs/>
-        </w:rPr>
-        <w:t xml:space="preserve">Q: How is AAFL different from Hardman's FRAME™?</w:t>
-      </w:r>
-    </w:p>
-    <w:p>
-      <w:pPr>
-        <w:pStyle w:val="BodyText"/>
-      </w:pPr>
-      <w:r>
-        <w:t xml:space="preserve">FRAME maps capability risk (which AI to trust for which task). AAFL maps decision authority (which task humans must keep regardless of which AI). The frameworks are complementary. FRAME is upstream of AAFL — once you've used FRAME to determine which agent-task allocation is technically defensible, AAFL determines which human gates apply regardless.</w:t>
-      </w:r>
-    </w:p>
-    <w:p>
-      <w:pPr>
-        <w:pStyle w:val="BodyText"/>
-      </w:pPr>
-      <w:r>
-        <w:rPr>
-          <w:b/>
-          <w:bCs/>
-        </w:rPr>
-        <w:t xml:space="preserve">Q: Does AAFL replace ADDIE?</w:t>
-      </w:r>
-    </w:p>
-    <w:p>
-      <w:pPr>
-        <w:pStyle w:val="BodyText"/>
-      </w:pPr>
-      <w:r>
-        <w:t xml:space="preserve">No. AAFL preserves ADDIE's five-phase spine and adds three cross-cutting layers, an inner Translator's Loop, and the eight HITL gates. ADDIE Guide remains the reference (the dictionary); AAFL is the operating manual (how to use the dictionary in the agent era). The framework is continuity-with-evolution, not replacement.</w:t>
-      </w:r>
-    </w:p>
-    <w:p>
-      <w:pPr>
-        <w:pStyle w:val="BodyText"/>
-      </w:pPr>
-      <w:r>
-        <w:rPr>
-          <w:b/>
-          <w:bCs/>
-        </w:rPr>
-        <w:t xml:space="preserve">Q: What is the framework's organizing outcome, and why is it not learning attainment?</w:t>
-      </w:r>
-    </w:p>
-    <w:p>
-      <w:pPr>
-        <w:pStyle w:val="BodyText"/>
-      </w:pPr>
-      <w:r>
-        <w:t xml:space="preserve">Workplace performance — measured as time-to-competency, error rate, throughput, transfer-to-job, and retention. This is Kirkpatrick L3/L4 territory rather than L1, and it places AAFL inside the performance-oriented tradition of L&amp;D rather than the course-completion tradition. The agent era makes the choice of organizing outcome consequential because agents optimize whatever they are told to optimize: a rubric measuring completion produces courses optimized for completion; a rubric measuring transfer produces courses oriented toward transfer.</w:t>
-      </w:r>
-    </w:p>
-    <w:p>
-      <w:pPr>
-        <w:pStyle w:val="BodyText"/>
-      </w:pPr>
-      <w:r>
-        <w:rPr>
-          <w:b/>
-          <w:bCs/>
-        </w:rPr>
-        <w:t xml:space="preserve">Q: Is AAFL appropriate for K-12 education?</w:t>
-      </w:r>
-    </w:p>
-    <w:p>
-      <w:pPr>
-        <w:pStyle w:val="BodyText"/>
-      </w:pPr>
-      <w:r>
-        <w:t xml:space="preserve">The framework is designed for workplace performance contexts (federal training, corporate L&amp;D, higher-ed-to-workplace pipelines). K-12 has different stakeholder structures, different consequence spaces, and different regulatory regimes (FERPA, COPPA). The gate taxonomy and the eval framework's construct-validity dimension are transferable, but the PRS-caps-by-classification framing does not map cleanly. K-12-specific application would require its own work.</w:t>
-      </w:r>
-    </w:p>
-    <w:p>
-      <w:pPr>
-        <w:pStyle w:val="BodyText"/>
-      </w:pPr>
-      <w:r>
-        <w:rPr>
-          <w:b/>
-          <w:bCs/>
-        </w:rPr>
-        <w:t xml:space="preserve">Q: Does AAFL require any specific tooling or platform?</w:t>
-      </w:r>
-    </w:p>
-    <w:p>
-      <w:pPr>
-        <w:pStyle w:val="BodyText"/>
-      </w:pPr>
-      <w:r>
-        <w:t xml:space="preserve">No. The framework is platform-agnostic. The Orchestration Layer can be operated manually, with workflow tools, or with multi-agent harnesses. The Evaluation-as-Spec Layer requires a documented rubric — the format is up to the implementer. The Governance Layer requires audit trail capability that organizations operating under federal accreditation already have.</w:t>
-      </w:r>
-    </w:p>
-    <w:p>
-      <w:pPr>
-        <w:pStyle w:val="BodyText"/>
-      </w:pPr>
-      <w:r>
-        <w:rPr>
-          <w:b/>
-          <w:bCs/>
-        </w:rPr>
-        <w:t xml:space="preserve">Q: What's the path for an organization currently at PRS-1 (Assistant)?</w:t>
-      </w:r>
-    </w:p>
-    <w:p>
-      <w:pPr>
-        <w:pStyle w:val="BodyText"/>
-      </w:pPr>
-      <w:r>
-        <w:t xml:space="preserve">Audit your governance discipline first (can you reliably operate the audit trail at PRS-1? Are gate decisions logged?). Then identify a pilot scope at PRS-2 (one course, one item bank, one storyboard pipeline). Build out the Evaluation-as-Spec discipline before lifting to a higher PRS level (rubric authored at Gate 2 on the pilot scope before any agent runs). Move to PRS-3 only after PRS-2 has been operational across multiple deliverables and the gate-flagging discipline is reliable.</w:t>
-      </w:r>
-    </w:p>
-    <w:p>
-      <w:pPr>
-        <w:pStyle w:val="BodyText"/>
-      </w:pPr>
-      <w:r>
-        <w:rPr>
-          <w:b/>
-          <w:bCs/>
-        </w:rPr>
-        <w:t xml:space="preserve">Q: What are the failure modes of trying to operate AAFL at the wrong PRS level?</w:t>
-      </w:r>
-    </w:p>
-    <w:p>
-      <w:pPr>
-        <w:pStyle w:val="BodyText"/>
-      </w:pPr>
-      <w:r>
-        <w:t xml:space="preserve">Operating below your appropriate level wastes agent capacity (you're paying for human review that a higher PRS level would automate). Operating above your appropriate level fails the audit trail (you can't produce the documentation an accreditation review demands). Both failure modes are real; the second is more dangerous because it's harder to detect until something goes wrong.</w:t>
-      </w:r>
-    </w:p>
-    <w:p>
-      <w:pPr>
-        <w:pStyle w:val="BodyText"/>
-      </w:pPr>
-      <w:r>
-        <w:rPr>
-          <w:b/>
-          <w:bCs/>
-        </w:rPr>
-        <w:t xml:space="preserve">Q: How is AAFL related to the Anthropic AI Fluency framework (4Ds)?</w:t>
-      </w:r>
-    </w:p>
-    <w:p>
-      <w:pPr>
-        <w:pStyle w:val="BodyText"/>
-      </w:pPr>
-      <w:r>
-        <w:t xml:space="preserve">The 4Ds (Delegation, Description, Discernment, Diligence) are practitioner</w:t>
-      </w:r>
-      <w:r>
-        <w:t xml:space="preserve"> </w:t>
-      </w:r>
-      <w:r>
-        <w:rPr>
-          <w:i/>
-          <w:iCs/>
-        </w:rPr>
-        <w:t xml:space="preserve">competencies</w:t>
-      </w:r>
-      <w:r>
-        <w:t xml:space="preserve">. AAFL is the</w:t>
-      </w:r>
-      <w:r>
-        <w:t xml:space="preserve"> </w:t>
-      </w:r>
-      <w:r>
-        <w:rPr>
-          <w:i/>
-          <w:iCs/>
-        </w:rPr>
-        <w:t xml:space="preserve">process</w:t>
-      </w:r>
-      <w:r>
-        <w:t xml:space="preserve"> </w:t>
-      </w:r>
-      <w:r>
-        <w:t xml:space="preserve">those competencies operate within. Discernment lives at every HITL gate; Delegation defines the agent-vs-human task split; Description is how you brief an agent at any gate; Diligence is the audit trail the Governance Layer records. The frameworks are layered, not competing. Practitioners trained in AI Fluency operate AAFL natively.</w:t>
-      </w:r>
-    </w:p>
-    <w:p>
-      <w:r>
-        <w:pict>
-          <v:rect style="width:0;height:1.5pt" o:hralign="center" o:hrstd="t" o:hr="t"/>
-        </w:pict>
-      </w:r>
-    </w:p>
-    <w:bookmarkEnd w:id="92"/>
-    <w:bookmarkStart w:id="110" w:name="X2155e44738e179b5a4cc15f0c2044a2b166f8ca"/>
-    <w:p>
-      <w:pPr>
-        <w:pStyle w:val="Heading2"/>
-      </w:pPr>
-      <w:r>
-        <w:t xml:space="preserve">§14. Bibliography</w:t>
+        <w:t xml:space="preserve">§13. Bibliography</w:t>
       </w:r>
     </w:p>
     <w:p>
@@ -8959,6 +9546,38 @@
         <w:pStyle w:val="BodyText"/>
       </w:pPr>
       <w:r>
+        <w:t xml:space="preserve">Baldwin, T. T. &amp; Ford, J. K. (1988). Transfer of training: A review and directions for future research.</w:t>
+      </w:r>
+      <w:r>
+        <w:t xml:space="preserve"> </w:t>
+      </w:r>
+      <w:r>
+        <w:rPr>
+          <w:i/>
+          <w:iCs/>
+        </w:rPr>
+        <w:t xml:space="preserve">Personnel Psychology</w:t>
+      </w:r>
+      <w:r>
+        <w:t xml:space="preserve">, 41(1), 63–105.</w:t>
+      </w:r>
+      <w:r>
+        <w:t xml:space="preserve"> </w:t>
+      </w:r>
+      <w:hyperlink r:id="rId96">
+        <w:r>
+          <w:rPr>
+            <w:rStyle w:val="Hyperlink"/>
+          </w:rPr>
+          <w:t xml:space="preserve">https://doi.org/10.1111/j.1744-6570.1988.tb00632.x</w:t>
+        </w:r>
+      </w:hyperlink>
+    </w:p>
+    <w:p>
+      <w:pPr>
+        <w:pStyle w:val="BodyText"/>
+      </w:pPr>
+      <w:r>
         <w:t xml:space="preserve">Branson, R. K., Rayner, G. T., Cox, J. L., Furman, J. P., King, F. J., &amp; Hannum, W. H. (1975).</w:t>
       </w:r>
       <w:r>
@@ -9022,7 +9641,7 @@
       <w:r>
         <w:t xml:space="preserve"> </w:t>
       </w:r>
-      <w:hyperlink r:id="rId96">
+      <w:hyperlink r:id="rId97">
         <w:r>
           <w:rPr>
             <w:rStyle w:val="Hyperlink"/>
@@ -9036,6 +9655,38 @@
         <w:pStyle w:val="BodyText"/>
       </w:pPr>
       <w:r>
+        <w:t xml:space="preserve">Burke, L. A. &amp; Hutchins, H. M. (2007). Training transfer: An integrative literature review.</w:t>
+      </w:r>
+      <w:r>
+        <w:t xml:space="preserve"> </w:t>
+      </w:r>
+      <w:r>
+        <w:rPr>
+          <w:i/>
+          <w:iCs/>
+        </w:rPr>
+        <w:t xml:space="preserve">Human Resource Development Review</w:t>
+      </w:r>
+      <w:r>
+        <w:t xml:space="preserve">, 6(3), 263–296.</w:t>
+      </w:r>
+      <w:r>
+        <w:t xml:space="preserve"> </w:t>
+      </w:r>
+      <w:hyperlink r:id="rId98">
+        <w:r>
+          <w:rPr>
+            <w:rStyle w:val="Hyperlink"/>
+          </w:rPr>
+          <w:t xml:space="preserve">https://doi.org/10.1177/1534484307303035</w:t>
+        </w:r>
+      </w:hyperlink>
+    </w:p>
+    <w:p>
+      <w:pPr>
+        <w:pStyle w:val="BodyText"/>
+      </w:pPr>
+      <w:r>
         <w:t xml:space="preserve">CAST. (2018).</w:t>
       </w:r>
       <w:r>
@@ -9054,7 +9705,7 @@
       <w:r>
         <w:t xml:space="preserve"> </w:t>
       </w:r>
-      <w:hyperlink r:id="rId97">
+      <w:hyperlink r:id="rId99">
         <w:r>
           <w:rPr>
             <w:rStyle w:val="Hyperlink"/>
@@ -9086,7 +9737,7 @@
       <w:r>
         <w:t xml:space="preserve"> </w:t>
       </w:r>
-      <w:hyperlink r:id="rId98">
+      <w:hyperlink r:id="rId100">
         <w:r>
           <w:rPr>
             <w:rStyle w:val="Hyperlink"/>
@@ -9118,7 +9769,7 @@
       <w:r>
         <w:t xml:space="preserve"> </w:t>
       </w:r>
-      <w:hyperlink r:id="rId99">
+      <w:hyperlink r:id="rId101">
         <w:r>
           <w:rPr>
             <w:rStyle w:val="Hyperlink"/>
@@ -9150,7 +9801,7 @@
       <w:r>
         <w:t xml:space="preserve"> </w:t>
       </w:r>
-      <w:hyperlink r:id="rId100">
+      <w:hyperlink r:id="rId102">
         <w:r>
           <w:rPr>
             <w:rStyle w:val="Hyperlink"/>
@@ -9185,6 +9836,38 @@
         <w:pStyle w:val="BodyText"/>
       </w:pPr>
       <w:r>
+        <w:t xml:space="preserve">Dane, A. V. &amp; Schneider, B. H. (1998). Program integrity in primary and early secondary prevention: Are implementation effects out of control?</w:t>
+      </w:r>
+      <w:r>
+        <w:t xml:space="preserve"> </w:t>
+      </w:r>
+      <w:r>
+        <w:rPr>
+          <w:i/>
+          <w:iCs/>
+        </w:rPr>
+        <w:t xml:space="preserve">Clinical Psychology Review</w:t>
+      </w:r>
+      <w:r>
+        <w:t xml:space="preserve">, 18(1), 23–45.</w:t>
+      </w:r>
+      <w:r>
+        <w:t xml:space="preserve"> </w:t>
+      </w:r>
+      <w:hyperlink r:id="rId103">
+        <w:r>
+          <w:rPr>
+            <w:rStyle w:val="Hyperlink"/>
+          </w:rPr>
+          <w:t xml:space="preserve">https://doi.org/10.1016/S0272-7358(97)00043-3</w:t>
+        </w:r>
+      </w:hyperlink>
+    </w:p>
+    <w:p>
+      <w:pPr>
+        <w:pStyle w:val="BodyText"/>
+      </w:pPr>
+      <w:r>
         <w:t xml:space="preserve">Dell'Acqua, F., McFowland III, E., Mollick, E. R., Lifshitz-Assaf, H., Kellogg, K., Rajendran, S., Krayer, L., Candelon, F., &amp; Lakhani, K. R. (2023).</w:t>
       </w:r>
       <w:r>
@@ -9203,7 +9886,7 @@
       <w:r>
         <w:t xml:space="preserve"> </w:t>
       </w:r>
-      <w:hyperlink r:id="rId101">
+      <w:hyperlink r:id="rId104">
         <w:r>
           <w:rPr>
             <w:rStyle w:val="Hyperlink"/>
@@ -9241,12 +9924,36 @@
         <w:pStyle w:val="BodyText"/>
       </w:pPr>
       <w:r>
+        <w:t xml:space="preserve">Driscoll, M. P. (2005).</w:t>
+      </w:r>
+      <w:r>
+        <w:t xml:space="preserve"> </w:t>
+      </w:r>
+      <w:r>
+        <w:rPr>
+          <w:i/>
+          <w:iCs/>
+        </w:rPr>
+        <w:t xml:space="preserve">Psychology of learning for instruction</w:t>
+      </w:r>
+      <w:r>
+        <w:t xml:space="preserve"> </w:t>
+      </w:r>
+      <w:r>
+        <w:t xml:space="preserve">(3rd ed.). Pearson.</w:t>
+      </w:r>
+    </w:p>
+    <w:p>
+      <w:pPr>
+        <w:pStyle w:val="BodyText"/>
+      </w:pPr>
+      <w:r>
         <w:t xml:space="preserve">EduPlanner research team. (2025). EduPlanner: A multi-agent system for instructional design optimization. arXiv.</w:t>
       </w:r>
       <w:r>
         <w:t xml:space="preserve"> </w:t>
       </w:r>
-      <w:hyperlink r:id="rId102">
+      <w:hyperlink r:id="rId105">
         <w:r>
           <w:rPr>
             <w:rStyle w:val="Hyperlink"/>
@@ -9260,6 +9967,38 @@
         <w:pStyle w:val="BodyText"/>
       </w:pPr>
       <w:r>
+        <w:t xml:space="preserve">EleutherAI. (2024).</w:t>
+      </w:r>
+      <w:r>
+        <w:t xml:space="preserve"> </w:t>
+      </w:r>
+      <w:r>
+        <w:rPr>
+          <w:i/>
+          <w:iCs/>
+        </w:rPr>
+        <w:t xml:space="preserve">lm-evaluation-harness: A framework for few-shot evaluation of language models</w:t>
+      </w:r>
+      <w:r>
+        <w:t xml:space="preserve">. GitHub.</w:t>
+      </w:r>
+      <w:r>
+        <w:t xml:space="preserve"> </w:t>
+      </w:r>
+      <w:hyperlink r:id="rId106">
+        <w:r>
+          <w:rPr>
+            <w:rStyle w:val="Hyperlink"/>
+          </w:rPr>
+          <w:t xml:space="preserve">https://github.com/EleutherAI/lm-evaluation-harness</w:t>
+        </w:r>
+      </w:hyperlink>
+    </w:p>
+    <w:p>
+      <w:pPr>
+        <w:pStyle w:val="BodyText"/>
+      </w:pPr>
+      <w:r>
         <w:t xml:space="preserve">Gagné, R. M. (1985).</w:t>
       </w:r>
       <w:r>
@@ -9315,6 +10054,27 @@
           <w:i/>
           <w:iCs/>
         </w:rPr>
+        <w:t xml:space="preserve">FRAME™: A 5-step method for integrating and scaling AI use in L&amp;D, without losing quality</w:t>
+      </w:r>
+      <w:r>
+        <w:t xml:space="preserve">. Self-published report. (Author copy on file with R. Bakshi.)</w:t>
+      </w:r>
+    </w:p>
+    <w:p>
+      <w:pPr>
+        <w:pStyle w:val="BodyText"/>
+      </w:pPr>
+      <w:r>
+        <w:t xml:space="preserve">Hardman, P. (2025b).</w:t>
+      </w:r>
+      <w:r>
+        <w:t xml:space="preserve"> </w:t>
+      </w:r>
+      <w:r>
+        <w:rPr>
+          <w:i/>
+          <w:iCs/>
+        </w:rPr>
         <w:t xml:space="preserve">Defining and navigating the jagged frontier in instructional design</w:t>
       </w:r>
       <w:r>
@@ -9323,7 +10083,7 @@
       <w:r>
         <w:t xml:space="preserve"> </w:t>
       </w:r>
-      <w:hyperlink r:id="rId103">
+      <w:hyperlink r:id="rId107">
         <w:r>
           <w:rPr>
             <w:rStyle w:val="Hyperlink"/>
@@ -9337,30 +10097,51 @@
         <w:pStyle w:val="BodyText"/>
       </w:pPr>
       <w:r>
-        <w:t xml:space="preserve">Hardman, P. (2025b).</w:t>
-      </w:r>
-      <w:r>
-        <w:t xml:space="preserve"> </w:t>
-      </w:r>
-      <w:r>
-        <w:rPr>
-          <w:i/>
-          <w:iCs/>
-        </w:rPr>
-        <w:t xml:space="preserve">AI in instructional design: 2025 reflections</w:t>
-      </w:r>
-      <w:r>
-        <w:t xml:space="preserve">. Substack.</w:t>
-      </w:r>
-      <w:r>
-        <w:t xml:space="preserve"> </w:t>
-      </w:r>
-      <w:hyperlink r:id="rId104">
+        <w:t xml:space="preserve">Holmes, W., Bialik, M., &amp; Fadel, C. (2019).</w:t>
+      </w:r>
+      <w:r>
+        <w:t xml:space="preserve"> </w:t>
+      </w:r>
+      <w:r>
+        <w:rPr>
+          <w:i/>
+          <w:iCs/>
+        </w:rPr>
+        <w:t xml:space="preserve">Artificial intelligence in education: Promises and implications for teaching and learning</w:t>
+      </w:r>
+      <w:r>
+        <w:t xml:space="preserve">. Center for Curriculum Redesign.</w:t>
+      </w:r>
+    </w:p>
+    <w:p>
+      <w:pPr>
+        <w:pStyle w:val="BodyText"/>
+      </w:pPr>
+      <w:r>
+        <w:t xml:space="preserve">Holton, E. F. III. (1996). The flawed four-level evaluation model.</w:t>
+      </w:r>
+      <w:r>
+        <w:t xml:space="preserve"> </w:t>
+      </w:r>
+      <w:r>
+        <w:rPr>
+          <w:i/>
+          <w:iCs/>
+        </w:rPr>
+        <w:t xml:space="preserve">Human Resource Development Quarterly</w:t>
+      </w:r>
+      <w:r>
+        <w:t xml:space="preserve">, 7(1), 5–21.</w:t>
+      </w:r>
+      <w:r>
+        <w:t xml:space="preserve"> </w:t>
+      </w:r>
+      <w:hyperlink r:id="rId108">
         <w:r>
           <w:rPr>
             <w:rStyle w:val="Hyperlink"/>
           </w:rPr>
-          <w:t xml:space="preserve">https://drphilippahardman.substack.com/p/ai-in-instructional-design-reflections</w:t>
+          <w:t xml:space="preserve">https://doi.org/10.1002/hrdq.3920070103</w:t>
         </w:r>
       </w:hyperlink>
     </w:p>
@@ -9369,27 +10150,6 @@
         <w:pStyle w:val="BodyText"/>
       </w:pPr>
       <w:r>
-        <w:t xml:space="preserve">Holmes, W., Bialik, M., &amp; Fadel, C. (2019).</w:t>
-      </w:r>
-      <w:r>
-        <w:t xml:space="preserve"> </w:t>
-      </w:r>
-      <w:r>
-        <w:rPr>
-          <w:i/>
-          <w:iCs/>
-        </w:rPr>
-        <w:t xml:space="preserve">Artificial intelligence in education: Promises and implications for teaching and learning</w:t>
-      </w:r>
-      <w:r>
-        <w:t xml:space="preserve">. Center for Curriculum Redesign.</w:t>
-      </w:r>
-    </w:p>
-    <w:p>
-      <w:pPr>
-        <w:pStyle w:val="BodyText"/>
-      </w:pPr>
-      <w:r>
         <w:t xml:space="preserve">Kirkpatrick, D. L. &amp; Kirkpatrick, J. D. (2016).</w:t>
       </w:r>
       <w:r>
@@ -9411,6 +10171,102 @@
         <w:pStyle w:val="BodyText"/>
       </w:pPr>
       <w:r>
+        <w:t xml:space="preserve">Kraiger, K., Ford, J. K., &amp; Salas, E. (1993). Application of cognitive, skill-based, and affective theories of learning outcomes to new methods of training evaluation.</w:t>
+      </w:r>
+      <w:r>
+        <w:t xml:space="preserve"> </w:t>
+      </w:r>
+      <w:r>
+        <w:rPr>
+          <w:i/>
+          <w:iCs/>
+        </w:rPr>
+        <w:t xml:space="preserve">Journal of Applied Psychology</w:t>
+      </w:r>
+      <w:r>
+        <w:t xml:space="preserve">, 78(2), 311–328.</w:t>
+      </w:r>
+      <w:r>
+        <w:t xml:space="preserve"> </w:t>
+      </w:r>
+      <w:hyperlink r:id="rId109">
+        <w:r>
+          <w:rPr>
+            <w:rStyle w:val="Hyperlink"/>
+          </w:rPr>
+          <w:t xml:space="preserve">https://doi.org/10.1037/0021-9010.78.2.311</w:t>
+        </w:r>
+      </w:hyperlink>
+    </w:p>
+    <w:p>
+      <w:pPr>
+        <w:pStyle w:val="BodyText"/>
+      </w:pPr>
+      <w:r>
+        <w:t xml:space="preserve">Liang, P., Bommasani, R., Lee, T., Tsipras, D., Soylu, D., Yasunaga, M., Zhang, Y., et al. (2023). Holistic evaluation of language models (HELM).</w:t>
+      </w:r>
+      <w:r>
+        <w:t xml:space="preserve"> </w:t>
+      </w:r>
+      <w:r>
+        <w:rPr>
+          <w:i/>
+          <w:iCs/>
+        </w:rPr>
+        <w:t xml:space="preserve">Transactions on Machine Learning Research</w:t>
+      </w:r>
+      <w:r>
+        <w:t xml:space="preserve">.</w:t>
+      </w:r>
+      <w:r>
+        <w:t xml:space="preserve"> </w:t>
+      </w:r>
+      <w:hyperlink r:id="rId110">
+        <w:r>
+          <w:rPr>
+            <w:rStyle w:val="Hyperlink"/>
+          </w:rPr>
+          <w:t xml:space="preserve">https://crfm.stanford.edu/helm/</w:t>
+        </w:r>
+      </w:hyperlink>
+    </w:p>
+    <w:p>
+      <w:pPr>
+        <w:pStyle w:val="BodyText"/>
+      </w:pPr>
+      <w:r>
+        <w:t xml:space="preserve">Liu, N. F., Lin, K., Hewitt, J., Paranjape, A., Bevilacqua, M., Petroni, F., &amp; Liang, P. (2023). Lost in the middle: How language models use long contexts.</w:t>
+      </w:r>
+      <w:r>
+        <w:t xml:space="preserve"> </w:t>
+      </w:r>
+      <w:r>
+        <w:rPr>
+          <w:i/>
+          <w:iCs/>
+        </w:rPr>
+        <w:t xml:space="preserve">Transactions of the Association for Computational Linguistics</w:t>
+      </w:r>
+      <w:r>
+        <w:t xml:space="preserve">, 12, 157–173.</w:t>
+      </w:r>
+      <w:r>
+        <w:t xml:space="preserve"> </w:t>
+      </w:r>
+      <w:hyperlink r:id="rId111">
+        <w:r>
+          <w:rPr>
+            <w:rStyle w:val="Hyperlink"/>
+          </w:rPr>
+          <w:t xml:space="preserve">https://arxiv.org/abs/2307.03172</w:t>
+        </w:r>
+      </w:hyperlink>
+    </w:p>
+    <w:p>
+      <w:pPr>
+        <w:pStyle w:val="BodyText"/>
+      </w:pPr>
+      <w:r>
         <w:t xml:space="preserve">Mager, R. F. (1962).</w:t>
       </w:r>
       <w:r>
@@ -9474,7 +10330,7 @@
       <w:r>
         <w:t xml:space="preserve"> </w:t>
       </w:r>
-      <w:hyperlink r:id="rId105">
+      <w:hyperlink r:id="rId112">
         <w:r>
           <w:rPr>
             <w:rStyle w:val="Hyperlink"/>
@@ -9488,6 +10344,30 @@
         <w:pStyle w:val="BodyText"/>
       </w:pPr>
       <w:r>
+        <w:t xml:space="preserve">Messick, S. (1989). Validity. In R. L. Linn (Ed.),</w:t>
+      </w:r>
+      <w:r>
+        <w:t xml:space="preserve"> </w:t>
+      </w:r>
+      <w:r>
+        <w:rPr>
+          <w:i/>
+          <w:iCs/>
+        </w:rPr>
+        <w:t xml:space="preserve">Educational measurement</w:t>
+      </w:r>
+      <w:r>
+        <w:t xml:space="preserve"> </w:t>
+      </w:r>
+      <w:r>
+        <w:t xml:space="preserve">(3rd ed., pp. 13–103). American Council on Education / Macmillan.</w:t>
+      </w:r>
+    </w:p>
+    <w:p>
+      <w:pPr>
+        <w:pStyle w:val="BodyText"/>
+      </w:pPr>
+      <w:r>
         <w:t xml:space="preserve">Meyer, A., Rose, D. H., &amp; Gordon, D. (2014).</w:t>
       </w:r>
       <w:r>
@@ -9509,6 +10389,27 @@
         <w:pStyle w:val="BodyText"/>
       </w:pPr>
       <w:r>
+        <w:t xml:space="preserve">Mollick, E. (2024).</w:t>
+      </w:r>
+      <w:r>
+        <w:t xml:space="preserve"> </w:t>
+      </w:r>
+      <w:r>
+        <w:rPr>
+          <w:i/>
+          <w:iCs/>
+        </w:rPr>
+        <w:t xml:space="preserve">Co-intelligence: Living and working with AI</w:t>
+      </w:r>
+      <w:r>
+        <w:t xml:space="preserve">. Portfolio. (Centaur / cyborg distinction; autonomy gradient.)</w:t>
+      </w:r>
+    </w:p>
+    <w:p>
+      <w:pPr>
+        <w:pStyle w:val="BodyText"/>
+      </w:pPr>
+      <w:r>
         <w:t xml:space="preserve">Moore, C. (2017, updated).</w:t>
       </w:r>
       <w:r>
@@ -9527,7 +10428,7 @@
       <w:r>
         <w:t xml:space="preserve"> </w:t>
       </w:r>
-      <w:hyperlink r:id="rId106">
+      <w:hyperlink r:id="rId113">
         <w:r>
           <w:rPr>
             <w:rStyle w:val="Hyperlink"/>
@@ -9562,6 +10463,38 @@
         <w:pStyle w:val="BodyText"/>
       </w:pPr>
       <w:r>
+        <w:t xml:space="preserve">National Institute of Standards and Technology. (2023).</w:t>
+      </w:r>
+      <w:r>
+        <w:t xml:space="preserve"> </w:t>
+      </w:r>
+      <w:r>
+        <w:rPr>
+          <w:i/>
+          <w:iCs/>
+        </w:rPr>
+        <w:t xml:space="preserve">Artificial Intelligence Risk Management Framework (AI RMF 1.0)</w:t>
+      </w:r>
+      <w:r>
+        <w:t xml:space="preserve">. NIST AI 100-1. U.S. Department of Commerce.</w:t>
+      </w:r>
+      <w:r>
+        <w:t xml:space="preserve"> </w:t>
+      </w:r>
+      <w:hyperlink r:id="rId114">
+        <w:r>
+          <w:rPr>
+            <w:rStyle w:val="Hyperlink"/>
+          </w:rPr>
+          <w:t xml:space="preserve">https://doi.org/10.6028/NIST.AI.100-1</w:t>
+        </w:r>
+      </w:hyperlink>
+    </w:p>
+    <w:p>
+      <w:pPr>
+        <w:pStyle w:val="BodyText"/>
+      </w:pPr>
+      <w:r>
         <w:t xml:space="preserve">Quality Matters. (2023).</w:t>
       </w:r>
       <w:r>
@@ -9583,7 +10516,7 @@
       <w:r>
         <w:t xml:space="preserve"> </w:t>
       </w:r>
-      <w:hyperlink r:id="rId107">
+      <w:hyperlink r:id="rId115">
         <w:r>
           <w:rPr>
             <w:rStyle w:val="Hyperlink"/>
@@ -9660,6 +10593,41 @@
         <w:pStyle w:val="BodyText"/>
       </w:pPr>
       <w:r>
+        <w:t xml:space="preserve">SAE International. (2021).</w:t>
+      </w:r>
+      <w:r>
+        <w:t xml:space="preserve"> </w:t>
+      </w:r>
+      <w:r>
+        <w:rPr>
+          <w:i/>
+          <w:iCs/>
+        </w:rPr>
+        <w:t xml:space="preserve">Taxonomy and definitions for terms related to driving automation systems for on-road motor vehicles</w:t>
+      </w:r>
+      <w:r>
+        <w:t xml:space="preserve"> </w:t>
+      </w:r>
+      <w:r>
+        <w:t xml:space="preserve">(J3016_202104). SAE International.</w:t>
+      </w:r>
+      <w:r>
+        <w:t xml:space="preserve"> </w:t>
+      </w:r>
+      <w:hyperlink r:id="rId116">
+        <w:r>
+          <w:rPr>
+            <w:rStyle w:val="Hyperlink"/>
+          </w:rPr>
+          <w:t xml:space="preserve">https://www.sae.org/standards/content/j3016_202104/</w:t>
+        </w:r>
+      </w:hyperlink>
+    </w:p>
+    <w:p>
+      <w:pPr>
+        <w:pStyle w:val="BodyText"/>
+      </w:pPr>
+      <w:r>
         <w:t xml:space="preserve">Saghafian, S., Bauer-Wolf, S., &amp; Donohue, K. (2024). Effective generative AI: The human-algorithm centaur.</w:t>
       </w:r>
       <w:r>
@@ -9678,7 +10646,7 @@
       <w:r>
         <w:t xml:space="preserve"> </w:t>
       </w:r>
-      <w:hyperlink r:id="rId108">
+      <w:hyperlink r:id="rId117">
         <w:r>
           <w:rPr>
             <w:rStyle w:val="Hyperlink"/>
@@ -9713,6 +10681,62 @@
         <w:pStyle w:val="BodyText"/>
       </w:pPr>
       <w:r>
+        <w:t xml:space="preserve">Smith, P. L. &amp; Ragan, T. J. (2005).</w:t>
+      </w:r>
+      <w:r>
+        <w:t xml:space="preserve"> </w:t>
+      </w:r>
+      <w:r>
+        <w:rPr>
+          <w:i/>
+          <w:iCs/>
+        </w:rPr>
+        <w:t xml:space="preserve">Instructional design</w:t>
+      </w:r>
+      <w:r>
+        <w:t xml:space="preserve"> </w:t>
+      </w:r>
+      <w:r>
+        <w:t xml:space="preserve">(3rd ed.). Wiley.</w:t>
+      </w:r>
+    </w:p>
+    <w:p>
+      <w:pPr>
+        <w:pStyle w:val="BodyText"/>
+      </w:pPr>
+      <w:r>
+        <w:t xml:space="preserve">Sweller, J. (2011). Cognitive load theory.</w:t>
+      </w:r>
+      <w:r>
+        <w:t xml:space="preserve"> </w:t>
+      </w:r>
+      <w:r>
+        <w:rPr>
+          <w:i/>
+          <w:iCs/>
+        </w:rPr>
+        <w:t xml:space="preserve">Psychology of Learning and Motivation</w:t>
+      </w:r>
+      <w:r>
+        <w:t xml:space="preserve">, 55, 37–76.</w:t>
+      </w:r>
+      <w:r>
+        <w:t xml:space="preserve"> </w:t>
+      </w:r>
+      <w:hyperlink r:id="rId118">
+        <w:r>
+          <w:rPr>
+            <w:rStyle w:val="Hyperlink"/>
+          </w:rPr>
+          <w:t xml:space="preserve">https://doi.org/10.1016/B978-0-12-387691-1.00002-8</w:t>
+        </w:r>
+      </w:hyperlink>
+    </w:p>
+    <w:p>
+      <w:pPr>
+        <w:pStyle w:val="BodyText"/>
+      </w:pPr>
+      <w:r>
         <w:t xml:space="preserve">Web Content Accessibility Guidelines (WCAG) 2.1. (2018, updated).</w:t>
       </w:r>
       <w:r>
@@ -9731,7 +10755,7 @@
       <w:r>
         <w:t xml:space="preserve"> </w:t>
       </w:r>
-      <w:hyperlink r:id="rId109">
+      <w:hyperlink r:id="rId119">
         <w:r>
           <w:rPr>
             <w:rStyle w:val="Hyperlink"/>
@@ -9768,8 +10792,8 @@
         </w:pict>
       </w:r>
     </w:p>
-    <w:bookmarkEnd w:id="110"/>
-    <w:bookmarkStart w:id="112" w:name="about-the-author"/>
+    <w:bookmarkEnd w:id="120"/>
+    <w:bookmarkStart w:id="122" w:name="about-the-author"/>
     <w:p>
       <w:pPr>
         <w:pStyle w:val="Heading2"/>
@@ -9798,7 +10822,7 @@
       <w:r>
         <w:t xml:space="preserve"> </w:t>
       </w:r>
-      <w:hyperlink r:id="rId111">
+      <w:hyperlink r:id="rId121">
         <w:r>
           <w:rPr>
             <w:rStyle w:val="Hyperlink"/>
@@ -9838,8 +10862,8 @@
         </w:pict>
       </w:r>
     </w:p>
-    <w:bookmarkEnd w:id="112"/>
-    <w:bookmarkStart w:id="113" w:name="appendix-a-acronym-glossary"/>
+    <w:bookmarkEnd w:id="122"/>
+    <w:bookmarkStart w:id="123" w:name="appendix-a-acronym-glossary"/>
     <w:p>
       <w:pPr>
         <w:pStyle w:val="Heading2"/>
@@ -11015,8 +12039,8 @@
         </w:pict>
       </w:r>
     </w:p>
-    <w:bookmarkEnd w:id="113"/>
-    <w:bookmarkStart w:id="115" w:name="X370634ec183ad269684185c9ef9e23d5bc61f86"/>
+    <w:bookmarkEnd w:id="123"/>
+    <w:bookmarkStart w:id="125" w:name="X370634ec183ad269684185c9ef9e23d5bc61f86"/>
     <w:p>
       <w:pPr>
         <w:pStyle w:val="Heading2"/>
@@ -12183,7 +13207,7 @@
         </w:tc>
       </w:tr>
     </w:tbl>
-    <w:bookmarkStart w:id="114" w:name="reading-the-scan"/>
+    <w:bookmarkStart w:id="124" w:name="reading-the-scan"/>
     <w:p>
       <w:pPr>
         <w:pStyle w:val="Heading3"/>
@@ -12310,9 +13334,9 @@
         <w:t xml:space="preserve">Whitepaper v1.2 · 2026-05-14 · © Ruchir Bakshi 2026 · all rights reserved · suggested citation: Bakshi, R. (2026). AAFL: An Agent-Augmented Framework for Learning (v1.2). instructionalai.org.</w:t>
       </w:r>
     </w:p>
-    <w:bookmarkEnd w:id="114"/>
-    <w:bookmarkEnd w:id="115"/>
-    <w:bookmarkEnd w:id="116"/>
+    <w:bookmarkEnd w:id="124"/>
+    <w:bookmarkEnd w:id="125"/>
+    <w:bookmarkEnd w:id="126"/>
     <w:sectPr>
       <w:footnotePr>
         <w:numRestart w:val="eachSect"/>
